--- a/Document/02_Requirements/HCMS_SRS_v0.1.docx
+++ b/Document/02_Requirements/HCMS_SRS_v0.1.docx
@@ -5412,6 +5412,7 @@
       <w:r>
         <w:rPr>
           <w:i/>
+          <w:noProof/>
         </w:rPr>
         <w:drawing>
           <wp:inline distT="0" distB="0" distL="0" distR="0" wp14:anchorId="1D530C54" wp14:editId="5E7DFB83">
@@ -5488,6 +5489,7 @@
       <w:r>
         <w:rPr>
           <w:i/>
+          <w:noProof/>
         </w:rPr>
         <w:drawing>
           <wp:inline distT="0" distB="0" distL="0" distR="0" wp14:anchorId="4F4B7E1C" wp14:editId="0AC5DBBC">
@@ -5540,17 +5542,14 @@
         <w:t>.2.3</w:t>
       </w:r>
       <w:r>
-        <w:t xml:space="preserve"> </w:t>
-      </w:r>
-      <w:r>
-        <w:t xml:space="preserve">UCs for </w:t>
-      </w:r>
-      <w:r>
-        <w:t>Doctors</w:t>
+        <w:t xml:space="preserve"> UCs for Doctors</w:t>
       </w:r>
     </w:p>
     <w:p>
       <w:r>
+        <w:rPr>
+          <w:noProof/>
+        </w:rPr>
         <w:drawing>
           <wp:inline distT="0" distB="0" distL="0" distR="0" wp14:anchorId="5216246C" wp14:editId="7F6D5F4C">
             <wp:extent cx="5746750" cy="3382010"/>
@@ -5613,25 +5612,74 @@
         <w:jc w:val="center"/>
       </w:pPr>
       <w:r>
-        <w:rPr>
-          <w:noProof/>
-        </w:rPr>
         <w:drawing>
-          <wp:inline distT="0" distB="0" distL="0" distR="0" wp14:anchorId="6BC7E3FB" wp14:editId="6E821116">
-            <wp:extent cx="5763629" cy="2462474"/>
-            <wp:effectExtent l="0" t="0" r="0" b="0"/>
-            <wp:docPr id="29" name="image10.png"/>
-            <wp:cNvGraphicFramePr/>
+          <wp:inline distT="0" distB="0" distL="0" distR="0" wp14:anchorId="6750E613" wp14:editId="1F62B073">
+            <wp:extent cx="6098098" cy="1578634"/>
+            <wp:effectExtent l="0" t="0" r="0" b="2540"/>
+            <wp:docPr id="1425770865" name="Picture 1"/>
+            <wp:cNvGraphicFramePr>
+              <a:graphicFrameLocks xmlns:a="http://schemas.openxmlformats.org/drawingml/2006/main" noChangeAspect="1"/>
+            </wp:cNvGraphicFramePr>
             <a:graphic xmlns:a="http://schemas.openxmlformats.org/drawingml/2006/main">
               <a:graphicData uri="http://schemas.openxmlformats.org/drawingml/2006/picture">
                 <pic:pic xmlns:pic="http://schemas.openxmlformats.org/drawingml/2006/picture">
                   <pic:nvPicPr>
-                    <pic:cNvPr id="0" name="image10.png"/>
-                    <pic:cNvPicPr preferRelativeResize="0"/>
+                    <pic:cNvPr id="1425770865" name=""/>
+                    <pic:cNvPicPr/>
+                  </pic:nvPicPr>
+                  <pic:blipFill rotWithShape="1">
+                    <a:blip r:embed="rId16"/>
+                    <a:srcRect l="2253" t="-1" r="4379" b="5756"/>
+                    <a:stretch>
+                      <a:fillRect/>
+                    </a:stretch>
+                  </pic:blipFill>
+                  <pic:spPr bwMode="auto">
+                    <a:xfrm>
+                      <a:off x="0" y="0"/>
+                      <a:ext cx="6112297" cy="1582310"/>
+                    </a:xfrm>
+                    <a:prstGeom prst="rect">
+                      <a:avLst/>
+                    </a:prstGeom>
+                    <a:ln>
+                      <a:noFill/>
+                    </a:ln>
+                    <a:extLst>
+                      <a:ext uri="{53640926-AAD7-44D8-BBD7-CCE9431645EC}">
+                        <a14:shadowObscured xmlns:a14="http://schemas.microsoft.com/office/drawing/2010/main"/>
+                      </a:ext>
+                    </a:extLst>
+                  </pic:spPr>
+                </pic:pic>
+              </a:graphicData>
+            </a:graphic>
+          </wp:inline>
+        </w:drawing>
+      </w:r>
+    </w:p>
+    <w:p>
+      <w:pPr>
+        <w:jc w:val="center"/>
+      </w:pPr>
+      <w:r>
+        <w:drawing>
+          <wp:inline distT="0" distB="0" distL="0" distR="0" wp14:anchorId="3FFCE791" wp14:editId="3625525B">
+            <wp:extent cx="5961825" cy="3001993"/>
+            <wp:effectExtent l="0" t="0" r="1270" b="8255"/>
+            <wp:docPr id="2054810808" name="Picture 1"/>
+            <wp:cNvGraphicFramePr>
+              <a:graphicFrameLocks xmlns:a="http://schemas.openxmlformats.org/drawingml/2006/main" noChangeAspect="1"/>
+            </wp:cNvGraphicFramePr>
+            <a:graphic xmlns:a="http://schemas.openxmlformats.org/drawingml/2006/main">
+              <a:graphicData uri="http://schemas.openxmlformats.org/drawingml/2006/picture">
+                <pic:pic xmlns:pic="http://schemas.openxmlformats.org/drawingml/2006/picture">
+                  <pic:nvPicPr>
+                    <pic:cNvPr id="2054810808" name=""/>
+                    <pic:cNvPicPr/>
                   </pic:nvPicPr>
                   <pic:blipFill>
-                    <a:blip r:embed="rId16"/>
-                    <a:srcRect/>
+                    <a:blip r:embed="rId17"/>
                     <a:stretch>
                       <a:fillRect/>
                     </a:stretch>
@@ -5639,12 +5687,53 @@
                   <pic:spPr>
                     <a:xfrm>
                       <a:off x="0" y="0"/>
-                      <a:ext cx="5763629" cy="2462474"/>
+                      <a:ext cx="5964822" cy="3003502"/>
                     </a:xfrm>
                     <a:prstGeom prst="rect">
                       <a:avLst/>
                     </a:prstGeom>
-                    <a:ln/>
+                  </pic:spPr>
+                </pic:pic>
+              </a:graphicData>
+            </a:graphic>
+          </wp:inline>
+        </w:drawing>
+      </w:r>
+    </w:p>
+    <w:p>
+      <w:pPr>
+        <w:jc w:val="center"/>
+      </w:pPr>
+      <w:r>
+        <w:drawing>
+          <wp:inline distT="0" distB="0" distL="0" distR="0" wp14:anchorId="6D5CEC33" wp14:editId="2E946351">
+            <wp:extent cx="5911081" cy="2622430"/>
+            <wp:effectExtent l="0" t="0" r="0" b="6985"/>
+            <wp:docPr id="1079355304" name="Picture 1"/>
+            <wp:cNvGraphicFramePr>
+              <a:graphicFrameLocks xmlns:a="http://schemas.openxmlformats.org/drawingml/2006/main" noChangeAspect="1"/>
+            </wp:cNvGraphicFramePr>
+            <a:graphic xmlns:a="http://schemas.openxmlformats.org/drawingml/2006/main">
+              <a:graphicData uri="http://schemas.openxmlformats.org/drawingml/2006/picture">
+                <pic:pic xmlns:pic="http://schemas.openxmlformats.org/drawingml/2006/picture">
+                  <pic:nvPicPr>
+                    <pic:cNvPr id="1079355304" name=""/>
+                    <pic:cNvPicPr/>
+                  </pic:nvPicPr>
+                  <pic:blipFill>
+                    <a:blip r:embed="rId18"/>
+                    <a:stretch>
+                      <a:fillRect/>
+                    </a:stretch>
+                  </pic:blipFill>
+                  <pic:spPr>
+                    <a:xfrm>
+                      <a:off x="0" y="0"/>
+                      <a:ext cx="5915906" cy="2624570"/>
+                    </a:xfrm>
+                    <a:prstGeom prst="rect">
+                      <a:avLst/>
+                    </a:prstGeom>
                   </pic:spPr>
                 </pic:pic>
               </a:graphicData>
@@ -5915,6 +6004,7 @@
               <w:rPr>
                 <w:color w:val="000000"/>
               </w:rPr>
+              <w:lastRenderedPageBreak/>
               <w:t>&lt;&lt;Screen Name2&gt;&gt;</w:t>
             </w:r>
           </w:p>
@@ -6356,50 +6446,6 @@
     </w:p>
     <w:p>
       <w:pPr>
-        <w:rPr>
-          <w:i/>
-          <w:color w:val="0000FF"/>
-        </w:rPr>
-      </w:pPr>
-      <w:r>
-        <w:rPr>
-          <w:i/>
-          <w:color w:val="0000FF"/>
-        </w:rPr>
-        <w:t xml:space="preserve">[Provide the </w:t>
-      </w:r>
-      <w:r>
-        <w:rPr>
-          <w:b/>
-          <w:i/>
-          <w:color w:val="0000FF"/>
-        </w:rPr>
-        <w:t>ERD</w:t>
-      </w:r>
-      <w:r>
-        <w:rPr>
-          <w:i/>
-          <w:color w:val="0000FF"/>
-        </w:rPr>
-        <w:t xml:space="preserve"> </w:t>
-      </w:r>
-      <w:r>
-        <w:rPr>
-          <w:i/>
-          <w:color w:val="0000FF"/>
-        </w:rPr>
-        <w:t xml:space="preserve">using the Crow-Foot notation </w:t>
-      </w:r>
-      <w:r>
-        <w:rPr>
-          <w:i/>
-          <w:color w:val="0000FF"/>
-        </w:rPr>
-        <w:t>and the entity descriptions as below]</w:t>
-      </w:r>
-    </w:p>
-    <w:p>
-      <w:pPr>
         <w:jc w:val="center"/>
       </w:pPr>
       <w:r>
@@ -6420,7 +6466,7 @@
                     <pic:cNvPicPr preferRelativeResize="0"/>
                   </pic:nvPicPr>
                   <pic:blipFill>
-                    <a:blip r:embed="rId17"/>
+                    <a:blip r:embed="rId19"/>
                     <a:srcRect/>
                     <a:stretch>
                       <a:fillRect/>
@@ -6455,7 +6501,6 @@
           <w:b/>
           <w:u w:val="single"/>
         </w:rPr>
-        <w:lastRenderedPageBreak/>
         <w:t xml:space="preserve">Entities </w:t>
       </w:r>
       <w:r>
@@ -7018,6 +7063,7 @@
               <w:jc w:val="right"/>
             </w:pPr>
             <w:r>
+              <w:lastRenderedPageBreak/>
               <w:t xml:space="preserve">Alternative </w:t>
             </w:r>
             <w:r>
@@ -7260,7 +7306,6 @@
         <w:ind w:left="567" w:hanging="283"/>
       </w:pPr>
       <w:r>
-        <w:lastRenderedPageBreak/>
         <w:t>Any anticipated error conditions that could occur during execution of the use case and how the system is to respond to those conditions.</w:t>
       </w:r>
     </w:p>
@@ -7800,6 +7845,7 @@
               <w:jc w:val="right"/>
             </w:pPr>
             <w:r>
+              <w:lastRenderedPageBreak/>
               <w:t>Alternative Sequences/Flows</w:t>
             </w:r>
           </w:p>
@@ -9233,7 +9279,7 @@
                     <pic:cNvPicPr preferRelativeResize="0"/>
                   </pic:nvPicPr>
                   <pic:blipFill>
-                    <a:blip r:embed="rId18"/>
+                    <a:blip r:embed="rId20"/>
                     <a:srcRect/>
                     <a:stretch>
                       <a:fillRect/>
@@ -9564,7 +9610,7 @@
                     <pic:cNvPicPr preferRelativeResize="0"/>
                   </pic:nvPicPr>
                   <pic:blipFill>
-                    <a:blip r:embed="rId19"/>
+                    <a:blip r:embed="rId21"/>
                     <a:srcRect/>
                     <a:stretch>
                       <a:fillRect/>
@@ -12203,7 +12249,7 @@
       <w:bookmarkEnd w:id="46"/>
     </w:p>
     <w:sectPr>
-      <w:footerReference w:type="default" r:id="rId20"/>
+      <w:footerReference w:type="default" r:id="rId22"/>
       <w:pgSz w:w="11906" w:h="16838"/>
       <w:pgMar w:top="1440" w:right="1416" w:bottom="1440" w:left="1440" w:header="708" w:footer="708" w:gutter="0"/>
       <w:pgNumType w:start="1"/>

--- a/Document/02_Requirements/HCMS_SRS_v0.1.docx
+++ b/Document/02_Requirements/HCMS_SRS_v0.1.docx
@@ -3507,28 +3507,12 @@
         <w:lastRenderedPageBreak/>
         <w:t xml:space="preserve">1.2.3 </w:t>
       </w:r>
-      <w:proofErr w:type="spellStart"/>
       <w:r>
         <w:rPr>
           <w:lang w:val="vi-VN"/>
         </w:rPr>
-        <w:t>Streamlined</w:t>
-      </w:r>
-      <w:proofErr w:type="spellEnd"/>
-      <w:r>
-        <w:rPr>
-          <w:lang w:val="vi-VN"/>
-        </w:rPr>
-        <w:t xml:space="preserve"> 1-Click </w:t>
-      </w:r>
-      <w:proofErr w:type="spellStart"/>
-      <w:r>
-        <w:rPr>
-          <w:lang w:val="vi-VN"/>
-        </w:rPr>
-        <w:t>Checkout</w:t>
-      </w:r>
-      <w:proofErr w:type="spellEnd"/>
+        <w:t>Streamlined 1-Click Checkout</w:t>
+      </w:r>
     </w:p>
     <w:p>
       <w:r>
@@ -5612,6 +5596,9 @@
         <w:jc w:val="center"/>
       </w:pPr>
       <w:r>
+        <w:rPr>
+          <w:noProof/>
+        </w:rPr>
         <w:drawing>
           <wp:inline distT="0" distB="0" distL="0" distR="0" wp14:anchorId="6750E613" wp14:editId="1F62B073">
             <wp:extent cx="6098098" cy="1578634"/>
@@ -5663,6 +5650,9 @@
         <w:jc w:val="center"/>
       </w:pPr>
       <w:r>
+        <w:rPr>
+          <w:noProof/>
+        </w:rPr>
         <w:drawing>
           <wp:inline distT="0" distB="0" distL="0" distR="0" wp14:anchorId="3FFCE791" wp14:editId="3625525B">
             <wp:extent cx="5961825" cy="3001993"/>
@@ -5705,6 +5695,9 @@
         <w:jc w:val="center"/>
       </w:pPr>
       <w:r>
+        <w:rPr>
+          <w:noProof/>
+        </w:rPr>
         <w:drawing>
           <wp:inline distT="0" distB="0" distL="0" distR="0" wp14:anchorId="6D5CEC33" wp14:editId="2E946351">
             <wp:extent cx="5911081" cy="2622430"/>
@@ -6185,39 +6178,7 @@
           <w:i/>
           <w:color w:val="0000FF"/>
         </w:rPr>
-        <w:t xml:space="preserve">[Provide the descriptions for the non-screen system functions, </w:t>
-      </w:r>
-      <w:proofErr w:type="spellStart"/>
-      <w:r>
-        <w:rPr>
-          <w:i/>
-          <w:color w:val="0000FF"/>
-        </w:rPr>
-        <w:t>i.e</w:t>
-      </w:r>
-      <w:proofErr w:type="spellEnd"/>
-      <w:r>
-        <w:rPr>
-          <w:i/>
-          <w:color w:val="0000FF"/>
-        </w:rPr>
-        <w:t xml:space="preserve"> batch/</w:t>
-      </w:r>
-      <w:proofErr w:type="spellStart"/>
-      <w:r>
-        <w:rPr>
-          <w:i/>
-          <w:color w:val="0000FF"/>
-        </w:rPr>
-        <w:t>cron</w:t>
-      </w:r>
-      <w:proofErr w:type="spellEnd"/>
-      <w:r>
-        <w:rPr>
-          <w:i/>
-          <w:color w:val="0000FF"/>
-        </w:rPr>
-        <w:t xml:space="preserve"> job, service, API, etc.]</w:t>
+        <w:t>[Provide the descriptions for the non-screen system functions, i.e batch/cron job, service, API, etc.]</w:t>
       </w:r>
     </w:p>
     <w:tbl>
@@ -6449,25 +6410,23 @@
         <w:jc w:val="center"/>
       </w:pPr>
       <w:r>
-        <w:rPr>
-          <w:noProof/>
-        </w:rPr>
         <w:drawing>
-          <wp:inline distT="0" distB="0" distL="0" distR="0" wp14:anchorId="0ED67168" wp14:editId="53C9525C">
-            <wp:extent cx="5343525" cy="2371725"/>
-            <wp:effectExtent l="0" t="0" r="9525" b="9525"/>
-            <wp:docPr id="32" name="image12.png"/>
-            <wp:cNvGraphicFramePr/>
+          <wp:inline distT="0" distB="0" distL="0" distR="0" wp14:anchorId="543CF779" wp14:editId="66794E09">
+            <wp:extent cx="5746750" cy="3658235"/>
+            <wp:effectExtent l="0" t="0" r="6350" b="0"/>
+            <wp:docPr id="227748167" name="Picture 1"/>
+            <wp:cNvGraphicFramePr>
+              <a:graphicFrameLocks xmlns:a="http://schemas.openxmlformats.org/drawingml/2006/main" noChangeAspect="1"/>
+            </wp:cNvGraphicFramePr>
             <a:graphic xmlns:a="http://schemas.openxmlformats.org/drawingml/2006/main">
               <a:graphicData uri="http://schemas.openxmlformats.org/drawingml/2006/picture">
                 <pic:pic xmlns:pic="http://schemas.openxmlformats.org/drawingml/2006/picture">
                   <pic:nvPicPr>
-                    <pic:cNvPr id="0" name="image12.png"/>
-                    <pic:cNvPicPr preferRelativeResize="0"/>
+                    <pic:cNvPr id="227748167" name=""/>
+                    <pic:cNvPicPr/>
                   </pic:nvPicPr>
                   <pic:blipFill>
                     <a:blip r:embed="rId19"/>
-                    <a:srcRect/>
                     <a:stretch>
                       <a:fillRect/>
                     </a:stretch>
@@ -6475,12 +6434,11 @@
                   <pic:spPr>
                     <a:xfrm>
                       <a:off x="0" y="0"/>
-                      <a:ext cx="5366353" cy="2381857"/>
+                      <a:ext cx="5746750" cy="3658235"/>
                     </a:xfrm>
                     <a:prstGeom prst="rect">
                       <a:avLst/>
                     </a:prstGeom>
-                    <a:ln/>
                   </pic:spPr>
                 </pic:pic>
               </a:graphicData>
@@ -6833,23 +6791,7 @@
           <w:i/>
           <w:color w:val="0000FF"/>
         </w:rPr>
-        <w:t>. Other UCs (</w:t>
-      </w:r>
-      <w:proofErr w:type="spellStart"/>
-      <w:r>
-        <w:rPr>
-          <w:i/>
-          <w:color w:val="0000FF"/>
-        </w:rPr>
-        <w:t>i.e</w:t>
-      </w:r>
-      <w:proofErr w:type="spellEnd"/>
-      <w:r>
-        <w:rPr>
-          <w:i/>
-          <w:color w:val="0000FF"/>
-        </w:rPr>
-        <w:t xml:space="preserve"> CRUD or data-viewing UCs) are simple, and you just need to refer the descriptions in the Functional Requirement (part 3) below)]</w:t>
+        <w:t>. Other UCs (i.e CRUD or data-viewing UCs) are simple, and you just need to refer the descriptions in the Functional Requirement (part 3) below)]</w:t>
       </w:r>
     </w:p>
     <w:p>
@@ -6858,6 +6800,7 @@
       </w:pPr>
       <w:bookmarkStart w:id="9" w:name="_Toc187341939"/>
       <w:r>
+        <w:lastRenderedPageBreak/>
         <w:t>2.1 &lt;&lt;Feature Name1&gt;&gt;</w:t>
       </w:r>
       <w:bookmarkEnd w:id="9"/>
@@ -7063,7 +7006,6 @@
               <w:jc w:val="right"/>
             </w:pPr>
             <w:r>
-              <w:lastRenderedPageBreak/>
               <w:t xml:space="preserve">Alternative </w:t>
             </w:r>
             <w:r>
@@ -7285,15 +7227,7 @@
         <w:ind w:left="567" w:hanging="283"/>
       </w:pPr>
       <w:r>
-        <w:t xml:space="preserve">Other successful usage scenarios that can take place within this use case. State the alternative </w:t>
-      </w:r>
-      <w:proofErr w:type="gramStart"/>
-      <w:r>
-        <w:t>flow, and</w:t>
-      </w:r>
-      <w:proofErr w:type="gramEnd"/>
-      <w:r>
-        <w:t xml:space="preserve"> describe any differences in the sequence of steps that take place. </w:t>
+        <w:t xml:space="preserve">Other successful usage scenarios that can take place within this use case. State the alternative flow, and describe any differences in the sequence of steps that take place. </w:t>
       </w:r>
     </w:p>
     <w:p>
@@ -7566,6 +7500,7 @@
               <w:jc w:val="right"/>
             </w:pPr>
             <w:r>
+              <w:lastRenderedPageBreak/>
               <w:t>Normal Sequence/Flow</w:t>
             </w:r>
           </w:p>
@@ -7648,21 +7583,7 @@
               <w:rPr>
                 <w:color w:val="000000"/>
               </w:rPr>
-              <w:t xml:space="preserve">System </w:t>
-            </w:r>
-            <w:proofErr w:type="gramStart"/>
-            <w:r>
-              <w:rPr>
-                <w:color w:val="000000"/>
-              </w:rPr>
-              <w:t>show</w:t>
-            </w:r>
-            <w:proofErr w:type="gramEnd"/>
-            <w:r>
-              <w:rPr>
-                <w:color w:val="000000"/>
-              </w:rPr>
-              <w:t xml:space="preserve"> the User Login screen</w:t>
+              <w:t>System show the User Login screen</w:t>
             </w:r>
           </w:p>
           <w:p>
@@ -7845,7 +7766,6 @@
               <w:jc w:val="right"/>
             </w:pPr>
             <w:r>
-              <w:lastRenderedPageBreak/>
               <w:t>Alternative Sequences/Flows</w:t>
             </w:r>
           </w:p>
@@ -7982,21 +7902,7 @@
               <w:rPr>
                 <w:color w:val="000000"/>
               </w:rPr>
-              <w:t xml:space="preserve">Google validates user’s login information successfully and </w:t>
-            </w:r>
-            <w:proofErr w:type="gramStart"/>
-            <w:r>
-              <w:rPr>
-                <w:color w:val="000000"/>
-              </w:rPr>
-              <w:t>redirect</w:t>
-            </w:r>
-            <w:proofErr w:type="gramEnd"/>
-            <w:r>
-              <w:rPr>
-                <w:color w:val="000000"/>
-              </w:rPr>
-              <w:t xml:space="preserve"> him/her back to the system</w:t>
+              <w:t>Google validates user’s login information successfully and redirect him/her back to the system</w:t>
             </w:r>
           </w:p>
           <w:p>
@@ -8128,21 +8034,7 @@
               <w:rPr>
                 <w:color w:val="000000"/>
               </w:rPr>
-              <w:t xml:space="preserve">Input Email/Password are </w:t>
-            </w:r>
-            <w:proofErr w:type="gramStart"/>
-            <w:r>
-              <w:rPr>
-                <w:color w:val="000000"/>
-              </w:rPr>
-              <w:t>correct</w:t>
-            </w:r>
-            <w:proofErr w:type="gramEnd"/>
-            <w:r>
-              <w:rPr>
-                <w:color w:val="000000"/>
-              </w:rPr>
-              <w:t xml:space="preserve"> but email has not been verified (MSG11)</w:t>
+              <w:t>Input Email/Password are correct but email has not been verified (MSG11)</w:t>
             </w:r>
           </w:p>
           <w:p>
@@ -8219,15 +8111,7 @@
         <w:t>2</w:t>
       </w:r>
       <w:r>
-        <w:t xml:space="preserve"> </w:t>
-      </w:r>
-      <w:proofErr w:type="spellStart"/>
-      <w:r>
-        <w:t>Xyz</w:t>
-      </w:r>
-      <w:proofErr w:type="spellEnd"/>
-      <w:r>
-        <w:t xml:space="preserve"> Feature</w:t>
+        <w:t xml:space="preserve"> Xyz Feature</w:t>
       </w:r>
       <w:bookmarkEnd w:id="10"/>
     </w:p>
@@ -8291,28 +8175,12 @@
       <w:r>
         <w:t xml:space="preserve">3.1 </w:t>
       </w:r>
-      <w:proofErr w:type="spellStart"/>
       <w:r>
         <w:rPr>
           <w:lang w:val="vi-VN"/>
         </w:rPr>
-        <w:t>Feature</w:t>
-      </w:r>
-      <w:proofErr w:type="spellEnd"/>
-      <w:r>
-        <w:rPr>
-          <w:lang w:val="vi-VN"/>
-        </w:rPr>
-        <w:t xml:space="preserve"> </w:t>
-      </w:r>
-      <w:proofErr w:type="spellStart"/>
-      <w:r>
-        <w:rPr>
-          <w:lang w:val="vi-VN"/>
-        </w:rPr>
-        <w:t>Name</w:t>
-      </w:r>
-      <w:proofErr w:type="spellEnd"/>
+        <w:t>Feature Name</w:t>
+      </w:r>
       <w:r>
         <w:t>1</w:t>
       </w:r>
@@ -8334,31 +8202,9 @@
         <w:rPr>
           <w:lang w:val="vi-VN"/>
         </w:rPr>
-        <w:t xml:space="preserve">.1 </w:t>
-      </w:r>
-      <w:proofErr w:type="spellStart"/>
-      <w:r>
-        <w:rPr>
-          <w:lang w:val="vi-VN"/>
-        </w:rPr>
-        <w:t>SubFeature</w:t>
-      </w:r>
-      <w:proofErr w:type="spellEnd"/>
-      <w:r>
-        <w:rPr>
-          <w:lang w:val="vi-VN"/>
-        </w:rPr>
-        <w:t xml:space="preserve"> </w:t>
-      </w:r>
-      <w:proofErr w:type="spellStart"/>
-      <w:r>
-        <w:rPr>
-          <w:lang w:val="vi-VN"/>
-        </w:rPr>
-        <w:t>Name</w:t>
+        <w:t>.1 SubFeature Name</w:t>
       </w:r>
       <w:bookmarkEnd w:id="18"/>
-      <w:proofErr w:type="spellEnd"/>
       <w:r>
         <w:t>1.1</w:t>
       </w:r>
@@ -8372,14 +8218,12 @@
       <w:r>
         <w:t xml:space="preserve">3.1.1.1 </w:t>
       </w:r>
-      <w:proofErr w:type="spellStart"/>
       <w:r>
         <w:rPr>
           <w:lang w:val="vi-VN"/>
         </w:rPr>
         <w:t>Screen</w:t>
       </w:r>
-      <w:proofErr w:type="spellEnd"/>
       <w:r>
         <w:t>/Function</w:t>
       </w:r>
@@ -8387,16 +8231,8 @@
         <w:rPr>
           <w:lang w:val="vi-VN"/>
         </w:rPr>
-        <w:t xml:space="preserve"> </w:t>
-      </w:r>
-      <w:proofErr w:type="spellStart"/>
-      <w:r>
-        <w:rPr>
-          <w:lang w:val="vi-VN"/>
-        </w:rPr>
-        <w:t>Name</w:t>
-      </w:r>
-      <w:proofErr w:type="spellEnd"/>
+        <w:t xml:space="preserve"> Name</w:t>
+      </w:r>
       <w:r>
         <w:t>1</w:t>
       </w:r>
@@ -8429,23 +8265,7 @@
           <w:i/>
           <w:color w:val="0000FF"/>
         </w:rPr>
-        <w:t>UI layout (</w:t>
-      </w:r>
-      <w:proofErr w:type="spellStart"/>
-      <w:r>
-        <w:rPr>
-          <w:i/>
-          <w:color w:val="0000FF"/>
-        </w:rPr>
-        <w:t>Mockup</w:t>
-      </w:r>
-      <w:proofErr w:type="spellEnd"/>
-      <w:r>
-        <w:rPr>
-          <w:i/>
-          <w:color w:val="0000FF"/>
-        </w:rPr>
-        <w:t xml:space="preserve"> </w:t>
+        <w:t xml:space="preserve">UI layout (Mockup </w:t>
       </w:r>
       <w:r>
         <w:rPr>
@@ -8817,30 +8637,8 @@
         <w:rPr>
           <w:lang w:val="vi-VN"/>
         </w:rPr>
-        <w:t xml:space="preserve"> </w:t>
-      </w:r>
-      <w:proofErr w:type="spellStart"/>
-      <w:r>
-        <w:rPr>
-          <w:lang w:val="vi-VN"/>
-        </w:rPr>
-        <w:t>SubFeature</w:t>
-      </w:r>
-      <w:proofErr w:type="spellEnd"/>
-      <w:r>
-        <w:rPr>
-          <w:lang w:val="vi-VN"/>
-        </w:rPr>
-        <w:t xml:space="preserve"> </w:t>
-      </w:r>
-      <w:proofErr w:type="spellStart"/>
-      <w:r>
-        <w:rPr>
-          <w:lang w:val="vi-VN"/>
-        </w:rPr>
-        <w:t>Name</w:t>
-      </w:r>
-      <w:proofErr w:type="spellEnd"/>
+        <w:t xml:space="preserve"> SubFeature Name</w:t>
+      </w:r>
       <w:r>
         <w:t>1.2</w:t>
       </w:r>
@@ -8902,32 +8700,10 @@
         <w:rPr>
           <w:lang w:val="vi-VN"/>
         </w:rPr>
-        <w:t xml:space="preserve"> </w:t>
-      </w:r>
-      <w:proofErr w:type="spellStart"/>
-      <w:r>
-        <w:rPr>
-          <w:lang w:val="vi-VN"/>
-        </w:rPr>
-        <w:t>User</w:t>
-      </w:r>
-      <w:proofErr w:type="spellEnd"/>
-      <w:r>
-        <w:rPr>
-          <w:lang w:val="vi-VN"/>
-        </w:rPr>
-        <w:t xml:space="preserve"> </w:t>
-      </w:r>
-      <w:proofErr w:type="spellStart"/>
-      <w:r>
-        <w:rPr>
-          <w:lang w:val="vi-VN"/>
-        </w:rPr>
-        <w:t>Login</w:t>
+        <w:t xml:space="preserve"> User Login</w:t>
       </w:r>
       <w:bookmarkEnd w:id="29"/>
       <w:bookmarkEnd w:id="30"/>
-      <w:proofErr w:type="spellEnd"/>
     </w:p>
     <w:p>
       <w:r>
@@ -9565,15 +9341,7 @@
           </w:tcPr>
           <w:p>
             <w:r>
-              <w:t xml:space="preserve">The change-status action is Activate or Deactivate depending on the </w:t>
-            </w:r>
-            <w:proofErr w:type="gramStart"/>
-            <w:r>
-              <w:t>current status</w:t>
-            </w:r>
-            <w:proofErr w:type="gramEnd"/>
-            <w:r>
-              <w:t xml:space="preserve"> of the relevant setting (Inactive or Active, respectively).</w:t>
+              <w:t>The change-status action is Activate or Deactivate depending on the current status of the relevant setting (Inactive or Active, respectively).</w:t>
             </w:r>
           </w:p>
         </w:tc>
@@ -9996,23 +9764,7 @@
           <w:i/>
           <w:color w:val="0000FF"/>
         </w:rPr>
-        <w:t xml:space="preserve">[This section includes all those requirements that affect usability. For example, specify the required training time for a normal user and a power user to become productive at </w:t>
-      </w:r>
-      <w:proofErr w:type="gramStart"/>
-      <w:r>
-        <w:rPr>
-          <w:i/>
-          <w:color w:val="0000FF"/>
-        </w:rPr>
-        <w:t>particular operations</w:t>
-      </w:r>
-      <w:proofErr w:type="gramEnd"/>
-      <w:r>
-        <w:rPr>
-          <w:i/>
-          <w:color w:val="0000FF"/>
-        </w:rPr>
-        <w:t xml:space="preserve"> specify measurable task times for typical tasks or base the new system’s usability requirements on other systems that the users know and like specify requirement to conform to common usability standards, such as IBM’s CUA standards Microsoft’s GUI standards]</w:t>
+        <w:t>[This section includes all those requirements that affect usability. For example, specify the required training time for a normal user and a power user to become productive at particular operations specify measurable task times for typical tasks or base the new system’s usability requirements on other systems that the users know and like specify requirement to conform to common usability standards, such as IBM’s CUA standards Microsoft’s GUI standards]</w:t>
       </w:r>
     </w:p>
     <w:p>
@@ -11581,19 +11333,118 @@
                 <w:sz w:val="22"/>
                 <w:szCs w:val="22"/>
               </w:rPr>
-              <w:t>A confirmation email has been sent to {</w:t>
-            </w:r>
-            <w:proofErr w:type="spellStart"/>
-            <w:r>
+              <w:t xml:space="preserve">A confirmation email has been sent to {email_address}. </w:t>
+            </w:r>
+          </w:p>
+        </w:tc>
+      </w:tr>
+      <w:tr>
+        <w:tc>
+          <w:tcPr>
+            <w:tcW w:w="557" w:type="dxa"/>
+          </w:tcPr>
+          <w:p>
+            <w:pPr>
+              <w:spacing w:before="60" w:after="60"/>
+              <w:rPr>
+                <w:rFonts w:asciiTheme="minorHAnsi" w:hAnsiTheme="minorHAnsi" w:cstheme="minorHAnsi"/>
+                <w:sz w:val="22"/>
+                <w:szCs w:val="22"/>
+              </w:rPr>
+            </w:pPr>
+            <w:r>
+              <w:rPr>
+                <w:rFonts w:asciiTheme="minorHAnsi" w:hAnsiTheme="minorHAnsi" w:cstheme="minorHAnsi"/>
+                <w:sz w:val="22"/>
+                <w:szCs w:val="22"/>
+              </w:rPr>
+              <w:t>6</w:t>
+            </w:r>
+          </w:p>
+        </w:tc>
+        <w:tc>
+          <w:tcPr>
+            <w:tcW w:w="1122" w:type="dxa"/>
+          </w:tcPr>
+          <w:p>
+            <w:pPr>
+              <w:spacing w:before="60" w:after="60"/>
+              <w:rPr>
+                <w:rFonts w:asciiTheme="minorHAnsi" w:hAnsiTheme="minorHAnsi" w:cstheme="minorHAnsi"/>
+                <w:sz w:val="22"/>
+                <w:szCs w:val="22"/>
+              </w:rPr>
+            </w:pPr>
+            <w:r>
+              <w:rPr>
+                <w:rFonts w:asciiTheme="minorHAnsi" w:hAnsiTheme="minorHAnsi" w:cstheme="minorHAnsi"/>
+                <w:sz w:val="22"/>
+                <w:szCs w:val="22"/>
+              </w:rPr>
+              <w:t>MSG06</w:t>
+            </w:r>
+          </w:p>
+        </w:tc>
+        <w:tc>
+          <w:tcPr>
+            <w:tcW w:w="1466" w:type="dxa"/>
+          </w:tcPr>
+          <w:p>
+            <w:pPr>
+              <w:spacing w:before="60" w:after="60"/>
+              <w:rPr>
+                <w:rFonts w:asciiTheme="minorHAnsi" w:hAnsiTheme="minorHAnsi" w:cstheme="minorHAnsi"/>
+                <w:sz w:val="22"/>
+                <w:szCs w:val="22"/>
+              </w:rPr>
+            </w:pPr>
+            <w:r>
+              <w:rPr>
+                <w:rFonts w:asciiTheme="minorHAnsi" w:hAnsiTheme="minorHAnsi" w:cstheme="minorHAnsi"/>
+                <w:sz w:val="22"/>
+                <w:szCs w:val="22"/>
+              </w:rPr>
+              <w:t>Toast message</w:t>
+            </w:r>
+          </w:p>
+        </w:tc>
+        <w:tc>
+          <w:tcPr>
+            <w:tcW w:w="3038" w:type="dxa"/>
+          </w:tcPr>
+          <w:p>
+            <w:pPr>
+              <w:spacing w:before="60" w:after="60"/>
+              <w:rPr>
+                <w:rFonts w:asciiTheme="minorHAnsi" w:hAnsiTheme="minorHAnsi" w:cstheme="minorHAnsi"/>
+                <w:sz w:val="22"/>
+                <w:szCs w:val="22"/>
+              </w:rPr>
+            </w:pPr>
+            <w:r>
+              <w:rPr>
+                <w:rFonts w:asciiTheme="minorHAnsi" w:hAnsiTheme="minorHAnsi" w:cstheme="minorHAnsi"/>
+                <w:sz w:val="22"/>
+                <w:szCs w:val="22"/>
+              </w:rPr>
+              <w:t>Resetting asset information successfully</w:t>
+            </w:r>
+          </w:p>
+        </w:tc>
+        <w:tc>
+          <w:tcPr>
+            <w:tcW w:w="2964" w:type="dxa"/>
+          </w:tcPr>
+          <w:p>
+            <w:pPr>
+              <w:spacing w:before="60" w:after="60"/>
               <w:rPr>
                 <w:rFonts w:asciiTheme="minorHAnsi" w:hAnsiTheme="minorHAnsi" w:cstheme="minorHAnsi"/>
                 <w:i/>
                 <w:sz w:val="22"/>
                 <w:szCs w:val="22"/>
               </w:rPr>
-              <w:t>email_address</w:t>
-            </w:r>
-            <w:proofErr w:type="spellEnd"/>
+            </w:pPr>
             <w:r>
               <w:rPr>
                 <w:rFonts w:asciiTheme="minorHAnsi" w:hAnsiTheme="minorHAnsi" w:cstheme="minorHAnsi"/>
@@ -11601,7 +11452,7 @@
                 <w:sz w:val="22"/>
                 <w:szCs w:val="22"/>
               </w:rPr>
-              <w:t xml:space="preserve">}. </w:t>
+              <w:t xml:space="preserve">Return asset(s) successfully. </w:t>
             </w:r>
           </w:p>
         </w:tc>
@@ -11626,7 +11477,7 @@
                 <w:sz w:val="22"/>
                 <w:szCs w:val="22"/>
               </w:rPr>
-              <w:t>6</w:t>
+              <w:t>7</w:t>
             </w:r>
           </w:p>
         </w:tc>
@@ -11649,7 +11500,7 @@
                 <w:sz w:val="22"/>
                 <w:szCs w:val="22"/>
               </w:rPr>
-              <w:t>MSG06</w:t>
+              <w:t>MSG07</w:t>
             </w:r>
           </w:p>
         </w:tc>
@@ -11695,7 +11546,7 @@
                 <w:sz w:val="22"/>
                 <w:szCs w:val="22"/>
               </w:rPr>
-              <w:t>Resetting asset information successfully</w:t>
+              <w:t>Deleting asset information successfully</w:t>
             </w:r>
           </w:p>
         </w:tc>
@@ -11720,7 +11571,7 @@
                 <w:sz w:val="22"/>
                 <w:szCs w:val="22"/>
               </w:rPr>
-              <w:t xml:space="preserve">Return asset(s) successfully. </w:t>
+              <w:t xml:space="preserve">Delete asset(s) successfully. </w:t>
             </w:r>
           </w:p>
         </w:tc>
@@ -11745,7 +11596,8 @@
                 <w:sz w:val="22"/>
                 <w:szCs w:val="22"/>
               </w:rPr>
-              <w:t>7</w:t>
+              <w:lastRenderedPageBreak/>
+              <w:t>8</w:t>
             </w:r>
           </w:p>
         </w:tc>
@@ -11768,7 +11620,7 @@
                 <w:sz w:val="22"/>
                 <w:szCs w:val="22"/>
               </w:rPr>
-              <w:t>MSG07</w:t>
+              <w:t>MSG08</w:t>
             </w:r>
           </w:p>
         </w:tc>
@@ -11791,7 +11643,7 @@
                 <w:sz w:val="22"/>
                 <w:szCs w:val="22"/>
               </w:rPr>
-              <w:t>Toast message</w:t>
+              <w:t>In red, under the text box</w:t>
             </w:r>
           </w:p>
         </w:tc>
@@ -11814,7 +11666,7 @@
                 <w:sz w:val="22"/>
                 <w:szCs w:val="22"/>
               </w:rPr>
-              <w:t>Deleting asset information successfully</w:t>
+              <w:t>Input value length &gt; max length</w:t>
             </w:r>
           </w:p>
         </w:tc>
@@ -11839,7 +11691,7 @@
                 <w:sz w:val="22"/>
                 <w:szCs w:val="22"/>
               </w:rPr>
-              <w:t xml:space="preserve">Delete asset(s) successfully. </w:t>
+              <w:t xml:space="preserve">Exceed max length of {max_length}. </w:t>
             </w:r>
           </w:p>
         </w:tc>
@@ -11864,8 +11716,7 @@
                 <w:sz w:val="22"/>
                 <w:szCs w:val="22"/>
               </w:rPr>
-              <w:lastRenderedPageBreak/>
-              <w:t>8</w:t>
+              <w:t>9</w:t>
             </w:r>
           </w:p>
         </w:tc>
@@ -11888,7 +11739,7 @@
                 <w:sz w:val="22"/>
                 <w:szCs w:val="22"/>
               </w:rPr>
-              <w:t>MSG08</w:t>
+              <w:t>MSG09</w:t>
             </w:r>
           </w:p>
         </w:tc>
@@ -11911,7 +11762,7 @@
                 <w:sz w:val="22"/>
                 <w:szCs w:val="22"/>
               </w:rPr>
-              <w:t>In red, under the text box</w:t>
+              <w:t>In line</w:t>
             </w:r>
           </w:p>
         </w:tc>
@@ -11934,7 +11785,7 @@
                 <w:sz w:val="22"/>
                 <w:szCs w:val="22"/>
               </w:rPr>
-              <w:t>Input value length &gt; max length</w:t>
+              <w:t>Username or password is not correct when clicking sign-in</w:t>
             </w:r>
           </w:p>
         </w:tc>
@@ -11959,177 +11810,7 @@
                 <w:sz w:val="22"/>
                 <w:szCs w:val="22"/>
               </w:rPr>
-              <w:t>Exceed max length of {</w:t>
-            </w:r>
-            <w:proofErr w:type="spellStart"/>
-            <w:r>
-              <w:rPr>
-                <w:rFonts w:asciiTheme="minorHAnsi" w:hAnsiTheme="minorHAnsi" w:cstheme="minorHAnsi"/>
-                <w:i/>
-                <w:sz w:val="22"/>
-                <w:szCs w:val="22"/>
-              </w:rPr>
-              <w:t>max_length</w:t>
-            </w:r>
-            <w:proofErr w:type="spellEnd"/>
-            <w:r>
-              <w:rPr>
-                <w:rFonts w:asciiTheme="minorHAnsi" w:hAnsiTheme="minorHAnsi" w:cstheme="minorHAnsi"/>
-                <w:i/>
-                <w:sz w:val="22"/>
-                <w:szCs w:val="22"/>
-              </w:rPr>
-              <w:t xml:space="preserve">}. </w:t>
-            </w:r>
-          </w:p>
-        </w:tc>
-      </w:tr>
-      <w:tr>
-        <w:tc>
-          <w:tcPr>
-            <w:tcW w:w="557" w:type="dxa"/>
-          </w:tcPr>
-          <w:p>
-            <w:pPr>
-              <w:spacing w:before="60" w:after="60"/>
-              <w:rPr>
-                <w:rFonts w:asciiTheme="minorHAnsi" w:hAnsiTheme="minorHAnsi" w:cstheme="minorHAnsi"/>
-                <w:sz w:val="22"/>
-                <w:szCs w:val="22"/>
-              </w:rPr>
-            </w:pPr>
-            <w:r>
-              <w:rPr>
-                <w:rFonts w:asciiTheme="minorHAnsi" w:hAnsiTheme="minorHAnsi" w:cstheme="minorHAnsi"/>
-                <w:sz w:val="22"/>
-                <w:szCs w:val="22"/>
-              </w:rPr>
-              <w:t>9</w:t>
-            </w:r>
-          </w:p>
-        </w:tc>
-        <w:tc>
-          <w:tcPr>
-            <w:tcW w:w="1122" w:type="dxa"/>
-          </w:tcPr>
-          <w:p>
-            <w:pPr>
-              <w:spacing w:before="60" w:after="60"/>
-              <w:rPr>
-                <w:rFonts w:asciiTheme="minorHAnsi" w:hAnsiTheme="minorHAnsi" w:cstheme="minorHAnsi"/>
-                <w:sz w:val="22"/>
-                <w:szCs w:val="22"/>
-              </w:rPr>
-            </w:pPr>
-            <w:r>
-              <w:rPr>
-                <w:rFonts w:asciiTheme="minorHAnsi" w:hAnsiTheme="minorHAnsi" w:cstheme="minorHAnsi"/>
-                <w:sz w:val="22"/>
-                <w:szCs w:val="22"/>
-              </w:rPr>
-              <w:t>MSG09</w:t>
-            </w:r>
-          </w:p>
-        </w:tc>
-        <w:tc>
-          <w:tcPr>
-            <w:tcW w:w="1466" w:type="dxa"/>
-          </w:tcPr>
-          <w:p>
-            <w:pPr>
-              <w:spacing w:before="60" w:after="60"/>
-              <w:rPr>
-                <w:rFonts w:asciiTheme="minorHAnsi" w:hAnsiTheme="minorHAnsi" w:cstheme="minorHAnsi"/>
-                <w:sz w:val="22"/>
-                <w:szCs w:val="22"/>
-              </w:rPr>
-            </w:pPr>
-            <w:r>
-              <w:rPr>
-                <w:rFonts w:asciiTheme="minorHAnsi" w:hAnsiTheme="minorHAnsi" w:cstheme="minorHAnsi"/>
-                <w:sz w:val="22"/>
-                <w:szCs w:val="22"/>
-              </w:rPr>
-              <w:t>In line</w:t>
-            </w:r>
-          </w:p>
-        </w:tc>
-        <w:tc>
-          <w:tcPr>
-            <w:tcW w:w="3038" w:type="dxa"/>
-          </w:tcPr>
-          <w:p>
-            <w:pPr>
-              <w:spacing w:before="60" w:after="60"/>
-              <w:rPr>
-                <w:rFonts w:asciiTheme="minorHAnsi" w:hAnsiTheme="minorHAnsi" w:cstheme="minorHAnsi"/>
-                <w:sz w:val="22"/>
-                <w:szCs w:val="22"/>
-              </w:rPr>
-            </w:pPr>
-            <w:r>
-              <w:rPr>
-                <w:rFonts w:asciiTheme="minorHAnsi" w:hAnsiTheme="minorHAnsi" w:cstheme="minorHAnsi"/>
-                <w:sz w:val="22"/>
-                <w:szCs w:val="22"/>
-              </w:rPr>
-              <w:t>Username or password is not correct when clicking sign-in</w:t>
-            </w:r>
-          </w:p>
-        </w:tc>
-        <w:tc>
-          <w:tcPr>
-            <w:tcW w:w="2964" w:type="dxa"/>
-          </w:tcPr>
-          <w:p>
-            <w:pPr>
-              <w:spacing w:before="60" w:after="60"/>
-              <w:rPr>
-                <w:rFonts w:asciiTheme="minorHAnsi" w:hAnsiTheme="minorHAnsi" w:cstheme="minorHAnsi"/>
-                <w:i/>
-                <w:sz w:val="22"/>
-                <w:szCs w:val="22"/>
-              </w:rPr>
-            </w:pPr>
-            <w:proofErr w:type="spellStart"/>
-            <w:r>
-              <w:rPr>
-                <w:rFonts w:asciiTheme="minorHAnsi" w:hAnsiTheme="minorHAnsi" w:cstheme="minorHAnsi"/>
-                <w:i/>
-                <w:sz w:val="22"/>
-                <w:szCs w:val="22"/>
-              </w:rPr>
-              <w:t>Incorrrect</w:t>
-            </w:r>
-            <w:proofErr w:type="spellEnd"/>
-            <w:r>
-              <w:rPr>
-                <w:rFonts w:asciiTheme="minorHAnsi" w:hAnsiTheme="minorHAnsi" w:cstheme="minorHAnsi"/>
-                <w:i/>
-                <w:sz w:val="22"/>
-                <w:szCs w:val="22"/>
-              </w:rPr>
-              <w:t xml:space="preserve"> </w:t>
-            </w:r>
-            <w:proofErr w:type="gramStart"/>
-            <w:r>
-              <w:rPr>
-                <w:rFonts w:asciiTheme="minorHAnsi" w:hAnsiTheme="minorHAnsi" w:cstheme="minorHAnsi"/>
-                <w:i/>
-                <w:sz w:val="22"/>
-                <w:szCs w:val="22"/>
-              </w:rPr>
-              <w:t>user name</w:t>
-            </w:r>
-            <w:proofErr w:type="gramEnd"/>
-            <w:r>
-              <w:rPr>
-                <w:rFonts w:asciiTheme="minorHAnsi" w:hAnsiTheme="minorHAnsi" w:cstheme="minorHAnsi"/>
-                <w:i/>
-                <w:sz w:val="22"/>
-                <w:szCs w:val="22"/>
-              </w:rPr>
-              <w:t xml:space="preserve"> or password. Please check again.</w:t>
+              <w:t>Incorrrect user name or password. Please check again.</w:t>
             </w:r>
           </w:p>
         </w:tc>
@@ -12344,7 +12025,6 @@
               <w:szCs w:val="22"/>
             </w:rPr>
           </w:pPr>
-          <w:proofErr w:type="spellStart"/>
           <w:r>
             <w:rPr>
               <w:rFonts w:ascii="Calibri" w:eastAsia="Calibri" w:hAnsi="Calibri" w:cs="Calibri"/>
@@ -12352,17 +12032,7 @@
               <w:sz w:val="22"/>
               <w:szCs w:val="22"/>
             </w:rPr>
-            <w:t>ProjectCode</w:t>
-          </w:r>
-          <w:proofErr w:type="spellEnd"/>
-          <w:r>
-            <w:rPr>
-              <w:rFonts w:ascii="Calibri" w:eastAsia="Calibri" w:hAnsi="Calibri" w:cs="Calibri"/>
-              <w:color w:val="000000"/>
-              <w:sz w:val="22"/>
-              <w:szCs w:val="22"/>
-            </w:rPr>
-            <w:t xml:space="preserve"> – Report 3 (SRS Document)</w:t>
+            <w:t>ProjectCode – Report 3 (SRS Document)</w:t>
           </w:r>
         </w:p>
       </w:tc>

--- a/Document/02_Requirements/HCMS_SRS_v0.1.docx
+++ b/Document/02_Requirements/HCMS_SRS_v0.1.docx
@@ -3507,12 +3507,28 @@
         <w:lastRenderedPageBreak/>
         <w:t xml:space="preserve">1.2.3 </w:t>
       </w:r>
+      <w:proofErr w:type="spellStart"/>
       <w:r>
         <w:rPr>
           <w:lang w:val="vi-VN"/>
         </w:rPr>
-        <w:t>Streamlined 1-Click Checkout</w:t>
+        <w:t>Streamlined</w:t>
       </w:r>
+      <w:proofErr w:type="spellEnd"/>
+      <w:r>
+        <w:rPr>
+          <w:lang w:val="vi-VN"/>
+        </w:rPr>
+        <w:t xml:space="preserve"> 1-Click </w:t>
+      </w:r>
+      <w:proofErr w:type="spellStart"/>
+      <w:r>
+        <w:rPr>
+          <w:lang w:val="vi-VN"/>
+        </w:rPr>
+        <w:t>Checkout</w:t>
+      </w:r>
+      <w:proofErr w:type="spellEnd"/>
     </w:p>
     <w:p>
       <w:r>
@@ -3726,7 +3742,35 @@
                 <w:b/>
               </w:rPr>
               <w:br/>
-              <w:t>(Phụ huynh)</w:t>
+              <w:t>(</w:t>
+            </w:r>
+            <w:proofErr w:type="spellStart"/>
+            <w:r>
+              <w:rPr>
+                <w:b/>
+              </w:rPr>
+              <w:t>Phụ</w:t>
+            </w:r>
+            <w:proofErr w:type="spellEnd"/>
+            <w:r>
+              <w:rPr>
+                <w:b/>
+              </w:rPr>
+              <w:t xml:space="preserve"> </w:t>
+            </w:r>
+            <w:proofErr w:type="spellStart"/>
+            <w:r>
+              <w:rPr>
+                <w:b/>
+              </w:rPr>
+              <w:t>huynh</w:t>
+            </w:r>
+            <w:proofErr w:type="spellEnd"/>
+            <w:r>
+              <w:rPr>
+                <w:b/>
+              </w:rPr>
+              <w:t>)</w:t>
             </w:r>
             <w:r>
               <w:br/>
@@ -3757,7 +3801,15 @@
               <w:spacing w:before="20" w:after="20"/>
             </w:pPr>
             <w:r>
-              <w:t>Parents or guardians of pediatric patients who interact with HCMS via the self-service Booking Portal (smartphone/web). They initiate appointment bookings, provide child's Patient Demographics, receive appointment confirmations, and view post-visit clinical notes &amp; prescriptions on their device. They are outside the clinic and do not use the internal dashboard.</w:t>
+              <w:t xml:space="preserve">Parents or guardians of </w:t>
+            </w:r>
+            <w:proofErr w:type="spellStart"/>
+            <w:r>
+              <w:t>pediatric</w:t>
+            </w:r>
+            <w:proofErr w:type="spellEnd"/>
+            <w:r>
+              <w:t xml:space="preserve"> patients who interact with HCMS via the self-service Booking Portal (smartphone/web). They initiate appointment bookings, provide child's Patient Demographics, receive appointment confirmations, and view post-visit clinical notes &amp; prescriptions on their device. They are outside the clinic and do not use the internal dashboard.</w:t>
             </w:r>
           </w:p>
         </w:tc>
@@ -3807,7 +3859,35 @@
                 <w:b/>
               </w:rPr>
               <w:br/>
-              <w:t>(Bác sĩ)</w:t>
+              <w:t>(</w:t>
+            </w:r>
+            <w:proofErr w:type="spellStart"/>
+            <w:r>
+              <w:rPr>
+                <w:b/>
+              </w:rPr>
+              <w:t>Bác</w:t>
+            </w:r>
+            <w:proofErr w:type="spellEnd"/>
+            <w:r>
+              <w:rPr>
+                <w:b/>
+              </w:rPr>
+              <w:t xml:space="preserve"> </w:t>
+            </w:r>
+            <w:proofErr w:type="spellStart"/>
+            <w:r>
+              <w:rPr>
+                <w:b/>
+              </w:rPr>
+              <w:t>sĩ</w:t>
+            </w:r>
+            <w:proofErr w:type="spellEnd"/>
+            <w:r>
+              <w:rPr>
+                <w:b/>
+              </w:rPr>
+              <w:t>)</w:t>
             </w:r>
             <w:r>
               <w:br/>
@@ -3888,7 +3968,35 @@
                 <w:b/>
               </w:rPr>
               <w:br/>
-              <w:t>(Lễ tân)</w:t>
+              <w:t>(</w:t>
+            </w:r>
+            <w:proofErr w:type="spellStart"/>
+            <w:r>
+              <w:rPr>
+                <w:b/>
+              </w:rPr>
+              <w:t>Lễ</w:t>
+            </w:r>
+            <w:proofErr w:type="spellEnd"/>
+            <w:r>
+              <w:rPr>
+                <w:b/>
+              </w:rPr>
+              <w:t xml:space="preserve"> </w:t>
+            </w:r>
+            <w:proofErr w:type="spellStart"/>
+            <w:r>
+              <w:rPr>
+                <w:b/>
+              </w:rPr>
+              <w:t>tân</w:t>
+            </w:r>
+            <w:proofErr w:type="spellEnd"/>
+            <w:r>
+              <w:rPr>
+                <w:b/>
+              </w:rPr>
+              <w:t>)</w:t>
             </w:r>
             <w:r>
               <w:br/>
@@ -3919,7 +4027,15 @@
               <w:spacing w:before="20" w:after="20"/>
             </w:pPr>
             <w:r>
-              <w:t>The front-desk operator (Chị Lan) responsible for administrative clinic operations. Receptionists interact with HCMS to view Appointment Dashboard, confirm or manually register appointments (including walk-ins), verify the auto-generated BILLING invoices, and execute the 1-Click Payment status update (Unpaid → Paid). She is a high-frequency user of the system.</w:t>
+              <w:t>The front-desk operator (</w:t>
+            </w:r>
+            <w:proofErr w:type="spellStart"/>
+            <w:r>
+              <w:t>Chị</w:t>
+            </w:r>
+            <w:proofErr w:type="spellEnd"/>
+            <w:r>
+              <w:t xml:space="preserve"> Lan) responsible for administrative clinic operations. Receptionists interact with HCMS to view Appointment Dashboard, confirm or manually register appointments (including walk-ins), verify the auto-generated BILLING invoices, and execute the 1-Click Payment status update (Unpaid → Paid). She is a high-frequency user of the system.</w:t>
             </w:r>
           </w:p>
         </w:tc>
@@ -4970,7 +5086,23 @@
               <w:spacing w:before="20" w:after="20"/>
             </w:pPr>
             <w:r>
-              <w:t>The Doctor opens their personal clinical dashboard to see the ordered list of patients waiting for examination: patient name, appointment time, and current status. The queue is auto-sorted by appointment time and updated in real time as Receptionists confirm arrivals.</w:t>
+              <w:t xml:space="preserve">The Doctor opens their personal clinical dashboard to see the ordered list of patients waiting for examination: patient name, appointment time, and </w:t>
+            </w:r>
+            <w:proofErr w:type="gramStart"/>
+            <w:r>
+              <w:t>current status</w:t>
+            </w:r>
+            <w:proofErr w:type="gramEnd"/>
+            <w:r>
+              <w:t xml:space="preserve">. The queue is </w:t>
+            </w:r>
+            <w:proofErr w:type="gramStart"/>
+            <w:r>
+              <w:t>auto-sorted</w:t>
+            </w:r>
+            <w:proofErr w:type="gramEnd"/>
+            <w:r>
+              <w:t xml:space="preserve"> by appointment time and updated in real time as Receptionists confirm arrivals.</w:t>
             </w:r>
           </w:p>
         </w:tc>
@@ -5250,7 +5382,15 @@
             </w:r>
             <w:r>
               <w:lastRenderedPageBreak/>
-              <w:t>specifying each medicine (drug name with autocomplete suggestion), dosage amount, frequency, administration route, and duration. The saved PRESCRIPTION is automatically linked to the VISIT and PATIENT entities, and is visible to the Parent via the portal (UC-04).</w:t>
+              <w:t xml:space="preserve">specifying each medicine (drug name with autocomplete suggestion), dosage amount, frequency, administration route, and duration. The saved PRESCRIPTION is automatically linked to the VISIT and PATIENT </w:t>
+            </w:r>
+            <w:proofErr w:type="gramStart"/>
+            <w:r>
+              <w:t>entities, and</w:t>
+            </w:r>
+            <w:proofErr w:type="gramEnd"/>
+            <w:r>
+              <w:t xml:space="preserve"> is visible to the Parent via the portal (UC-04).</w:t>
             </w:r>
           </w:p>
         </w:tc>
@@ -5343,7 +5483,15 @@
               <w:spacing w:before="20" w:after="20"/>
             </w:pPr>
             <w:r>
-              <w:t>The Doctor can view and update supplementary medical information in the PATIENT profile: known allergies, blood type, chronic condition flags, and vaccination notes. This ensures the EMR remains accurate and up-to-date for future clinical decisions by the same or other doctors at the clinic.</w:t>
+              <w:t xml:space="preserve">The Doctor can view and update supplementary medical information in the PATIENT profile: known allergies, blood type, chronic condition flags, and vaccination notes. This ensures the EMR remains accurate and </w:t>
+            </w:r>
+            <w:proofErr w:type="gramStart"/>
+            <w:r>
+              <w:t>up-to-date</w:t>
+            </w:r>
+            <w:proofErr w:type="gramEnd"/>
+            <w:r>
+              <w:t xml:space="preserve"> for future clinical decisions by the same or other doctors at the clinic.</w:t>
             </w:r>
           </w:p>
         </w:tc>
@@ -6164,23 +6312,6 @@
         <w:t>1.4.3 Non-UI Functions</w:t>
       </w:r>
     </w:p>
-    <w:p>
-      <w:pPr>
-        <w:spacing w:after="60" w:line="240" w:lineRule="auto"/>
-        <w:jc w:val="both"/>
-        <w:rPr>
-          <w:i/>
-          <w:color w:val="0000FF"/>
-        </w:rPr>
-      </w:pPr>
-      <w:r>
-        <w:rPr>
-          <w:i/>
-          <w:color w:val="0000FF"/>
-        </w:rPr>
-        <w:t>[Provide the descriptions for the non-screen system functions, i.e batch/cron job, service, API, etc.]</w:t>
-      </w:r>
-    </w:p>
     <w:tbl>
       <w:tblPr>
         <w:tblStyle w:val="a2"/>
@@ -6611,75 +6742,61 @@
                 <w:sz w:val="22"/>
               </w:rPr>
             </w:pPr>
-            <w:r>
+          </w:p>
+        </w:tc>
+      </w:tr>
+      <w:tr>
+        <w:tc>
+          <w:tcPr>
+            <w:tcW w:w="294" w:type="pct"/>
+          </w:tcPr>
+          <w:p>
+            <w:pPr>
               <w:rPr>
                 <w:rFonts w:asciiTheme="minorHAnsi" w:hAnsiTheme="minorHAnsi" w:cstheme="minorHAnsi"/>
                 <w:sz w:val="22"/>
               </w:rPr>
-              <w:t>Cafeteria’s customer information</w:t>
-            </w:r>
-          </w:p>
-        </w:tc>
-      </w:tr>
-      <w:tr>
-        <w:tc>
-          <w:tcPr>
-            <w:tcW w:w="294" w:type="pct"/>
-          </w:tcPr>
-          <w:p>
-            <w:pPr>
+            </w:pPr>
+            <w:r>
               <w:rPr>
                 <w:rFonts w:asciiTheme="minorHAnsi" w:hAnsiTheme="minorHAnsi" w:cstheme="minorHAnsi"/>
                 <w:sz w:val="22"/>
               </w:rPr>
-            </w:pPr>
-            <w:r>
+              <w:t>2</w:t>
+            </w:r>
+          </w:p>
+        </w:tc>
+        <w:tc>
+          <w:tcPr>
+            <w:tcW w:w="1208" w:type="pct"/>
+          </w:tcPr>
+          <w:p>
+            <w:pPr>
               <w:rPr>
                 <w:rFonts w:asciiTheme="minorHAnsi" w:hAnsiTheme="minorHAnsi" w:cstheme="minorHAnsi"/>
                 <w:sz w:val="22"/>
               </w:rPr>
-              <w:t>2</w:t>
-            </w:r>
-          </w:p>
-        </w:tc>
-        <w:tc>
-          <w:tcPr>
-            <w:tcW w:w="1208" w:type="pct"/>
-          </w:tcPr>
-          <w:p>
-            <w:pPr>
+            </w:pPr>
+            <w:r>
               <w:rPr>
                 <w:rFonts w:asciiTheme="minorHAnsi" w:hAnsiTheme="minorHAnsi" w:cstheme="minorHAnsi"/>
                 <w:sz w:val="22"/>
               </w:rPr>
-            </w:pPr>
-            <w:r>
+              <w:t>Visit</w:t>
+            </w:r>
+          </w:p>
+        </w:tc>
+        <w:tc>
+          <w:tcPr>
+            <w:tcW w:w="3498" w:type="pct"/>
+          </w:tcPr>
+          <w:p>
+            <w:pPr>
               <w:rPr>
                 <w:rFonts w:asciiTheme="minorHAnsi" w:hAnsiTheme="minorHAnsi" w:cstheme="minorHAnsi"/>
                 <w:sz w:val="22"/>
               </w:rPr>
-              <w:t>Visit</w:t>
-            </w:r>
-          </w:p>
-        </w:tc>
-        <w:tc>
-          <w:tcPr>
-            <w:tcW w:w="3498" w:type="pct"/>
-          </w:tcPr>
-          <w:p>
-            <w:pPr>
-              <w:rPr>
-                <w:rFonts w:asciiTheme="minorHAnsi" w:hAnsiTheme="minorHAnsi" w:cstheme="minorHAnsi"/>
-                <w:sz w:val="22"/>
-              </w:rPr>
-            </w:pPr>
-            <w:r>
-              <w:rPr>
-                <w:rFonts w:asciiTheme="minorHAnsi" w:hAnsiTheme="minorHAnsi" w:cstheme="minorHAnsi"/>
-                <w:sz w:val="22"/>
-              </w:rPr>
-              <w:t>…</w:t>
-            </w:r>
+            </w:pPr>
           </w:p>
         </w:tc>
       </w:tr>
@@ -7291,6 +7408,37 @@
           </w:p>
         </w:tc>
       </w:tr>
+      <w:tr>
+        <w:tc>
+          <w:tcPr>
+            <w:tcW w:w="2262" w:type="dxa"/>
+          </w:tcPr>
+          <w:p>
+            <w:r>
+              <w:rPr>
+                <w:rFonts w:ascii="Arial" w:hAnsi="Arial"/>
+                <w:sz w:val="20"/>
+              </w:rPr>
+              <w:t>Business rule</w:t>
+            </w:r>
+          </w:p>
+        </w:tc>
+        <w:tc>
+          <w:tcPr>
+            <w:tcW w:w="6778" w:type="dxa"/>
+            <w:gridSpan w:val="3"/>
+          </w:tcPr>
+          <w:p>
+            <w:r>
+              <w:rPr>
+                <w:rFonts w:ascii="Arial" w:hAnsi="Arial"/>
+                <w:sz w:val="20"/>
+              </w:rPr>
+              <w:t>BR-02</w:t>
+            </w:r>
+          </w:p>
+        </w:tc>
+      </w:tr>
     </w:tbl>
     <w:p/>
     <w:p>
@@ -7736,6 +7884,37 @@
           </w:p>
         </w:tc>
       </w:tr>
+      <w:tr>
+        <w:tc>
+          <w:tcPr>
+            <w:tcW w:w="2262" w:type="dxa"/>
+          </w:tcPr>
+          <w:p>
+            <w:r>
+              <w:rPr>
+                <w:rFonts w:ascii="Arial" w:hAnsi="Arial"/>
+                <w:sz w:val="20"/>
+              </w:rPr>
+              <w:t>Business rule</w:t>
+            </w:r>
+          </w:p>
+        </w:tc>
+        <w:tc>
+          <w:tcPr>
+            <w:tcW w:w="6778" w:type="dxa"/>
+            <w:gridSpan w:val="3"/>
+          </w:tcPr>
+          <w:p>
+            <w:r>
+              <w:rPr>
+                <w:rFonts w:ascii="Arial" w:hAnsi="Arial"/>
+                <w:sz w:val="20"/>
+              </w:rPr>
+              <w:t>BR-01</w:t>
+            </w:r>
+          </w:p>
+        </w:tc>
+      </w:tr>
     </w:tbl>
     <w:p/>
     <w:p>
@@ -7871,7 +8050,23 @@
                 <w:rFonts w:ascii="Arial" w:hAnsi="Arial"/>
                 <w:sz w:val="20"/>
               </w:rPr>
-              <w:t>As a parent, I want to receive confirmation once the receptionist verifies my booking so I know my appointment is secured.</w:t>
+              <w:t xml:space="preserve">As a parent, I want to receive confirmation once the receptionist verifies my </w:t>
+            </w:r>
+            <w:proofErr w:type="gramStart"/>
+            <w:r>
+              <w:rPr>
+                <w:rFonts w:ascii="Arial" w:hAnsi="Arial"/>
+                <w:sz w:val="20"/>
+              </w:rPr>
+              <w:t>booking</w:t>
+            </w:r>
+            <w:proofErr w:type="gramEnd"/>
+            <w:r>
+              <w:rPr>
+                <w:rFonts w:ascii="Arial" w:hAnsi="Arial"/>
+                <w:sz w:val="20"/>
+              </w:rPr>
+              <w:t xml:space="preserve"> so I know my appointment is secured.</w:t>
             </w:r>
           </w:p>
         </w:tc>
@@ -8116,6 +8311,37 @@
               </w:rPr>
               <w:tab/>
               <w:t>System sends a cancellation notification with the corresponding reason to the Parent.</w:t>
+            </w:r>
+          </w:p>
+        </w:tc>
+      </w:tr>
+      <w:tr>
+        <w:tc>
+          <w:tcPr>
+            <w:tcW w:w="2261" w:type="dxa"/>
+          </w:tcPr>
+          <w:p>
+            <w:r>
+              <w:rPr>
+                <w:rFonts w:ascii="Arial" w:hAnsi="Arial"/>
+                <w:sz w:val="20"/>
+              </w:rPr>
+              <w:t>Business rule</w:t>
+            </w:r>
+          </w:p>
+        </w:tc>
+        <w:tc>
+          <w:tcPr>
+            <w:tcW w:w="6779" w:type="dxa"/>
+            <w:gridSpan w:val="3"/>
+          </w:tcPr>
+          <w:p>
+            <w:r>
+              <w:rPr>
+                <w:rFonts w:ascii="Arial" w:hAnsi="Arial"/>
+                <w:sz w:val="20"/>
+              </w:rPr>
+              <w:t>BR-03</w:t>
             </w:r>
           </w:p>
         </w:tc>
@@ -8535,6 +8761,37 @@
           </w:p>
         </w:tc>
       </w:tr>
+      <w:tr>
+        <w:tc>
+          <w:tcPr>
+            <w:tcW w:w="2262" w:type="dxa"/>
+          </w:tcPr>
+          <w:p>
+            <w:r>
+              <w:rPr>
+                <w:rFonts w:ascii="Arial" w:hAnsi="Arial"/>
+                <w:sz w:val="20"/>
+              </w:rPr>
+              <w:t>Business rule</w:t>
+            </w:r>
+          </w:p>
+        </w:tc>
+        <w:tc>
+          <w:tcPr>
+            <w:tcW w:w="6778" w:type="dxa"/>
+            <w:gridSpan w:val="3"/>
+          </w:tcPr>
+          <w:p>
+            <w:r>
+              <w:rPr>
+                <w:rFonts w:ascii="Arial" w:hAnsi="Arial"/>
+                <w:sz w:val="20"/>
+              </w:rPr>
+              <w:t>BR-04, BR-09</w:t>
+            </w:r>
+          </w:p>
+        </w:tc>
+      </w:tr>
     </w:tbl>
     <w:p/>
     <w:p>
@@ -8716,6 +8973,7 @@
                 <w:rFonts w:ascii="Arial" w:hAnsi="Arial"/>
                 <w:sz w:val="20"/>
               </w:rPr>
+              <w:lastRenderedPageBreak/>
               <w:t>Postconditions</w:t>
             </w:r>
           </w:p>
@@ -8755,7 +9013,6 @@
                 <w:rFonts w:ascii="Arial" w:hAnsi="Arial"/>
                 <w:sz w:val="20"/>
               </w:rPr>
-              <w:lastRenderedPageBreak/>
               <w:t>Normal Sequence/Flow</w:t>
             </w:r>
           </w:p>
@@ -8867,6 +9124,37 @@
                 <w:sz w:val="20"/>
               </w:rPr>
               <w:t>None</w:t>
+            </w:r>
+          </w:p>
+        </w:tc>
+      </w:tr>
+      <w:tr>
+        <w:tc>
+          <w:tcPr>
+            <w:tcW w:w="2261" w:type="dxa"/>
+          </w:tcPr>
+          <w:p>
+            <w:r>
+              <w:rPr>
+                <w:rFonts w:ascii="Arial" w:hAnsi="Arial"/>
+                <w:sz w:val="20"/>
+              </w:rPr>
+              <w:t>Business rule</w:t>
+            </w:r>
+          </w:p>
+        </w:tc>
+        <w:tc>
+          <w:tcPr>
+            <w:tcW w:w="6779" w:type="dxa"/>
+            <w:gridSpan w:val="3"/>
+          </w:tcPr>
+          <w:p>
+            <w:r>
+              <w:rPr>
+                <w:rFonts w:ascii="Arial" w:hAnsi="Arial"/>
+                <w:sz w:val="20"/>
+              </w:rPr>
+              <w:t>BR-03 (Status)</w:t>
             </w:r>
           </w:p>
         </w:tc>
@@ -9284,6 +9572,37 @@
           </w:p>
         </w:tc>
       </w:tr>
+      <w:tr>
+        <w:tc>
+          <w:tcPr>
+            <w:tcW w:w="2261" w:type="dxa"/>
+          </w:tcPr>
+          <w:p>
+            <w:r>
+              <w:rPr>
+                <w:rFonts w:ascii="Arial" w:hAnsi="Arial"/>
+                <w:sz w:val="20"/>
+              </w:rPr>
+              <w:t>Business rule</w:t>
+            </w:r>
+          </w:p>
+        </w:tc>
+        <w:tc>
+          <w:tcPr>
+            <w:tcW w:w="6779" w:type="dxa"/>
+            <w:gridSpan w:val="3"/>
+          </w:tcPr>
+          <w:p>
+            <w:r>
+              <w:rPr>
+                <w:rFonts w:ascii="Arial" w:hAnsi="Arial"/>
+                <w:sz w:val="20"/>
+              </w:rPr>
+              <w:t>BR-03</w:t>
+            </w:r>
+          </w:p>
+        </w:tc>
+      </w:tr>
     </w:tbl>
     <w:p/>
     <w:p>
@@ -9716,6 +10035,13 @@
                 <w:sz w:val="20"/>
               </w:rPr>
               <w:br/>
+            </w:r>
+            <w:r>
+              <w:rPr>
+                <w:rFonts w:ascii="Arial" w:hAnsi="Arial"/>
+                <w:sz w:val="20"/>
+              </w:rPr>
+              <w:lastRenderedPageBreak/>
               <w:t>3.</w:t>
             </w:r>
             <w:r>
@@ -9741,6 +10067,38 @@
               </w:rPr>
               <w:tab/>
               <w:t>Return to step 4 of normal flow.</w:t>
+            </w:r>
+          </w:p>
+        </w:tc>
+      </w:tr>
+      <w:tr>
+        <w:tc>
+          <w:tcPr>
+            <w:tcW w:w="2261" w:type="dxa"/>
+          </w:tcPr>
+          <w:p>
+            <w:r>
+              <w:rPr>
+                <w:rFonts w:ascii="Arial" w:hAnsi="Arial"/>
+                <w:sz w:val="20"/>
+              </w:rPr>
+              <w:lastRenderedPageBreak/>
+              <w:t>Business rule</w:t>
+            </w:r>
+          </w:p>
+        </w:tc>
+        <w:tc>
+          <w:tcPr>
+            <w:tcW w:w="6779" w:type="dxa"/>
+            <w:gridSpan w:val="3"/>
+          </w:tcPr>
+          <w:p>
+            <w:r>
+              <w:rPr>
+                <w:rFonts w:ascii="Arial" w:hAnsi="Arial"/>
+                <w:sz w:val="20"/>
+              </w:rPr>
+              <w:t>BR-01, BR-05</w:t>
             </w:r>
           </w:p>
         </w:tc>
@@ -9762,7 +10120,6 @@
           <w:sz w:val="22"/>
           <w:szCs w:val="22"/>
         </w:rPr>
-        <w:lastRenderedPageBreak/>
         <w:t>2.5 Billing &amp; Payment</w:t>
       </w:r>
     </w:p>
@@ -10081,6 +10438,37 @@
           </w:p>
         </w:tc>
       </w:tr>
+      <w:tr>
+        <w:tc>
+          <w:tcPr>
+            <w:tcW w:w="2261" w:type="dxa"/>
+          </w:tcPr>
+          <w:p>
+            <w:r>
+              <w:rPr>
+                <w:rFonts w:ascii="Arial" w:hAnsi="Arial"/>
+                <w:sz w:val="20"/>
+              </w:rPr>
+              <w:t>Business rule</w:t>
+            </w:r>
+          </w:p>
+        </w:tc>
+        <w:tc>
+          <w:tcPr>
+            <w:tcW w:w="6779" w:type="dxa"/>
+            <w:gridSpan w:val="3"/>
+          </w:tcPr>
+          <w:p>
+            <w:r>
+              <w:rPr>
+                <w:rFonts w:ascii="Arial" w:hAnsi="Arial"/>
+                <w:sz w:val="20"/>
+              </w:rPr>
+              <w:t>BR-06</w:t>
+            </w:r>
+          </w:p>
+        </w:tc>
+      </w:tr>
     </w:tbl>
     <w:p/>
     <w:p>
@@ -10478,6 +10866,37 @@
           </w:p>
         </w:tc>
       </w:tr>
+      <w:tr>
+        <w:tc>
+          <w:tcPr>
+            <w:tcW w:w="2261" w:type="dxa"/>
+          </w:tcPr>
+          <w:p>
+            <w:r>
+              <w:rPr>
+                <w:rFonts w:ascii="Arial" w:hAnsi="Arial"/>
+                <w:sz w:val="20"/>
+              </w:rPr>
+              <w:t>Business rule</w:t>
+            </w:r>
+          </w:p>
+        </w:tc>
+        <w:tc>
+          <w:tcPr>
+            <w:tcW w:w="6779" w:type="dxa"/>
+            <w:gridSpan w:val="3"/>
+          </w:tcPr>
+          <w:p>
+            <w:r>
+              <w:rPr>
+                <w:rFonts w:ascii="Arial" w:hAnsi="Arial"/>
+                <w:sz w:val="20"/>
+              </w:rPr>
+              <w:t>BR-07</w:t>
+            </w:r>
+          </w:p>
+        </w:tc>
+      </w:tr>
     </w:tbl>
     <w:p/>
     <w:p>
@@ -10612,7 +11031,23 @@
                 <w:rFonts w:ascii="Arial" w:hAnsi="Arial"/>
                 <w:sz w:val="20"/>
               </w:rPr>
-              <w:t>As a doctor, I want to view the queue of waiting patients assigned to me so I know who to examine next.</w:t>
+              <w:t xml:space="preserve">As a doctor, I want to view the queue of waiting patients assigned to </w:t>
+            </w:r>
+            <w:proofErr w:type="gramStart"/>
+            <w:r>
+              <w:rPr>
+                <w:rFonts w:ascii="Arial" w:hAnsi="Arial"/>
+                <w:sz w:val="20"/>
+              </w:rPr>
+              <w:t>me</w:t>
+            </w:r>
+            <w:proofErr w:type="gramEnd"/>
+            <w:r>
+              <w:rPr>
+                <w:rFonts w:ascii="Arial" w:hAnsi="Arial"/>
+                <w:sz w:val="20"/>
+              </w:rPr>
+              <w:t xml:space="preserve"> so I know who to examine next.</w:t>
             </w:r>
           </w:p>
         </w:tc>
@@ -10698,6 +11133,7 @@
                 <w:rFonts w:ascii="Arial" w:hAnsi="Arial"/>
                 <w:sz w:val="20"/>
               </w:rPr>
+              <w:lastRenderedPageBreak/>
               <w:t>Normal Sequence/Flow</w:t>
             </w:r>
           </w:p>
@@ -10745,7 +11181,23 @@
                 <w:sz w:val="20"/>
               </w:rPr>
               <w:tab/>
-              <w:t>System retrieves the daily APPOINTMENTs assigned to the currently logged in Doctor.</w:t>
+              <w:t xml:space="preserve">System retrieves the daily APPOINTMENTs assigned to the currently logged in </w:t>
+            </w:r>
+            <w:proofErr w:type="gramStart"/>
+            <w:r>
+              <w:rPr>
+                <w:rFonts w:ascii="Arial" w:hAnsi="Arial"/>
+                <w:sz w:val="20"/>
+              </w:rPr>
+              <w:t>Doctor</w:t>
+            </w:r>
+            <w:proofErr w:type="gramEnd"/>
+            <w:r>
+              <w:rPr>
+                <w:rFonts w:ascii="Arial" w:hAnsi="Arial"/>
+                <w:sz w:val="20"/>
+              </w:rPr>
+              <w:t>.</w:t>
             </w:r>
             <w:r>
               <w:rPr>
@@ -10793,7 +11245,6 @@
                 <w:rFonts w:ascii="Arial" w:hAnsi="Arial"/>
                 <w:sz w:val="20"/>
               </w:rPr>
-              <w:lastRenderedPageBreak/>
               <w:t>Alternative Sequences/Flows</w:t>
             </w:r>
           </w:p>
@@ -10810,6 +11261,37 @@
                 <w:sz w:val="20"/>
               </w:rPr>
               <w:t>None</w:t>
+            </w:r>
+          </w:p>
+        </w:tc>
+      </w:tr>
+      <w:tr>
+        <w:tc>
+          <w:tcPr>
+            <w:tcW w:w="2262" w:type="dxa"/>
+          </w:tcPr>
+          <w:p>
+            <w:r>
+              <w:rPr>
+                <w:rFonts w:ascii="Arial" w:hAnsi="Arial"/>
+                <w:sz w:val="20"/>
+              </w:rPr>
+              <w:t>Business rule</w:t>
+            </w:r>
+          </w:p>
+        </w:tc>
+        <w:tc>
+          <w:tcPr>
+            <w:tcW w:w="6778" w:type="dxa"/>
+            <w:gridSpan w:val="3"/>
+          </w:tcPr>
+          <w:p>
+            <w:r>
+              <w:rPr>
+                <w:rFonts w:ascii="Arial" w:hAnsi="Arial"/>
+                <w:sz w:val="20"/>
+              </w:rPr>
+              <w:t>General</w:t>
             </w:r>
           </w:p>
         </w:tc>
@@ -11149,6 +11631,37 @@
           </w:p>
         </w:tc>
       </w:tr>
+      <w:tr>
+        <w:tc>
+          <w:tcPr>
+            <w:tcW w:w="2262" w:type="dxa"/>
+          </w:tcPr>
+          <w:p>
+            <w:r>
+              <w:rPr>
+                <w:rFonts w:ascii="Arial" w:hAnsi="Arial"/>
+                <w:sz w:val="20"/>
+              </w:rPr>
+              <w:t>Business rule</w:t>
+            </w:r>
+          </w:p>
+        </w:tc>
+        <w:tc>
+          <w:tcPr>
+            <w:tcW w:w="6778" w:type="dxa"/>
+            <w:gridSpan w:val="3"/>
+          </w:tcPr>
+          <w:p>
+            <w:r>
+              <w:rPr>
+                <w:rFonts w:ascii="Arial" w:hAnsi="Arial"/>
+                <w:sz w:val="20"/>
+              </w:rPr>
+              <w:t>BR-09</w:t>
+            </w:r>
+          </w:p>
+        </w:tc>
+      </w:tr>
     </w:tbl>
     <w:p/>
     <w:p>
@@ -11564,6 +12077,37 @@
           </w:p>
         </w:tc>
       </w:tr>
+      <w:tr>
+        <w:tc>
+          <w:tcPr>
+            <w:tcW w:w="2262" w:type="dxa"/>
+          </w:tcPr>
+          <w:p>
+            <w:r>
+              <w:rPr>
+                <w:rFonts w:ascii="Arial" w:hAnsi="Arial"/>
+                <w:sz w:val="20"/>
+              </w:rPr>
+              <w:t>Business rule</w:t>
+            </w:r>
+          </w:p>
+        </w:tc>
+        <w:tc>
+          <w:tcPr>
+            <w:tcW w:w="6778" w:type="dxa"/>
+            <w:gridSpan w:val="3"/>
+          </w:tcPr>
+          <w:p>
+            <w:r>
+              <w:rPr>
+                <w:rFonts w:ascii="Arial" w:hAnsi="Arial"/>
+                <w:sz w:val="20"/>
+              </w:rPr>
+              <w:t>BR-07</w:t>
+            </w:r>
+          </w:p>
+        </w:tc>
+      </w:tr>
     </w:tbl>
     <w:p/>
     <w:p>
@@ -11581,6 +12125,7 @@
           <w:sz w:val="22"/>
           <w:szCs w:val="22"/>
         </w:rPr>
+        <w:lastRenderedPageBreak/>
         <w:t>2.8.2 UC-13 Issue Electronic Prescription</w:t>
       </w:r>
     </w:p>
@@ -11845,15 +12390,7 @@
                 <w:sz w:val="20"/>
               </w:rPr>
               <w:tab/>
-              <w:t xml:space="preserve">System displays a dropdown with Autocomplete suggestions from </w:t>
-            </w:r>
-            <w:r>
-              <w:rPr>
-                <w:rFonts w:ascii="Arial" w:hAnsi="Arial"/>
-                <w:sz w:val="20"/>
-              </w:rPr>
-              <w:lastRenderedPageBreak/>
-              <w:t>the drug dictionary.</w:t>
+              <w:t>System displays a dropdown with Autocomplete suggestions from the drug dictionary.</w:t>
             </w:r>
             <w:r>
               <w:rPr>
@@ -11965,7 +12502,6 @@
                 <w:rFonts w:ascii="Arial" w:hAnsi="Arial"/>
                 <w:sz w:val="20"/>
               </w:rPr>
-              <w:lastRenderedPageBreak/>
               <w:t>Alternative Sequences/Flows</w:t>
             </w:r>
           </w:p>
@@ -12030,6 +12566,37 @@
               </w:rPr>
               <w:tab/>
               <w:t>Return to step 8 of normal flow (System generates a Billing invoice containing consultation fee only).</w:t>
+            </w:r>
+          </w:p>
+        </w:tc>
+      </w:tr>
+      <w:tr>
+        <w:tc>
+          <w:tcPr>
+            <w:tcW w:w="2262" w:type="dxa"/>
+          </w:tcPr>
+          <w:p>
+            <w:r>
+              <w:rPr>
+                <w:rFonts w:ascii="Arial" w:hAnsi="Arial"/>
+                <w:sz w:val="20"/>
+              </w:rPr>
+              <w:t>Business rule</w:t>
+            </w:r>
+          </w:p>
+        </w:tc>
+        <w:tc>
+          <w:tcPr>
+            <w:tcW w:w="6778" w:type="dxa"/>
+            <w:gridSpan w:val="3"/>
+          </w:tcPr>
+          <w:p>
+            <w:r>
+              <w:rPr>
+                <w:rFonts w:ascii="Arial" w:hAnsi="Arial"/>
+                <w:sz w:val="20"/>
+              </w:rPr>
+              <w:t>BR-08</w:t>
             </w:r>
           </w:p>
         </w:tc>
@@ -12401,6 +12968,37 @@
           </w:p>
         </w:tc>
       </w:tr>
+      <w:tr>
+        <w:tc>
+          <w:tcPr>
+            <w:tcW w:w="2262" w:type="dxa"/>
+          </w:tcPr>
+          <w:p>
+            <w:r>
+              <w:rPr>
+                <w:rFonts w:ascii="Arial" w:hAnsi="Arial"/>
+                <w:sz w:val="20"/>
+              </w:rPr>
+              <w:t>Business rule</w:t>
+            </w:r>
+          </w:p>
+        </w:tc>
+        <w:tc>
+          <w:tcPr>
+            <w:tcW w:w="6778" w:type="dxa"/>
+            <w:gridSpan w:val="3"/>
+          </w:tcPr>
+          <w:p>
+            <w:r>
+              <w:rPr>
+                <w:rFonts w:ascii="Arial" w:hAnsi="Arial"/>
+                <w:sz w:val="20"/>
+              </w:rPr>
+              <w:t>BR-09</w:t>
+            </w:r>
+          </w:p>
+        </w:tc>
+      </w:tr>
     </w:tbl>
     <w:p>
       <w:pPr>
@@ -12427,324 +13025,6 @@
     </w:p>
     <w:p>
       <w:pPr>
-        <w:rPr>
-          <w:i/>
-          <w:color w:val="0000FF"/>
-        </w:rPr>
-      </w:pPr>
-      <w:bookmarkStart w:id="10" w:name="_Toc143617359"/>
-      <w:bookmarkStart w:id="11" w:name="_Toc146703157"/>
-      <w:bookmarkStart w:id="12" w:name="_Toc179689383"/>
-      <w:bookmarkStart w:id="13" w:name="_Hlk180308893"/>
-      <w:r>
-        <w:rPr>
-          <w:i/>
-          <w:color w:val="0000FF"/>
-        </w:rPr>
-        <w:t>[Provide descriptions about the system’s functions/screens. The functions/screens are grouped by the system features, and even sub-features if needed. For the screens, you need to provide the screen layouts (mock-up screens) and relevant specifications if needed]</w:t>
-      </w:r>
-    </w:p>
-    <w:p>
-      <w:pPr>
-        <w:pStyle w:val="Heading3"/>
-      </w:pPr>
-      <w:r/>
-    </w:p>
-    <w:p>
-      <w:pPr>
-        <w:pStyle w:val="Heading4"/>
-      </w:pPr>
-      <w:r/>
-    </w:p>
-    <w:p>
-      <w:pPr>
-        <w:pStyle w:val="Heading5"/>
-      </w:pPr>
-      <w:r/>
-    </w:p>
-    <w:p>
-      <w:pPr>
-        <w:spacing w:after="60"/>
-        <w:jc w:val="both"/>
-        <w:rPr>
-          <w:i/>
-          <w:color w:val="0000FF"/>
-        </w:rPr>
-      </w:pPr>
-      <w:r/>
-    </w:p>
-    <w:p>
-      <w:pPr>
-        <w:spacing w:after="60"/>
-        <w:jc w:val="both"/>
-        <w:rPr>
-          <w:i/>
-          <w:color w:val="0000FF"/>
-        </w:rPr>
-      </w:pPr>
-      <w:r/>
-    </w:p>
-    <w:p>
-      <w:pPr>
-        <w:spacing w:after="60"/>
-        <w:jc w:val="both"/>
-        <w:rPr>
-          <w:i/>
-          <w:color w:val="0000FF"/>
-        </w:rPr>
-      </w:pPr>
-      <w:r/>
-    </w:p>
-    <w:tbl>
-      <w:tblPr>
-        <w:tblStyle w:val="TableGrid"/>
-        <w:tblW w:w="9067" w:type="dxa"/>
-        <w:tblLook w:val="04A0" w:firstRow="1" w:lastRow="0" w:firstColumn="1" w:lastColumn="0" w:noHBand="0" w:noVBand="1"/>
-      </w:tblPr>
-      <w:tblGrid>
-        <w:gridCol w:w="1555"/>
-        <w:gridCol w:w="7512"/>
-      </w:tblGrid>
-      <w:tr>
-        <w:tc>
-          <w:tcPr>
-            <w:tcW w:w="1555" w:type="dxa"/>
-            <w:shd w:val="clear" w:color="auto" w:fill="FBE4D5" w:themeFill="accent2" w:themeFillTint="33"/>
-          </w:tcPr>
-          <w:p>
-            <w:pPr>
-              <w:rPr>
-                <w:b/>
-                <w:color w:val="833C0B" w:themeColor="accent2" w:themeShade="80"/>
-              </w:rPr>
-            </w:pPr>
-            <w:r>
-              <w:rPr>
-                <w:b/>
-                <w:color w:val="833C0B" w:themeColor="accent2" w:themeShade="80"/>
-              </w:rPr>
-              <w:t>Field Name</w:t>
-            </w:r>
-          </w:p>
-        </w:tc>
-        <w:tc>
-          <w:tcPr>
-            <w:tcW w:w="7512" w:type="dxa"/>
-            <w:shd w:val="clear" w:color="auto" w:fill="FBE4D5" w:themeFill="accent2" w:themeFillTint="33"/>
-          </w:tcPr>
-          <w:p>
-            <w:pPr>
-              <w:rPr>
-                <w:b/>
-                <w:color w:val="833C0B" w:themeColor="accent2" w:themeShade="80"/>
-              </w:rPr>
-            </w:pPr>
-            <w:r>
-              <w:rPr>
-                <w:b/>
-                <w:color w:val="833C0B" w:themeColor="accent2" w:themeShade="80"/>
-              </w:rPr>
-              <w:t>Description</w:t>
-            </w:r>
-          </w:p>
-        </w:tc>
-      </w:tr>
-      <w:tr>
-        <w:tc>
-          <w:tcPr>
-            <w:tcW w:w="1555" w:type="dxa"/>
-          </w:tcPr>
-          <w:p>
-            <w:r>
-              <w:t>Field Name1</w:t>
-            </w:r>
-          </w:p>
-        </w:tc>
-        <w:tc>
-          <w:tcPr>
-            <w:tcW w:w="7512" w:type="dxa"/>
-          </w:tcPr>
-          <w:p>
-            <w:r>
-              <w:rPr>
-                <w:rFonts w:cstheme="minorHAnsi"/>
-                <w:color w:val="444444"/>
-              </w:rPr>
-              <w:t>Field description: data type min/max length or value, initial data, etc.</w:t>
-            </w:r>
-          </w:p>
-        </w:tc>
-      </w:tr>
-      <w:tr>
-        <w:tc>
-          <w:tcPr>
-            <w:tcW w:w="1555" w:type="dxa"/>
-          </w:tcPr>
-          <w:p>
-            <w:r>
-              <w:t>Field Name2</w:t>
-            </w:r>
-          </w:p>
-        </w:tc>
-        <w:tc>
-          <w:tcPr>
-            <w:tcW w:w="7512" w:type="dxa"/>
-          </w:tcPr>
-          <w:p>
-            <w:r>
-              <w:t>…</w:t>
-            </w:r>
-          </w:p>
-        </w:tc>
-      </w:tr>
-      <w:tr>
-        <w:tc>
-          <w:tcPr>
-            <w:tcW w:w="9067" w:type="dxa"/>
-            <w:gridSpan w:val="2"/>
-          </w:tcPr>
-          <w:p>
-            <w:pPr>
-              <w:rPr>
-                <w:b/>
-                <w:i/>
-              </w:rPr>
-            </w:pPr>
-            <w:r>
-              <w:rPr>
-                <w:b/>
-                <w:i/>
-              </w:rPr>
-              <w:t>Field Group-Name1</w:t>
-            </w:r>
-          </w:p>
-        </w:tc>
-      </w:tr>
-      <w:tr>
-        <w:tc>
-          <w:tcPr>
-            <w:tcW w:w="1555" w:type="dxa"/>
-          </w:tcPr>
-          <w:p>
-            <w:r>
-              <w:t>Field Name3</w:t>
-            </w:r>
-          </w:p>
-        </w:tc>
-        <w:tc>
-          <w:tcPr>
-            <w:tcW w:w="7512" w:type="dxa"/>
-          </w:tcPr>
-          <w:p>
-            <w:r>
-              <w:t>…</w:t>
-            </w:r>
-          </w:p>
-        </w:tc>
-      </w:tr>
-      <w:tr>
-        <w:tc>
-          <w:tcPr>
-            <w:tcW w:w="1555" w:type="dxa"/>
-          </w:tcPr>
-          <w:p>
-            <w:r>
-              <w:t>Field Name4</w:t>
-            </w:r>
-          </w:p>
-        </w:tc>
-        <w:tc>
-          <w:tcPr>
-            <w:tcW w:w="7512" w:type="dxa"/>
-          </w:tcPr>
-          <w:p>
-            <w:r>
-              <w:t>…</w:t>
-            </w:r>
-          </w:p>
-        </w:tc>
-      </w:tr>
-      <w:tr>
-        <w:tc>
-          <w:tcPr>
-            <w:tcW w:w="9067" w:type="dxa"/>
-            <w:gridSpan w:val="2"/>
-          </w:tcPr>
-          <w:p>
-            <w:r>
-              <w:rPr>
-                <w:b/>
-                <w:i/>
-              </w:rPr>
-              <w:t>Field Group-Name</w:t>
-            </w:r>
-            <w:r>
-              <w:rPr>
-                <w:b/>
-                <w:i/>
-              </w:rPr>
-              <w:t>2</w:t>
-            </w:r>
-          </w:p>
-        </w:tc>
-      </w:tr>
-      <w:tr>
-        <w:tc>
-          <w:tcPr>
-            <w:tcW w:w="1555" w:type="dxa"/>
-          </w:tcPr>
-          <w:p>
-            <w:r>
-              <w:t>…</w:t>
-            </w:r>
-          </w:p>
-        </w:tc>
-        <w:tc>
-          <w:tcPr>
-            <w:tcW w:w="7512" w:type="dxa"/>
-          </w:tcPr>
-          <w:p>
-            <w:r>
-              <w:t>…</w:t>
-            </w:r>
-          </w:p>
-        </w:tc>
-      </w:tr>
-    </w:tbl>
-    <w:p>
-      <w:pPr>
-        <w:spacing w:after="60"/>
-        <w:jc w:val="both"/>
-        <w:rPr>
-          <w:i/>
-          <w:color w:val="0000FF"/>
-        </w:rPr>
-      </w:pPr>
-      <w:r/>
-    </w:p>
-    <w:p>
-      <w:pPr>
-        <w:pStyle w:val="Heading5"/>
-      </w:pPr>
-      <w:r/>
-    </w:p>
-    <w:p>
-      <w:r/>
-    </w:p>
-    <w:p>
-      <w:pPr>
-        <w:pStyle w:val="Heading4"/>
-        <w:rPr>
-          <w:lang w:val="vi-VN"/>
-        </w:rPr>
-      </w:pPr>
-      <w:r/>
-    </w:p>
-    <w:p>
-      <w:r/>
-    </w:p>
-    <w:p>
-      <w:pPr>
         <w:pStyle w:val="Heading3"/>
       </w:pPr>
       <w:r>
@@ -12768,24 +13048,30 @@
       </w:r>
     </w:p>
     <w:p>
-      <w:pPr/>
+      <w:pPr>
+        <w:jc w:val="center"/>
+      </w:pPr>
       <w:r>
+        <w:rPr>
+          <w:noProof/>
+        </w:rPr>
         <w:drawing>
-          <wp:inline xmlns:a="http://schemas.openxmlformats.org/drawingml/2006/main" xmlns:pic="http://schemas.openxmlformats.org/drawingml/2006/picture">
-            <wp:extent cx="5486400" cy="10972800"/>
-            <wp:docPr id="2054810809" name="Picture 2054810809"/>
+          <wp:inline distT="0" distB="0" distL="0" distR="0" wp14:anchorId="153A1D34" wp14:editId="49CCBEC3">
+            <wp:extent cx="2728654" cy="5474525"/>
+            <wp:effectExtent l="0" t="0" r="0" b="0"/>
+            <wp:docPr id="1918211086" name="Picture 1"/>
             <wp:cNvGraphicFramePr>
-              <a:graphicFrameLocks noChangeAspect="1"/>
+              <a:graphicFrameLocks xmlns:a="http://schemas.openxmlformats.org/drawingml/2006/main" noChangeAspect="1"/>
             </wp:cNvGraphicFramePr>
-            <a:graphic>
+            <a:graphic xmlns:a="http://schemas.openxmlformats.org/drawingml/2006/main">
               <a:graphicData uri="http://schemas.openxmlformats.org/drawingml/2006/picture">
-                <pic:pic>
+                <pic:pic xmlns:pic="http://schemas.openxmlformats.org/drawingml/2006/picture">
                   <pic:nvPicPr>
-                    <pic:cNvPr id="0" name="parent_landing_login.png"/>
+                    <pic:cNvPr id="1918211086" name=""/>
                     <pic:cNvPicPr/>
                   </pic:nvPicPr>
                   <pic:blipFill>
-                    <a:blip r:embed="rId25"/>
+                    <a:blip r:embed="rId20"/>
                     <a:stretch>
                       <a:fillRect/>
                     </a:stretch>
@@ -12793,9 +13079,11 @@
                   <pic:spPr>
                     <a:xfrm>
                       <a:off x="0" y="0"/>
-                      <a:ext cx="5486400" cy="10972800"/>
+                      <a:ext cx="2732887" cy="5483018"/>
                     </a:xfrm>
-                    <a:prstGeom prst="rect"/>
+                    <a:prstGeom prst="rect">
+                      <a:avLst/>
+                    </a:prstGeom>
                   </pic:spPr>
                 </pic:pic>
               </a:graphicData>
@@ -12805,14 +13093,26 @@
       </w:r>
     </w:p>
     <w:p>
-      <w:pPr/>
       <w:r>
         <w:t>This screen allows the Parents to view the landing page, log in using their credentials (e.g., phone number), or proceed to the self-service booking portal as a guest.</w:t>
       </w:r>
     </w:p>
     <w:p>
-      <w:pPr/>
+      <w:pPr>
+        <w:rPr>
+          <w:b/>
+          <w:bCs/>
+          <w:i/>
+          <w:iCs/>
+        </w:rPr>
+      </w:pPr>
       <w:r>
+        <w:rPr>
+          <w:b/>
+          <w:bCs/>
+          <w:i/>
+          <w:iCs/>
+        </w:rPr>
         <w:t>Field Description</w:t>
       </w:r>
     </w:p>
@@ -12914,88 +13214,13 @@
           </w:p>
         </w:tc>
       </w:tr>
-      <w:tr>
-        <w:tc>
-          <w:tcPr>
-            <w:tcW w:w="9067" w:type="dxa"/>
-            <w:gridSpan w:val="2"/>
-          </w:tcPr>
-          <w:p>
-            <w:r/>
-          </w:p>
-        </w:tc>
-      </w:tr>
-      <w:tr>
-        <w:tc>
-          <w:tcPr>
-            <w:tcW w:w="1555" w:type="dxa"/>
-          </w:tcPr>
-          <w:p>
-            <w:r/>
-          </w:p>
-        </w:tc>
-        <w:tc>
-          <w:tcPr>
-            <w:tcW w:w="7512" w:type="dxa"/>
-          </w:tcPr>
-          <w:p>
-            <w:r/>
-          </w:p>
-        </w:tc>
-      </w:tr>
-      <w:tr>
-        <w:tc>
-          <w:tcPr>
-            <w:tcW w:w="1555" w:type="dxa"/>
-          </w:tcPr>
-          <w:p>
-            <w:r/>
-          </w:p>
-        </w:tc>
-        <w:tc>
-          <w:tcPr>
-            <w:tcW w:w="7512" w:type="dxa"/>
-          </w:tcPr>
-          <w:p>
-            <w:r/>
-          </w:p>
-        </w:tc>
-      </w:tr>
-      <w:tr>
-        <w:tc>
-          <w:tcPr>
-            <w:tcW w:w="9067" w:type="dxa"/>
-            <w:gridSpan w:val="2"/>
-          </w:tcPr>
-          <w:p>
-            <w:r/>
-          </w:p>
-        </w:tc>
-      </w:tr>
-      <w:tr>
-        <w:tc>
-          <w:tcPr>
-            <w:tcW w:w="1555" w:type="dxa"/>
-          </w:tcPr>
-          <w:p>
-            <w:r/>
-          </w:p>
-        </w:tc>
-        <w:tc>
-          <w:tcPr>
-            <w:tcW w:w="7512" w:type="dxa"/>
-          </w:tcPr>
-          <w:p>
-            <w:r/>
-          </w:p>
-        </w:tc>
-      </w:tr>
     </w:tbl>
     <w:p>
       <w:pPr>
         <w:pStyle w:val="Heading4"/>
       </w:pPr>
       <w:r>
+        <w:lastRenderedPageBreak/>
         <w:t>3.1.2 Self-Service Booking</w:t>
       </w:r>
     </w:p>
@@ -13008,34 +13233,51 @@
       </w:r>
     </w:p>
     <w:p>
-      <w:pPr/>
+      <w:pPr>
+        <w:jc w:val="center"/>
+      </w:pPr>
       <w:r>
+        <w:rPr>
+          <w:noProof/>
+        </w:rPr>
         <w:drawing>
-          <wp:inline xmlns:a="http://schemas.openxmlformats.org/drawingml/2006/main" xmlns:pic="http://schemas.openxmlformats.org/drawingml/2006/picture">
-            <wp:extent cx="5486400" cy="10972800"/>
-            <wp:docPr id="2054810810" name="Picture 2054810810"/>
+          <wp:inline distT="0" distB="0" distL="0" distR="0" wp14:anchorId="53055A15" wp14:editId="480E6537">
+            <wp:extent cx="2279774" cy="4499124"/>
+            <wp:effectExtent l="0" t="0" r="6350" b="0"/>
+            <wp:docPr id="428673585" name="Picture 1"/>
             <wp:cNvGraphicFramePr>
-              <a:graphicFrameLocks noChangeAspect="1"/>
+              <a:graphicFrameLocks xmlns:a="http://schemas.openxmlformats.org/drawingml/2006/main" noChangeAspect="1"/>
             </wp:cNvGraphicFramePr>
-            <a:graphic>
+            <a:graphic xmlns:a="http://schemas.openxmlformats.org/drawingml/2006/main">
               <a:graphicData uri="http://schemas.openxmlformats.org/drawingml/2006/picture">
-                <pic:pic>
+                <pic:pic xmlns:pic="http://schemas.openxmlformats.org/drawingml/2006/picture">
                   <pic:nvPicPr>
-                    <pic:cNvPr id="0" name="parent_booking_portal.png"/>
+                    <pic:cNvPr id="428673585" name=""/>
                     <pic:cNvPicPr/>
                   </pic:nvPicPr>
-                  <pic:blipFill>
-                    <a:blip r:embed="rId26"/>
+                  <pic:blipFill rotWithShape="1">
+                    <a:blip r:embed="rId21"/>
+                    <a:srcRect l="2001" t="2763" r="1966" b="2030"/>
                     <a:stretch>
                       <a:fillRect/>
                     </a:stretch>
                   </pic:blipFill>
-                  <pic:spPr>
+                  <pic:spPr bwMode="auto">
                     <a:xfrm>
                       <a:off x="0" y="0"/>
-                      <a:ext cx="5486400" cy="10972800"/>
+                      <a:ext cx="2288698" cy="4516736"/>
                     </a:xfrm>
-                    <a:prstGeom prst="rect"/>
+                    <a:prstGeom prst="rect">
+                      <a:avLst/>
+                    </a:prstGeom>
+                    <a:ln>
+                      <a:noFill/>
+                    </a:ln>
+                    <a:extLst>
+                      <a:ext uri="{53640926-AAD7-44D8-BBD7-CCE9431645EC}">
+                        <a14:shadowObscured xmlns:a14="http://schemas.microsoft.com/office/drawing/2010/main"/>
+                      </a:ext>
+                    </a:extLst>
                   </pic:spPr>
                 </pic:pic>
               </a:graphicData>
@@ -13045,14 +13287,26 @@
       </w:r>
     </w:p>
     <w:p>
-      <w:pPr/>
       <w:r>
         <w:t>This screen allows the Parents to book appointments online by selecting a doctor, choosing an available time slot, and providing patient demographics (Name, DOB, Symptoms). Features self-service capabilities without receptionist intervention.</w:t>
       </w:r>
     </w:p>
     <w:p>
-      <w:pPr/>
+      <w:pPr>
+        <w:rPr>
+          <w:b/>
+          <w:bCs/>
+          <w:i/>
+          <w:iCs/>
+        </w:rPr>
+      </w:pPr>
       <w:r>
+        <w:rPr>
+          <w:b/>
+          <w:bCs/>
+          <w:i/>
+          <w:iCs/>
+        </w:rPr>
         <w:t>Field Description</w:t>
       </w:r>
     </w:p>
@@ -13157,78 +13411,22 @@
       <w:tr>
         <w:tc>
           <w:tcPr>
-            <w:tcW w:w="9067" w:type="dxa"/>
-            <w:gridSpan w:val="2"/>
+            <w:tcW w:w="1555" w:type="dxa"/>
+          </w:tcPr>
+          <w:p>
+            <w:r>
+              <w:t>(3)</w:t>
+            </w:r>
+          </w:p>
+        </w:tc>
+        <w:tc>
+          <w:tcPr>
+            <w:tcW w:w="7512" w:type="dxa"/>
           </w:tcPr>
           <w:p>
             <w:r>
               <w:t>Patient Information: Name, DOB, and Reason for Visit.</w:t>
             </w:r>
-          </w:p>
-        </w:tc>
-      </w:tr>
-      <w:tr>
-        <w:tc>
-          <w:tcPr>
-            <w:tcW w:w="1555" w:type="dxa"/>
-          </w:tcPr>
-          <w:p>
-            <w:r/>
-          </w:p>
-        </w:tc>
-        <w:tc>
-          <w:tcPr>
-            <w:tcW w:w="7512" w:type="dxa"/>
-          </w:tcPr>
-          <w:p>
-            <w:r/>
-          </w:p>
-        </w:tc>
-      </w:tr>
-      <w:tr>
-        <w:tc>
-          <w:tcPr>
-            <w:tcW w:w="1555" w:type="dxa"/>
-          </w:tcPr>
-          <w:p>
-            <w:r/>
-          </w:p>
-        </w:tc>
-        <w:tc>
-          <w:tcPr>
-            <w:tcW w:w="7512" w:type="dxa"/>
-          </w:tcPr>
-          <w:p>
-            <w:r/>
-          </w:p>
-        </w:tc>
-      </w:tr>
-      <w:tr>
-        <w:tc>
-          <w:tcPr>
-            <w:tcW w:w="9067" w:type="dxa"/>
-            <w:gridSpan w:val="2"/>
-          </w:tcPr>
-          <w:p>
-            <w:r/>
-          </w:p>
-        </w:tc>
-      </w:tr>
-      <w:tr>
-        <w:tc>
-          <w:tcPr>
-            <w:tcW w:w="1555" w:type="dxa"/>
-          </w:tcPr>
-          <w:p>
-            <w:r/>
-          </w:p>
-        </w:tc>
-        <w:tc>
-          <w:tcPr>
-            <w:tcW w:w="7512" w:type="dxa"/>
-          </w:tcPr>
-          <w:p>
-            <w:r/>
           </w:p>
         </w:tc>
       </w:tr>
@@ -13238,38 +13436,56 @@
         <w:pStyle w:val="Heading5"/>
       </w:pPr>
       <w:r>
+        <w:lastRenderedPageBreak/>
         <w:t>3.1.2.2 Appointment Confirmed</w:t>
       </w:r>
     </w:p>
     <w:p>
-      <w:pPr/>
+      <w:pPr>
+        <w:jc w:val="center"/>
+      </w:pPr>
       <w:r>
+        <w:rPr>
+          <w:noProof/>
+        </w:rPr>
         <w:drawing>
-          <wp:inline xmlns:a="http://schemas.openxmlformats.org/drawingml/2006/main" xmlns:pic="http://schemas.openxmlformats.org/drawingml/2006/picture">
-            <wp:extent cx="5486400" cy="10972800"/>
-            <wp:docPr id="2054810811" name="Picture 2054810811"/>
+          <wp:inline distT="0" distB="0" distL="0" distR="0" wp14:anchorId="07421D33" wp14:editId="06CE4903">
+            <wp:extent cx="2220595" cy="4393871"/>
+            <wp:effectExtent l="0" t="0" r="8255" b="6985"/>
+            <wp:docPr id="983121374" name="Picture 1"/>
             <wp:cNvGraphicFramePr>
-              <a:graphicFrameLocks noChangeAspect="1"/>
+              <a:graphicFrameLocks xmlns:a="http://schemas.openxmlformats.org/drawingml/2006/main" noChangeAspect="1"/>
             </wp:cNvGraphicFramePr>
-            <a:graphic>
+            <a:graphic xmlns:a="http://schemas.openxmlformats.org/drawingml/2006/main">
               <a:graphicData uri="http://schemas.openxmlformats.org/drawingml/2006/picture">
-                <pic:pic>
+                <pic:pic xmlns:pic="http://schemas.openxmlformats.org/drawingml/2006/picture">
                   <pic:nvPicPr>
-                    <pic:cNvPr id="0" name="parent_appointment_confirmed.png"/>
+                    <pic:cNvPr id="983121374" name=""/>
                     <pic:cNvPicPr/>
                   </pic:nvPicPr>
-                  <pic:blipFill>
-                    <a:blip r:embed="rId27"/>
+                  <pic:blipFill rotWithShape="1">
+                    <a:blip r:embed="rId22"/>
+                    <a:srcRect b="1221"/>
                     <a:stretch>
                       <a:fillRect/>
                     </a:stretch>
                   </pic:blipFill>
-                  <pic:spPr>
+                  <pic:spPr bwMode="auto">
                     <a:xfrm>
                       <a:off x="0" y="0"/>
-                      <a:ext cx="5486400" cy="10972800"/>
+                      <a:ext cx="2229129" cy="4410757"/>
                     </a:xfrm>
-                    <a:prstGeom prst="rect"/>
+                    <a:prstGeom prst="rect">
+                      <a:avLst/>
+                    </a:prstGeom>
+                    <a:ln>
+                      <a:noFill/>
+                    </a:ln>
+                    <a:extLst>
+                      <a:ext uri="{53640926-AAD7-44D8-BBD7-CCE9431645EC}">
+                        <a14:shadowObscured xmlns:a14="http://schemas.microsoft.com/office/drawing/2010/main"/>
+                      </a:ext>
+                    </a:extLst>
                   </pic:spPr>
                 </pic:pic>
               </a:graphicData>
@@ -13279,14 +13495,26 @@
       </w:r>
     </w:p>
     <w:p>
-      <w:pPr/>
       <w:r>
         <w:t>This screen allows the Parents to receive their appointment confirmation details after booking. It displays the appointment time, doctor, and an option to return to the dashboard.</w:t>
       </w:r>
     </w:p>
     <w:p>
-      <w:pPr/>
+      <w:pPr>
+        <w:rPr>
+          <w:b/>
+          <w:bCs/>
+          <w:i/>
+          <w:iCs/>
+        </w:rPr>
+      </w:pPr>
       <w:r>
+        <w:rPr>
+          <w:b/>
+          <w:bCs/>
+          <w:i/>
+          <w:iCs/>
+        </w:rPr>
         <w:t>Field Description</w:t>
       </w:r>
     </w:p>
@@ -13388,88 +13616,13 @@
           </w:p>
         </w:tc>
       </w:tr>
-      <w:tr>
-        <w:tc>
-          <w:tcPr>
-            <w:tcW w:w="9067" w:type="dxa"/>
-            <w:gridSpan w:val="2"/>
-          </w:tcPr>
-          <w:p>
-            <w:r/>
-          </w:p>
-        </w:tc>
-      </w:tr>
-      <w:tr>
-        <w:tc>
-          <w:tcPr>
-            <w:tcW w:w="1555" w:type="dxa"/>
-          </w:tcPr>
-          <w:p>
-            <w:r/>
-          </w:p>
-        </w:tc>
-        <w:tc>
-          <w:tcPr>
-            <w:tcW w:w="7512" w:type="dxa"/>
-          </w:tcPr>
-          <w:p>
-            <w:r/>
-          </w:p>
-        </w:tc>
-      </w:tr>
-      <w:tr>
-        <w:tc>
-          <w:tcPr>
-            <w:tcW w:w="1555" w:type="dxa"/>
-          </w:tcPr>
-          <w:p>
-            <w:r/>
-          </w:p>
-        </w:tc>
-        <w:tc>
-          <w:tcPr>
-            <w:tcW w:w="7512" w:type="dxa"/>
-          </w:tcPr>
-          <w:p>
-            <w:r/>
-          </w:p>
-        </w:tc>
-      </w:tr>
-      <w:tr>
-        <w:tc>
-          <w:tcPr>
-            <w:tcW w:w="9067" w:type="dxa"/>
-            <w:gridSpan w:val="2"/>
-          </w:tcPr>
-          <w:p>
-            <w:r/>
-          </w:p>
-        </w:tc>
-      </w:tr>
-      <w:tr>
-        <w:tc>
-          <w:tcPr>
-            <w:tcW w:w="1555" w:type="dxa"/>
-          </w:tcPr>
-          <w:p>
-            <w:r/>
-          </w:p>
-        </w:tc>
-        <w:tc>
-          <w:tcPr>
-            <w:tcW w:w="7512" w:type="dxa"/>
-          </w:tcPr>
-          <w:p>
-            <w:r/>
-          </w:p>
-        </w:tc>
-      </w:tr>
     </w:tbl>
     <w:p>
       <w:pPr>
         <w:pStyle w:val="Heading4"/>
       </w:pPr>
       <w:r>
+        <w:lastRenderedPageBreak/>
         <w:t>3.1.3 Patient EMR Portal</w:t>
       </w:r>
     </w:p>
@@ -13482,24 +13635,30 @@
       </w:r>
     </w:p>
     <w:p>
-      <w:pPr/>
+      <w:pPr>
+        <w:jc w:val="center"/>
+      </w:pPr>
       <w:r>
+        <w:rPr>
+          <w:noProof/>
+        </w:rPr>
         <w:drawing>
-          <wp:inline xmlns:a="http://schemas.openxmlformats.org/drawingml/2006/main" xmlns:pic="http://schemas.openxmlformats.org/drawingml/2006/picture">
-            <wp:extent cx="5486400" cy="10972800"/>
-            <wp:docPr id="2054810812" name="Picture 2054810812"/>
+          <wp:inline distT="0" distB="0" distL="0" distR="0" wp14:anchorId="096F9DED" wp14:editId="3568BBC8">
+            <wp:extent cx="2833598" cy="5712031"/>
+            <wp:effectExtent l="0" t="0" r="5080" b="3175"/>
+            <wp:docPr id="1938680647" name="Picture 1"/>
             <wp:cNvGraphicFramePr>
-              <a:graphicFrameLocks noChangeAspect="1"/>
+              <a:graphicFrameLocks xmlns:a="http://schemas.openxmlformats.org/drawingml/2006/main" noChangeAspect="1"/>
             </wp:cNvGraphicFramePr>
-            <a:graphic>
+            <a:graphic xmlns:a="http://schemas.openxmlformats.org/drawingml/2006/main">
               <a:graphicData uri="http://schemas.openxmlformats.org/drawingml/2006/picture">
-                <pic:pic>
+                <pic:pic xmlns:pic="http://schemas.openxmlformats.org/drawingml/2006/picture">
                   <pic:nvPicPr>
-                    <pic:cNvPr id="0" name="parent_dashboard.png"/>
+                    <pic:cNvPr id="1938680647" name=""/>
                     <pic:cNvPicPr/>
                   </pic:nvPicPr>
                   <pic:blipFill>
-                    <a:blip r:embed="rId28"/>
+                    <a:blip r:embed="rId23"/>
                     <a:stretch>
                       <a:fillRect/>
                     </a:stretch>
@@ -13507,9 +13666,11 @@
                   <pic:spPr>
                     <a:xfrm>
                       <a:off x="0" y="0"/>
-                      <a:ext cx="5486400" cy="10972800"/>
+                      <a:ext cx="2834326" cy="5713499"/>
                     </a:xfrm>
-                    <a:prstGeom prst="rect"/>
+                    <a:prstGeom prst="rect">
+                      <a:avLst/>
+                    </a:prstGeom>
                   </pic:spPr>
                 </pic:pic>
               </a:graphicData>
@@ -13519,14 +13680,26 @@
       </w:r>
     </w:p>
     <w:p>
-      <w:pPr/>
       <w:r>
         <w:t>This screen allows the Parents to view an overview of upcoming appointments and access past medical records for their children.</w:t>
       </w:r>
     </w:p>
     <w:p>
-      <w:pPr/>
+      <w:pPr>
+        <w:rPr>
+          <w:b/>
+          <w:bCs/>
+          <w:i/>
+          <w:iCs/>
+        </w:rPr>
+      </w:pPr>
       <w:r>
+        <w:rPr>
+          <w:b/>
+          <w:bCs/>
+          <w:i/>
+          <w:iCs/>
+        </w:rPr>
         <w:t>Field Description</w:t>
       </w:r>
     </w:p>
@@ -13628,120 +13801,62 @@
           </w:p>
         </w:tc>
       </w:tr>
-      <w:tr>
-        <w:tc>
-          <w:tcPr>
-            <w:tcW w:w="9067" w:type="dxa"/>
-            <w:gridSpan w:val="2"/>
-          </w:tcPr>
-          <w:p>
-            <w:r/>
-          </w:p>
-        </w:tc>
-      </w:tr>
-      <w:tr>
-        <w:tc>
-          <w:tcPr>
-            <w:tcW w:w="1555" w:type="dxa"/>
-          </w:tcPr>
-          <w:p>
-            <w:r/>
-          </w:p>
-        </w:tc>
-        <w:tc>
-          <w:tcPr>
-            <w:tcW w:w="7512" w:type="dxa"/>
-          </w:tcPr>
-          <w:p>
-            <w:r/>
-          </w:p>
-        </w:tc>
-      </w:tr>
-      <w:tr>
-        <w:tc>
-          <w:tcPr>
-            <w:tcW w:w="1555" w:type="dxa"/>
-          </w:tcPr>
-          <w:p>
-            <w:r/>
-          </w:p>
-        </w:tc>
-        <w:tc>
-          <w:tcPr>
-            <w:tcW w:w="7512" w:type="dxa"/>
-          </w:tcPr>
-          <w:p>
-            <w:r/>
-          </w:p>
-        </w:tc>
-      </w:tr>
-      <w:tr>
-        <w:tc>
-          <w:tcPr>
-            <w:tcW w:w="9067" w:type="dxa"/>
-            <w:gridSpan w:val="2"/>
-          </w:tcPr>
-          <w:p>
-            <w:r/>
-          </w:p>
-        </w:tc>
-      </w:tr>
-      <w:tr>
-        <w:tc>
-          <w:tcPr>
-            <w:tcW w:w="1555" w:type="dxa"/>
-          </w:tcPr>
-          <w:p>
-            <w:r/>
-          </w:p>
-        </w:tc>
-        <w:tc>
-          <w:tcPr>
-            <w:tcW w:w="7512" w:type="dxa"/>
-          </w:tcPr>
-          <w:p>
-            <w:r/>
-          </w:p>
-        </w:tc>
-      </w:tr>
     </w:tbl>
     <w:p>
       <w:pPr>
         <w:pStyle w:val="Heading5"/>
       </w:pPr>
       <w:r>
+        <w:lastRenderedPageBreak/>
         <w:t>3.1.3.2 Clinical Notes &amp; Prescriptions</w:t>
       </w:r>
     </w:p>
     <w:p>
-      <w:pPr/>
+      <w:pPr>
+        <w:jc w:val="center"/>
+      </w:pPr>
       <w:r>
+        <w:rPr>
+          <w:noProof/>
+        </w:rPr>
         <w:drawing>
-          <wp:inline xmlns:a="http://schemas.openxmlformats.org/drawingml/2006/main" xmlns:pic="http://schemas.openxmlformats.org/drawingml/2006/picture">
-            <wp:extent cx="5486400" cy="10972800"/>
-            <wp:docPr id="2054810813" name="Picture 2054810813"/>
+          <wp:inline distT="0" distB="0" distL="0" distR="0" wp14:anchorId="4A91F50D" wp14:editId="0CF2A1BC">
+            <wp:extent cx="2375407" cy="4690168"/>
+            <wp:effectExtent l="0" t="0" r="6350" b="0"/>
+            <wp:docPr id="1319264163" name="Picture 1"/>
             <wp:cNvGraphicFramePr>
-              <a:graphicFrameLocks noChangeAspect="1"/>
+              <a:graphicFrameLocks xmlns:a="http://schemas.openxmlformats.org/drawingml/2006/main" noChangeAspect="1"/>
             </wp:cNvGraphicFramePr>
-            <a:graphic>
+            <a:graphic xmlns:a="http://schemas.openxmlformats.org/drawingml/2006/main">
               <a:graphicData uri="http://schemas.openxmlformats.org/drawingml/2006/picture">
-                <pic:pic>
+                <pic:pic xmlns:pic="http://schemas.openxmlformats.org/drawingml/2006/picture">
                   <pic:nvPicPr>
-                    <pic:cNvPr id="0" name="parent_clinical_notes.png"/>
+                    <pic:cNvPr id="1319264163" name=""/>
                     <pic:cNvPicPr/>
                   </pic:nvPicPr>
-                  <pic:blipFill>
-                    <a:blip r:embed="rId29"/>
+                  <pic:blipFill rotWithShape="1">
+                    <a:blip r:embed="rId24"/>
+                    <a:srcRect t="1741"/>
                     <a:stretch>
                       <a:fillRect/>
                     </a:stretch>
                   </pic:blipFill>
-                  <pic:spPr>
+                  <pic:spPr bwMode="auto">
                     <a:xfrm>
                       <a:off x="0" y="0"/>
-                      <a:ext cx="5486400" cy="10972800"/>
+                      <a:ext cx="2382415" cy="4704005"/>
                     </a:xfrm>
-                    <a:prstGeom prst="rect"/>
+                    <a:prstGeom prst="rect">
+                      <a:avLst/>
+                    </a:prstGeom>
+                    <a:ln>
+                      <a:noFill/>
+                    </a:ln>
+                    <a:extLst>
+                      <a:ext uri="{53640926-AAD7-44D8-BBD7-CCE9431645EC}">
+                        <a14:shadowObscured xmlns:a14="http://schemas.microsoft.com/office/drawing/2010/main"/>
+                      </a:ext>
+                    </a:extLst>
                   </pic:spPr>
                 </pic:pic>
               </a:graphicData>
@@ -13751,14 +13866,26 @@
       </w:r>
     </w:p>
     <w:p>
-      <w:pPr/>
       <w:r>
         <w:t>This screen allows the Parents to view clinical notes and prescriptions issued by the doctor after a visit. Promotes 100% EMR traceability and frictionless access.</w:t>
       </w:r>
     </w:p>
     <w:p>
-      <w:pPr/>
+      <w:pPr>
+        <w:rPr>
+          <w:b/>
+          <w:bCs/>
+          <w:i/>
+          <w:iCs/>
+        </w:rPr>
+      </w:pPr>
       <w:r>
+        <w:rPr>
+          <w:b/>
+          <w:bCs/>
+          <w:i/>
+          <w:iCs/>
+        </w:rPr>
         <w:t>Field Description</w:t>
       </w:r>
     </w:p>
@@ -13860,88 +13987,13 @@
           </w:p>
         </w:tc>
       </w:tr>
-      <w:tr>
-        <w:tc>
-          <w:tcPr>
-            <w:tcW w:w="9067" w:type="dxa"/>
-            <w:gridSpan w:val="2"/>
-          </w:tcPr>
-          <w:p>
-            <w:r/>
-          </w:p>
-        </w:tc>
-      </w:tr>
-      <w:tr>
-        <w:tc>
-          <w:tcPr>
-            <w:tcW w:w="1555" w:type="dxa"/>
-          </w:tcPr>
-          <w:p>
-            <w:r/>
-          </w:p>
-        </w:tc>
-        <w:tc>
-          <w:tcPr>
-            <w:tcW w:w="7512" w:type="dxa"/>
-          </w:tcPr>
-          <w:p>
-            <w:r/>
-          </w:p>
-        </w:tc>
-      </w:tr>
-      <w:tr>
-        <w:tc>
-          <w:tcPr>
-            <w:tcW w:w="1555" w:type="dxa"/>
-          </w:tcPr>
-          <w:p>
-            <w:r/>
-          </w:p>
-        </w:tc>
-        <w:tc>
-          <w:tcPr>
-            <w:tcW w:w="7512" w:type="dxa"/>
-          </w:tcPr>
-          <w:p>
-            <w:r/>
-          </w:p>
-        </w:tc>
-      </w:tr>
-      <w:tr>
-        <w:tc>
-          <w:tcPr>
-            <w:tcW w:w="9067" w:type="dxa"/>
-            <w:gridSpan w:val="2"/>
-          </w:tcPr>
-          <w:p>
-            <w:r/>
-          </w:p>
-        </w:tc>
-      </w:tr>
-      <w:tr>
-        <w:tc>
-          <w:tcPr>
-            <w:tcW w:w="1555" w:type="dxa"/>
-          </w:tcPr>
-          <w:p>
-            <w:r/>
-          </w:p>
-        </w:tc>
-        <w:tc>
-          <w:tcPr>
-            <w:tcW w:w="7512" w:type="dxa"/>
-          </w:tcPr>
-          <w:p>
-            <w:r/>
-          </w:p>
-        </w:tc>
-      </w:tr>
     </w:tbl>
     <w:p>
       <w:pPr>
         <w:pStyle w:val="Heading3"/>
       </w:pPr>
       <w:r>
+        <w:lastRenderedPageBreak/>
         <w:t>3.2 Clinic Staff Operations</w:t>
       </w:r>
     </w:p>
@@ -13962,24 +14014,27 @@
       </w:r>
     </w:p>
     <w:p>
-      <w:pPr/>
       <w:r>
+        <w:rPr>
+          <w:noProof/>
+        </w:rPr>
         <w:drawing>
-          <wp:inline xmlns:a="http://schemas.openxmlformats.org/drawingml/2006/main" xmlns:pic="http://schemas.openxmlformats.org/drawingml/2006/picture">
-            <wp:extent cx="5486400" cy="3429000"/>
-            <wp:docPr id="2054810814" name="Picture 2054810814"/>
+          <wp:inline distT="0" distB="0" distL="0" distR="0" wp14:anchorId="70BC103D" wp14:editId="365F7D52">
+            <wp:extent cx="5746750" cy="3586480"/>
+            <wp:effectExtent l="0" t="0" r="6350" b="0"/>
+            <wp:docPr id="351533273" name="Picture 1"/>
             <wp:cNvGraphicFramePr>
-              <a:graphicFrameLocks noChangeAspect="1"/>
+              <a:graphicFrameLocks xmlns:a="http://schemas.openxmlformats.org/drawingml/2006/main" noChangeAspect="1"/>
             </wp:cNvGraphicFramePr>
-            <a:graphic>
+            <a:graphic xmlns:a="http://schemas.openxmlformats.org/drawingml/2006/main">
               <a:graphicData uri="http://schemas.openxmlformats.org/drawingml/2006/picture">
-                <pic:pic>
+                <pic:pic xmlns:pic="http://schemas.openxmlformats.org/drawingml/2006/picture">
                   <pic:nvPicPr>
-                    <pic:cNvPr id="0" name="shared_staff_login.png"/>
+                    <pic:cNvPr id="351533273" name=""/>
                     <pic:cNvPicPr/>
                   </pic:nvPicPr>
                   <pic:blipFill>
-                    <a:blip r:embed="rId30"/>
+                    <a:blip r:embed="rId25"/>
                     <a:stretch>
                       <a:fillRect/>
                     </a:stretch>
@@ -13987,9 +14042,11 @@
                   <pic:spPr>
                     <a:xfrm>
                       <a:off x="0" y="0"/>
-                      <a:ext cx="5486400" cy="3429000"/>
+                      <a:ext cx="5746750" cy="3586480"/>
                     </a:xfrm>
-                    <a:prstGeom prst="rect"/>
+                    <a:prstGeom prst="rect">
+                      <a:avLst/>
+                    </a:prstGeom>
                   </pic:spPr>
                 </pic:pic>
               </a:graphicData>
@@ -13999,14 +14056,26 @@
       </w:r>
     </w:p>
     <w:p>
-      <w:pPr/>
       <w:r>
         <w:t>This screen allows clinic staff (Receptionist, Doctor) to securely log into the HCMS system using authenticated credentials before accessing their respective role-based dashboards.</w:t>
       </w:r>
     </w:p>
     <w:p>
-      <w:pPr/>
+      <w:pPr>
+        <w:rPr>
+          <w:b/>
+          <w:bCs/>
+          <w:i/>
+          <w:iCs/>
+        </w:rPr>
+      </w:pPr>
       <w:r>
+        <w:rPr>
+          <w:b/>
+          <w:bCs/>
+          <w:i/>
+          <w:iCs/>
+        </w:rPr>
         <w:t>Field Description</w:t>
       </w:r>
     </w:p>
@@ -14111,23 +14180,12 @@
       <w:tr>
         <w:tc>
           <w:tcPr>
-            <w:tcW w:w="9067" w:type="dxa"/>
-            <w:gridSpan w:val="2"/>
-          </w:tcPr>
-          <w:p>
-            <w:r>
-              <w:t>Role: Auto-detected or selected after login.</w:t>
-            </w:r>
-          </w:p>
-        </w:tc>
-      </w:tr>
-      <w:tr>
-        <w:tc>
-          <w:tcPr>
             <w:tcW w:w="1555" w:type="dxa"/>
           </w:tcPr>
           <w:p>
-            <w:r/>
+            <w:r>
+              <w:t>(3)</w:t>
+            </w:r>
           </w:p>
         </w:tc>
         <w:tc>
@@ -14135,54 +14193,17 @@
             <w:tcW w:w="7512" w:type="dxa"/>
           </w:tcPr>
           <w:p>
-            <w:r/>
-          </w:p>
-        </w:tc>
-      </w:tr>
-      <w:tr>
-        <w:tc>
-          <w:tcPr>
-            <w:tcW w:w="1555" w:type="dxa"/>
-          </w:tcPr>
-          <w:p>
-            <w:r/>
-          </w:p>
-        </w:tc>
-        <w:tc>
-          <w:tcPr>
-            <w:tcW w:w="7512" w:type="dxa"/>
-          </w:tcPr>
-          <w:p>
-            <w:r/>
-          </w:p>
-        </w:tc>
-      </w:tr>
-      <w:tr>
-        <w:tc>
-          <w:tcPr>
-            <w:tcW w:w="9067" w:type="dxa"/>
-            <w:gridSpan w:val="2"/>
-          </w:tcPr>
-          <w:p>
-            <w:r/>
-          </w:p>
-        </w:tc>
-      </w:tr>
-      <w:tr>
-        <w:tc>
-          <w:tcPr>
-            <w:tcW w:w="1555" w:type="dxa"/>
-          </w:tcPr>
-          <w:p>
-            <w:r/>
-          </w:p>
-        </w:tc>
-        <w:tc>
-          <w:tcPr>
-            <w:tcW w:w="7512" w:type="dxa"/>
-          </w:tcPr>
-          <w:p>
-            <w:r/>
+            <w:r>
+              <w:t xml:space="preserve">Role: </w:t>
+            </w:r>
+            <w:proofErr w:type="gramStart"/>
+            <w:r>
+              <w:t>Auto-detected</w:t>
+            </w:r>
+            <w:proofErr w:type="gramEnd"/>
+            <w:r>
+              <w:t xml:space="preserve"> or selected after login.</w:t>
+            </w:r>
           </w:p>
         </w:tc>
       </w:tr>
@@ -14192,6 +14213,7 @@
         <w:pStyle w:val="Heading3"/>
       </w:pPr>
       <w:r>
+        <w:lastRenderedPageBreak/>
         <w:t>3.3 Receptionist Portal</w:t>
       </w:r>
     </w:p>
@@ -14212,34 +14234,48 @@
       </w:r>
     </w:p>
     <w:p>
-      <w:pPr/>
       <w:r>
+        <w:rPr>
+          <w:noProof/>
+        </w:rPr>
         <w:drawing>
-          <wp:inline xmlns:a="http://schemas.openxmlformats.org/drawingml/2006/main" xmlns:pic="http://schemas.openxmlformats.org/drawingml/2006/picture">
-            <wp:extent cx="5486400" cy="3429000"/>
-            <wp:docPr id="2054810815" name="Picture 2054810815"/>
+          <wp:inline distT="0" distB="0" distL="0" distR="0" wp14:anchorId="1862ADF1" wp14:editId="38D7CDF1">
+            <wp:extent cx="5745834" cy="3491345"/>
+            <wp:effectExtent l="0" t="0" r="7620" b="0"/>
+            <wp:docPr id="1081409890" name="Picture 1"/>
             <wp:cNvGraphicFramePr>
-              <a:graphicFrameLocks noChangeAspect="1"/>
+              <a:graphicFrameLocks xmlns:a="http://schemas.openxmlformats.org/drawingml/2006/main" noChangeAspect="1"/>
             </wp:cNvGraphicFramePr>
-            <a:graphic>
+            <a:graphic xmlns:a="http://schemas.openxmlformats.org/drawingml/2006/main">
               <a:graphicData uri="http://schemas.openxmlformats.org/drawingml/2006/picture">
-                <pic:pic>
+                <pic:pic xmlns:pic="http://schemas.openxmlformats.org/drawingml/2006/picture">
                   <pic:nvPicPr>
-                    <pic:cNvPr id="0" name="receptionist_appointment_dashboard.png"/>
+                    <pic:cNvPr id="1081409890" name=""/>
                     <pic:cNvPicPr/>
                   </pic:nvPicPr>
-                  <pic:blipFill>
-                    <a:blip r:embed="rId31"/>
+                  <pic:blipFill rotWithShape="1">
+                    <a:blip r:embed="rId26"/>
+                    <a:srcRect t="988" b="2164"/>
                     <a:stretch>
                       <a:fillRect/>
                     </a:stretch>
                   </pic:blipFill>
-                  <pic:spPr>
+                  <pic:spPr bwMode="auto">
                     <a:xfrm>
                       <a:off x="0" y="0"/>
-                      <a:ext cx="5486400" cy="3429000"/>
+                      <a:ext cx="5746750" cy="3491902"/>
                     </a:xfrm>
-                    <a:prstGeom prst="rect"/>
+                    <a:prstGeom prst="rect">
+                      <a:avLst/>
+                    </a:prstGeom>
+                    <a:ln>
+                      <a:noFill/>
+                    </a:ln>
+                    <a:extLst>
+                      <a:ext uri="{53640926-AAD7-44D8-BBD7-CCE9431645EC}">
+                        <a14:shadowObscured xmlns:a14="http://schemas.microsoft.com/office/drawing/2010/main"/>
+                      </a:ext>
+                    </a:extLst>
                   </pic:spPr>
                 </pic:pic>
               </a:graphicData>
@@ -14249,14 +14285,26 @@
       </w:r>
     </w:p>
     <w:p>
-      <w:pPr/>
       <w:r>
         <w:t>This screen allows the Receptionist to view the daily appointment pipeline, monitor statuses (Pending, Confirmed), and manually confirm online bookings.</w:t>
       </w:r>
     </w:p>
     <w:p>
-      <w:pPr/>
+      <w:pPr>
+        <w:rPr>
+          <w:b/>
+          <w:bCs/>
+          <w:i/>
+          <w:iCs/>
+        </w:rPr>
+      </w:pPr>
       <w:r>
+        <w:rPr>
+          <w:b/>
+          <w:bCs/>
+          <w:i/>
+          <w:iCs/>
+        </w:rPr>
         <w:t>Field Description</w:t>
       </w:r>
     </w:p>
@@ -14361,78 +14409,22 @@
       <w:tr>
         <w:tc>
           <w:tcPr>
-            <w:tcW w:w="9067" w:type="dxa"/>
-            <w:gridSpan w:val="2"/>
+            <w:tcW w:w="1555" w:type="dxa"/>
+          </w:tcPr>
+          <w:p>
+            <w:r>
+              <w:t>(3)</w:t>
+            </w:r>
+          </w:p>
+        </w:tc>
+        <w:tc>
+          <w:tcPr>
+            <w:tcW w:w="7512" w:type="dxa"/>
           </w:tcPr>
           <w:p>
             <w:r>
               <w:t>Confirm Action: Button to manually confirm pending bookings.</w:t>
             </w:r>
-          </w:p>
-        </w:tc>
-      </w:tr>
-      <w:tr>
-        <w:tc>
-          <w:tcPr>
-            <w:tcW w:w="1555" w:type="dxa"/>
-          </w:tcPr>
-          <w:p>
-            <w:r/>
-          </w:p>
-        </w:tc>
-        <w:tc>
-          <w:tcPr>
-            <w:tcW w:w="7512" w:type="dxa"/>
-          </w:tcPr>
-          <w:p>
-            <w:r/>
-          </w:p>
-        </w:tc>
-      </w:tr>
-      <w:tr>
-        <w:tc>
-          <w:tcPr>
-            <w:tcW w:w="1555" w:type="dxa"/>
-          </w:tcPr>
-          <w:p>
-            <w:r/>
-          </w:p>
-        </w:tc>
-        <w:tc>
-          <w:tcPr>
-            <w:tcW w:w="7512" w:type="dxa"/>
-          </w:tcPr>
-          <w:p>
-            <w:r/>
-          </w:p>
-        </w:tc>
-      </w:tr>
-      <w:tr>
-        <w:tc>
-          <w:tcPr>
-            <w:tcW w:w="9067" w:type="dxa"/>
-            <w:gridSpan w:val="2"/>
-          </w:tcPr>
-          <w:p>
-            <w:r/>
-          </w:p>
-        </w:tc>
-      </w:tr>
-      <w:tr>
-        <w:tc>
-          <w:tcPr>
-            <w:tcW w:w="1555" w:type="dxa"/>
-          </w:tcPr>
-          <w:p>
-            <w:r/>
-          </w:p>
-        </w:tc>
-        <w:tc>
-          <w:tcPr>
-            <w:tcW w:w="7512" w:type="dxa"/>
-          </w:tcPr>
-          <w:p>
-            <w:r/>
           </w:p>
         </w:tc>
       </w:tr>
@@ -14442,38 +14434,56 @@
         <w:pStyle w:val="Heading5"/>
       </w:pPr>
       <w:r>
+        <w:lastRenderedPageBreak/>
         <w:t>3.3.1.2 Register Walk-in Appointment</w:t>
       </w:r>
     </w:p>
     <w:p>
-      <w:pPr/>
+      <w:pPr>
+        <w:jc w:val="center"/>
+      </w:pPr>
       <w:r>
+        <w:rPr>
+          <w:noProof/>
+        </w:rPr>
         <w:drawing>
-          <wp:inline xmlns:a="http://schemas.openxmlformats.org/drawingml/2006/main" xmlns:pic="http://schemas.openxmlformats.org/drawingml/2006/picture">
-            <wp:extent cx="5486400" cy="3429000"/>
-            <wp:docPr id="2054810816" name="Picture 2054810816"/>
+          <wp:inline distT="0" distB="0" distL="0" distR="0" wp14:anchorId="7C9ABBD3" wp14:editId="0B6FD26D">
+            <wp:extent cx="4179528" cy="4442708"/>
+            <wp:effectExtent l="0" t="0" r="0" b="0"/>
+            <wp:docPr id="591074952" name="Picture 1"/>
             <wp:cNvGraphicFramePr>
-              <a:graphicFrameLocks noChangeAspect="1"/>
+              <a:graphicFrameLocks xmlns:a="http://schemas.openxmlformats.org/drawingml/2006/main" noChangeAspect="1"/>
             </wp:cNvGraphicFramePr>
-            <a:graphic>
+            <a:graphic xmlns:a="http://schemas.openxmlformats.org/drawingml/2006/main">
               <a:graphicData uri="http://schemas.openxmlformats.org/drawingml/2006/picture">
-                <pic:pic>
+                <pic:pic xmlns:pic="http://schemas.openxmlformats.org/drawingml/2006/picture">
                   <pic:nvPicPr>
-                    <pic:cNvPr id="0" name="receptionist_register_walkin.png"/>
+                    <pic:cNvPr id="591074952" name=""/>
                     <pic:cNvPicPr/>
                   </pic:nvPicPr>
-                  <pic:blipFill>
-                    <a:blip r:embed="rId32"/>
+                  <pic:blipFill rotWithShape="1">
+                    <a:blip r:embed="rId27"/>
+                    <a:srcRect l="1635" t="2093" r="2445"/>
                     <a:stretch>
                       <a:fillRect/>
                     </a:stretch>
                   </pic:blipFill>
-                  <pic:spPr>
+                  <pic:spPr bwMode="auto">
                     <a:xfrm>
                       <a:off x="0" y="0"/>
-                      <a:ext cx="5486400" cy="3429000"/>
+                      <a:ext cx="4183043" cy="4446444"/>
                     </a:xfrm>
-                    <a:prstGeom prst="rect"/>
+                    <a:prstGeom prst="rect">
+                      <a:avLst/>
+                    </a:prstGeom>
+                    <a:ln>
+                      <a:noFill/>
+                    </a:ln>
+                    <a:extLst>
+                      <a:ext uri="{53640926-AAD7-44D8-BBD7-CCE9431645EC}">
+                        <a14:shadowObscured xmlns:a14="http://schemas.microsoft.com/office/drawing/2010/main"/>
+                      </a:ext>
+                    </a:extLst>
                   </pic:spPr>
                 </pic:pic>
               </a:graphicData>
@@ -14483,14 +14493,26 @@
       </w:r>
     </w:p>
     <w:p>
-      <w:pPr/>
       <w:r>
         <w:t>This screen allows the Receptionist to rapidly register an appointment for walk-in patients by entering the required demographic information and assigning them to an available doctor queue.</w:t>
       </w:r>
     </w:p>
     <w:p>
-      <w:pPr/>
+      <w:pPr>
+        <w:rPr>
+          <w:b/>
+          <w:bCs/>
+          <w:i/>
+          <w:iCs/>
+        </w:rPr>
+      </w:pPr>
       <w:r>
+        <w:rPr>
+          <w:b/>
+          <w:bCs/>
+          <w:i/>
+          <w:iCs/>
+        </w:rPr>
         <w:t>Field Description</w:t>
       </w:r>
     </w:p>
@@ -14592,88 +14614,13 @@
           </w:p>
         </w:tc>
       </w:tr>
-      <w:tr>
-        <w:tc>
-          <w:tcPr>
-            <w:tcW w:w="9067" w:type="dxa"/>
-            <w:gridSpan w:val="2"/>
-          </w:tcPr>
-          <w:p>
-            <w:r/>
-          </w:p>
-        </w:tc>
-      </w:tr>
-      <w:tr>
-        <w:tc>
-          <w:tcPr>
-            <w:tcW w:w="1555" w:type="dxa"/>
-          </w:tcPr>
-          <w:p>
-            <w:r/>
-          </w:p>
-        </w:tc>
-        <w:tc>
-          <w:tcPr>
-            <w:tcW w:w="7512" w:type="dxa"/>
-          </w:tcPr>
-          <w:p>
-            <w:r/>
-          </w:p>
-        </w:tc>
-      </w:tr>
-      <w:tr>
-        <w:tc>
-          <w:tcPr>
-            <w:tcW w:w="1555" w:type="dxa"/>
-          </w:tcPr>
-          <w:p>
-            <w:r/>
-          </w:p>
-        </w:tc>
-        <w:tc>
-          <w:tcPr>
-            <w:tcW w:w="7512" w:type="dxa"/>
-          </w:tcPr>
-          <w:p>
-            <w:r/>
-          </w:p>
-        </w:tc>
-      </w:tr>
-      <w:tr>
-        <w:tc>
-          <w:tcPr>
-            <w:tcW w:w="9067" w:type="dxa"/>
-            <w:gridSpan w:val="2"/>
-          </w:tcPr>
-          <w:p>
-            <w:r/>
-          </w:p>
-        </w:tc>
-      </w:tr>
-      <w:tr>
-        <w:tc>
-          <w:tcPr>
-            <w:tcW w:w="1555" w:type="dxa"/>
-          </w:tcPr>
-          <w:p>
-            <w:r/>
-          </w:p>
-        </w:tc>
-        <w:tc>
-          <w:tcPr>
-            <w:tcW w:w="7512" w:type="dxa"/>
-          </w:tcPr>
-          <w:p>
-            <w:r/>
-          </w:p>
-        </w:tc>
-      </w:tr>
     </w:tbl>
     <w:p>
       <w:pPr>
         <w:pStyle w:val="Heading4"/>
       </w:pPr>
       <w:r>
+        <w:lastRenderedPageBreak/>
         <w:t>3.3.2 Billing &amp; Payment</w:t>
       </w:r>
     </w:p>
@@ -14686,34 +14633,51 @@
       </w:r>
     </w:p>
     <w:p>
-      <w:pPr/>
+      <w:pPr>
+        <w:jc w:val="center"/>
+      </w:pPr>
       <w:r>
+        <w:rPr>
+          <w:noProof/>
+        </w:rPr>
         <w:drawing>
-          <wp:inline xmlns:a="http://schemas.openxmlformats.org/drawingml/2006/main" xmlns:pic="http://schemas.openxmlformats.org/drawingml/2006/picture">
-            <wp:extent cx="5486400" cy="3429000"/>
-            <wp:docPr id="2054810817" name="Picture 2054810817"/>
+          <wp:inline distT="0" distB="0" distL="0" distR="0" wp14:anchorId="3C340BDA" wp14:editId="493E3E96">
+            <wp:extent cx="4132025" cy="4500748"/>
+            <wp:effectExtent l="0" t="0" r="1905" b="0"/>
+            <wp:docPr id="1050637099" name="Picture 1"/>
             <wp:cNvGraphicFramePr>
-              <a:graphicFrameLocks noChangeAspect="1"/>
+              <a:graphicFrameLocks xmlns:a="http://schemas.openxmlformats.org/drawingml/2006/main" noChangeAspect="1"/>
             </wp:cNvGraphicFramePr>
-            <a:graphic>
+            <a:graphic xmlns:a="http://schemas.openxmlformats.org/drawingml/2006/main">
               <a:graphicData uri="http://schemas.openxmlformats.org/drawingml/2006/picture">
-                <pic:pic>
+                <pic:pic xmlns:pic="http://schemas.openxmlformats.org/drawingml/2006/picture">
                   <pic:nvPicPr>
-                    <pic:cNvPr id="0" name="receptionist_billing_invoice.png"/>
+                    <pic:cNvPr id="1050637099" name=""/>
                     <pic:cNvPicPr/>
                   </pic:nvPicPr>
-                  <pic:blipFill>
-                    <a:blip r:embed="rId33"/>
+                  <pic:blipFill rotWithShape="1">
+                    <a:blip r:embed="rId28"/>
+                    <a:srcRect t="2531" b="1585"/>
                     <a:stretch>
                       <a:fillRect/>
                     </a:stretch>
                   </pic:blipFill>
-                  <pic:spPr>
+                  <pic:spPr bwMode="auto">
                     <a:xfrm>
                       <a:off x="0" y="0"/>
-                      <a:ext cx="5486400" cy="3429000"/>
+                      <a:ext cx="4134329" cy="4503258"/>
                     </a:xfrm>
-                    <a:prstGeom prst="rect"/>
+                    <a:prstGeom prst="rect">
+                      <a:avLst/>
+                    </a:prstGeom>
+                    <a:ln>
+                      <a:noFill/>
+                    </a:ln>
+                    <a:extLst>
+                      <a:ext uri="{53640926-AAD7-44D8-BBD7-CCE9431645EC}">
+                        <a14:shadowObscured xmlns:a14="http://schemas.microsoft.com/office/drawing/2010/main"/>
+                      </a:ext>
+                    </a:extLst>
                   </pic:spPr>
                 </pic:pic>
               </a:graphicData>
@@ -14723,14 +14687,36 @@
       </w:r>
     </w:p>
     <w:p>
-      <w:pPr/>
       <w:r>
-        <w:t>This screen allows the Receptionist to view generated invoices post-consultation and systematically update the payment status using a optimized '1-Click Paid' action.</w:t>
+        <w:t xml:space="preserve">This screen allows the Receptionist to view generated invoices post-consultation and systematically update the payment status using </w:t>
+      </w:r>
+      <w:proofErr w:type="spellStart"/>
+      <w:proofErr w:type="gramStart"/>
+      <w:r>
+        <w:t>a</w:t>
+      </w:r>
+      <w:proofErr w:type="spellEnd"/>
+      <w:proofErr w:type="gramEnd"/>
+      <w:r>
+        <w:t xml:space="preserve"> optimized '1-Click Paid' action.</w:t>
       </w:r>
     </w:p>
     <w:p>
-      <w:pPr/>
+      <w:pPr>
+        <w:rPr>
+          <w:b/>
+          <w:bCs/>
+          <w:i/>
+          <w:iCs/>
+        </w:rPr>
+      </w:pPr>
       <w:r>
+        <w:rPr>
+          <w:b/>
+          <w:bCs/>
+          <w:i/>
+          <w:iCs/>
+        </w:rPr>
         <w:t>Field Description</w:t>
       </w:r>
     </w:p>
@@ -14835,78 +14821,22 @@
       <w:tr>
         <w:tc>
           <w:tcPr>
-            <w:tcW w:w="9067" w:type="dxa"/>
-            <w:gridSpan w:val="2"/>
+            <w:tcW w:w="1555" w:type="dxa"/>
+          </w:tcPr>
+          <w:p>
+            <w:r>
+              <w:t>(3)</w:t>
+            </w:r>
+          </w:p>
+        </w:tc>
+        <w:tc>
+          <w:tcPr>
+            <w:tcW w:w="7512" w:type="dxa"/>
           </w:tcPr>
           <w:p>
             <w:r>
               <w:t>1-Click Pay: Button to instantly update status from Unpaid to Paid.</w:t>
             </w:r>
-          </w:p>
-        </w:tc>
-      </w:tr>
-      <w:tr>
-        <w:tc>
-          <w:tcPr>
-            <w:tcW w:w="1555" w:type="dxa"/>
-          </w:tcPr>
-          <w:p>
-            <w:r/>
-          </w:p>
-        </w:tc>
-        <w:tc>
-          <w:tcPr>
-            <w:tcW w:w="7512" w:type="dxa"/>
-          </w:tcPr>
-          <w:p>
-            <w:r/>
-          </w:p>
-        </w:tc>
-      </w:tr>
-      <w:tr>
-        <w:tc>
-          <w:tcPr>
-            <w:tcW w:w="1555" w:type="dxa"/>
-          </w:tcPr>
-          <w:p>
-            <w:r/>
-          </w:p>
-        </w:tc>
-        <w:tc>
-          <w:tcPr>
-            <w:tcW w:w="7512" w:type="dxa"/>
-          </w:tcPr>
-          <w:p>
-            <w:r/>
-          </w:p>
-        </w:tc>
-      </w:tr>
-      <w:tr>
-        <w:tc>
-          <w:tcPr>
-            <w:tcW w:w="9067" w:type="dxa"/>
-            <w:gridSpan w:val="2"/>
-          </w:tcPr>
-          <w:p>
-            <w:r/>
-          </w:p>
-        </w:tc>
-      </w:tr>
-      <w:tr>
-        <w:tc>
-          <w:tcPr>
-            <w:tcW w:w="1555" w:type="dxa"/>
-          </w:tcPr>
-          <w:p>
-            <w:r/>
-          </w:p>
-        </w:tc>
-        <w:tc>
-          <w:tcPr>
-            <w:tcW w:w="7512" w:type="dxa"/>
-          </w:tcPr>
-          <w:p>
-            <w:r/>
           </w:p>
         </w:tc>
       </w:tr>
@@ -14916,6 +14846,7 @@
         <w:pStyle w:val="Heading3"/>
       </w:pPr>
       <w:r>
+        <w:lastRenderedPageBreak/>
         <w:t>3.4 Doctor Portal</w:t>
       </w:r>
     </w:p>
@@ -14936,34 +14867,48 @@
       </w:r>
     </w:p>
     <w:p>
-      <w:pPr/>
       <w:r>
+        <w:rPr>
+          <w:noProof/>
+        </w:rPr>
         <w:drawing>
-          <wp:inline xmlns:a="http://schemas.openxmlformats.org/drawingml/2006/main" xmlns:pic="http://schemas.openxmlformats.org/drawingml/2006/picture">
-            <wp:extent cx="5486400" cy="3429000"/>
-            <wp:docPr id="2054810818" name="Picture 2054810818"/>
+          <wp:inline distT="0" distB="0" distL="0" distR="0" wp14:anchorId="26754FCE" wp14:editId="1C39001B">
+            <wp:extent cx="5746750" cy="3523483"/>
+            <wp:effectExtent l="0" t="0" r="6350" b="1270"/>
+            <wp:docPr id="1160952044" name="Picture 1"/>
             <wp:cNvGraphicFramePr>
-              <a:graphicFrameLocks noChangeAspect="1"/>
+              <a:graphicFrameLocks xmlns:a="http://schemas.openxmlformats.org/drawingml/2006/main" noChangeAspect="1"/>
             </wp:cNvGraphicFramePr>
-            <a:graphic>
+            <a:graphic xmlns:a="http://schemas.openxmlformats.org/drawingml/2006/main">
               <a:graphicData uri="http://schemas.openxmlformats.org/drawingml/2006/picture">
-                <pic:pic>
+                <pic:pic xmlns:pic="http://schemas.openxmlformats.org/drawingml/2006/picture">
                   <pic:nvPicPr>
-                    <pic:cNvPr id="0" name="doctor_queue_dashboard.png"/>
+                    <pic:cNvPr id="1160952044" name=""/>
                     <pic:cNvPicPr/>
                   </pic:nvPicPr>
-                  <pic:blipFill>
-                    <a:blip r:embed="rId34"/>
+                  <pic:blipFill rotWithShape="1">
+                    <a:blip r:embed="rId29"/>
+                    <a:srcRect t="1982"/>
                     <a:stretch>
                       <a:fillRect/>
                     </a:stretch>
                   </pic:blipFill>
-                  <pic:spPr>
+                  <pic:spPr bwMode="auto">
                     <a:xfrm>
                       <a:off x="0" y="0"/>
-                      <a:ext cx="5486400" cy="3429000"/>
+                      <a:ext cx="5746750" cy="3523483"/>
                     </a:xfrm>
-                    <a:prstGeom prst="rect"/>
+                    <a:prstGeom prst="rect">
+                      <a:avLst/>
+                    </a:prstGeom>
+                    <a:ln>
+                      <a:noFill/>
+                    </a:ln>
+                    <a:extLst>
+                      <a:ext uri="{53640926-AAD7-44D8-BBD7-CCE9431645EC}">
+                        <a14:shadowObscured xmlns:a14="http://schemas.microsoft.com/office/drawing/2010/main"/>
+                      </a:ext>
+                    </a:extLst>
                   </pic:spPr>
                 </pic:pic>
               </a:graphicData>
@@ -14973,14 +14918,26 @@
       </w:r>
     </w:p>
     <w:p>
-      <w:pPr/>
       <w:r>
         <w:t>This screen allows the Doctor to view the real-time queue of waiting patients and select the next patient for consultation.</w:t>
       </w:r>
     </w:p>
     <w:p>
-      <w:pPr/>
+      <w:pPr>
+        <w:rPr>
+          <w:b/>
+          <w:bCs/>
+          <w:i/>
+          <w:iCs/>
+        </w:rPr>
+      </w:pPr>
       <w:r>
+        <w:rPr>
+          <w:b/>
+          <w:bCs/>
+          <w:i/>
+          <w:iCs/>
+        </w:rPr>
         <w:t>Field Description</w:t>
       </w:r>
     </w:p>
@@ -15082,88 +15039,13 @@
           </w:p>
         </w:tc>
       </w:tr>
-      <w:tr>
-        <w:tc>
-          <w:tcPr>
-            <w:tcW w:w="9067" w:type="dxa"/>
-            <w:gridSpan w:val="2"/>
-          </w:tcPr>
-          <w:p>
-            <w:r/>
-          </w:p>
-        </w:tc>
-      </w:tr>
-      <w:tr>
-        <w:tc>
-          <w:tcPr>
-            <w:tcW w:w="1555" w:type="dxa"/>
-          </w:tcPr>
-          <w:p>
-            <w:r/>
-          </w:p>
-        </w:tc>
-        <w:tc>
-          <w:tcPr>
-            <w:tcW w:w="7512" w:type="dxa"/>
-          </w:tcPr>
-          <w:p>
-            <w:r/>
-          </w:p>
-        </w:tc>
-      </w:tr>
-      <w:tr>
-        <w:tc>
-          <w:tcPr>
-            <w:tcW w:w="1555" w:type="dxa"/>
-          </w:tcPr>
-          <w:p>
-            <w:r/>
-          </w:p>
-        </w:tc>
-        <w:tc>
-          <w:tcPr>
-            <w:tcW w:w="7512" w:type="dxa"/>
-          </w:tcPr>
-          <w:p>
-            <w:r/>
-          </w:p>
-        </w:tc>
-      </w:tr>
-      <w:tr>
-        <w:tc>
-          <w:tcPr>
-            <w:tcW w:w="9067" w:type="dxa"/>
-            <w:gridSpan w:val="2"/>
-          </w:tcPr>
-          <w:p>
-            <w:r/>
-          </w:p>
-        </w:tc>
-      </w:tr>
-      <w:tr>
-        <w:tc>
-          <w:tcPr>
-            <w:tcW w:w="1555" w:type="dxa"/>
-          </w:tcPr>
-          <w:p>
-            <w:r/>
-          </w:p>
-        </w:tc>
-        <w:tc>
-          <w:tcPr>
-            <w:tcW w:w="7512" w:type="dxa"/>
-          </w:tcPr>
-          <w:p>
-            <w:r/>
-          </w:p>
-        </w:tc>
-      </w:tr>
     </w:tbl>
     <w:p>
       <w:pPr>
         <w:pStyle w:val="Heading4"/>
       </w:pPr>
       <w:r>
+        <w:lastRenderedPageBreak/>
         <w:t>3.4.2 EMR Management</w:t>
       </w:r>
     </w:p>
@@ -15176,34 +15058,48 @@
       </w:r>
     </w:p>
     <w:p>
-      <w:pPr/>
       <w:r>
+        <w:rPr>
+          <w:noProof/>
+        </w:rPr>
         <w:drawing>
-          <wp:inline xmlns:a="http://schemas.openxmlformats.org/drawingml/2006/main" xmlns:pic="http://schemas.openxmlformats.org/drawingml/2006/picture">
-            <wp:extent cx="5486400" cy="3429000"/>
-            <wp:docPr id="2054810819" name="Picture 2054810819"/>
+          <wp:inline distT="0" distB="0" distL="0" distR="0" wp14:anchorId="18233119" wp14:editId="06D20061">
+            <wp:extent cx="5746750" cy="3544249"/>
+            <wp:effectExtent l="0" t="0" r="6350" b="0"/>
+            <wp:docPr id="1250478599" name="Picture 1"/>
             <wp:cNvGraphicFramePr>
-              <a:graphicFrameLocks noChangeAspect="1"/>
+              <a:graphicFrameLocks xmlns:a="http://schemas.openxmlformats.org/drawingml/2006/main" noChangeAspect="1"/>
             </wp:cNvGraphicFramePr>
-            <a:graphic>
+            <a:graphic xmlns:a="http://schemas.openxmlformats.org/drawingml/2006/main">
               <a:graphicData uri="http://schemas.openxmlformats.org/drawingml/2006/picture">
-                <pic:pic>
+                <pic:pic xmlns:pic="http://schemas.openxmlformats.org/drawingml/2006/picture">
                   <pic:nvPicPr>
-                    <pic:cNvPr id="0" name="doctor_clinical_emr.png"/>
+                    <pic:cNvPr id="1250478599" name=""/>
                     <pic:cNvPicPr/>
                   </pic:nvPicPr>
-                  <pic:blipFill>
-                    <a:blip r:embed="rId35"/>
+                  <pic:blipFill rotWithShape="1">
+                    <a:blip r:embed="rId30"/>
+                    <a:srcRect t="1648"/>
                     <a:stretch>
                       <a:fillRect/>
                     </a:stretch>
                   </pic:blipFill>
-                  <pic:spPr>
+                  <pic:spPr bwMode="auto">
                     <a:xfrm>
                       <a:off x="0" y="0"/>
-                      <a:ext cx="5486400" cy="3429000"/>
+                      <a:ext cx="5746750" cy="3544249"/>
                     </a:xfrm>
-                    <a:prstGeom prst="rect"/>
+                    <a:prstGeom prst="rect">
+                      <a:avLst/>
+                    </a:prstGeom>
+                    <a:ln>
+                      <a:noFill/>
+                    </a:ln>
+                    <a:extLst>
+                      <a:ext uri="{53640926-AAD7-44D8-BBD7-CCE9431645EC}">
+                        <a14:shadowObscured xmlns:a14="http://schemas.microsoft.com/office/drawing/2010/main"/>
+                      </a:ext>
+                    </a:extLst>
                   </pic:spPr>
                 </pic:pic>
               </a:graphicData>
@@ -15213,14 +15109,26 @@
       </w:r>
     </w:p>
     <w:p>
-      <w:pPr/>
       <w:r>
         <w:t>This screen allows the Doctor to seamlessly access patient medical history, record detailed notes during clinical consultations, and immediately issue electronic prescriptions utilizing autocomplete fields to minimize typing.</w:t>
       </w:r>
     </w:p>
     <w:p>
-      <w:pPr/>
+      <w:pPr>
+        <w:rPr>
+          <w:b/>
+          <w:bCs/>
+          <w:i/>
+          <w:iCs/>
+        </w:rPr>
+      </w:pPr>
       <w:r>
+        <w:rPr>
+          <w:b/>
+          <w:bCs/>
+          <w:i/>
+          <w:iCs/>
+        </w:rPr>
         <w:t>Field Description</w:t>
       </w:r>
     </w:p>
@@ -15335,109 +15243,59 @@
           </w:p>
         </w:tc>
       </w:tr>
-      <w:tr>
-        <w:tc>
-          <w:tcPr>
-            <w:tcW w:w="1555" w:type="dxa"/>
-          </w:tcPr>
-          <w:p>
-            <w:r/>
-          </w:p>
-        </w:tc>
-        <w:tc>
-          <w:tcPr>
-            <w:tcW w:w="7512" w:type="dxa"/>
-          </w:tcPr>
-          <w:p>
-            <w:r/>
-          </w:p>
-        </w:tc>
-      </w:tr>
-      <w:tr>
-        <w:tc>
-          <w:tcPr>
-            <w:tcW w:w="1555" w:type="dxa"/>
-          </w:tcPr>
-          <w:p>
-            <w:r/>
-          </w:p>
-        </w:tc>
-        <w:tc>
-          <w:tcPr>
-            <w:tcW w:w="7512" w:type="dxa"/>
-          </w:tcPr>
-          <w:p>
-            <w:r/>
-          </w:p>
-        </w:tc>
-      </w:tr>
-      <w:tr>
-        <w:tc>
-          <w:tcPr>
-            <w:tcW w:w="9067" w:type="dxa"/>
-            <w:gridSpan w:val="2"/>
-          </w:tcPr>
-          <w:p>
-            <w:r/>
-          </w:p>
-        </w:tc>
-      </w:tr>
-      <w:tr>
-        <w:tc>
-          <w:tcPr>
-            <w:tcW w:w="1555" w:type="dxa"/>
-          </w:tcPr>
-          <w:p>
-            <w:r/>
-          </w:p>
-        </w:tc>
-        <w:tc>
-          <w:tcPr>
-            <w:tcW w:w="7512" w:type="dxa"/>
-          </w:tcPr>
-          <w:p>
-            <w:r/>
-          </w:p>
-        </w:tc>
-      </w:tr>
     </w:tbl>
     <w:p>
       <w:pPr>
         <w:pStyle w:val="Heading5"/>
       </w:pPr>
       <w:r>
+        <w:lastRenderedPageBreak/>
         <w:t>3.4.2.2 Manage Patient Profile</w:t>
       </w:r>
     </w:p>
     <w:p>
-      <w:pPr/>
       <w:r>
+        <w:rPr>
+          <w:noProof/>
+        </w:rPr>
         <w:drawing>
-          <wp:inline xmlns:a="http://schemas.openxmlformats.org/drawingml/2006/main" xmlns:pic="http://schemas.openxmlformats.org/drawingml/2006/picture">
-            <wp:extent cx="5486400" cy="3429000"/>
-            <wp:docPr id="2054810820" name="Picture 2054810820"/>
+          <wp:inline distT="0" distB="0" distL="0" distR="0" wp14:anchorId="00090561" wp14:editId="6130A8AC">
+            <wp:extent cx="5746750" cy="3529644"/>
+            <wp:effectExtent l="0" t="0" r="6350" b="0"/>
+            <wp:docPr id="1398309286" name="Picture 1"/>
             <wp:cNvGraphicFramePr>
-              <a:graphicFrameLocks noChangeAspect="1"/>
+              <a:graphicFrameLocks xmlns:a="http://schemas.openxmlformats.org/drawingml/2006/main" noChangeAspect="1"/>
             </wp:cNvGraphicFramePr>
-            <a:graphic>
+            <a:graphic xmlns:a="http://schemas.openxmlformats.org/drawingml/2006/main">
               <a:graphicData uri="http://schemas.openxmlformats.org/drawingml/2006/picture">
-                <pic:pic>
+                <pic:pic xmlns:pic="http://schemas.openxmlformats.org/drawingml/2006/picture">
                   <pic:nvPicPr>
-                    <pic:cNvPr id="0" name="doctor_manage_profile.png"/>
+                    <pic:cNvPr id="1398309286" name=""/>
                     <pic:cNvPicPr/>
                   </pic:nvPicPr>
-                  <pic:blipFill>
-                    <a:blip r:embed="rId36"/>
+                  <pic:blipFill rotWithShape="1">
+                    <a:blip r:embed="rId31"/>
+                    <a:srcRect t="1654"/>
                     <a:stretch>
                       <a:fillRect/>
                     </a:stretch>
                   </pic:blipFill>
-                  <pic:spPr>
+                  <pic:spPr bwMode="auto">
                     <a:xfrm>
                       <a:off x="0" y="0"/>
-                      <a:ext cx="5486400" cy="3429000"/>
+                      <a:ext cx="5746750" cy="3529644"/>
                     </a:xfrm>
-                    <a:prstGeom prst="rect"/>
+                    <a:prstGeom prst="rect">
+                      <a:avLst/>
+                    </a:prstGeom>
+                    <a:ln>
+                      <a:noFill/>
+                    </a:ln>
+                    <a:extLst>
+                      <a:ext uri="{53640926-AAD7-44D8-BBD7-CCE9431645EC}">
+                        <a14:shadowObscured xmlns:a14="http://schemas.microsoft.com/office/drawing/2010/main"/>
+                      </a:ext>
+                    </a:extLst>
                   </pic:spPr>
                 </pic:pic>
               </a:graphicData>
@@ -15447,14 +15305,26 @@
       </w:r>
     </w:p>
     <w:p>
-      <w:pPr/>
       <w:r>
         <w:t>This screen allows the Doctor (or authorized staff) to update master records and demographic information for specific patients within the EMR.</w:t>
       </w:r>
     </w:p>
     <w:p>
-      <w:pPr/>
+      <w:pPr>
+        <w:rPr>
+          <w:b/>
+          <w:bCs/>
+          <w:i/>
+          <w:iCs/>
+        </w:rPr>
+      </w:pPr>
       <w:r>
+        <w:rPr>
+          <w:b/>
+          <w:bCs/>
+          <w:i/>
+          <w:iCs/>
+        </w:rPr>
         <w:t>Field Description</w:t>
       </w:r>
     </w:p>
@@ -15569,1122 +15439,83 @@
           </w:p>
         </w:tc>
       </w:tr>
-      <w:tr>
-        <w:tc>
-          <w:tcPr>
-            <w:tcW w:w="1555" w:type="dxa"/>
-          </w:tcPr>
-          <w:p>
-            <w:r/>
-          </w:p>
-        </w:tc>
-        <w:tc>
-          <w:tcPr>
-            <w:tcW w:w="7512" w:type="dxa"/>
-          </w:tcPr>
-          <w:p>
-            <w:r/>
-          </w:p>
-        </w:tc>
-      </w:tr>
-      <w:tr>
-        <w:tc>
-          <w:tcPr>
-            <w:tcW w:w="1555" w:type="dxa"/>
-          </w:tcPr>
-          <w:p>
-            <w:r/>
-          </w:p>
-        </w:tc>
-        <w:tc>
-          <w:tcPr>
-            <w:tcW w:w="7512" w:type="dxa"/>
-          </w:tcPr>
-          <w:p>
-            <w:r/>
-          </w:p>
-        </w:tc>
-      </w:tr>
-      <w:tr>
-        <w:tc>
-          <w:tcPr>
-            <w:tcW w:w="9067" w:type="dxa"/>
-            <w:gridSpan w:val="2"/>
-          </w:tcPr>
-          <w:p>
-            <w:r/>
-          </w:p>
-        </w:tc>
-      </w:tr>
-      <w:tr>
-        <w:tc>
-          <w:tcPr>
-            <w:tcW w:w="1555" w:type="dxa"/>
-          </w:tcPr>
-          <w:p>
-            <w:r/>
-          </w:p>
-        </w:tc>
-        <w:tc>
-          <w:tcPr>
-            <w:tcW w:w="7512" w:type="dxa"/>
-          </w:tcPr>
-          <w:p>
-            <w:r/>
-          </w:p>
-        </w:tc>
-      </w:tr>
     </w:tbl>
     <w:p>
       <w:pPr>
-        <w:pStyle w:val="Heading3"/>
-      </w:pPr>
-      <w:bookmarkStart w:id="22" w:name="_Toc179689386"/>
-      <w:bookmarkStart w:id="23" w:name="_Toc187228348"/>
-      <w:bookmarkStart w:id="24" w:name="_Toc187341943"/>
-      <w:r>
-        <w:t>3.2 User Authentication</w:t>
-      </w:r>
-      <w:bookmarkEnd w:id="22"/>
-      <w:bookmarkEnd w:id="23"/>
-      <w:bookmarkEnd w:id="24"/>
+        <w:pStyle w:val="Heading2"/>
+      </w:pPr>
+      <w:bookmarkStart w:id="10" w:name="_Toc187341945"/>
     </w:p>
     <w:p>
       <w:pPr>
-        <w:pStyle w:val="Heading4"/>
-      </w:pPr>
-      <w:bookmarkStart w:id="25" w:name="_Toc179689388"/>
-      <w:bookmarkStart w:id="26" w:name="_Toc187228349"/>
-      <w:bookmarkStart w:id="27" w:name="_Toc179689387"/>
+        <w:pStyle w:val="Heading2"/>
+      </w:pPr>
       <w:r>
-        <w:t>3.2.1 User Register</w:t>
+        <w:t>4. Non-Functional Requirements</w:t>
       </w:r>
-      <w:bookmarkEnd w:id="25"/>
-      <w:bookmarkEnd w:id="26"/>
+      <w:bookmarkEnd w:id="10"/>
     </w:p>
     <w:p>
       <w:pPr>
-        <w:spacing w:after="60"/>
+        <w:pStyle w:val="Heading3"/>
       </w:pPr>
       <w:r>
-        <w:t>…</w:t>
-      </w:r>
-    </w:p>
-    <w:p>
-      <w:pPr>
-        <w:pStyle w:val="Heading4"/>
-        <w:rPr>
-          <w:lang w:val="vi-VN"/>
-        </w:rPr>
-      </w:pPr>
-      <w:bookmarkStart w:id="28" w:name="_Toc187228350"/>
-      <w:r>
-        <w:t>3.2.2</w:t>
-      </w:r>
-      <w:r>
-        <w:rPr>
-          <w:lang w:val="vi-VN"/>
-        </w:rPr>
-        <w:t xml:space="preserve"> User Login</w:t>
-      </w:r>
-      <w:bookmarkEnd w:id="27"/>
-      <w:bookmarkEnd w:id="28"/>
-    </w:p>
-    <w:p>
-      <w:r>
-        <w:t>…</w:t>
-      </w:r>
-    </w:p>
-    <w:p>
-      <w:pPr>
-        <w:pStyle w:val="Heading4"/>
-      </w:pPr>
-      <w:bookmarkStart w:id="29" w:name="_Toc187228351"/>
-      <w:r>
-        <w:t>3.2.3 Password Reset</w:t>
-      </w:r>
-      <w:bookmarkEnd w:id="29"/>
-    </w:p>
-    <w:p>
-      <w:r>
-        <w:t>…</w:t>
-      </w:r>
-    </w:p>
-    <w:p>
-      <w:pPr>
-        <w:pStyle w:val="Heading3"/>
-      </w:pPr>
-      <w:bookmarkStart w:id="30" w:name="_Toc179689390"/>
-      <w:bookmarkStart w:id="31" w:name="_Toc187228353"/>
-      <w:bookmarkStart w:id="32" w:name="_Toc187341944"/>
-      <w:r>
-        <w:lastRenderedPageBreak/>
-        <w:t>3.</w:t>
-      </w:r>
-      <w:r>
-        <w:t>3 System Administration</w:t>
-      </w:r>
-      <w:bookmarkEnd w:id="30"/>
-      <w:bookmarkEnd w:id="31"/>
-      <w:bookmarkEnd w:id="32"/>
-    </w:p>
-    <w:p>
-      <w:pPr>
-        <w:pStyle w:val="Heading4"/>
-      </w:pPr>
-      <w:bookmarkStart w:id="33" w:name="_Toc179689391"/>
-      <w:bookmarkStart w:id="34" w:name="_Toc187228354"/>
-      <w:r>
-        <w:t>3.</w:t>
-      </w:r>
-      <w:r>
-        <w:t xml:space="preserve">3.1 </w:t>
-      </w:r>
-      <w:bookmarkEnd w:id="33"/>
-      <w:r>
-        <w:t>Master Data</w:t>
-      </w:r>
-      <w:bookmarkEnd w:id="34"/>
-    </w:p>
-    <w:p>
-      <w:pPr>
-        <w:pStyle w:val="Heading5"/>
-      </w:pPr>
-      <w:r>
-        <w:t>3.</w:t>
-      </w:r>
-      <w:r>
-        <w:t>3.1.1 Setting List</w:t>
+        <w:t>4.1 External Interfaces</w:t>
       </w:r>
     </w:p>
     <w:p>
       <w:r>
         <w:rPr>
-          <w:noProof/>
+          <w:rFonts w:ascii="Arial" w:hAnsi="Arial"/>
+          <w:sz w:val="20"/>
         </w:rPr>
-        <mc:AlternateContent>
-          <mc:Choice Requires="wps">
-            <w:drawing>
-              <wp:anchor distT="0" distB="0" distL="114300" distR="114300" simplePos="0" relativeHeight="251661312" behindDoc="0" locked="0" layoutInCell="1" hidden="0" allowOverlap="1" wp14:anchorId="6D697A5F" wp14:editId="02887E62">
-                <wp:simplePos x="0" y="0"/>
-                <wp:positionH relativeFrom="column">
-                  <wp:posOffset>5141595</wp:posOffset>
-                </wp:positionH>
-                <wp:positionV relativeFrom="paragraph">
-                  <wp:posOffset>1282700</wp:posOffset>
-                </wp:positionV>
-                <wp:extent cx="337820" cy="219075"/>
-                <wp:effectExtent l="0" t="0" r="0" b="0"/>
-                <wp:wrapNone/>
-                <wp:docPr id="22" name="Rectangle 22"/>
-                <wp:cNvGraphicFramePr/>
-                <a:graphic xmlns:a="http://schemas.openxmlformats.org/drawingml/2006/main">
-                  <a:graphicData uri="http://schemas.microsoft.com/office/word/2010/wordprocessingShape">
-                    <wps:wsp>
-                      <wps:cNvSpPr/>
-                      <wps:spPr>
-                        <a:xfrm>
-                          <a:off x="0" y="0"/>
-                          <a:ext cx="337820" cy="219075"/>
-                        </a:xfrm>
-                        <a:prstGeom prst="rect">
-                          <a:avLst/>
-                        </a:prstGeom>
-                        <a:noFill/>
-                        <a:ln>
-                          <a:noFill/>
-                        </a:ln>
-                      </wps:spPr>
-                      <wps:txbx>
-                        <w:txbxContent>
-                          <w:p>
-                            <w:pPr>
-                              <w:spacing w:line="258" w:lineRule="auto"/>
-                              <w:textDirection w:val="btLr"/>
-                            </w:pPr>
-                            <w:r>
-                              <w:rPr>
-                                <w:color w:val="C00000"/>
-                                <w:sz w:val="16"/>
-                              </w:rPr>
-                              <w:t>(3)</w:t>
-                            </w:r>
-                          </w:p>
-                        </w:txbxContent>
-                      </wps:txbx>
-                      <wps:bodyPr spcFirstLastPara="1" wrap="square" lIns="91425" tIns="45700" rIns="91425" bIns="45700" anchor="t" anchorCtr="0">
-                        <a:noAutofit/>
-                      </wps:bodyPr>
-                    </wps:wsp>
-                  </a:graphicData>
-                </a:graphic>
-              </wp:anchor>
-            </w:drawing>
-          </mc:Choice>
-          <mc:Fallback>
-            <w:pict>
-              <v:rect w14:anchorId="6D697A5F" id="Rectangle 22" o:spid="_x0000_s1026" style="position:absolute;margin-left:404.85pt;margin-top:101pt;width:26.6pt;height:17.25pt;z-index:251661312;visibility:visible;mso-wrap-style:square;mso-wrap-distance-left:9pt;mso-wrap-distance-top:0;mso-wrap-distance-right:9pt;mso-wrap-distance-bottom:0;mso-position-horizontal:absolute;mso-position-horizontal-relative:text;mso-position-vertical:absolute;mso-position-vertical-relative:text;v-text-anchor:top" o:gfxdata="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" filled="f" stroked="f">
-                <v:textbox inset="2.53958mm,1.2694mm,2.53958mm,1.2694mm">
-                  <w:txbxContent>
-                    <w:p>
-                      <w:pPr>
-                        <w:spacing w:line="258" w:lineRule="auto"/>
-                        <w:textDirection w:val="btLr"/>
-                      </w:pPr>
-                      <w:r>
-                        <w:rPr>
-                          <w:color w:val="C00000"/>
-                          <w:sz w:val="16"/>
-                        </w:rPr>
-                        <w:t>(3)</w:t>
-                      </w:r>
-                    </w:p>
-                  </w:txbxContent>
-                </v:textbox>
-              </v:rect>
-            </w:pict>
-          </mc:Fallback>
-        </mc:AlternateContent>
-      </w:r>
-      <w:r>
-        <w:rPr>
-          <w:noProof/>
-        </w:rPr>
-        <mc:AlternateContent>
-          <mc:Choice Requires="wps">
-            <w:drawing>
-              <wp:anchor distT="0" distB="0" distL="114300" distR="114300" simplePos="0" relativeHeight="251660288" behindDoc="0" locked="0" layoutInCell="1" hidden="0" allowOverlap="1" wp14:anchorId="4965306C" wp14:editId="49FF6944">
-                <wp:simplePos x="0" y="0"/>
-                <wp:positionH relativeFrom="column">
-                  <wp:posOffset>734695</wp:posOffset>
-                </wp:positionH>
-                <wp:positionV relativeFrom="paragraph">
-                  <wp:posOffset>177800</wp:posOffset>
-                </wp:positionV>
-                <wp:extent cx="337820" cy="219075"/>
-                <wp:effectExtent l="0" t="0" r="0" b="0"/>
-                <wp:wrapNone/>
-                <wp:docPr id="23" name="Rectangle 23"/>
-                <wp:cNvGraphicFramePr/>
-                <a:graphic xmlns:a="http://schemas.openxmlformats.org/drawingml/2006/main">
-                  <a:graphicData uri="http://schemas.microsoft.com/office/word/2010/wordprocessingShape">
-                    <wps:wsp>
-                      <wps:cNvSpPr/>
-                      <wps:spPr>
-                        <a:xfrm>
-                          <a:off x="0" y="0"/>
-                          <a:ext cx="337820" cy="219075"/>
-                        </a:xfrm>
-                        <a:prstGeom prst="rect">
-                          <a:avLst/>
-                        </a:prstGeom>
-                        <a:noFill/>
-                        <a:ln>
-                          <a:noFill/>
-                        </a:ln>
-                      </wps:spPr>
-                      <wps:txbx>
-                        <w:txbxContent>
-                          <w:p>
-                            <w:pPr>
-                              <w:spacing w:line="258" w:lineRule="auto"/>
-                              <w:textDirection w:val="btLr"/>
-                            </w:pPr>
-                            <w:r>
-                              <w:rPr>
-                                <w:color w:val="C00000"/>
-                                <w:sz w:val="16"/>
-                              </w:rPr>
-                              <w:t>(2)</w:t>
-                            </w:r>
-                          </w:p>
-                        </w:txbxContent>
-                      </wps:txbx>
-                      <wps:bodyPr spcFirstLastPara="1" wrap="square" lIns="91425" tIns="45700" rIns="91425" bIns="45700" anchor="t" anchorCtr="0">
-                        <a:noAutofit/>
-                      </wps:bodyPr>
-                    </wps:wsp>
-                  </a:graphicData>
-                </a:graphic>
-              </wp:anchor>
-            </w:drawing>
-          </mc:Choice>
-          <mc:Fallback>
-            <w:pict>
-              <v:rect w14:anchorId="4965306C" id="Rectangle 23" o:spid="_x0000_s1027" style="position:absolute;margin-left:57.85pt;margin-top:14pt;width:26.6pt;height:17.25pt;z-index:251660288;visibility:visible;mso-wrap-style:square;mso-wrap-distance-left:9pt;mso-wrap-distance-top:0;mso-wrap-distance-right:9pt;mso-wrap-distance-bottom:0;mso-position-horizontal:absolute;mso-position-horizontal-relative:text;mso-position-vertical:absolute;mso-position-vertical-relative:text;v-text-anchor:top" o:gfxdata="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" filled="f" stroked="f">
-                <v:textbox inset="2.53958mm,1.2694mm,2.53958mm,1.2694mm">
-                  <w:txbxContent>
-                    <w:p>
-                      <w:pPr>
-                        <w:spacing w:line="258" w:lineRule="auto"/>
-                        <w:textDirection w:val="btLr"/>
-                      </w:pPr>
-                      <w:r>
-                        <w:rPr>
-                          <w:color w:val="C00000"/>
-                          <w:sz w:val="16"/>
-                        </w:rPr>
-                        <w:t>(2)</w:t>
-                      </w:r>
-                    </w:p>
-                  </w:txbxContent>
-                </v:textbox>
-              </v:rect>
-            </w:pict>
-          </mc:Fallback>
-        </mc:AlternateContent>
-      </w:r>
-      <w:r>
-        <w:rPr>
-          <w:noProof/>
-        </w:rPr>
-        <mc:AlternateContent>
-          <mc:Choice Requires="wps">
-            <w:drawing>
-              <wp:anchor distT="0" distB="0" distL="114300" distR="114300" simplePos="0" relativeHeight="251659264" behindDoc="0" locked="0" layoutInCell="1" hidden="0" allowOverlap="1" wp14:anchorId="667631DD" wp14:editId="5F63D528">
-                <wp:simplePos x="0" y="0"/>
-                <wp:positionH relativeFrom="column">
-                  <wp:posOffset>48895</wp:posOffset>
-                </wp:positionH>
-                <wp:positionV relativeFrom="paragraph">
-                  <wp:posOffset>190500</wp:posOffset>
-                </wp:positionV>
-                <wp:extent cx="337820" cy="219075"/>
-                <wp:effectExtent l="0" t="0" r="0" b="0"/>
-                <wp:wrapNone/>
-                <wp:docPr id="21" name="Rectangle 21"/>
-                <wp:cNvGraphicFramePr/>
-                <a:graphic xmlns:a="http://schemas.openxmlformats.org/drawingml/2006/main">
-                  <a:graphicData uri="http://schemas.microsoft.com/office/word/2010/wordprocessingShape">
-                    <wps:wsp>
-                      <wps:cNvSpPr/>
-                      <wps:spPr>
-                        <a:xfrm>
-                          <a:off x="0" y="0"/>
-                          <a:ext cx="337820" cy="219075"/>
-                        </a:xfrm>
-                        <a:prstGeom prst="rect">
-                          <a:avLst/>
-                        </a:prstGeom>
-                        <a:noFill/>
-                        <a:ln>
-                          <a:noFill/>
-                        </a:ln>
-                      </wps:spPr>
-                      <wps:txbx>
-                        <w:txbxContent>
-                          <w:p>
-                            <w:pPr>
-                              <w:spacing w:line="258" w:lineRule="auto"/>
-                              <w:textDirection w:val="btLr"/>
-                            </w:pPr>
-                            <w:r>
-                              <w:rPr>
-                                <w:color w:val="C00000"/>
-                                <w:sz w:val="16"/>
-                              </w:rPr>
-                              <w:t>(1)</w:t>
-                            </w:r>
-                          </w:p>
-                        </w:txbxContent>
-                      </wps:txbx>
-                      <wps:bodyPr spcFirstLastPara="1" wrap="square" lIns="91425" tIns="45700" rIns="91425" bIns="45700" anchor="t" anchorCtr="0">
-                        <a:noAutofit/>
-                      </wps:bodyPr>
-                    </wps:wsp>
-                  </a:graphicData>
-                </a:graphic>
-              </wp:anchor>
-            </w:drawing>
-          </mc:Choice>
-          <mc:Fallback>
-            <w:pict>
-              <v:rect w14:anchorId="667631DD" id="Rectangle 21" o:spid="_x0000_s1028" style="position:absolute;margin-left:3.85pt;margin-top:15pt;width:26.6pt;height:17.25pt;z-index:251659264;visibility:visible;mso-wrap-style:square;mso-wrap-distance-left:9pt;mso-wrap-distance-top:0;mso-wrap-distance-right:9pt;mso-wrap-distance-bottom:0;mso-position-horizontal:absolute;mso-position-horizontal-relative:text;mso-position-vertical:absolute;mso-position-vertical-relative:text;v-text-anchor:top" o:gfxdata="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" filled="f" stroked="f">
-                <v:textbox inset="2.53958mm,1.2694mm,2.53958mm,1.2694mm">
-                  <w:txbxContent>
-                    <w:p>
-                      <w:pPr>
-                        <w:spacing w:line="258" w:lineRule="auto"/>
-                        <w:textDirection w:val="btLr"/>
-                      </w:pPr>
-                      <w:r>
-                        <w:rPr>
-                          <w:color w:val="C00000"/>
-                          <w:sz w:val="16"/>
-                        </w:rPr>
-                        <w:t>(1)</w:t>
-                      </w:r>
-                    </w:p>
-                  </w:txbxContent>
-                </v:textbox>
-              </v:rect>
-            </w:pict>
-          </mc:Fallback>
-        </mc:AlternateContent>
-      </w:r>
-      <w:r>
-        <w:rPr>
-          <w:noProof/>
-        </w:rPr>
-        <w:drawing>
-          <wp:inline distT="0" distB="0" distL="0" distR="0" wp14:anchorId="13F552A0" wp14:editId="456F779A">
-            <wp:extent cx="5746750" cy="1701165"/>
-            <wp:effectExtent l="19050" t="19050" r="25400" b="13335"/>
-            <wp:docPr id="33" name="image8.png"/>
-            <wp:cNvGraphicFramePr/>
-            <a:graphic xmlns:a="http://schemas.openxmlformats.org/drawingml/2006/main">
-              <a:graphicData uri="http://schemas.openxmlformats.org/drawingml/2006/picture">
-                <pic:pic xmlns:pic="http://schemas.openxmlformats.org/drawingml/2006/picture">
-                  <pic:nvPicPr>
-                    <pic:cNvPr id="0" name="image8.png"/>
-                    <pic:cNvPicPr preferRelativeResize="0"/>
-                  </pic:nvPicPr>
-                  <pic:blipFill>
-                    <a:blip r:embed="rId20"/>
-                    <a:srcRect/>
-                    <a:stretch>
-                      <a:fillRect/>
-                    </a:stretch>
-                  </pic:blipFill>
-                  <pic:spPr>
-                    <a:xfrm>
-                      <a:off x="0" y="0"/>
-                      <a:ext cx="5746750" cy="1701165"/>
-                    </a:xfrm>
-                    <a:prstGeom prst="rect">
-                      <a:avLst/>
-                    </a:prstGeom>
-                    <a:ln>
-                      <a:solidFill>
-                        <a:schemeClr val="tx1"/>
-                      </a:solidFill>
-                    </a:ln>
-                  </pic:spPr>
-                </pic:pic>
-              </a:graphicData>
-            </a:graphic>
-          </wp:inline>
-        </w:drawing>
-      </w:r>
-    </w:p>
-    <w:p>
-      <w:pPr>
-        <w:spacing w:after="60"/>
-      </w:pPr>
-      <w:r>
-        <w:t xml:space="preserve">This screen allows the Administrator to: </w:t>
-      </w:r>
-    </w:p>
-    <w:p>
-      <w:pPr>
-        <w:pStyle w:val="ListParagraph"/>
-        <w:numPr>
-          <w:ilvl w:val="0"/>
-          <w:numId w:val="9"/>
-        </w:numPr>
-        <w:spacing w:after="60" w:line="240" w:lineRule="auto"/>
-      </w:pPr>
-      <w:r>
-        <w:t xml:space="preserve">View Setting List: view list of current master data. </w:t>
-      </w:r>
-    </w:p>
-    <w:p>
-      <w:pPr>
-        <w:pStyle w:val="ListParagraph"/>
-        <w:numPr>
-          <w:ilvl w:val="0"/>
-          <w:numId w:val="9"/>
-        </w:numPr>
-        <w:spacing w:after="60" w:line="240" w:lineRule="auto"/>
-      </w:pPr>
-      <w:r>
-        <w:t>Filter Setting List: filter master data by data types, statuses</w:t>
-      </w:r>
-    </w:p>
-    <w:p>
-      <w:pPr>
-        <w:pStyle w:val="ListParagraph"/>
-        <w:numPr>
-          <w:ilvl w:val="0"/>
-          <w:numId w:val="9"/>
-        </w:numPr>
-        <w:spacing w:after="60" w:line="240" w:lineRule="auto"/>
-      </w:pPr>
-      <w:r>
-        <w:t>Search Settings: enter keyword(s) to search master data by their names or values</w:t>
-      </w:r>
-    </w:p>
-    <w:p>
-      <w:pPr>
-        <w:pStyle w:val="ListParagraph"/>
-        <w:numPr>
-          <w:ilvl w:val="0"/>
-          <w:numId w:val="9"/>
-        </w:numPr>
-        <w:spacing w:after="60" w:line="240" w:lineRule="auto"/>
-      </w:pPr>
-      <w:r>
-        <w:t>Sort Setting List: sort mater data list (ascending, descending) by clicking column headers</w:t>
-      </w:r>
-    </w:p>
-    <w:p>
-      <w:pPr>
-        <w:spacing w:after="60"/>
-      </w:pPr>
-      <w:r>
-        <w:t xml:space="preserve">On the screen, s/he can also </w:t>
-      </w:r>
-    </w:p>
-    <w:p>
-      <w:pPr>
-        <w:pStyle w:val="ListParagraph"/>
-        <w:numPr>
-          <w:ilvl w:val="0"/>
-          <w:numId w:val="9"/>
-        </w:numPr>
-        <w:spacing w:after="60" w:line="240" w:lineRule="auto"/>
-      </w:pPr>
-      <w:r>
-        <w:t>Activate/Deactivate Setting: change status of a specific inactive/active master data</w:t>
-      </w:r>
-    </w:p>
-    <w:p>
-      <w:pPr>
-        <w:pStyle w:val="ListParagraph"/>
-        <w:numPr>
-          <w:ilvl w:val="0"/>
-          <w:numId w:val="9"/>
-        </w:numPr>
-        <w:spacing w:after="60" w:line="240" w:lineRule="auto"/>
-      </w:pPr>
-      <w:r>
-        <w:t xml:space="preserve">Choose to go to the Setting Details screens for adding new or updating an existing master data by clicking the New Setting or Edit </w:t>
-      </w:r>
-      <w:r>
-        <w:tab/>
-      </w:r>
-      <w:r>
-        <w:t>link.</w:t>
-      </w:r>
-    </w:p>
-    <w:p>
-      <w:pPr>
-        <w:spacing w:before="120" w:after="60"/>
-        <w:rPr>
-          <w:b/>
-        </w:rPr>
-      </w:pPr>
-      <w:r>
-        <w:rPr>
-          <w:b/>
-        </w:rPr>
-        <w:t>Field Description</w:t>
-      </w:r>
-    </w:p>
-    <w:tbl>
-      <w:tblPr>
-        <w:tblStyle w:val="TableGrid"/>
-        <w:tblW w:w="9064" w:type="dxa"/>
-        <w:tblInd w:w="3" w:type="dxa"/>
-        <w:tblLook w:val="04A0" w:firstRow="1" w:lastRow="0" w:firstColumn="1" w:lastColumn="0" w:noHBand="0" w:noVBand="1"/>
-      </w:tblPr>
-      <w:tblGrid>
-        <w:gridCol w:w="1268"/>
-        <w:gridCol w:w="7796"/>
-      </w:tblGrid>
-      <w:tr>
-        <w:tc>
-          <w:tcPr>
-            <w:tcW w:w="1268" w:type="dxa"/>
-            <w:shd w:val="clear" w:color="auto" w:fill="FBE4D5" w:themeFill="accent2" w:themeFillTint="33"/>
-          </w:tcPr>
-          <w:p>
-            <w:pPr>
-              <w:rPr>
-                <w:b/>
-                <w:color w:val="833C0B" w:themeColor="accent2" w:themeShade="80"/>
-              </w:rPr>
-            </w:pPr>
-            <w:r>
-              <w:rPr>
-                <w:b/>
-                <w:color w:val="833C0B" w:themeColor="accent2" w:themeShade="80"/>
-              </w:rPr>
-              <w:t>Field Name</w:t>
-            </w:r>
-          </w:p>
-        </w:tc>
-        <w:tc>
-          <w:tcPr>
-            <w:tcW w:w="7796" w:type="dxa"/>
-            <w:shd w:val="clear" w:color="auto" w:fill="FBE4D5" w:themeFill="accent2" w:themeFillTint="33"/>
-          </w:tcPr>
-          <w:p>
-            <w:pPr>
-              <w:rPr>
-                <w:b/>
-                <w:color w:val="833C0B" w:themeColor="accent2" w:themeShade="80"/>
-              </w:rPr>
-            </w:pPr>
-            <w:r>
-              <w:rPr>
-                <w:b/>
-                <w:color w:val="833C0B" w:themeColor="accent2" w:themeShade="80"/>
-              </w:rPr>
-              <w:t>Description</w:t>
-            </w:r>
-          </w:p>
-        </w:tc>
-      </w:tr>
-      <w:tr>
-        <w:tc>
-          <w:tcPr>
-            <w:tcW w:w="1268" w:type="dxa"/>
-          </w:tcPr>
-          <w:p>
-            <w:pPr>
-              <w:jc w:val="center"/>
-            </w:pPr>
-            <w:r>
-              <w:t>(1)</w:t>
-            </w:r>
-          </w:p>
-        </w:tc>
-        <w:tc>
-          <w:tcPr>
-            <w:tcW w:w="7796" w:type="dxa"/>
-          </w:tcPr>
-          <w:p>
-            <w:pPr>
-              <w:rPr>
-                <w:rFonts w:cstheme="minorHAnsi"/>
-                <w:color w:val="444444"/>
-              </w:rPr>
-            </w:pPr>
-            <w:r>
-              <w:rPr>
-                <w:rFonts w:cstheme="minorHAnsi"/>
-                <w:color w:val="444444"/>
-              </w:rPr>
-              <w:t>Initial values: all the active setting names with null or blank type</w:t>
-            </w:r>
-          </w:p>
-          <w:p>
-            <w:r>
-              <w:t>Hover the mouse to show the field name: “Setting Type”</w:t>
-            </w:r>
-          </w:p>
-        </w:tc>
-      </w:tr>
-      <w:tr>
-        <w:tc>
-          <w:tcPr>
-            <w:tcW w:w="1268" w:type="dxa"/>
-          </w:tcPr>
-          <w:p>
-            <w:pPr>
-              <w:jc w:val="center"/>
-            </w:pPr>
-            <w:r>
-              <w:t>(2)</w:t>
-            </w:r>
-          </w:p>
-        </w:tc>
-        <w:tc>
-          <w:tcPr>
-            <w:tcW w:w="7796" w:type="dxa"/>
-          </w:tcPr>
-          <w:p>
-            <w:r>
-              <w:t>Initial values: All Statuses, Active, Inactive (default value “All Status”)</w:t>
-            </w:r>
-          </w:p>
-          <w:p>
-            <w:r>
-              <w:t>Hover the mouse to show the field name: “Setting Status”</w:t>
-            </w:r>
-          </w:p>
-        </w:tc>
-      </w:tr>
-      <w:tr>
-        <w:tc>
-          <w:tcPr>
-            <w:tcW w:w="1268" w:type="dxa"/>
-          </w:tcPr>
-          <w:p>
-            <w:pPr>
-              <w:jc w:val="center"/>
-            </w:pPr>
-            <w:r>
-              <w:t>(3)</w:t>
-            </w:r>
-          </w:p>
-        </w:tc>
-        <w:tc>
-          <w:tcPr>
-            <w:tcW w:w="7796" w:type="dxa"/>
-          </w:tcPr>
-          <w:p>
-            <w:r>
-              <w:t>The change-status action is Activate or Deactivate depending on the current status of the relevant setting (Inactive or Active, respectively).</w:t>
-            </w:r>
-          </w:p>
-        </w:tc>
-      </w:tr>
-    </w:tbl>
-    <w:p/>
-    <w:p>
-      <w:pPr>
-        <w:pStyle w:val="Heading5"/>
-      </w:pPr>
-      <w:r>
-        <w:t>3.</w:t>
-      </w:r>
-      <w:r>
-        <w:t>3.1.2 Setting Details</w:t>
+        <w:t>User Interfaces: Responsive React Web for Staff and Parents.</w:t>
       </w:r>
     </w:p>
     <w:p>
       <w:r>
         <w:rPr>
-          <w:noProof/>
+          <w:rFonts w:ascii="Arial" w:hAnsi="Arial"/>
+          <w:sz w:val="20"/>
         </w:rPr>
-        <w:drawing>
-          <wp:inline distT="0" distB="0" distL="0" distR="0" wp14:anchorId="604C209E" wp14:editId="638C26C9">
-            <wp:extent cx="3297335" cy="2101186"/>
-            <wp:effectExtent l="19050" t="19050" r="17780" b="13970"/>
-            <wp:docPr id="34" name="image5.png"/>
-            <wp:cNvGraphicFramePr/>
-            <a:graphic xmlns:a="http://schemas.openxmlformats.org/drawingml/2006/main">
-              <a:graphicData uri="http://schemas.openxmlformats.org/drawingml/2006/picture">
-                <pic:pic xmlns:pic="http://schemas.openxmlformats.org/drawingml/2006/picture">
-                  <pic:nvPicPr>
-                    <pic:cNvPr id="0" name="image5.png"/>
-                    <pic:cNvPicPr preferRelativeResize="0"/>
-                  </pic:nvPicPr>
-                  <pic:blipFill>
-                    <a:blip r:embed="rId21"/>
-                    <a:srcRect/>
-                    <a:stretch>
-                      <a:fillRect/>
-                    </a:stretch>
-                  </pic:blipFill>
-                  <pic:spPr>
-                    <a:xfrm>
-                      <a:off x="0" y="0"/>
-                      <a:ext cx="3297335" cy="2101186"/>
-                    </a:xfrm>
-                    <a:prstGeom prst="rect">
-                      <a:avLst/>
-                    </a:prstGeom>
-                    <a:ln>
-                      <a:solidFill>
-                        <a:schemeClr val="accent1"/>
-                      </a:solidFill>
-                    </a:ln>
-                  </pic:spPr>
-                </pic:pic>
-              </a:graphicData>
-            </a:graphic>
-          </wp:inline>
-        </w:drawing>
-      </w:r>
-    </w:p>
-    <w:p/>
-    <w:p/>
-    <w:p>
-      <w:pPr>
-        <w:spacing w:after="60"/>
-      </w:pPr>
-      <w:r>
-        <w:t xml:space="preserve">This screen allows the Administrator to: </w:t>
-      </w:r>
-    </w:p>
-    <w:p>
-      <w:pPr>
-        <w:pStyle w:val="ListParagraph"/>
-        <w:numPr>
-          <w:ilvl w:val="0"/>
-          <w:numId w:val="9"/>
-        </w:numPr>
-        <w:spacing w:after="60" w:line="240" w:lineRule="auto"/>
-      </w:pPr>
-      <w:r>
-        <w:t xml:space="preserve">Add New Setting: add new master data. </w:t>
-      </w:r>
-    </w:p>
-    <w:p>
-      <w:pPr>
-        <w:pStyle w:val="ListParagraph"/>
-        <w:numPr>
-          <w:ilvl w:val="0"/>
-          <w:numId w:val="9"/>
-        </w:numPr>
-        <w:spacing w:after="60" w:line="240" w:lineRule="auto"/>
-      </w:pPr>
-      <w:r>
-        <w:t>Update Setting Details: update details of a specific master data</w:t>
-      </w:r>
-    </w:p>
-    <w:p>
-      <w:pPr>
-        <w:spacing w:before="120" w:after="60"/>
-        <w:rPr>
-          <w:b/>
-        </w:rPr>
-      </w:pPr>
-      <w:r>
-        <w:rPr>
-          <w:b/>
-        </w:rPr>
-        <w:t>Field Description</w:t>
-      </w:r>
-    </w:p>
-    <w:tbl>
-      <w:tblPr>
-        <w:tblStyle w:val="TableGrid"/>
-        <w:tblW w:w="9064" w:type="dxa"/>
-        <w:tblInd w:w="3" w:type="dxa"/>
-        <w:tblLook w:val="04A0" w:firstRow="1" w:lastRow="0" w:firstColumn="1" w:lastColumn="0" w:noHBand="0" w:noVBand="1"/>
-      </w:tblPr>
-      <w:tblGrid>
-        <w:gridCol w:w="1268"/>
-        <w:gridCol w:w="7796"/>
-      </w:tblGrid>
-      <w:tr>
-        <w:tc>
-          <w:tcPr>
-            <w:tcW w:w="1268" w:type="dxa"/>
-            <w:shd w:val="clear" w:color="auto" w:fill="FBE4D5" w:themeFill="accent2" w:themeFillTint="33"/>
-          </w:tcPr>
-          <w:p>
-            <w:pPr>
-              <w:rPr>
-                <w:b/>
-                <w:color w:val="833C0B" w:themeColor="accent2" w:themeShade="80"/>
-              </w:rPr>
-            </w:pPr>
-            <w:r>
-              <w:rPr>
-                <w:b/>
-                <w:color w:val="833C0B" w:themeColor="accent2" w:themeShade="80"/>
-              </w:rPr>
-              <w:t>Field Name</w:t>
-            </w:r>
-          </w:p>
-        </w:tc>
-        <w:tc>
-          <w:tcPr>
-            <w:tcW w:w="7796" w:type="dxa"/>
-            <w:shd w:val="clear" w:color="auto" w:fill="FBE4D5" w:themeFill="accent2" w:themeFillTint="33"/>
-          </w:tcPr>
-          <w:p>
-            <w:pPr>
-              <w:rPr>
-                <w:b/>
-                <w:color w:val="833C0B" w:themeColor="accent2" w:themeShade="80"/>
-              </w:rPr>
-            </w:pPr>
-            <w:r>
-              <w:rPr>
-                <w:b/>
-                <w:color w:val="833C0B" w:themeColor="accent2" w:themeShade="80"/>
-              </w:rPr>
-              <w:t>Description</w:t>
-            </w:r>
-          </w:p>
-        </w:tc>
-      </w:tr>
-      <w:tr>
-        <w:tc>
-          <w:tcPr>
-            <w:tcW w:w="1268" w:type="dxa"/>
-          </w:tcPr>
-          <w:p>
-            <w:r>
-              <w:t>Name</w:t>
-            </w:r>
-          </w:p>
-        </w:tc>
-        <w:tc>
-          <w:tcPr>
-            <w:tcW w:w="7796" w:type="dxa"/>
-          </w:tcPr>
-          <w:p>
-            <w:r>
-              <w:rPr>
-                <w:rFonts w:cstheme="minorHAnsi"/>
-                <w:color w:val="444444"/>
-              </w:rPr>
-              <w:t>Data type: non-digit string, max length of 20 characters</w:t>
-            </w:r>
-          </w:p>
-        </w:tc>
-      </w:tr>
-      <w:tr>
-        <w:tc>
-          <w:tcPr>
-            <w:tcW w:w="1268" w:type="dxa"/>
-          </w:tcPr>
-          <w:p>
-            <w:r>
-              <w:t>Type</w:t>
-            </w:r>
-          </w:p>
-        </w:tc>
-        <w:tc>
-          <w:tcPr>
-            <w:tcW w:w="7796" w:type="dxa"/>
-          </w:tcPr>
-          <w:p>
-            <w:pPr>
-              <w:rPr>
-                <w:rFonts w:cstheme="minorHAnsi"/>
-                <w:color w:val="444444"/>
-              </w:rPr>
-            </w:pPr>
-            <w:r>
-              <w:rPr>
-                <w:rFonts w:cstheme="minorHAnsi"/>
-                <w:color w:val="444444"/>
-              </w:rPr>
-              <w:t>Initial data values: all active setting names (with null or blank type)</w:t>
-            </w:r>
-          </w:p>
-        </w:tc>
-      </w:tr>
-      <w:tr>
-        <w:tc>
-          <w:tcPr>
-            <w:tcW w:w="1268" w:type="dxa"/>
-          </w:tcPr>
-          <w:p>
-            <w:r>
-              <w:t>Value</w:t>
-            </w:r>
-          </w:p>
-        </w:tc>
-        <w:tc>
-          <w:tcPr>
-            <w:tcW w:w="7796" w:type="dxa"/>
-          </w:tcPr>
-          <w:p>
-            <w:r>
-              <w:t>Data type: any string, max length of 100 characters</w:t>
-            </w:r>
-          </w:p>
-        </w:tc>
-      </w:tr>
-      <w:tr>
-        <w:tc>
-          <w:tcPr>
-            <w:tcW w:w="1268" w:type="dxa"/>
-          </w:tcPr>
-          <w:p>
-            <w:r>
-              <w:t>Priority</w:t>
-            </w:r>
-          </w:p>
-        </w:tc>
-        <w:tc>
-          <w:tcPr>
-            <w:tcW w:w="7796" w:type="dxa"/>
-          </w:tcPr>
-          <w:p>
-            <w:r>
-              <w:t>Data type: a positive integer</w:t>
-            </w:r>
-          </w:p>
-        </w:tc>
-      </w:tr>
-      <w:tr>
-        <w:tc>
-          <w:tcPr>
-            <w:tcW w:w="1268" w:type="dxa"/>
-          </w:tcPr>
-          <w:p>
-            <w:r>
-              <w:t>Description</w:t>
-            </w:r>
-          </w:p>
-        </w:tc>
-        <w:tc>
-          <w:tcPr>
-            <w:tcW w:w="7796" w:type="dxa"/>
-          </w:tcPr>
-          <w:p>
-            <w:r>
-              <w:t>Data type: any string, max length of 200 characters</w:t>
-            </w:r>
-          </w:p>
-        </w:tc>
-      </w:tr>
-    </w:tbl>
-    <w:p/>
-    <w:p>
-      <w:pPr>
-        <w:pStyle w:val="Heading4"/>
-      </w:pPr>
-      <w:bookmarkStart w:id="35" w:name="_Toc187228355"/>
-      <w:r>
-        <w:t>3.</w:t>
-      </w:r>
-      <w:r>
-        <w:t>3.2 User Management</w:t>
-      </w:r>
-      <w:bookmarkEnd w:id="35"/>
-    </w:p>
-    <w:p>
-      <w:pPr>
-        <w:pStyle w:val="Heading5"/>
-      </w:pPr>
-      <w:r>
-        <w:t>3.</w:t>
-      </w:r>
-      <w:r>
-        <w:t>3.2.1 User List</w:t>
+        <w:t>Hardware: Standard PCs, Tablets, Mobile Responsive.</w:t>
       </w:r>
     </w:p>
     <w:p>
       <w:r>
-        <w:t>…</w:t>
-      </w:r>
-    </w:p>
-    <w:p>
-      <w:pPr>
-        <w:pStyle w:val="Heading5"/>
-      </w:pPr>
-      <w:r>
-        <w:t>3.</w:t>
-      </w:r>
-      <w:r>
-        <w:t>3.2.2 User Details</w:t>
+        <w:rPr>
+          <w:rFonts w:ascii="Arial" w:hAnsi="Arial"/>
+          <w:sz w:val="20"/>
+        </w:rPr>
+        <w:t>Software: MySQL 8.0, Twilio SMS API, SMTP Email.</w:t>
       </w:r>
     </w:p>
     <w:p>
       <w:r>
-        <w:t>…</w:t>
+        <w:rPr>
+          <w:rFonts w:ascii="Arial" w:hAnsi="Arial"/>
+          <w:sz w:val="20"/>
+        </w:rPr>
+        <w:t>User Interfaces: The system will provide a responsive Web Interface built with React for clinic staff (Internal Dashboard) and Parents (Self-Service Booking Portal).</w:t>
       </w:r>
     </w:p>
     <w:p>
-      <w:pPr>
-        <w:pStyle w:val="Heading2"/>
-      </w:pPr>
-      <w:bookmarkStart w:id="36" w:name="_Toc187341945"/>
       <w:r>
-        <w:t>4. Non-Functional Requirements</w:t>
+        <w:rPr>
+          <w:rFonts w:ascii="Arial" w:hAnsi="Arial"/>
+          <w:sz w:val="20"/>
+        </w:rPr>
+        <w:t>Hardware Interfaces: Compatible with standard desktop computers, tablets (iPad/Android), and smartphones. Thermal printers for printing billing invoices.</w:t>
       </w:r>
-      <w:bookmarkEnd w:id="36"/>
     </w:p>
     <w:p>
-      <w:pPr>
-        <w:pStyle w:val="Heading3"/>
-      </w:pPr>
-      <w:bookmarkStart w:id="37" w:name="_Toc187341946"/>
       <w:r>
-        <w:t>3.1 External Interfaces</w:t>
+        <w:rPr>
+          <w:rFonts w:ascii="Arial" w:hAnsi="Arial"/>
+          <w:sz w:val="20"/>
+        </w:rPr>
+        <w:t>Software Interfaces: Uses MySQL 8.0 for data persistence. Integrates with Twilio API for SMS notifications and SMTP for email confirmations.</w:t>
       </w:r>
-      <w:bookmarkEnd w:id="37"/>
     </w:p>
     <w:p>
       <w:pPr>
@@ -16693,225 +15524,169 @@
           <w:color w:val="0000FF"/>
         </w:rPr>
       </w:pPr>
+    </w:p>
+    <w:p>
+      <w:pPr>
+        <w:pStyle w:val="Heading3"/>
+      </w:pPr>
       <w:r>
-        <w:rPr>
-          <w:i/>
-          <w:color w:val="0000FF"/>
-        </w:rPr>
-        <w:t>[This section provides information to ensure that the system will communicate properly with users and with external hardware or software/system elements.]</w:t>
+        <w:lastRenderedPageBreak/>
+        <w:t>4.2 Quality Attributes</w:t>
       </w:r>
     </w:p>
     <w:p>
       <w:pPr>
-        <w:pStyle w:val="Heading3"/>
-      </w:pPr>
-      <w:bookmarkStart w:id="38" w:name="_Toc187341947"/>
+        <w:pStyle w:val="Heading4"/>
+      </w:pPr>
+      <w:bookmarkStart w:id="11" w:name="_heading=h.1y810tw" w:colFirst="0" w:colLast="0"/>
+      <w:bookmarkEnd w:id="11"/>
       <w:r>
-        <w:t>3.2 Quality Attributes</w:t>
+        <w:t>4</w:t>
       </w:r>
-      <w:bookmarkEnd w:id="38"/>
-    </w:p>
-    <w:p>
-      <w:pPr>
-        <w:rPr>
-          <w:i/>
-          <w:color w:val="0000FF"/>
-        </w:rPr>
-      </w:pPr>
       <w:r>
-        <w:rPr>
-          <w:i/>
-          <w:color w:val="0000FF"/>
-        </w:rPr>
-        <w:t>[List all the required system characteristics (quality attributes) specification. Some of the possible attributes are provided with the guide/descriptions are mentioned here]</w:t>
+        <w:t xml:space="preserve">.2.1 Usability </w:t>
       </w:r>
     </w:p>
     <w:p>
-      <w:pPr>
-        <w:pStyle w:val="Heading4"/>
-      </w:pPr>
-      <w:bookmarkStart w:id="39" w:name="_heading=h.1y810tw" w:colFirst="0" w:colLast="0"/>
-      <w:bookmarkEnd w:id="39"/>
       <w:r>
-        <w:t xml:space="preserve">3.2.1 Usability </w:t>
+        <w:rPr>
+          <w:rFonts w:ascii="Arial" w:hAnsi="Arial"/>
+          <w:sz w:val="20"/>
+        </w:rPr>
+        <w:t>Training: &lt; 30 mins for staff.</w:t>
       </w:r>
     </w:p>
     <w:p>
-      <w:pPr>
-        <w:jc w:val="both"/>
-        <w:rPr>
-          <w:i/>
-          <w:color w:val="0000FF"/>
-        </w:rPr>
-      </w:pPr>
       <w:r>
         <w:rPr>
-          <w:i/>
-          <w:color w:val="0000FF"/>
+          <w:rFonts w:ascii="Arial" w:hAnsi="Arial"/>
+          <w:sz w:val="20"/>
         </w:rPr>
-        <w:t>[This section includes all those requirements that affect usability. For example, specify the required training time for a normal user and a power user to become productive at particular operations specify measurable task times for typical tasks or base the new system’s usability requirements on other systems that the users know and like specify requirement to conform to common usability standards, such as IBM’s CUA standards Microsoft’s GUI standards]</w:t>
+        <w:t>Task Time: &lt; 3 mins for clinical Visit recording.</w:t>
       </w:r>
     </w:p>
     <w:p>
-      <w:pPr>
-        <w:pStyle w:val="Heading4"/>
-      </w:pPr>
-      <w:bookmarkStart w:id="40" w:name="_heading=h.4i7ojhp" w:colFirst="0" w:colLast="0"/>
-      <w:bookmarkEnd w:id="40"/>
       <w:r>
-        <w:t>3.2.2 Performance</w:t>
+        <w:rPr>
+          <w:rFonts w:ascii="Arial" w:hAnsi="Arial"/>
+          <w:sz w:val="20"/>
+        </w:rPr>
+        <w:t>GUI: Modern clean design with intuitive 1-Click actions.</w:t>
       </w:r>
     </w:p>
     <w:p>
-      <w:pPr>
-        <w:spacing w:after="60" w:line="240" w:lineRule="auto"/>
-        <w:rPr>
-          <w:i/>
-          <w:color w:val="0000FF"/>
-        </w:rPr>
-      </w:pPr>
       <w:r>
         <w:rPr>
-          <w:i/>
-          <w:color w:val="0000FF"/>
+          <w:rFonts w:ascii="Arial" w:hAnsi="Arial"/>
+          <w:sz w:val="20"/>
         </w:rPr>
-        <w:t>[The system’s performance characteristics are outlined in this section. Include specific response times. Where applicable, reference related Use Cases by name.</w:t>
+        <w:t>Training Time: Standard users (Receptionists) shall require no more than 30 minutes of training to become proficient with the Dashboard.</w:t>
       </w:r>
     </w:p>
     <w:p>
-      <w:pPr>
-        <w:spacing w:after="60" w:line="240" w:lineRule="auto"/>
-        <w:rPr>
-          <w:i/>
-          <w:color w:val="0000FF"/>
-        </w:rPr>
-      </w:pPr>
       <w:r>
         <w:rPr>
-          <w:i/>
-          <w:color w:val="0000FF"/>
+          <w:rFonts w:ascii="Arial" w:hAnsi="Arial"/>
+          <w:sz w:val="20"/>
         </w:rPr>
-        <w:t>Response time for a transaction (average, maximum)</w:t>
+        <w:t>Task Efficiency: A lead doctor should be able to complete a digital Visit record in less than 3 minutes.</w:t>
       </w:r>
     </w:p>
     <w:p>
-      <w:pPr>
-        <w:spacing w:after="60" w:line="240" w:lineRule="auto"/>
-        <w:rPr>
-          <w:i/>
-          <w:color w:val="0000FF"/>
-        </w:rPr>
-      </w:pPr>
       <w:r>
         <w:rPr>
-          <w:i/>
-          <w:color w:val="0000FF"/>
+          <w:rFonts w:ascii="Arial" w:hAnsi="Arial"/>
+          <w:sz w:val="20"/>
         </w:rPr>
-        <w:t>Throughput, for example, transactions per second</w:t>
+        <w:t>Consistency: UI follows clean modern design standards with intuitive navigation and clear action buttons (e.g., '1-Click Paid').</w:t>
       </w:r>
     </w:p>
     <w:p>
       <w:pPr>
-        <w:spacing w:after="60" w:line="240" w:lineRule="auto"/>
-        <w:rPr>
-          <w:i/>
-          <w:color w:val="0000FF"/>
-        </w:rPr>
-      </w:pPr>
+        <w:pStyle w:val="Heading4"/>
+      </w:pPr>
+      <w:bookmarkStart w:id="12" w:name="_heading=h.4i7ojhp" w:colFirst="0" w:colLast="0"/>
+      <w:bookmarkEnd w:id="12"/>
       <w:r>
-        <w:rPr>
-          <w:i/>
-          <w:color w:val="0000FF"/>
-        </w:rPr>
-        <w:t>Capacity, for example, the number of customers or transactions the system can accommodate</w:t>
+        <w:t>4</w:t>
+      </w:r>
+      <w:r>
+        <w:t>.2.2 Performance</w:t>
       </w:r>
     </w:p>
     <w:p>
-      <w:pPr>
-        <w:spacing w:after="60" w:line="240" w:lineRule="auto"/>
-        <w:rPr>
-          <w:i/>
-          <w:color w:val="0000FF"/>
-        </w:rPr>
-      </w:pPr>
       <w:r>
         <w:rPr>
-          <w:i/>
-          <w:color w:val="0000FF"/>
+          <w:rFonts w:ascii="Arial" w:hAnsi="Arial"/>
+          <w:sz w:val="20"/>
         </w:rPr>
-        <w:t>Resource utilization, such as memory, disk, communications, and so forth.]</w:t>
+        <w:t>Response: &lt; 2s for dashboard actions.</w:t>
       </w:r>
     </w:p>
     <w:p>
-      <w:pPr>
-        <w:spacing w:after="60" w:line="240" w:lineRule="auto"/>
-        <w:rPr>
-          <w:i/>
-          <w:color w:val="0000FF"/>
-        </w:rPr>
-      </w:pPr>
-    </w:p>
-    <w:p>
-      <w:pPr>
-        <w:pStyle w:val="Heading4"/>
-      </w:pPr>
-      <w:r>
-        <w:t>3.2.3 …</w:t>
-      </w:r>
-    </w:p>
-    <w:p/>
-    <w:p>
-      <w:pPr>
-        <w:pStyle w:val="Heading2"/>
-      </w:pPr>
-      <w:bookmarkStart w:id="41" w:name="_Toc187341948"/>
-      <w:r>
-        <w:lastRenderedPageBreak/>
-        <w:t>5. Requirement Appendix</w:t>
-      </w:r>
-      <w:bookmarkEnd w:id="41"/>
-    </w:p>
-    <w:p>
-      <w:pPr>
-        <w:jc w:val="both"/>
-        <w:rPr>
-          <w:i/>
-          <w:color w:val="0000FF"/>
-        </w:rPr>
-      </w:pPr>
       <w:r>
         <w:rPr>
-          <w:i/>
-          <w:color w:val="0000FF"/>
+          <w:rFonts w:ascii="Arial" w:hAnsi="Arial"/>
+          <w:sz w:val="20"/>
         </w:rPr>
-        <w:t>[Provide business rules, common requirements, or other extra requirements information here]</w:t>
+        <w:t>Throughput: 10+ concurrent bookings.</w:t>
       </w:r>
     </w:p>
     <w:p>
+      <w:r>
+        <w:rPr>
+          <w:rFonts w:ascii="Arial" w:hAnsi="Arial"/>
+          <w:sz w:val="20"/>
+        </w:rPr>
+        <w:t>Capacity: 10,000+ patient records.</w:t>
+      </w:r>
+    </w:p>
+    <w:p>
+      <w:r>
+        <w:rPr>
+          <w:rFonts w:ascii="Arial" w:hAnsi="Arial"/>
+          <w:sz w:val="20"/>
+        </w:rPr>
+        <w:t>Response Time: UI response time for any dashboard action shall be less than 2 seconds under normal network conditions.</w:t>
+      </w:r>
+    </w:p>
+    <w:p>
+      <w:r>
+        <w:rPr>
+          <w:rFonts w:ascii="Arial" w:hAnsi="Arial"/>
+          <w:sz w:val="20"/>
+        </w:rPr>
+        <w:t>Throughput: System shall support at least 10 concurrent booking requests without performance degradation.</w:t>
+      </w:r>
+    </w:p>
+    <w:p>
+      <w:r>
+        <w:rPr>
+          <w:rFonts w:ascii="Arial" w:hAnsi="Arial"/>
+          <w:sz w:val="20"/>
+        </w:rPr>
+        <w:t>Capacity: Designed to handle 500+ appointments per month and store 10,000+ patient records (EMR).</w:t>
+      </w:r>
+    </w:p>
+    <w:p>
+      <w:pPr>
+        <w:pStyle w:val="Heading2"/>
+      </w:pPr>
+      <w:bookmarkStart w:id="13" w:name="_Toc187341948"/>
+      <w:r>
+        <w:t>5. Requirement Appendix</w:t>
+      </w:r>
+      <w:bookmarkEnd w:id="13"/>
+    </w:p>
+    <w:p>
       <w:pPr>
         <w:pStyle w:val="Heading3"/>
       </w:pPr>
-      <w:bookmarkStart w:id="42" w:name="_Toc187341949"/>
+      <w:bookmarkStart w:id="14" w:name="_Toc187341949"/>
       <w:r>
         <w:t>5.1 Business Rules</w:t>
       </w:r>
-      <w:bookmarkEnd w:id="42"/>
-    </w:p>
-    <w:p>
-      <w:pPr>
-        <w:spacing w:after="60" w:line="240" w:lineRule="auto"/>
-        <w:rPr>
-          <w:i/>
-          <w:color w:val="0000FF"/>
-        </w:rPr>
-      </w:pPr>
-      <w:r>
-        <w:rPr>
-          <w:i/>
-          <w:color w:val="0000FF"/>
-        </w:rPr>
-        <w:t>[Provide common business rules that you must follow. The information can be provided in the table format as the sample below]</w:t>
-      </w:r>
+      <w:bookmarkEnd w:id="14"/>
     </w:p>
     <w:tbl>
       <w:tblPr>
@@ -17009,23 +15784,10 @@
             <w:tcW w:w="851" w:type="dxa"/>
           </w:tcPr>
           <w:p>
-            <w:pPr>
-              <w:pBdr>
-                <w:top w:val="nil"/>
-                <w:left w:val="nil"/>
-                <w:bottom w:val="nil"/>
-                <w:right w:val="nil"/>
-                <w:between w:val="nil"/>
-              </w:pBdr>
-              <w:spacing w:before="40" w:after="40" w:line="240" w:lineRule="auto"/>
-              <w:ind w:left="91" w:right="89"/>
-              <w:rPr>
-                <w:color w:val="000000"/>
-              </w:rPr>
-            </w:pPr>
-            <w:r>
-              <w:rPr>
-                <w:color w:val="000000"/>
+            <w:r>
+              <w:rPr>
+                <w:rFonts w:ascii="Arial" w:hAnsi="Arial"/>
+                <w:sz w:val="20"/>
               </w:rPr>
               <w:t>BR-01</w:t>
             </w:r>
@@ -17036,25 +15798,12 @@
             <w:tcW w:w="8231" w:type="dxa"/>
           </w:tcPr>
           <w:p>
-            <w:pPr>
-              <w:pBdr>
-                <w:top w:val="nil"/>
-                <w:left w:val="nil"/>
-                <w:bottom w:val="nil"/>
-                <w:right w:val="nil"/>
-                <w:between w:val="nil"/>
-              </w:pBdr>
-              <w:spacing w:before="40" w:after="40" w:line="240" w:lineRule="auto"/>
-              <w:ind w:left="91" w:right="99"/>
-              <w:rPr>
-                <w:color w:val="000000"/>
-              </w:rPr>
-            </w:pPr>
-            <w:r>
-              <w:rPr>
-                <w:color w:val="000000"/>
-              </w:rPr>
-              <w:t>Delivery time windows are 15 minutes, beginning on each quarter hour.</w:t>
+            <w:r>
+              <w:rPr>
+                <w:rFonts w:ascii="Arial" w:hAnsi="Arial"/>
+                <w:sz w:val="20"/>
+              </w:rPr>
+              <w:t>Mandatory patient info (Full Name, DOB, Gender) and parent contact (Mobile) are required for all bookings.</w:t>
             </w:r>
           </w:p>
         </w:tc>
@@ -17065,23 +15814,10 @@
             <w:tcW w:w="851" w:type="dxa"/>
           </w:tcPr>
           <w:p>
-            <w:pPr>
-              <w:pBdr>
-                <w:top w:val="nil"/>
-                <w:left w:val="nil"/>
-                <w:bottom w:val="nil"/>
-                <w:right w:val="nil"/>
-                <w:between w:val="nil"/>
-              </w:pBdr>
-              <w:spacing w:before="40" w:after="40" w:line="240" w:lineRule="auto"/>
-              <w:ind w:left="91" w:right="89"/>
-              <w:rPr>
-                <w:color w:val="000000"/>
-              </w:rPr>
-            </w:pPr>
-            <w:r>
-              <w:rPr>
-                <w:color w:val="000000"/>
+            <w:r>
+              <w:rPr>
+                <w:rFonts w:ascii="Arial" w:hAnsi="Arial"/>
+                <w:sz w:val="20"/>
               </w:rPr>
               <w:t>BR-02</w:t>
             </w:r>
@@ -17092,25 +15828,12 @@
             <w:tcW w:w="8231" w:type="dxa"/>
           </w:tcPr>
           <w:p>
-            <w:pPr>
-              <w:pBdr>
-                <w:top w:val="nil"/>
-                <w:left w:val="nil"/>
-                <w:bottom w:val="nil"/>
-                <w:right w:val="nil"/>
-                <w:between w:val="nil"/>
-              </w:pBdr>
-              <w:spacing w:before="40" w:after="40" w:line="240" w:lineRule="auto"/>
-              <w:ind w:left="91" w:right="99"/>
-              <w:rPr>
-                <w:color w:val="000000"/>
-              </w:rPr>
-            </w:pPr>
-            <w:r>
-              <w:rPr>
-                <w:color w:val="000000"/>
-              </w:rPr>
-              <w:t>Deliveries must be completed between 10:00 A.M. and 2:00 P.M. local time, inclusive.</w:t>
+            <w:r>
+              <w:rPr>
+                <w:rFonts w:ascii="Arial" w:hAnsi="Arial"/>
+                <w:sz w:val="20"/>
+              </w:rPr>
+              <w:t>Online booking slots are only available for the next 7 days, excluding past time slots.</w:t>
             </w:r>
           </w:p>
         </w:tc>
@@ -17121,23 +15844,10 @@
             <w:tcW w:w="851" w:type="dxa"/>
           </w:tcPr>
           <w:p>
-            <w:pPr>
-              <w:pBdr>
-                <w:top w:val="nil"/>
-                <w:left w:val="nil"/>
-                <w:bottom w:val="nil"/>
-                <w:right w:val="nil"/>
-                <w:between w:val="nil"/>
-              </w:pBdr>
-              <w:spacing w:before="40" w:after="40" w:line="240" w:lineRule="auto"/>
-              <w:ind w:left="91" w:right="89"/>
-              <w:rPr>
-                <w:color w:val="000000"/>
-              </w:rPr>
-            </w:pPr>
-            <w:r>
-              <w:rPr>
-                <w:color w:val="000000"/>
+            <w:r>
+              <w:rPr>
+                <w:rFonts w:ascii="Arial" w:hAnsi="Arial"/>
+                <w:sz w:val="20"/>
               </w:rPr>
               <w:t>BR-03</w:t>
             </w:r>
@@ -17148,25 +15858,12 @@
             <w:tcW w:w="8231" w:type="dxa"/>
           </w:tcPr>
           <w:p>
-            <w:pPr>
-              <w:pBdr>
-                <w:top w:val="nil"/>
-                <w:left w:val="nil"/>
-                <w:bottom w:val="nil"/>
-                <w:right w:val="nil"/>
-                <w:between w:val="nil"/>
-              </w:pBdr>
-              <w:spacing w:before="40" w:after="40" w:line="240" w:lineRule="auto"/>
-              <w:ind w:left="91" w:right="99"/>
-              <w:rPr>
-                <w:color w:val="000000"/>
-              </w:rPr>
-            </w:pPr>
-            <w:r>
-              <w:rPr>
-                <w:color w:val="000000"/>
-              </w:rPr>
-              <w:t>All meals in a single order must be delivered to the same location.</w:t>
+            <w:r>
+              <w:rPr>
+                <w:rFonts w:ascii="Arial" w:hAnsi="Arial"/>
+                <w:sz w:val="20"/>
+              </w:rPr>
+              <w:t>Transition from 'Pending' to 'Confirmed' status requires manual verification by a Receptionist.</w:t>
             </w:r>
           </w:p>
         </w:tc>
@@ -17177,23 +15874,10 @@
             <w:tcW w:w="851" w:type="dxa"/>
           </w:tcPr>
           <w:p>
-            <w:pPr>
-              <w:pBdr>
-                <w:top w:val="nil"/>
-                <w:left w:val="nil"/>
-                <w:bottom w:val="nil"/>
-                <w:right w:val="nil"/>
-                <w:between w:val="nil"/>
-              </w:pBdr>
-              <w:spacing w:before="40" w:after="40" w:line="240" w:lineRule="auto"/>
-              <w:ind w:left="91" w:right="89"/>
-              <w:rPr>
-                <w:color w:val="000000"/>
-              </w:rPr>
-            </w:pPr>
-            <w:r>
-              <w:rPr>
-                <w:color w:val="000000"/>
+            <w:r>
+              <w:rPr>
+                <w:rFonts w:ascii="Arial" w:hAnsi="Arial"/>
+                <w:sz w:val="20"/>
               </w:rPr>
               <w:t>BR-04</w:t>
             </w:r>
@@ -17204,25 +15888,12 @@
             <w:tcW w:w="8231" w:type="dxa"/>
           </w:tcPr>
           <w:p>
-            <w:pPr>
-              <w:pBdr>
-                <w:top w:val="nil"/>
-                <w:left w:val="nil"/>
-                <w:bottom w:val="nil"/>
-                <w:right w:val="nil"/>
-                <w:between w:val="nil"/>
-              </w:pBdr>
-              <w:spacing w:before="40" w:after="40" w:line="240" w:lineRule="auto"/>
-              <w:ind w:left="91" w:right="99"/>
-              <w:rPr>
-                <w:color w:val="000000"/>
-              </w:rPr>
-            </w:pPr>
-            <w:r>
-              <w:rPr>
-                <w:color w:val="000000"/>
-              </w:rPr>
-              <w:t>All meals in a single order must be paid for by using the same payment method.</w:t>
+            <w:r>
+              <w:rPr>
+                <w:rFonts w:ascii="Arial" w:hAnsi="Arial"/>
+                <w:sz w:val="20"/>
+              </w:rPr>
+              <w:t>Parents must authenticate via OTP (One-Time Password) sent to their mobile to view EMR records.</w:t>
             </w:r>
           </w:p>
         </w:tc>
@@ -17233,25 +15904,12 @@
             <w:tcW w:w="851" w:type="dxa"/>
           </w:tcPr>
           <w:p>
-            <w:pPr>
-              <w:pBdr>
-                <w:top w:val="nil"/>
-                <w:left w:val="nil"/>
-                <w:bottom w:val="nil"/>
-                <w:right w:val="nil"/>
-                <w:between w:val="nil"/>
-              </w:pBdr>
-              <w:spacing w:before="40" w:after="40" w:line="240" w:lineRule="auto"/>
-              <w:ind w:left="91" w:right="89"/>
-              <w:rPr>
-                <w:color w:val="000000"/>
-              </w:rPr>
-            </w:pPr>
-            <w:r>
-              <w:rPr>
-                <w:color w:val="000000"/>
-              </w:rPr>
-              <w:t>BR-11</w:t>
+            <w:r>
+              <w:rPr>
+                <w:rFonts w:ascii="Arial" w:hAnsi="Arial"/>
+                <w:sz w:val="20"/>
+              </w:rPr>
+              <w:t>BR-05</w:t>
             </w:r>
           </w:p>
         </w:tc>
@@ -17260,25 +15918,12 @@
             <w:tcW w:w="8231" w:type="dxa"/>
           </w:tcPr>
           <w:p>
-            <w:pPr>
-              <w:pBdr>
-                <w:top w:val="nil"/>
-                <w:left w:val="nil"/>
-                <w:bottom w:val="nil"/>
-                <w:right w:val="nil"/>
-                <w:between w:val="nil"/>
-              </w:pBdr>
-              <w:spacing w:before="40" w:after="40" w:line="240" w:lineRule="auto"/>
-              <w:ind w:left="91" w:right="99"/>
-              <w:rPr>
-                <w:color w:val="000000"/>
-              </w:rPr>
-            </w:pPr>
-            <w:r>
-              <w:rPr>
-                <w:color w:val="000000"/>
-              </w:rPr>
-              <w:t>If an order is to be delivered, the patron must pay by payroll deduction.</w:t>
+            <w:r>
+              <w:rPr>
+                <w:rFonts w:ascii="Arial" w:hAnsi="Arial"/>
+                <w:sz w:val="20"/>
+              </w:rPr>
+              <w:t>Walk-in appointments are created with 'Confirmed' status immediately, bypassing the 'Pending' stage.</w:t>
             </w:r>
           </w:p>
         </w:tc>
@@ -17289,25 +15934,12 @@
             <w:tcW w:w="851" w:type="dxa"/>
           </w:tcPr>
           <w:p>
-            <w:pPr>
-              <w:pBdr>
-                <w:top w:val="nil"/>
-                <w:left w:val="nil"/>
-                <w:bottom w:val="nil"/>
-                <w:right w:val="nil"/>
-                <w:between w:val="nil"/>
-              </w:pBdr>
-              <w:spacing w:before="40" w:after="40" w:line="240" w:lineRule="auto"/>
-              <w:ind w:left="91" w:right="89"/>
-              <w:rPr>
-                <w:color w:val="000000"/>
-              </w:rPr>
-            </w:pPr>
-            <w:r>
-              <w:rPr>
-                <w:color w:val="000000"/>
-              </w:rPr>
-              <w:t>BR-12</w:t>
+            <w:r>
+              <w:rPr>
+                <w:rFonts w:ascii="Arial" w:hAnsi="Arial"/>
+                <w:sz w:val="20"/>
+              </w:rPr>
+              <w:t>BR-06</w:t>
             </w:r>
           </w:p>
         </w:tc>
@@ -17316,25 +15948,12 @@
             <w:tcW w:w="8231" w:type="dxa"/>
           </w:tcPr>
           <w:p>
-            <w:pPr>
-              <w:pBdr>
-                <w:top w:val="nil"/>
-                <w:left w:val="nil"/>
-                <w:bottom w:val="nil"/>
-                <w:right w:val="nil"/>
-                <w:between w:val="nil"/>
-              </w:pBdr>
-              <w:spacing w:before="40" w:after="40" w:line="240" w:lineRule="auto"/>
-              <w:ind w:left="91" w:right="99"/>
-              <w:rPr>
-                <w:color w:val="000000"/>
-              </w:rPr>
-            </w:pPr>
-            <w:r>
-              <w:rPr>
-                <w:color w:val="000000"/>
-              </w:rPr>
-              <w:t>Order price is calculated as the sum of each food item price times the quantity of that food item ordered, plus applicable sales tax, plus a delivery charge if a meal is delivered outside the free delivery zone.</w:t>
+            <w:r>
+              <w:rPr>
+                <w:rFonts w:ascii="Arial" w:hAnsi="Arial"/>
+                <w:sz w:val="20"/>
+              </w:rPr>
+              <w:t>Billing invoices are automatically calculated as: Consultation Fee + Sum(Medication Price * Qty).</w:t>
             </w:r>
           </w:p>
         </w:tc>
@@ -17345,25 +15964,12 @@
             <w:tcW w:w="851" w:type="dxa"/>
           </w:tcPr>
           <w:p>
-            <w:pPr>
-              <w:pBdr>
-                <w:top w:val="nil"/>
-                <w:left w:val="nil"/>
-                <w:bottom w:val="nil"/>
-                <w:right w:val="nil"/>
-                <w:between w:val="nil"/>
-              </w:pBdr>
-              <w:spacing w:before="40" w:after="40" w:line="240" w:lineRule="auto"/>
-              <w:ind w:left="91" w:right="89"/>
-              <w:rPr>
-                <w:color w:val="000000"/>
-              </w:rPr>
-            </w:pPr>
-            <w:r>
-              <w:rPr>
-                <w:color w:val="000000"/>
-              </w:rPr>
-              <w:t>BR-24</w:t>
+            <w:r>
+              <w:rPr>
+                <w:rFonts w:ascii="Arial" w:hAnsi="Arial"/>
+                <w:sz w:val="20"/>
+              </w:rPr>
+              <w:t>BR-07</w:t>
             </w:r>
           </w:p>
         </w:tc>
@@ -17372,25 +15978,12 @@
             <w:tcW w:w="8231" w:type="dxa"/>
           </w:tcPr>
           <w:p>
-            <w:pPr>
-              <w:pBdr>
-                <w:top w:val="nil"/>
-                <w:left w:val="nil"/>
-                <w:bottom w:val="nil"/>
-                <w:right w:val="nil"/>
-                <w:between w:val="nil"/>
-              </w:pBdr>
-              <w:spacing w:before="40" w:after="40" w:line="240" w:lineRule="auto"/>
-              <w:ind w:left="91" w:right="99"/>
-              <w:rPr>
-                <w:color w:val="000000"/>
-              </w:rPr>
-            </w:pPr>
-            <w:r>
-              <w:rPr>
-                <w:color w:val="000000"/>
-              </w:rPr>
-              <w:t>Only cafeteria employees who are designated as Menu Managers by the Cafeteria Manager can create, modify, or delete cafeteria menus.</w:t>
+            <w:r>
+              <w:rPr>
+                <w:rFonts w:ascii="Arial" w:hAnsi="Arial"/>
+                <w:sz w:val="20"/>
+              </w:rPr>
+              <w:t>A 'Diagnosis' must be recorded (using ICD-code autocomplete) before a Visit record can be saved.</w:t>
             </w:r>
           </w:p>
         </w:tc>
@@ -17401,25 +15994,12 @@
             <w:tcW w:w="851" w:type="dxa"/>
           </w:tcPr>
           <w:p>
-            <w:pPr>
-              <w:pBdr>
-                <w:top w:val="nil"/>
-                <w:left w:val="nil"/>
-                <w:bottom w:val="nil"/>
-                <w:right w:val="nil"/>
-                <w:between w:val="nil"/>
-              </w:pBdr>
-              <w:spacing w:before="40" w:after="40" w:line="240" w:lineRule="auto"/>
-              <w:ind w:left="91" w:right="89"/>
-              <w:rPr>
-                <w:color w:val="000000"/>
-              </w:rPr>
-            </w:pPr>
-            <w:r>
-              <w:rPr>
-                <w:color w:val="000000"/>
-              </w:rPr>
-              <w:t>BR-33</w:t>
+            <w:r>
+              <w:rPr>
+                <w:rFonts w:ascii="Arial" w:hAnsi="Arial"/>
+                <w:sz w:val="20"/>
+              </w:rPr>
+              <w:t>BR-08</w:t>
             </w:r>
           </w:p>
         </w:tc>
@@ -17428,25 +16008,12 @@
             <w:tcW w:w="8231" w:type="dxa"/>
           </w:tcPr>
           <w:p>
-            <w:pPr>
-              <w:pBdr>
-                <w:top w:val="nil"/>
-                <w:left w:val="nil"/>
-                <w:bottom w:val="nil"/>
-                <w:right w:val="nil"/>
-                <w:between w:val="nil"/>
-              </w:pBdr>
-              <w:spacing w:before="40" w:after="40" w:line="240" w:lineRule="auto"/>
-              <w:ind w:left="91" w:right="99"/>
-              <w:rPr>
-                <w:color w:val="000000"/>
-              </w:rPr>
-            </w:pPr>
-            <w:r>
-              <w:rPr>
-                <w:color w:val="000000"/>
-              </w:rPr>
-              <w:t>Network transmissions that involve financial information or personally identifiable information require 256-bit encryption.</w:t>
+            <w:r>
+              <w:rPr>
+                <w:rFonts w:ascii="Arial" w:hAnsi="Arial"/>
+                <w:sz w:val="20"/>
+              </w:rPr>
+              <w:t>Prescription medications must be selected from the system's drug dictionary (autocomplete).</w:t>
             </w:r>
           </w:p>
         </w:tc>
@@ -17457,25 +16024,12 @@
             <w:tcW w:w="851" w:type="dxa"/>
           </w:tcPr>
           <w:p>
-            <w:pPr>
-              <w:pBdr>
-                <w:top w:val="nil"/>
-                <w:left w:val="nil"/>
-                <w:bottom w:val="nil"/>
-                <w:right w:val="nil"/>
-                <w:between w:val="nil"/>
-              </w:pBdr>
-              <w:spacing w:before="40" w:after="40" w:line="240" w:lineRule="auto"/>
-              <w:ind w:left="91" w:right="89"/>
-              <w:rPr>
-                <w:color w:val="000000"/>
-              </w:rPr>
-            </w:pPr>
-            <w:r>
-              <w:rPr>
-                <w:color w:val="000000"/>
-              </w:rPr>
-              <w:t>BR-86</w:t>
+            <w:r>
+              <w:rPr>
+                <w:rFonts w:ascii="Arial" w:hAnsi="Arial"/>
+                <w:sz w:val="20"/>
+              </w:rPr>
+              <w:t>BR-09</w:t>
             </w:r>
           </w:p>
         </w:tc>
@@ -17484,81 +16038,12 @@
             <w:tcW w:w="8231" w:type="dxa"/>
           </w:tcPr>
           <w:p>
-            <w:pPr>
-              <w:pBdr>
-                <w:top w:val="nil"/>
-                <w:left w:val="nil"/>
-                <w:bottom w:val="nil"/>
-                <w:right w:val="nil"/>
-                <w:between w:val="nil"/>
-              </w:pBdr>
-              <w:spacing w:before="40" w:after="40" w:line="240" w:lineRule="auto"/>
-              <w:ind w:left="91" w:right="99"/>
-              <w:rPr>
-                <w:color w:val="000000"/>
-              </w:rPr>
-            </w:pPr>
-            <w:r>
-              <w:rPr>
-                <w:color w:val="000000"/>
-              </w:rPr>
-              <w:t>Only regular employees can register for payroll deduction for any company purchase.</w:t>
-            </w:r>
-          </w:p>
-        </w:tc>
-      </w:tr>
-      <w:tr>
-        <w:tc>
-          <w:tcPr>
-            <w:tcW w:w="851" w:type="dxa"/>
-          </w:tcPr>
-          <w:p>
-            <w:pPr>
-              <w:pBdr>
-                <w:top w:val="nil"/>
-                <w:left w:val="nil"/>
-                <w:bottom w:val="nil"/>
-                <w:right w:val="nil"/>
-                <w:between w:val="nil"/>
-              </w:pBdr>
-              <w:spacing w:before="40" w:after="40" w:line="240" w:lineRule="auto"/>
-              <w:ind w:left="91" w:right="89"/>
-              <w:rPr>
-                <w:color w:val="000000"/>
-              </w:rPr>
-            </w:pPr>
-            <w:r>
-              <w:rPr>
-                <w:color w:val="000000"/>
-              </w:rPr>
-              <w:t>BR-88</w:t>
-            </w:r>
-          </w:p>
-        </w:tc>
-        <w:tc>
-          <w:tcPr>
-            <w:tcW w:w="8231" w:type="dxa"/>
-          </w:tcPr>
-          <w:p>
-            <w:pPr>
-              <w:pBdr>
-                <w:top w:val="nil"/>
-                <w:left w:val="nil"/>
-                <w:bottom w:val="nil"/>
-                <w:right w:val="nil"/>
-                <w:between w:val="nil"/>
-              </w:pBdr>
-              <w:spacing w:before="40" w:after="40" w:line="240" w:lineRule="auto"/>
-              <w:ind w:left="91" w:right="99"/>
-              <w:rPr>
-                <w:color w:val="000000"/>
-              </w:rPr>
-            </w:pPr>
-            <w:r>
-              <w:rPr>
-                <w:color w:val="000000"/>
-              </w:rPr>
-              <w:t>An employee can register for payroll deduction payment of cafeteria meals if no more than 40 percent of his gross pay is currently being deducted for other reasons.</w:t>
+            <w:r>
+              <w:rPr>
+                <w:rFonts w:ascii="Arial" w:hAnsi="Arial"/>
+                <w:sz w:val="20"/>
+              </w:rPr>
+              <w:t>Privacy: Only authorized Doctors can access a patient's full medical history (EMR).</w:t>
             </w:r>
           </w:p>
         </w:tc>
@@ -17569,11 +16054,11 @@
       <w:pPr>
         <w:pStyle w:val="Heading3"/>
       </w:pPr>
-      <w:bookmarkStart w:id="43" w:name="_Toc187341950"/>
+      <w:bookmarkStart w:id="15" w:name="_Toc187341950"/>
       <w:r>
         <w:t>5.2 System Messages</w:t>
       </w:r>
-      <w:bookmarkEnd w:id="43"/>
+      <w:bookmarkEnd w:id="15"/>
     </w:p>
     <w:tbl>
       <w:tblPr>
@@ -17735,19 +16220,10 @@
             <w:tcW w:w="557" w:type="dxa"/>
           </w:tcPr>
           <w:p>
-            <w:pPr>
-              <w:spacing w:before="60" w:after="60"/>
-              <w:rPr>
-                <w:rFonts w:asciiTheme="minorHAnsi" w:hAnsiTheme="minorHAnsi" w:cstheme="minorHAnsi"/>
-                <w:sz w:val="22"/>
-                <w:szCs w:val="22"/>
-              </w:rPr>
-            </w:pPr>
-            <w:r>
-              <w:rPr>
-                <w:rFonts w:asciiTheme="minorHAnsi" w:hAnsiTheme="minorHAnsi" w:cstheme="minorHAnsi"/>
-                <w:sz w:val="22"/>
-                <w:szCs w:val="22"/>
+            <w:r>
+              <w:rPr>
+                <w:rFonts w:ascii="Arial" w:hAnsi="Arial"/>
+                <w:sz w:val="20"/>
               </w:rPr>
               <w:t>1</w:t>
             </w:r>
@@ -17758,19 +16234,10 @@
             <w:tcW w:w="1122" w:type="dxa"/>
           </w:tcPr>
           <w:p>
-            <w:pPr>
-              <w:spacing w:before="60" w:after="60"/>
-              <w:rPr>
-                <w:rFonts w:asciiTheme="minorHAnsi" w:hAnsiTheme="minorHAnsi" w:cstheme="minorHAnsi"/>
-                <w:sz w:val="22"/>
-                <w:szCs w:val="22"/>
-              </w:rPr>
-            </w:pPr>
-            <w:r>
-              <w:rPr>
-                <w:rFonts w:asciiTheme="minorHAnsi" w:hAnsiTheme="minorHAnsi" w:cstheme="minorHAnsi"/>
-                <w:sz w:val="22"/>
-                <w:szCs w:val="22"/>
+            <w:r>
+              <w:rPr>
+                <w:rFonts w:ascii="Arial" w:hAnsi="Arial"/>
+                <w:sz w:val="20"/>
               </w:rPr>
               <w:t>MSG01</w:t>
             </w:r>
@@ -17781,21 +16248,12 @@
             <w:tcW w:w="1466" w:type="dxa"/>
           </w:tcPr>
           <w:p>
-            <w:pPr>
-              <w:spacing w:before="60" w:after="60"/>
-              <w:rPr>
-                <w:rFonts w:asciiTheme="minorHAnsi" w:hAnsiTheme="minorHAnsi" w:cstheme="minorHAnsi"/>
-                <w:sz w:val="22"/>
-                <w:szCs w:val="22"/>
-              </w:rPr>
-            </w:pPr>
-            <w:r>
-              <w:rPr>
-                <w:rFonts w:asciiTheme="minorHAnsi" w:hAnsiTheme="minorHAnsi" w:cstheme="minorHAnsi"/>
-                <w:sz w:val="22"/>
-                <w:szCs w:val="22"/>
-              </w:rPr>
-              <w:t>In line</w:t>
+            <w:r>
+              <w:rPr>
+                <w:rFonts w:ascii="Arial" w:hAnsi="Arial"/>
+                <w:sz w:val="20"/>
+              </w:rPr>
+              <w:t>Error</w:t>
             </w:r>
           </w:p>
         </w:tc>
@@ -17804,21 +16262,12 @@
             <w:tcW w:w="3038" w:type="dxa"/>
           </w:tcPr>
           <w:p>
-            <w:pPr>
-              <w:spacing w:before="60" w:after="60"/>
-              <w:rPr>
-                <w:rFonts w:asciiTheme="minorHAnsi" w:hAnsiTheme="minorHAnsi" w:cstheme="minorHAnsi"/>
-                <w:sz w:val="22"/>
-                <w:szCs w:val="22"/>
-              </w:rPr>
-            </w:pPr>
-            <w:r>
-              <w:rPr>
-                <w:rFonts w:asciiTheme="minorHAnsi" w:hAnsiTheme="minorHAnsi" w:cstheme="minorHAnsi"/>
-                <w:sz w:val="22"/>
-                <w:szCs w:val="22"/>
-              </w:rPr>
-              <w:t>There is not any search result</w:t>
+            <w:r>
+              <w:rPr>
+                <w:rFonts w:ascii="Arial" w:hAnsi="Arial"/>
+                <w:sz w:val="20"/>
+              </w:rPr>
+              <w:t>Slot unavailable (UC-01)</w:t>
             </w:r>
           </w:p>
         </w:tc>
@@ -17827,23 +16276,12 @@
             <w:tcW w:w="2964" w:type="dxa"/>
           </w:tcPr>
           <w:p>
-            <w:pPr>
-              <w:spacing w:before="60" w:after="60"/>
-              <w:rPr>
-                <w:rFonts w:asciiTheme="minorHAnsi" w:hAnsiTheme="minorHAnsi" w:cstheme="minorHAnsi"/>
-                <w:i/>
-                <w:sz w:val="22"/>
-                <w:szCs w:val="22"/>
-              </w:rPr>
-            </w:pPr>
-            <w:r>
-              <w:rPr>
-                <w:rFonts w:asciiTheme="minorHAnsi" w:hAnsiTheme="minorHAnsi" w:cstheme="minorHAnsi"/>
-                <w:i/>
-                <w:sz w:val="22"/>
-                <w:szCs w:val="22"/>
-              </w:rPr>
-              <w:t xml:space="preserve">No search results.  </w:t>
+            <w:r>
+              <w:rPr>
+                <w:rFonts w:ascii="Arial" w:hAnsi="Arial"/>
+                <w:sz w:val="20"/>
+              </w:rPr>
+              <w:t>This time slot has already been booked. Please select another slot.</w:t>
             </w:r>
           </w:p>
         </w:tc>
@@ -17854,19 +16292,10 @@
             <w:tcW w:w="557" w:type="dxa"/>
           </w:tcPr>
           <w:p>
-            <w:pPr>
-              <w:spacing w:before="60" w:after="60"/>
-              <w:rPr>
-                <w:rFonts w:asciiTheme="minorHAnsi" w:hAnsiTheme="minorHAnsi" w:cstheme="minorHAnsi"/>
-                <w:sz w:val="22"/>
-                <w:szCs w:val="22"/>
-              </w:rPr>
-            </w:pPr>
-            <w:r>
-              <w:rPr>
-                <w:rFonts w:asciiTheme="minorHAnsi" w:hAnsiTheme="minorHAnsi" w:cstheme="minorHAnsi"/>
-                <w:sz w:val="22"/>
-                <w:szCs w:val="22"/>
+            <w:r>
+              <w:rPr>
+                <w:rFonts w:ascii="Arial" w:hAnsi="Arial"/>
+                <w:sz w:val="20"/>
               </w:rPr>
               <w:t>2</w:t>
             </w:r>
@@ -17877,19 +16306,10 @@
             <w:tcW w:w="1122" w:type="dxa"/>
           </w:tcPr>
           <w:p>
-            <w:pPr>
-              <w:spacing w:before="60" w:after="60"/>
-              <w:rPr>
-                <w:rFonts w:asciiTheme="minorHAnsi" w:hAnsiTheme="minorHAnsi" w:cstheme="minorHAnsi"/>
-                <w:sz w:val="22"/>
-                <w:szCs w:val="22"/>
-              </w:rPr>
-            </w:pPr>
-            <w:r>
-              <w:rPr>
-                <w:rFonts w:asciiTheme="minorHAnsi" w:hAnsiTheme="minorHAnsi" w:cstheme="minorHAnsi"/>
-                <w:sz w:val="22"/>
-                <w:szCs w:val="22"/>
+            <w:r>
+              <w:rPr>
+                <w:rFonts w:ascii="Arial" w:hAnsi="Arial"/>
+                <w:sz w:val="20"/>
               </w:rPr>
               <w:t>MSG02</w:t>
             </w:r>
@@ -17900,21 +16320,12 @@
             <w:tcW w:w="1466" w:type="dxa"/>
           </w:tcPr>
           <w:p>
-            <w:pPr>
-              <w:spacing w:before="60" w:after="60"/>
-              <w:rPr>
-                <w:rFonts w:asciiTheme="minorHAnsi" w:hAnsiTheme="minorHAnsi" w:cstheme="minorHAnsi"/>
-                <w:sz w:val="22"/>
-                <w:szCs w:val="22"/>
-              </w:rPr>
-            </w:pPr>
-            <w:r>
-              <w:rPr>
-                <w:rFonts w:asciiTheme="minorHAnsi" w:hAnsiTheme="minorHAnsi" w:cstheme="minorHAnsi"/>
-                <w:sz w:val="22"/>
-                <w:szCs w:val="22"/>
-              </w:rPr>
-              <w:t>In red, under the text box</w:t>
+            <w:r>
+              <w:rPr>
+                <w:rFonts w:ascii="Arial" w:hAnsi="Arial"/>
+                <w:sz w:val="20"/>
+              </w:rPr>
+              <w:t>Error</w:t>
             </w:r>
           </w:p>
         </w:tc>
@@ -17923,21 +16334,12 @@
             <w:tcW w:w="3038" w:type="dxa"/>
           </w:tcPr>
           <w:p>
-            <w:pPr>
-              <w:spacing w:before="60" w:after="60"/>
-              <w:rPr>
-                <w:rFonts w:asciiTheme="minorHAnsi" w:hAnsiTheme="minorHAnsi" w:cstheme="minorHAnsi"/>
-                <w:sz w:val="22"/>
-                <w:szCs w:val="22"/>
-              </w:rPr>
-            </w:pPr>
-            <w:r>
-              <w:rPr>
-                <w:rFonts w:asciiTheme="minorHAnsi" w:hAnsiTheme="minorHAnsi" w:cstheme="minorHAnsi"/>
-                <w:sz w:val="22"/>
-                <w:szCs w:val="22"/>
-              </w:rPr>
-              <w:t>Input-required fields are empty</w:t>
+            <w:r>
+              <w:rPr>
+                <w:rFonts w:ascii="Arial" w:hAnsi="Arial"/>
+                <w:sz w:val="20"/>
+              </w:rPr>
+              <w:t>Validation (UC-02)</w:t>
             </w:r>
           </w:p>
         </w:tc>
@@ -17946,23 +16348,12 @@
             <w:tcW w:w="2964" w:type="dxa"/>
           </w:tcPr>
           <w:p>
-            <w:pPr>
-              <w:spacing w:before="60" w:after="60"/>
-              <w:rPr>
-                <w:rFonts w:asciiTheme="minorHAnsi" w:hAnsiTheme="minorHAnsi" w:cstheme="minorHAnsi"/>
-                <w:i/>
-                <w:sz w:val="22"/>
-                <w:szCs w:val="22"/>
-              </w:rPr>
-            </w:pPr>
-            <w:r>
-              <w:rPr>
-                <w:rFonts w:asciiTheme="minorHAnsi" w:hAnsiTheme="minorHAnsi" w:cstheme="minorHAnsi"/>
-                <w:i/>
-                <w:sz w:val="22"/>
-                <w:szCs w:val="22"/>
-              </w:rPr>
-              <w:t xml:space="preserve">The * field is required. </w:t>
+            <w:r>
+              <w:rPr>
+                <w:rFonts w:ascii="Arial" w:hAnsi="Arial"/>
+                <w:sz w:val="20"/>
+              </w:rPr>
+              <w:t>The * field is mandatory and cannot be empty.</w:t>
             </w:r>
           </w:p>
         </w:tc>
@@ -17973,19 +16364,10 @@
             <w:tcW w:w="557" w:type="dxa"/>
           </w:tcPr>
           <w:p>
-            <w:pPr>
-              <w:spacing w:before="60" w:after="60"/>
-              <w:rPr>
-                <w:rFonts w:asciiTheme="minorHAnsi" w:hAnsiTheme="minorHAnsi" w:cstheme="minorHAnsi"/>
-                <w:sz w:val="22"/>
-                <w:szCs w:val="22"/>
-              </w:rPr>
-            </w:pPr>
-            <w:r>
-              <w:rPr>
-                <w:rFonts w:asciiTheme="minorHAnsi" w:hAnsiTheme="minorHAnsi" w:cstheme="minorHAnsi"/>
-                <w:sz w:val="22"/>
-                <w:szCs w:val="22"/>
+            <w:r>
+              <w:rPr>
+                <w:rFonts w:ascii="Arial" w:hAnsi="Arial"/>
+                <w:sz w:val="20"/>
               </w:rPr>
               <w:t>3</w:t>
             </w:r>
@@ -17996,19 +16378,10 @@
             <w:tcW w:w="1122" w:type="dxa"/>
           </w:tcPr>
           <w:p>
-            <w:pPr>
-              <w:spacing w:before="60" w:after="60"/>
-              <w:rPr>
-                <w:rFonts w:asciiTheme="minorHAnsi" w:hAnsiTheme="minorHAnsi" w:cstheme="minorHAnsi"/>
-                <w:sz w:val="22"/>
-                <w:szCs w:val="22"/>
-              </w:rPr>
-            </w:pPr>
-            <w:r>
-              <w:rPr>
-                <w:rFonts w:asciiTheme="minorHAnsi" w:hAnsiTheme="minorHAnsi" w:cstheme="minorHAnsi"/>
-                <w:sz w:val="22"/>
-                <w:szCs w:val="22"/>
+            <w:r>
+              <w:rPr>
+                <w:rFonts w:ascii="Arial" w:hAnsi="Arial"/>
+                <w:sz w:val="20"/>
               </w:rPr>
               <w:t>MSG03</w:t>
             </w:r>
@@ -18019,21 +16392,12 @@
             <w:tcW w:w="1466" w:type="dxa"/>
           </w:tcPr>
           <w:p>
-            <w:pPr>
-              <w:spacing w:before="60" w:after="60"/>
-              <w:rPr>
-                <w:rFonts w:asciiTheme="minorHAnsi" w:hAnsiTheme="minorHAnsi" w:cstheme="minorHAnsi"/>
-                <w:sz w:val="22"/>
-                <w:szCs w:val="22"/>
-              </w:rPr>
-            </w:pPr>
-            <w:r>
-              <w:rPr>
-                <w:rFonts w:asciiTheme="minorHAnsi" w:hAnsiTheme="minorHAnsi" w:cstheme="minorHAnsi"/>
-                <w:sz w:val="22"/>
-                <w:szCs w:val="22"/>
-              </w:rPr>
-              <w:t>Toast message</w:t>
+            <w:r>
+              <w:rPr>
+                <w:rFonts w:ascii="Arial" w:hAnsi="Arial"/>
+                <w:sz w:val="20"/>
+              </w:rPr>
+              <w:t>Error</w:t>
             </w:r>
           </w:p>
         </w:tc>
@@ -18042,21 +16406,12 @@
             <w:tcW w:w="3038" w:type="dxa"/>
           </w:tcPr>
           <w:p>
-            <w:pPr>
-              <w:spacing w:before="60" w:after="60"/>
-              <w:rPr>
-                <w:rFonts w:asciiTheme="minorHAnsi" w:hAnsiTheme="minorHAnsi" w:cstheme="minorHAnsi"/>
-                <w:sz w:val="22"/>
-                <w:szCs w:val="22"/>
-              </w:rPr>
-            </w:pPr>
-            <w:r>
-              <w:rPr>
-                <w:rFonts w:asciiTheme="minorHAnsi" w:hAnsiTheme="minorHAnsi" w:cstheme="minorHAnsi"/>
-                <w:sz w:val="22"/>
-                <w:szCs w:val="22"/>
-              </w:rPr>
-              <w:t>Updating asset(s) information successfully</w:t>
+            <w:r>
+              <w:rPr>
+                <w:rFonts w:ascii="Arial" w:hAnsi="Arial"/>
+                <w:sz w:val="20"/>
+              </w:rPr>
+              <w:t>Validation (UC-02)</w:t>
             </w:r>
           </w:p>
         </w:tc>
@@ -18065,22 +16420,12 @@
             <w:tcW w:w="2964" w:type="dxa"/>
           </w:tcPr>
           <w:p>
-            <w:pPr>
-              <w:spacing w:before="60" w:after="60"/>
-              <w:rPr>
-                <w:rFonts w:asciiTheme="minorHAnsi" w:hAnsiTheme="minorHAnsi" w:cstheme="minorHAnsi"/>
-                <w:sz w:val="22"/>
-                <w:szCs w:val="22"/>
-              </w:rPr>
-            </w:pPr>
-            <w:r>
-              <w:rPr>
-                <w:rFonts w:asciiTheme="minorHAnsi" w:hAnsiTheme="minorHAnsi" w:cstheme="minorHAnsi"/>
-                <w:i/>
-                <w:sz w:val="22"/>
-                <w:szCs w:val="22"/>
-              </w:rPr>
-              <w:t xml:space="preserve">Update asset(s) successfully. </w:t>
+            <w:r>
+              <w:rPr>
+                <w:rFonts w:ascii="Arial" w:hAnsi="Arial"/>
+                <w:sz w:val="20"/>
+              </w:rPr>
+              <w:t>Invalid phone number or email format.</w:t>
             </w:r>
           </w:p>
         </w:tc>
@@ -18091,19 +16436,10 @@
             <w:tcW w:w="557" w:type="dxa"/>
           </w:tcPr>
           <w:p>
-            <w:pPr>
-              <w:spacing w:before="60" w:after="60"/>
-              <w:rPr>
-                <w:rFonts w:asciiTheme="minorHAnsi" w:hAnsiTheme="minorHAnsi" w:cstheme="minorHAnsi"/>
-                <w:sz w:val="22"/>
-                <w:szCs w:val="22"/>
-              </w:rPr>
-            </w:pPr>
-            <w:r>
-              <w:rPr>
-                <w:rFonts w:asciiTheme="minorHAnsi" w:hAnsiTheme="minorHAnsi" w:cstheme="minorHAnsi"/>
-                <w:sz w:val="22"/>
-                <w:szCs w:val="22"/>
+            <w:r>
+              <w:rPr>
+                <w:rFonts w:ascii="Arial" w:hAnsi="Arial"/>
+                <w:sz w:val="20"/>
               </w:rPr>
               <w:t>4</w:t>
             </w:r>
@@ -18114,19 +16450,10 @@
             <w:tcW w:w="1122" w:type="dxa"/>
           </w:tcPr>
           <w:p>
-            <w:pPr>
-              <w:spacing w:before="60" w:after="60"/>
-              <w:rPr>
-                <w:rFonts w:asciiTheme="minorHAnsi" w:hAnsiTheme="minorHAnsi" w:cstheme="minorHAnsi"/>
-                <w:sz w:val="22"/>
-                <w:szCs w:val="22"/>
-              </w:rPr>
-            </w:pPr>
-            <w:r>
-              <w:rPr>
-                <w:rFonts w:asciiTheme="minorHAnsi" w:hAnsiTheme="minorHAnsi" w:cstheme="minorHAnsi"/>
-                <w:sz w:val="22"/>
-                <w:szCs w:val="22"/>
+            <w:r>
+              <w:rPr>
+                <w:rFonts w:ascii="Arial" w:hAnsi="Arial"/>
+                <w:sz w:val="20"/>
               </w:rPr>
               <w:t>MSG04</w:t>
             </w:r>
@@ -18137,21 +16464,12 @@
             <w:tcW w:w="1466" w:type="dxa"/>
           </w:tcPr>
           <w:p>
-            <w:pPr>
-              <w:spacing w:before="60" w:after="60"/>
-              <w:rPr>
-                <w:rFonts w:asciiTheme="minorHAnsi" w:hAnsiTheme="minorHAnsi" w:cstheme="minorHAnsi"/>
-                <w:sz w:val="22"/>
-                <w:szCs w:val="22"/>
-              </w:rPr>
-            </w:pPr>
-            <w:r>
-              <w:rPr>
-                <w:rFonts w:asciiTheme="minorHAnsi" w:hAnsiTheme="minorHAnsi" w:cstheme="minorHAnsi"/>
-                <w:sz w:val="22"/>
-                <w:szCs w:val="22"/>
-              </w:rPr>
-              <w:t>Toast message</w:t>
+            <w:r>
+              <w:rPr>
+                <w:rFonts w:ascii="Arial" w:hAnsi="Arial"/>
+                <w:sz w:val="20"/>
+              </w:rPr>
+              <w:t>Error</w:t>
             </w:r>
           </w:p>
         </w:tc>
@@ -18160,21 +16478,12 @@
             <w:tcW w:w="3038" w:type="dxa"/>
           </w:tcPr>
           <w:p>
-            <w:pPr>
-              <w:spacing w:before="60" w:after="60"/>
-              <w:rPr>
-                <w:rFonts w:asciiTheme="minorHAnsi" w:hAnsiTheme="minorHAnsi" w:cstheme="minorHAnsi"/>
-                <w:sz w:val="22"/>
-                <w:szCs w:val="22"/>
-              </w:rPr>
-            </w:pPr>
-            <w:r>
-              <w:rPr>
-                <w:rFonts w:asciiTheme="minorHAnsi" w:hAnsiTheme="minorHAnsi" w:cstheme="minorHAnsi"/>
-                <w:sz w:val="22"/>
-                <w:szCs w:val="22"/>
-              </w:rPr>
-              <w:t>Adding new asset successfully</w:t>
+            <w:r>
+              <w:rPr>
+                <w:rFonts w:ascii="Arial" w:hAnsi="Arial"/>
+                <w:sz w:val="20"/>
+              </w:rPr>
+              <w:t>Security (UC-04)</w:t>
             </w:r>
           </w:p>
         </w:tc>
@@ -18183,23 +16492,12 @@
             <w:tcW w:w="2964" w:type="dxa"/>
           </w:tcPr>
           <w:p>
-            <w:pPr>
-              <w:spacing w:before="60" w:after="60"/>
-              <w:rPr>
-                <w:rFonts w:asciiTheme="minorHAnsi" w:hAnsiTheme="minorHAnsi" w:cstheme="minorHAnsi"/>
-                <w:i/>
-                <w:sz w:val="22"/>
-                <w:szCs w:val="22"/>
-              </w:rPr>
-            </w:pPr>
-            <w:r>
-              <w:rPr>
-                <w:rFonts w:asciiTheme="minorHAnsi" w:hAnsiTheme="minorHAnsi" w:cstheme="minorHAnsi"/>
-                <w:i/>
-                <w:sz w:val="22"/>
-                <w:szCs w:val="22"/>
-              </w:rPr>
-              <w:t xml:space="preserve">Add asset successfully. </w:t>
+            <w:r>
+              <w:rPr>
+                <w:rFonts w:ascii="Arial" w:hAnsi="Arial"/>
+                <w:sz w:val="20"/>
+              </w:rPr>
+              <w:t>Invalid or expired OTP. Please try again.</w:t>
             </w:r>
           </w:p>
         </w:tc>
@@ -18210,19 +16508,10 @@
             <w:tcW w:w="557" w:type="dxa"/>
           </w:tcPr>
           <w:p>
-            <w:pPr>
-              <w:spacing w:before="60" w:after="60"/>
-              <w:rPr>
-                <w:rFonts w:asciiTheme="minorHAnsi" w:hAnsiTheme="minorHAnsi" w:cstheme="minorHAnsi"/>
-                <w:sz w:val="22"/>
-                <w:szCs w:val="22"/>
-              </w:rPr>
-            </w:pPr>
-            <w:r>
-              <w:rPr>
-                <w:rFonts w:asciiTheme="minorHAnsi" w:hAnsiTheme="minorHAnsi" w:cstheme="minorHAnsi"/>
-                <w:sz w:val="22"/>
-                <w:szCs w:val="22"/>
+            <w:r>
+              <w:rPr>
+                <w:rFonts w:ascii="Arial" w:hAnsi="Arial"/>
+                <w:sz w:val="20"/>
               </w:rPr>
               <w:t>5</w:t>
             </w:r>
@@ -18233,19 +16522,10 @@
             <w:tcW w:w="1122" w:type="dxa"/>
           </w:tcPr>
           <w:p>
-            <w:pPr>
-              <w:spacing w:before="60" w:after="60"/>
-              <w:rPr>
-                <w:rFonts w:asciiTheme="minorHAnsi" w:hAnsiTheme="minorHAnsi" w:cstheme="minorHAnsi"/>
-                <w:sz w:val="22"/>
-                <w:szCs w:val="22"/>
-              </w:rPr>
-            </w:pPr>
-            <w:r>
-              <w:rPr>
-                <w:rFonts w:asciiTheme="minorHAnsi" w:hAnsiTheme="minorHAnsi" w:cstheme="minorHAnsi"/>
-                <w:sz w:val="22"/>
-                <w:szCs w:val="22"/>
+            <w:r>
+              <w:rPr>
+                <w:rFonts w:ascii="Arial" w:hAnsi="Arial"/>
+                <w:sz w:val="20"/>
               </w:rPr>
               <w:t>MSG05</w:t>
             </w:r>
@@ -18256,21 +16536,12 @@
             <w:tcW w:w="1466" w:type="dxa"/>
           </w:tcPr>
           <w:p>
-            <w:pPr>
-              <w:spacing w:before="60" w:after="60"/>
-              <w:rPr>
-                <w:rFonts w:asciiTheme="minorHAnsi" w:hAnsiTheme="minorHAnsi" w:cstheme="minorHAnsi"/>
-                <w:sz w:val="22"/>
-                <w:szCs w:val="22"/>
-              </w:rPr>
-            </w:pPr>
-            <w:r>
-              <w:rPr>
-                <w:rFonts w:asciiTheme="minorHAnsi" w:hAnsiTheme="minorHAnsi" w:cstheme="minorHAnsi"/>
-                <w:sz w:val="22"/>
-                <w:szCs w:val="22"/>
-              </w:rPr>
-              <w:t>Toast message</w:t>
+            <w:r>
+              <w:rPr>
+                <w:rFonts w:ascii="Arial" w:hAnsi="Arial"/>
+                <w:sz w:val="20"/>
+              </w:rPr>
+              <w:t>Error</w:t>
             </w:r>
           </w:p>
         </w:tc>
@@ -18279,21 +16550,12 @@
             <w:tcW w:w="3038" w:type="dxa"/>
           </w:tcPr>
           <w:p>
-            <w:pPr>
-              <w:spacing w:before="60" w:after="60"/>
-              <w:rPr>
-                <w:rFonts w:asciiTheme="minorHAnsi" w:hAnsiTheme="minorHAnsi" w:cstheme="minorHAnsi"/>
-                <w:sz w:val="22"/>
-                <w:szCs w:val="22"/>
-              </w:rPr>
-            </w:pPr>
-            <w:r>
-              <w:rPr>
-                <w:rFonts w:asciiTheme="minorHAnsi" w:hAnsiTheme="minorHAnsi" w:cstheme="minorHAnsi"/>
-                <w:sz w:val="22"/>
-                <w:szCs w:val="22"/>
-              </w:rPr>
-              <w:t>Confirming email of asset hand-over is sent successfully</w:t>
+            <w:r>
+              <w:rPr>
+                <w:rFonts w:ascii="Arial" w:hAnsi="Arial"/>
+                <w:sz w:val="20"/>
+              </w:rPr>
+              <w:t>Validation (UC-12)</w:t>
             </w:r>
           </w:p>
         </w:tc>
@@ -18302,23 +16564,12 @@
             <w:tcW w:w="2964" w:type="dxa"/>
           </w:tcPr>
           <w:p>
-            <w:pPr>
-              <w:spacing w:before="60" w:after="60"/>
-              <w:rPr>
-                <w:rFonts w:asciiTheme="minorHAnsi" w:hAnsiTheme="minorHAnsi" w:cstheme="minorHAnsi"/>
-                <w:i/>
-                <w:sz w:val="22"/>
-                <w:szCs w:val="22"/>
-              </w:rPr>
-            </w:pPr>
-            <w:r>
-              <w:rPr>
-                <w:rFonts w:asciiTheme="minorHAnsi" w:hAnsiTheme="minorHAnsi" w:cstheme="minorHAnsi"/>
-                <w:i/>
-                <w:sz w:val="22"/>
-                <w:szCs w:val="22"/>
-              </w:rPr>
-              <w:t xml:space="preserve">A confirmation email has been sent to {email_address}. </w:t>
+            <w:r>
+              <w:rPr>
+                <w:rFonts w:ascii="Arial" w:hAnsi="Arial"/>
+                <w:sz w:val="20"/>
+              </w:rPr>
+              <w:t>Diagnosis is required before saving the visit record.</w:t>
             </w:r>
           </w:p>
         </w:tc>
@@ -18329,19 +16580,10 @@
             <w:tcW w:w="557" w:type="dxa"/>
           </w:tcPr>
           <w:p>
-            <w:pPr>
-              <w:spacing w:before="60" w:after="60"/>
-              <w:rPr>
-                <w:rFonts w:asciiTheme="minorHAnsi" w:hAnsiTheme="minorHAnsi" w:cstheme="minorHAnsi"/>
-                <w:sz w:val="22"/>
-                <w:szCs w:val="22"/>
-              </w:rPr>
-            </w:pPr>
-            <w:r>
-              <w:rPr>
-                <w:rFonts w:asciiTheme="minorHAnsi" w:hAnsiTheme="minorHAnsi" w:cstheme="minorHAnsi"/>
-                <w:sz w:val="22"/>
-                <w:szCs w:val="22"/>
+            <w:r>
+              <w:rPr>
+                <w:rFonts w:ascii="Arial" w:hAnsi="Arial"/>
+                <w:sz w:val="20"/>
               </w:rPr>
               <w:t>6</w:t>
             </w:r>
@@ -18352,19 +16594,10 @@
             <w:tcW w:w="1122" w:type="dxa"/>
           </w:tcPr>
           <w:p>
-            <w:pPr>
-              <w:spacing w:before="60" w:after="60"/>
-              <w:rPr>
-                <w:rFonts w:asciiTheme="minorHAnsi" w:hAnsiTheme="minorHAnsi" w:cstheme="minorHAnsi"/>
-                <w:sz w:val="22"/>
-                <w:szCs w:val="22"/>
-              </w:rPr>
-            </w:pPr>
-            <w:r>
-              <w:rPr>
-                <w:rFonts w:asciiTheme="minorHAnsi" w:hAnsiTheme="minorHAnsi" w:cstheme="minorHAnsi"/>
-                <w:sz w:val="22"/>
-                <w:szCs w:val="22"/>
+            <w:r>
+              <w:rPr>
+                <w:rFonts w:ascii="Arial" w:hAnsi="Arial"/>
+                <w:sz w:val="20"/>
               </w:rPr>
               <w:t>MSG06</w:t>
             </w:r>
@@ -18375,21 +16608,12 @@
             <w:tcW w:w="1466" w:type="dxa"/>
           </w:tcPr>
           <w:p>
-            <w:pPr>
-              <w:spacing w:before="60" w:after="60"/>
-              <w:rPr>
-                <w:rFonts w:asciiTheme="minorHAnsi" w:hAnsiTheme="minorHAnsi" w:cstheme="minorHAnsi"/>
-                <w:sz w:val="22"/>
-                <w:szCs w:val="22"/>
-              </w:rPr>
-            </w:pPr>
-            <w:r>
-              <w:rPr>
-                <w:rFonts w:asciiTheme="minorHAnsi" w:hAnsiTheme="minorHAnsi" w:cstheme="minorHAnsi"/>
-                <w:sz w:val="22"/>
-                <w:szCs w:val="22"/>
-              </w:rPr>
-              <w:t>Toast message</w:t>
+            <w:r>
+              <w:rPr>
+                <w:rFonts w:ascii="Arial" w:hAnsi="Arial"/>
+                <w:sz w:val="20"/>
+              </w:rPr>
+              <w:t>Success</w:t>
             </w:r>
           </w:p>
         </w:tc>
@@ -18398,21 +16622,12 @@
             <w:tcW w:w="3038" w:type="dxa"/>
           </w:tcPr>
           <w:p>
-            <w:pPr>
-              <w:spacing w:before="60" w:after="60"/>
-              <w:rPr>
-                <w:rFonts w:asciiTheme="minorHAnsi" w:hAnsiTheme="minorHAnsi" w:cstheme="minorHAnsi"/>
-                <w:sz w:val="22"/>
-                <w:szCs w:val="22"/>
-              </w:rPr>
-            </w:pPr>
-            <w:r>
-              <w:rPr>
-                <w:rFonts w:asciiTheme="minorHAnsi" w:hAnsiTheme="minorHAnsi" w:cstheme="minorHAnsi"/>
-                <w:sz w:val="22"/>
-                <w:szCs w:val="22"/>
-              </w:rPr>
-              <w:t>Resetting asset information successfully</w:t>
+            <w:r>
+              <w:rPr>
+                <w:rFonts w:ascii="Arial" w:hAnsi="Arial"/>
+                <w:sz w:val="20"/>
+              </w:rPr>
+              <w:t>Booking (UC-06)</w:t>
             </w:r>
           </w:p>
         </w:tc>
@@ -18421,23 +16636,12 @@
             <w:tcW w:w="2964" w:type="dxa"/>
           </w:tcPr>
           <w:p>
-            <w:pPr>
-              <w:spacing w:before="60" w:after="60"/>
-              <w:rPr>
-                <w:rFonts w:asciiTheme="minorHAnsi" w:hAnsiTheme="minorHAnsi" w:cstheme="minorHAnsi"/>
-                <w:i/>
-                <w:sz w:val="22"/>
-                <w:szCs w:val="22"/>
-              </w:rPr>
-            </w:pPr>
-            <w:r>
-              <w:rPr>
-                <w:rFonts w:asciiTheme="minorHAnsi" w:hAnsiTheme="minorHAnsi" w:cstheme="minorHAnsi"/>
-                <w:i/>
-                <w:sz w:val="22"/>
-                <w:szCs w:val="22"/>
-              </w:rPr>
-              <w:t xml:space="preserve">Return asset(s) successfully. </w:t>
+            <w:r>
+              <w:rPr>
+                <w:rFonts w:ascii="Arial" w:hAnsi="Arial"/>
+                <w:sz w:val="20"/>
+              </w:rPr>
+              <w:t>Appointment confirmed successfully. Notification sent.</w:t>
             </w:r>
           </w:p>
         </w:tc>
@@ -18448,19 +16652,10 @@
             <w:tcW w:w="557" w:type="dxa"/>
           </w:tcPr>
           <w:p>
-            <w:pPr>
-              <w:spacing w:before="60" w:after="60"/>
-              <w:rPr>
-                <w:rFonts w:asciiTheme="minorHAnsi" w:hAnsiTheme="minorHAnsi" w:cstheme="minorHAnsi"/>
-                <w:sz w:val="22"/>
-                <w:szCs w:val="22"/>
-              </w:rPr>
-            </w:pPr>
-            <w:r>
-              <w:rPr>
-                <w:rFonts w:asciiTheme="minorHAnsi" w:hAnsiTheme="minorHAnsi" w:cstheme="minorHAnsi"/>
-                <w:sz w:val="22"/>
-                <w:szCs w:val="22"/>
+            <w:r>
+              <w:rPr>
+                <w:rFonts w:ascii="Arial" w:hAnsi="Arial"/>
+                <w:sz w:val="20"/>
               </w:rPr>
               <w:t>7</w:t>
             </w:r>
@@ -18471,19 +16666,10 @@
             <w:tcW w:w="1122" w:type="dxa"/>
           </w:tcPr>
           <w:p>
-            <w:pPr>
-              <w:spacing w:before="60" w:after="60"/>
-              <w:rPr>
-                <w:rFonts w:asciiTheme="minorHAnsi" w:hAnsiTheme="minorHAnsi" w:cstheme="minorHAnsi"/>
-                <w:sz w:val="22"/>
-                <w:szCs w:val="22"/>
-              </w:rPr>
-            </w:pPr>
-            <w:r>
-              <w:rPr>
-                <w:rFonts w:asciiTheme="minorHAnsi" w:hAnsiTheme="minorHAnsi" w:cstheme="minorHAnsi"/>
-                <w:sz w:val="22"/>
-                <w:szCs w:val="22"/>
+            <w:r>
+              <w:rPr>
+                <w:rFonts w:ascii="Arial" w:hAnsi="Arial"/>
+                <w:sz w:val="20"/>
               </w:rPr>
               <w:t>MSG07</w:t>
             </w:r>
@@ -18494,21 +16680,12 @@
             <w:tcW w:w="1466" w:type="dxa"/>
           </w:tcPr>
           <w:p>
-            <w:pPr>
-              <w:spacing w:before="60" w:after="60"/>
-              <w:rPr>
-                <w:rFonts w:asciiTheme="minorHAnsi" w:hAnsiTheme="minorHAnsi" w:cstheme="minorHAnsi"/>
-                <w:sz w:val="22"/>
-                <w:szCs w:val="22"/>
-              </w:rPr>
-            </w:pPr>
-            <w:r>
-              <w:rPr>
-                <w:rFonts w:asciiTheme="minorHAnsi" w:hAnsiTheme="minorHAnsi" w:cstheme="minorHAnsi"/>
-                <w:sz w:val="22"/>
-                <w:szCs w:val="22"/>
-              </w:rPr>
-              <w:t>Toast message</w:t>
+            <w:r>
+              <w:rPr>
+                <w:rFonts w:ascii="Arial" w:hAnsi="Arial"/>
+                <w:sz w:val="20"/>
+              </w:rPr>
+              <w:t>Success</w:t>
             </w:r>
           </w:p>
         </w:tc>
@@ -18517,21 +16694,12 @@
             <w:tcW w:w="3038" w:type="dxa"/>
           </w:tcPr>
           <w:p>
-            <w:pPr>
-              <w:spacing w:before="60" w:after="60"/>
-              <w:rPr>
-                <w:rFonts w:asciiTheme="minorHAnsi" w:hAnsiTheme="minorHAnsi" w:cstheme="minorHAnsi"/>
-                <w:sz w:val="22"/>
-                <w:szCs w:val="22"/>
-              </w:rPr>
-            </w:pPr>
-            <w:r>
-              <w:rPr>
-                <w:rFonts w:asciiTheme="minorHAnsi" w:hAnsiTheme="minorHAnsi" w:cstheme="minorHAnsi"/>
-                <w:sz w:val="22"/>
-                <w:szCs w:val="22"/>
-              </w:rPr>
-              <w:t>Deleting asset information successfully</w:t>
+            <w:r>
+              <w:rPr>
+                <w:rFonts w:ascii="Arial" w:hAnsi="Arial"/>
+                <w:sz w:val="20"/>
+              </w:rPr>
+              <w:t>Registration (UC-07)</w:t>
             </w:r>
           </w:p>
         </w:tc>
@@ -18540,23 +16708,12 @@
             <w:tcW w:w="2964" w:type="dxa"/>
           </w:tcPr>
           <w:p>
-            <w:pPr>
-              <w:spacing w:before="60" w:after="60"/>
-              <w:rPr>
-                <w:rFonts w:asciiTheme="minorHAnsi" w:hAnsiTheme="minorHAnsi" w:cstheme="minorHAnsi"/>
-                <w:i/>
-                <w:sz w:val="22"/>
-                <w:szCs w:val="22"/>
-              </w:rPr>
-            </w:pPr>
-            <w:r>
-              <w:rPr>
-                <w:rFonts w:asciiTheme="minorHAnsi" w:hAnsiTheme="minorHAnsi" w:cstheme="minorHAnsi"/>
-                <w:i/>
-                <w:sz w:val="22"/>
-                <w:szCs w:val="22"/>
-              </w:rPr>
-              <w:t xml:space="preserve">Delete asset(s) successfully. </w:t>
+            <w:r>
+              <w:rPr>
+                <w:rFonts w:ascii="Arial" w:hAnsi="Arial"/>
+                <w:sz w:val="20"/>
+              </w:rPr>
+              <w:t>Walk-in patient registered successfully.</w:t>
             </w:r>
           </w:p>
         </w:tc>
@@ -18567,21 +16724,11 @@
             <w:tcW w:w="557" w:type="dxa"/>
           </w:tcPr>
           <w:p>
-            <w:pPr>
-              <w:spacing w:before="60" w:after="60"/>
-              <w:rPr>
-                <w:rFonts w:asciiTheme="minorHAnsi" w:hAnsiTheme="minorHAnsi" w:cstheme="minorHAnsi"/>
-                <w:sz w:val="22"/>
-                <w:szCs w:val="22"/>
-              </w:rPr>
-            </w:pPr>
-            <w:r>
-              <w:rPr>
-                <w:rFonts w:asciiTheme="minorHAnsi" w:hAnsiTheme="minorHAnsi" w:cstheme="minorHAnsi"/>
-                <w:sz w:val="22"/>
-                <w:szCs w:val="22"/>
-              </w:rPr>
-              <w:lastRenderedPageBreak/>
+            <w:r>
+              <w:rPr>
+                <w:rFonts w:ascii="Arial" w:hAnsi="Arial"/>
+                <w:sz w:val="20"/>
+              </w:rPr>
               <w:t>8</w:t>
             </w:r>
           </w:p>
@@ -18591,19 +16738,10 @@
             <w:tcW w:w="1122" w:type="dxa"/>
           </w:tcPr>
           <w:p>
-            <w:pPr>
-              <w:spacing w:before="60" w:after="60"/>
-              <w:rPr>
-                <w:rFonts w:asciiTheme="minorHAnsi" w:hAnsiTheme="minorHAnsi" w:cstheme="minorHAnsi"/>
-                <w:sz w:val="22"/>
-                <w:szCs w:val="22"/>
-              </w:rPr>
-            </w:pPr>
-            <w:r>
-              <w:rPr>
-                <w:rFonts w:asciiTheme="minorHAnsi" w:hAnsiTheme="minorHAnsi" w:cstheme="minorHAnsi"/>
-                <w:sz w:val="22"/>
-                <w:szCs w:val="22"/>
+            <w:r>
+              <w:rPr>
+                <w:rFonts w:ascii="Arial" w:hAnsi="Arial"/>
+                <w:sz w:val="20"/>
               </w:rPr>
               <w:t>MSG08</w:t>
             </w:r>
@@ -18614,21 +16752,12 @@
             <w:tcW w:w="1466" w:type="dxa"/>
           </w:tcPr>
           <w:p>
-            <w:pPr>
-              <w:spacing w:before="60" w:after="60"/>
-              <w:rPr>
-                <w:rFonts w:asciiTheme="minorHAnsi" w:hAnsiTheme="minorHAnsi" w:cstheme="minorHAnsi"/>
-                <w:sz w:val="22"/>
-                <w:szCs w:val="22"/>
-              </w:rPr>
-            </w:pPr>
-            <w:r>
-              <w:rPr>
-                <w:rFonts w:asciiTheme="minorHAnsi" w:hAnsiTheme="minorHAnsi" w:cstheme="minorHAnsi"/>
-                <w:sz w:val="22"/>
-                <w:szCs w:val="22"/>
-              </w:rPr>
-              <w:t>In red, under the text box</w:t>
+            <w:r>
+              <w:rPr>
+                <w:rFonts w:ascii="Arial" w:hAnsi="Arial"/>
+                <w:sz w:val="20"/>
+              </w:rPr>
+              <w:t>Success</w:t>
             </w:r>
           </w:p>
         </w:tc>
@@ -18637,21 +16766,12 @@
             <w:tcW w:w="3038" w:type="dxa"/>
           </w:tcPr>
           <w:p>
-            <w:pPr>
-              <w:spacing w:before="60" w:after="60"/>
-              <w:rPr>
-                <w:rFonts w:asciiTheme="minorHAnsi" w:hAnsiTheme="minorHAnsi" w:cstheme="minorHAnsi"/>
-                <w:sz w:val="22"/>
-                <w:szCs w:val="22"/>
-              </w:rPr>
-            </w:pPr>
-            <w:r>
-              <w:rPr>
-                <w:rFonts w:asciiTheme="minorHAnsi" w:hAnsiTheme="minorHAnsi" w:cstheme="minorHAnsi"/>
-                <w:sz w:val="22"/>
-                <w:szCs w:val="22"/>
-              </w:rPr>
-              <w:t>Input value length &gt; max length</w:t>
+            <w:r>
+              <w:rPr>
+                <w:rFonts w:ascii="Arial" w:hAnsi="Arial"/>
+                <w:sz w:val="20"/>
+              </w:rPr>
+              <w:t>Payment (UC-09)</w:t>
             </w:r>
           </w:p>
         </w:tc>
@@ -18660,23 +16780,12 @@
             <w:tcW w:w="2964" w:type="dxa"/>
           </w:tcPr>
           <w:p>
-            <w:pPr>
-              <w:spacing w:before="60" w:after="60"/>
-              <w:rPr>
-                <w:rFonts w:asciiTheme="minorHAnsi" w:hAnsiTheme="minorHAnsi" w:cstheme="minorHAnsi"/>
-                <w:i/>
-                <w:sz w:val="22"/>
-                <w:szCs w:val="22"/>
-              </w:rPr>
-            </w:pPr>
-            <w:r>
-              <w:rPr>
-                <w:rFonts w:asciiTheme="minorHAnsi" w:hAnsiTheme="minorHAnsi" w:cstheme="minorHAnsi"/>
-                <w:i/>
-                <w:sz w:val="22"/>
-                <w:szCs w:val="22"/>
-              </w:rPr>
-              <w:t xml:space="preserve">Exceed max length of {max_length}. </w:t>
+            <w:r>
+              <w:rPr>
+                <w:rFonts w:ascii="Arial" w:hAnsi="Arial"/>
+                <w:sz w:val="20"/>
+              </w:rPr>
+              <w:t>Invoice marked as Paid. Transaction logged.</w:t>
             </w:r>
           </w:p>
         </w:tc>
@@ -18687,19 +16796,10 @@
             <w:tcW w:w="557" w:type="dxa"/>
           </w:tcPr>
           <w:p>
-            <w:pPr>
-              <w:spacing w:before="60" w:after="60"/>
-              <w:rPr>
-                <w:rFonts w:asciiTheme="minorHAnsi" w:hAnsiTheme="minorHAnsi" w:cstheme="minorHAnsi"/>
-                <w:sz w:val="22"/>
-                <w:szCs w:val="22"/>
-              </w:rPr>
-            </w:pPr>
-            <w:r>
-              <w:rPr>
-                <w:rFonts w:asciiTheme="minorHAnsi" w:hAnsiTheme="minorHAnsi" w:cstheme="minorHAnsi"/>
-                <w:sz w:val="22"/>
-                <w:szCs w:val="22"/>
+            <w:r>
+              <w:rPr>
+                <w:rFonts w:ascii="Arial" w:hAnsi="Arial"/>
+                <w:sz w:val="20"/>
               </w:rPr>
               <w:t>9</w:t>
             </w:r>
@@ -18710,19 +16810,10 @@
             <w:tcW w:w="1122" w:type="dxa"/>
           </w:tcPr>
           <w:p>
-            <w:pPr>
-              <w:spacing w:before="60" w:after="60"/>
-              <w:rPr>
-                <w:rFonts w:asciiTheme="minorHAnsi" w:hAnsiTheme="minorHAnsi" w:cstheme="minorHAnsi"/>
-                <w:sz w:val="22"/>
-                <w:szCs w:val="22"/>
-              </w:rPr>
-            </w:pPr>
-            <w:r>
-              <w:rPr>
-                <w:rFonts w:asciiTheme="minorHAnsi" w:hAnsiTheme="minorHAnsi" w:cstheme="minorHAnsi"/>
-                <w:sz w:val="22"/>
-                <w:szCs w:val="22"/>
+            <w:r>
+              <w:rPr>
+                <w:rFonts w:ascii="Arial" w:hAnsi="Arial"/>
+                <w:sz w:val="20"/>
               </w:rPr>
               <w:t>MSG09</w:t>
             </w:r>
@@ -18733,21 +16824,12 @@
             <w:tcW w:w="1466" w:type="dxa"/>
           </w:tcPr>
           <w:p>
-            <w:pPr>
-              <w:spacing w:before="60" w:after="60"/>
-              <w:rPr>
-                <w:rFonts w:asciiTheme="minorHAnsi" w:hAnsiTheme="minorHAnsi" w:cstheme="minorHAnsi"/>
-                <w:sz w:val="22"/>
-                <w:szCs w:val="22"/>
-              </w:rPr>
-            </w:pPr>
-            <w:r>
-              <w:rPr>
-                <w:rFonts w:asciiTheme="minorHAnsi" w:hAnsiTheme="minorHAnsi" w:cstheme="minorHAnsi"/>
-                <w:sz w:val="22"/>
-                <w:szCs w:val="22"/>
-              </w:rPr>
-              <w:t>In line</w:t>
+            <w:r>
+              <w:rPr>
+                <w:rFonts w:ascii="Arial" w:hAnsi="Arial"/>
+                <w:sz w:val="20"/>
+              </w:rPr>
+              <w:t>Success</w:t>
             </w:r>
           </w:p>
         </w:tc>
@@ -18756,21 +16838,12 @@
             <w:tcW w:w="3038" w:type="dxa"/>
           </w:tcPr>
           <w:p>
-            <w:pPr>
-              <w:spacing w:before="60" w:after="60"/>
-              <w:rPr>
-                <w:rFonts w:asciiTheme="minorHAnsi" w:hAnsiTheme="minorHAnsi" w:cstheme="minorHAnsi"/>
-                <w:sz w:val="22"/>
-                <w:szCs w:val="22"/>
-              </w:rPr>
-            </w:pPr>
-            <w:r>
-              <w:rPr>
-                <w:rFonts w:asciiTheme="minorHAnsi" w:hAnsiTheme="minorHAnsi" w:cstheme="minorHAnsi"/>
-                <w:sz w:val="22"/>
-                <w:szCs w:val="22"/>
-              </w:rPr>
-              <w:t>Username or password is not correct when clicking sign-in</w:t>
+            <w:r>
+              <w:rPr>
+                <w:rFonts w:ascii="Arial" w:hAnsi="Arial"/>
+                <w:sz w:val="20"/>
+              </w:rPr>
+              <w:t>Clinical (UC-12)</w:t>
             </w:r>
           </w:p>
         </w:tc>
@@ -18779,23 +16852,12 @@
             <w:tcW w:w="2964" w:type="dxa"/>
           </w:tcPr>
           <w:p>
-            <w:pPr>
-              <w:spacing w:before="60" w:after="60"/>
-              <w:rPr>
-                <w:rFonts w:asciiTheme="minorHAnsi" w:hAnsiTheme="minorHAnsi" w:cstheme="minorHAnsi"/>
-                <w:i/>
-                <w:sz w:val="22"/>
-                <w:szCs w:val="22"/>
-              </w:rPr>
-            </w:pPr>
-            <w:r>
-              <w:rPr>
-                <w:rFonts w:asciiTheme="minorHAnsi" w:hAnsiTheme="minorHAnsi" w:cstheme="minorHAnsi"/>
-                <w:i/>
-                <w:sz w:val="22"/>
-                <w:szCs w:val="22"/>
-              </w:rPr>
-              <w:t>Incorrrect user name or password. Please check again.</w:t>
+            <w:r>
+              <w:rPr>
+                <w:rFonts w:ascii="Arial" w:hAnsi="Arial"/>
+                <w:sz w:val="20"/>
+              </w:rPr>
+              <w:t>Clinical consultation record saved successfully.</w:t>
             </w:r>
           </w:p>
         </w:tc>
@@ -18806,19 +16868,10 @@
             <w:tcW w:w="557" w:type="dxa"/>
           </w:tcPr>
           <w:p>
-            <w:pPr>
-              <w:spacing w:before="60" w:after="60"/>
-              <w:rPr>
-                <w:rFonts w:asciiTheme="minorHAnsi" w:hAnsiTheme="minorHAnsi" w:cstheme="minorHAnsi"/>
-                <w:sz w:val="22"/>
-                <w:szCs w:val="22"/>
-              </w:rPr>
-            </w:pPr>
-            <w:r>
-              <w:rPr>
-                <w:rFonts w:asciiTheme="minorHAnsi" w:hAnsiTheme="minorHAnsi" w:cstheme="minorHAnsi"/>
-                <w:sz w:val="22"/>
-                <w:szCs w:val="22"/>
+            <w:r>
+              <w:rPr>
+                <w:rFonts w:ascii="Arial" w:hAnsi="Arial"/>
+                <w:sz w:val="20"/>
               </w:rPr>
               <w:t>10</w:t>
             </w:r>
@@ -18829,21 +16882,12 @@
             <w:tcW w:w="1122" w:type="dxa"/>
           </w:tcPr>
           <w:p>
-            <w:pPr>
-              <w:spacing w:before="60" w:after="60"/>
-              <w:rPr>
-                <w:rFonts w:asciiTheme="minorHAnsi" w:hAnsiTheme="minorHAnsi" w:cstheme="minorHAnsi"/>
-                <w:sz w:val="22"/>
-                <w:szCs w:val="22"/>
-              </w:rPr>
-            </w:pPr>
-            <w:r>
-              <w:rPr>
-                <w:rFonts w:asciiTheme="minorHAnsi" w:hAnsiTheme="minorHAnsi" w:cstheme="minorHAnsi"/>
-                <w:sz w:val="22"/>
-                <w:szCs w:val="22"/>
-              </w:rPr>
-              <w:t>..</w:t>
+            <w:r>
+              <w:rPr>
+                <w:rFonts w:ascii="Arial" w:hAnsi="Arial"/>
+                <w:sz w:val="20"/>
+              </w:rPr>
+              <w:t>MSG10</w:t>
             </w:r>
           </w:p>
         </w:tc>
@@ -18852,14 +16896,13 @@
             <w:tcW w:w="1466" w:type="dxa"/>
           </w:tcPr>
           <w:p>
-            <w:pPr>
-              <w:spacing w:before="60" w:after="60"/>
-              <w:rPr>
-                <w:rFonts w:asciiTheme="minorHAnsi" w:hAnsiTheme="minorHAnsi" w:cstheme="minorHAnsi"/>
-                <w:sz w:val="22"/>
-                <w:szCs w:val="22"/>
-              </w:rPr>
-            </w:pPr>
+            <w:r>
+              <w:rPr>
+                <w:rFonts w:ascii="Arial" w:hAnsi="Arial"/>
+                <w:sz w:val="20"/>
+              </w:rPr>
+              <w:t>Success</w:t>
+            </w:r>
           </w:p>
         </w:tc>
         <w:tc>
@@ -18867,14 +16910,13 @@
             <w:tcW w:w="3038" w:type="dxa"/>
           </w:tcPr>
           <w:p>
-            <w:pPr>
-              <w:spacing w:before="60" w:after="60"/>
-              <w:rPr>
-                <w:rFonts w:asciiTheme="minorHAnsi" w:hAnsiTheme="minorHAnsi" w:cstheme="minorHAnsi"/>
-                <w:sz w:val="22"/>
-                <w:szCs w:val="22"/>
-              </w:rPr>
-            </w:pPr>
+            <w:r>
+              <w:rPr>
+                <w:rFonts w:ascii="Arial" w:hAnsi="Arial"/>
+                <w:sz w:val="20"/>
+              </w:rPr>
+              <w:t>Clinical (UC-13)</w:t>
+            </w:r>
           </w:p>
         </w:tc>
         <w:tc>
@@ -18882,15 +16924,157 @@
             <w:tcW w:w="2964" w:type="dxa"/>
           </w:tcPr>
           <w:p>
-            <w:pPr>
-              <w:spacing w:before="60" w:after="60"/>
-              <w:rPr>
-                <w:rFonts w:asciiTheme="minorHAnsi" w:hAnsiTheme="minorHAnsi" w:cstheme="minorHAnsi"/>
-                <w:i/>
-                <w:sz w:val="22"/>
-                <w:szCs w:val="22"/>
-              </w:rPr>
-            </w:pPr>
+            <w:r>
+              <w:rPr>
+                <w:rFonts w:ascii="Arial" w:hAnsi="Arial"/>
+                <w:sz w:val="20"/>
+              </w:rPr>
+              <w:t>Prescription issued and billing generated successfully.</w:t>
+            </w:r>
+          </w:p>
+        </w:tc>
+      </w:tr>
+      <w:tr>
+        <w:tc>
+          <w:tcPr>
+            <w:tcW w:w="557" w:type="dxa"/>
+          </w:tcPr>
+          <w:p>
+            <w:r>
+              <w:rPr>
+                <w:rFonts w:ascii="Arial" w:hAnsi="Arial"/>
+                <w:sz w:val="20"/>
+              </w:rPr>
+              <w:t>11</w:t>
+            </w:r>
+          </w:p>
+        </w:tc>
+        <w:tc>
+          <w:tcPr>
+            <w:tcW w:w="1122" w:type="dxa"/>
+          </w:tcPr>
+          <w:p>
+            <w:r>
+              <w:rPr>
+                <w:rFonts w:ascii="Arial" w:hAnsi="Arial"/>
+                <w:sz w:val="20"/>
+              </w:rPr>
+              <w:t>MSG11</w:t>
+            </w:r>
+          </w:p>
+        </w:tc>
+        <w:tc>
+          <w:tcPr>
+            <w:tcW w:w="1466" w:type="dxa"/>
+          </w:tcPr>
+          <w:p>
+            <w:r>
+              <w:rPr>
+                <w:rFonts w:ascii="Arial" w:hAnsi="Arial"/>
+                <w:sz w:val="20"/>
+              </w:rPr>
+              <w:t>Warning</w:t>
+            </w:r>
+          </w:p>
+        </w:tc>
+        <w:tc>
+          <w:tcPr>
+            <w:tcW w:w="3038" w:type="dxa"/>
+          </w:tcPr>
+          <w:p>
+            <w:r>
+              <w:rPr>
+                <w:rFonts w:ascii="Arial" w:hAnsi="Arial"/>
+                <w:sz w:val="20"/>
+              </w:rPr>
+              <w:t>Auth (General)</w:t>
+            </w:r>
+          </w:p>
+        </w:tc>
+        <w:tc>
+          <w:tcPr>
+            <w:tcW w:w="2964" w:type="dxa"/>
+          </w:tcPr>
+          <w:p>
+            <w:r>
+              <w:rPr>
+                <w:rFonts w:ascii="Arial" w:hAnsi="Arial"/>
+                <w:sz w:val="20"/>
+              </w:rPr>
+              <w:t>Incorrect username or password.</w:t>
+            </w:r>
+          </w:p>
+        </w:tc>
+      </w:tr>
+      <w:tr>
+        <w:tc>
+          <w:tcPr>
+            <w:tcW w:w="557" w:type="dxa"/>
+          </w:tcPr>
+          <w:p>
+            <w:r>
+              <w:rPr>
+                <w:rFonts w:ascii="Arial" w:hAnsi="Arial"/>
+                <w:sz w:val="20"/>
+              </w:rPr>
+              <w:t>12</w:t>
+            </w:r>
+          </w:p>
+        </w:tc>
+        <w:tc>
+          <w:tcPr>
+            <w:tcW w:w="1122" w:type="dxa"/>
+          </w:tcPr>
+          <w:p>
+            <w:r>
+              <w:rPr>
+                <w:rFonts w:ascii="Arial" w:hAnsi="Arial"/>
+                <w:sz w:val="20"/>
+              </w:rPr>
+              <w:t>MSG12</w:t>
+            </w:r>
+          </w:p>
+        </w:tc>
+        <w:tc>
+          <w:tcPr>
+            <w:tcW w:w="1466" w:type="dxa"/>
+          </w:tcPr>
+          <w:p>
+            <w:r>
+              <w:rPr>
+                <w:rFonts w:ascii="Arial" w:hAnsi="Arial"/>
+                <w:sz w:val="20"/>
+              </w:rPr>
+              <w:t>Information</w:t>
+            </w:r>
+          </w:p>
+        </w:tc>
+        <w:tc>
+          <w:tcPr>
+            <w:tcW w:w="3038" w:type="dxa"/>
+          </w:tcPr>
+          <w:p>
+            <w:r>
+              <w:rPr>
+                <w:rFonts w:ascii="Arial" w:hAnsi="Arial"/>
+                <w:sz w:val="20"/>
+              </w:rPr>
+              <w:t>Queue (UC-10)</w:t>
+            </w:r>
+          </w:p>
+        </w:tc>
+        <w:tc>
+          <w:tcPr>
+            <w:tcW w:w="2964" w:type="dxa"/>
+          </w:tcPr>
+          <w:p>
+            <w:r>
+              <w:rPr>
+                <w:rFonts w:ascii="Arial" w:hAnsi="Arial"/>
+                <w:sz w:val="20"/>
+              </w:rPr>
+              <w:t>Patient queue updated in real-time.</w:t>
+            </w:r>
           </w:p>
         </w:tc>
       </w:tr>
@@ -18908,14 +17092,9 @@
       <w:pPr>
         <w:pStyle w:val="Heading3"/>
       </w:pPr>
-      <w:bookmarkStart w:id="44" w:name="_Toc187341951"/>
-      <w:r>
-        <w:t>5.3 Other Requirements…</w:t>
-      </w:r>
-      <w:bookmarkEnd w:id="44"/>
     </w:p>
     <w:sectPr>
-      <w:footerReference w:type="default" r:id="rId22"/>
+      <w:footerReference w:type="default" r:id="rId32"/>
       <w:pgSz w:w="11906" w:h="16838"/>
       <w:pgMar w:top="1440" w:right="1416" w:bottom="1440" w:left="1440" w:header="708" w:footer="708" w:gutter="0"/>
       <w:pgNumType w:start="1"/>
@@ -19010,6 +17189,7 @@
               <w:szCs w:val="22"/>
             </w:rPr>
           </w:pPr>
+          <w:proofErr w:type="spellStart"/>
           <w:r>
             <w:rPr>
               <w:rFonts w:ascii="Calibri" w:eastAsia="Calibri" w:hAnsi="Calibri" w:cs="Calibri"/>
@@ -19017,7 +17197,17 @@
               <w:sz w:val="22"/>
               <w:szCs w:val="22"/>
             </w:rPr>
-            <w:t>ProjectCode – Report 3 (SRS Document)</w:t>
+            <w:t>ProjectCode</w:t>
+          </w:r>
+          <w:proofErr w:type="spellEnd"/>
+          <w:r>
+            <w:rPr>
+              <w:rFonts w:ascii="Calibri" w:eastAsia="Calibri" w:hAnsi="Calibri" w:cs="Calibri"/>
+              <w:color w:val="000000"/>
+              <w:sz w:val="22"/>
+              <w:szCs w:val="22"/>
+            </w:rPr>
+            <w:t xml:space="preserve"> – Report 3 (SRS Document)</w:t>
           </w:r>
         </w:p>
       </w:tc>
@@ -20672,7 +18862,7 @@
   <w:style w:type="paragraph" w:default="1" w:styleId="Normal">
     <w:name w:val="Normal"/>
     <w:qFormat/>
-    <w:rsid w:val="009A273A"/>
+    <w:rsid w:val="00491BA2"/>
   </w:style>
   <w:style w:type="paragraph" w:styleId="Heading1">
     <w:name w:val="heading 1"/>

--- a/Document/02_Requirements/HCMS_SRS_v0.1.docx
+++ b/Document/02_Requirements/HCMS_SRS_v0.1.docx
@@ -25,7 +25,7 @@
                     <pic:cNvPicPr preferRelativeResize="0"/>
                   </pic:nvPicPr>
                   <pic:blipFill>
-                    <a:blip r:embed="rId8"/>
+                    <a:blip r:embed="rId9"/>
                     <a:srcRect/>
                     <a:stretch>
                       <a:fillRect/>
@@ -3307,14 +3307,19 @@
       <w:r>
         <w:t>The Healthcare Clinic Management System (HCMS) is a new software solution designed to replace current manual and telephone-based processes at a private paediatric clinic. The context diagram illustrates the external entities and system interfaces for the MVP version (v1.0), focusing on optimizing the data flow between parents, doctors, and the reception desk. The system is designed for a lean operational scale of 1-2 doctors and 1 receptionist, with the goal of eliminating administrative bottlenecks and fully digitizing electronic medical records (EMR). It is built upon a core data structure of 5 essential entities—Patient, Appointment, Visit, Prescription, and Billing—while strictly excluding complex features such as health insurance integration or advanced pharmacy inventory management to ensure rapid deployment.</w:t>
       </w:r>
+    </w:p>
+    <w:p>
+      <w:pPr>
+        <w:jc w:val="both"/>
+      </w:pPr>
       <w:r>
         <w:rPr>
           <w:noProof/>
         </w:rPr>
         <w:drawing>
-          <wp:inline distT="0" distB="0" distL="0" distR="0" wp14:anchorId="29B4F699" wp14:editId="33940997">
+          <wp:inline distT="0" distB="0" distL="0" distR="0" wp14:anchorId="29B4F699" wp14:editId="6DF289EE">
             <wp:extent cx="5746750" cy="3738880"/>
-            <wp:effectExtent l="0" t="0" r="6350" b="0"/>
+            <wp:effectExtent l="19050" t="19050" r="25400" b="13970"/>
             <wp:docPr id="465058204" name="Picture 1"/>
             <wp:cNvGraphicFramePr>
               <a:graphicFrameLocks xmlns:a="http://schemas.openxmlformats.org/drawingml/2006/main" noChangeAspect="1"/>
@@ -3327,7 +3332,7 @@
                     <pic:cNvPicPr/>
                   </pic:nvPicPr>
                   <pic:blipFill>
-                    <a:blip r:embed="rId9"/>
+                    <a:blip r:embed="rId10"/>
                     <a:stretch>
                       <a:fillRect/>
                     </a:stretch>
@@ -3340,12 +3345,35 @@
                     <a:prstGeom prst="rect">
                       <a:avLst/>
                     </a:prstGeom>
+                    <a:ln>
+                      <a:solidFill>
+                        <a:schemeClr val="bg1">
+                          <a:lumMod val="75000"/>
+                        </a:schemeClr>
+                      </a:solidFill>
+                    </a:ln>
                   </pic:spPr>
                 </pic:pic>
               </a:graphicData>
             </a:graphic>
           </wp:inline>
         </w:drawing>
+      </w:r>
+    </w:p>
+    <w:p>
+      <w:pPr>
+        <w:jc w:val="center"/>
+        <w:rPr>
+          <w:i/>
+          <w:iCs/>
+        </w:rPr>
+      </w:pPr>
+      <w:r>
+        <w:rPr>
+          <w:i/>
+          <w:iCs/>
+        </w:rPr>
+        <w:t>Figure 1.1. HCMS Context Diagram</w:t>
       </w:r>
     </w:p>
     <w:p>
@@ -3401,9 +3429,9 @@
           <w:noProof/>
         </w:rPr>
         <w:drawing>
-          <wp:inline distT="0" distB="0" distL="0" distR="0" wp14:anchorId="6B75E542" wp14:editId="46864B0D">
+          <wp:inline distT="0" distB="0" distL="0" distR="0" wp14:anchorId="6B75E542" wp14:editId="182F6A22">
             <wp:extent cx="5746750" cy="2880995"/>
-            <wp:effectExtent l="0" t="0" r="6350" b="0"/>
+            <wp:effectExtent l="19050" t="19050" r="25400" b="14605"/>
             <wp:docPr id="375733113" name="Picture 1"/>
             <wp:cNvGraphicFramePr>
               <a:graphicFrameLocks xmlns:a="http://schemas.openxmlformats.org/drawingml/2006/main" noChangeAspect="1"/>
@@ -3416,7 +3444,7 @@
                     <pic:cNvPicPr/>
                   </pic:nvPicPr>
                   <pic:blipFill>
-                    <a:blip r:embed="rId10"/>
+                    <a:blip r:embed="rId11"/>
                     <a:stretch>
                       <a:fillRect/>
                     </a:stretch>
@@ -3429,6 +3457,13 @@
                     <a:prstGeom prst="rect">
                       <a:avLst/>
                     </a:prstGeom>
+                    <a:ln>
+                      <a:solidFill>
+                        <a:schemeClr val="bg1">
+                          <a:lumMod val="85000"/>
+                        </a:schemeClr>
+                      </a:solidFill>
+                    </a:ln>
                   </pic:spPr>
                 </pic:pic>
               </a:graphicData>
@@ -3437,6 +3472,23 @@
         </w:drawing>
       </w:r>
     </w:p>
+    <w:p>
+      <w:pPr>
+        <w:jc w:val="center"/>
+        <w:rPr>
+          <w:i/>
+          <w:iCs/>
+        </w:rPr>
+      </w:pPr>
+      <w:r>
+        <w:rPr>
+          <w:i/>
+          <w:iCs/>
+        </w:rPr>
+        <w:t>Figure 1.2.1 Self-Service Booking Workflows</w:t>
+      </w:r>
+    </w:p>
+    <w:p/>
     <w:p>
       <w:pPr>
         <w:pStyle w:val="Heading4"/>
@@ -3460,9 +3512,9 @@
           <w:noProof/>
         </w:rPr>
         <w:drawing>
-          <wp:inline distT="0" distB="0" distL="0" distR="0" wp14:anchorId="3C53133A" wp14:editId="41163B9D">
+          <wp:inline distT="0" distB="0" distL="0" distR="0" wp14:anchorId="3C53133A" wp14:editId="10354E13">
             <wp:extent cx="5746750" cy="2850515"/>
-            <wp:effectExtent l="0" t="0" r="6350" b="6985"/>
+            <wp:effectExtent l="19050" t="19050" r="25400" b="26035"/>
             <wp:docPr id="73396872" name="Picture 1"/>
             <wp:cNvGraphicFramePr>
               <a:graphicFrameLocks xmlns:a="http://schemas.openxmlformats.org/drawingml/2006/main" noChangeAspect="1"/>
@@ -3475,7 +3527,7 @@
                     <pic:cNvPicPr/>
                   </pic:nvPicPr>
                   <pic:blipFill>
-                    <a:blip r:embed="rId11"/>
+                    <a:blip r:embed="rId12"/>
                     <a:stretch>
                       <a:fillRect/>
                     </a:stretch>
@@ -3488,6 +3540,13 @@
                     <a:prstGeom prst="rect">
                       <a:avLst/>
                     </a:prstGeom>
+                    <a:ln>
+                      <a:solidFill>
+                        <a:schemeClr val="bg1">
+                          <a:lumMod val="85000"/>
+                        </a:schemeClr>
+                      </a:solidFill>
+                    </a:ln>
                   </pic:spPr>
                 </pic:pic>
               </a:graphicData>
@@ -3496,6 +3555,37 @@
         </w:drawing>
       </w:r>
     </w:p>
+    <w:p>
+      <w:pPr>
+        <w:jc w:val="center"/>
+        <w:rPr>
+          <w:i/>
+          <w:iCs/>
+        </w:rPr>
+      </w:pPr>
+      <w:r>
+        <w:rPr>
+          <w:i/>
+          <w:iCs/>
+        </w:rPr>
+        <w:t xml:space="preserve">Figure 1.2.2 </w:t>
+      </w:r>
+      <w:r>
+        <w:rPr>
+          <w:i/>
+          <w:iCs/>
+        </w:rPr>
+        <w:t>Clinical Consultation &amp; EMR</w:t>
+      </w:r>
+      <w:r>
+        <w:rPr>
+          <w:i/>
+          <w:iCs/>
+        </w:rPr>
+        <w:t xml:space="preserve"> Workflows</w:t>
+      </w:r>
+    </w:p>
+    <w:p/>
     <w:p>
       <w:pPr>
         <w:pStyle w:val="Heading4"/>
@@ -3536,9 +3626,9 @@
           <w:noProof/>
         </w:rPr>
         <w:drawing>
-          <wp:inline distT="0" distB="0" distL="0" distR="0" wp14:anchorId="2EBFB5A3" wp14:editId="4F734E0C">
+          <wp:inline distT="0" distB="0" distL="0" distR="0" wp14:anchorId="2EBFB5A3" wp14:editId="07C35D20">
             <wp:extent cx="5746750" cy="2032635"/>
-            <wp:effectExtent l="0" t="0" r="6350" b="5715"/>
+            <wp:effectExtent l="19050" t="19050" r="25400" b="24765"/>
             <wp:docPr id="1483667848" name="Picture 1"/>
             <wp:cNvGraphicFramePr>
               <a:graphicFrameLocks xmlns:a="http://schemas.openxmlformats.org/drawingml/2006/main" noChangeAspect="1"/>
@@ -3551,7 +3641,7 @@
                     <pic:cNvPicPr/>
                   </pic:nvPicPr>
                   <pic:blipFill>
-                    <a:blip r:embed="rId12"/>
+                    <a:blip r:embed="rId13"/>
                     <a:stretch>
                       <a:fillRect/>
                     </a:stretch>
@@ -3564,12 +3654,49 @@
                     <a:prstGeom prst="rect">
                       <a:avLst/>
                     </a:prstGeom>
+                    <a:ln>
+                      <a:solidFill>
+                        <a:schemeClr val="bg1">
+                          <a:lumMod val="85000"/>
+                        </a:schemeClr>
+                      </a:solidFill>
+                    </a:ln>
                   </pic:spPr>
                 </pic:pic>
               </a:graphicData>
             </a:graphic>
           </wp:inline>
         </w:drawing>
+      </w:r>
+    </w:p>
+    <w:p>
+      <w:pPr>
+        <w:jc w:val="center"/>
+        <w:rPr>
+          <w:i/>
+          <w:iCs/>
+        </w:rPr>
+      </w:pPr>
+      <w:r>
+        <w:rPr>
+          <w:i/>
+          <w:iCs/>
+        </w:rPr>
+        <w:t xml:space="preserve">Figure 1.2.3 </w:t>
+      </w:r>
+      <w:r>
+        <w:rPr>
+          <w:i/>
+          <w:iCs/>
+        </w:rPr>
+        <w:t>Streamlined 1-Click Checkout</w:t>
+      </w:r>
+      <w:r>
+        <w:rPr>
+          <w:i/>
+          <w:iCs/>
+        </w:rPr>
+        <w:t xml:space="preserve"> Workflows</w:t>
       </w:r>
     </w:p>
     <w:p>
@@ -4248,11 +4375,11 @@
               <w:spacing w:before="20" w:after="20"/>
             </w:pPr>
             <w:r>
-              <w:t>Parents access the online Booking Portal, select a preferred Doctor (by name/specialty) and an available time slot from the real-time calendar. The system validates the slot and auto-</w:t>
+              <w:t xml:space="preserve">Parents access the online Booking Portal, select a preferred Doctor (by name/specialty) and an available time </w:t>
             </w:r>
             <w:r>
               <w:lastRenderedPageBreak/>
-              <w:t>creates an APPOINTMENT entity with status 'Pending'. The Receptionist is notified on her dashboard of the new pending booking.</w:t>
+              <w:t>slot from the real-time calendar. The system validates the slot and auto-creates an APPOINTMENT entity with status 'Pending'. The Receptionist is notified on her dashboard of the new pending booking.</w:t>
             </w:r>
           </w:p>
         </w:tc>
@@ -4805,11 +4932,11 @@
               <w:spacing w:before="20" w:after="20"/>
             </w:pPr>
             <w:r>
-              <w:t xml:space="preserve">For patients who arrive at the clinic without a prior online booking, the Receptionist manually creates a new APPOINTMENT record by entering the patient info and selecting an available Doctor and time slot. The walk-in </w:t>
+              <w:t xml:space="preserve">For patients who arrive at the clinic without a prior online booking, the Receptionist manually creates a new APPOINTMENT record by entering the </w:t>
             </w:r>
             <w:r>
               <w:lastRenderedPageBreak/>
-              <w:t>APPOINTMENT is created with status 'Confirmed'.</w:t>
+              <w:t>patient info and selecting an available Doctor and time slot. The walk-in APPOINTMENT is created with status 'Confirmed'.</w:t>
             </w:r>
           </w:p>
         </w:tc>
@@ -5312,6 +5439,7 @@
               <w:rPr>
                 <w:b/>
               </w:rPr>
+              <w:lastRenderedPageBreak/>
               <w:t>UC-13</w:t>
             </w:r>
           </w:p>
@@ -5378,11 +5506,7 @@
               <w:spacing w:before="20" w:after="20"/>
             </w:pPr>
             <w:r>
-              <w:t xml:space="preserve">After completing the VISIT record, the Doctor creates a PRESCRIPTION record by </w:t>
-            </w:r>
-            <w:r>
-              <w:lastRenderedPageBreak/>
-              <w:t xml:space="preserve">specifying each medicine (drug name with autocomplete suggestion), dosage amount, frequency, administration route, and duration. The saved PRESCRIPTION is automatically linked to the VISIT and PATIENT </w:t>
+              <w:t xml:space="preserve">After completing the VISIT record, the Doctor creates a PRESCRIPTION record by specifying each medicine (drug name with autocomplete suggestion), dosage amount, frequency, administration route, and duration. The saved PRESCRIPTION is automatically linked to the VISIT and PATIENT </w:t>
             </w:r>
             <w:proofErr w:type="gramStart"/>
             <w:r>
@@ -5416,7 +5540,6 @@
               <w:rPr>
                 <w:b/>
               </w:rPr>
-              <w:lastRenderedPageBreak/>
               <w:t>UC-14</w:t>
             </w:r>
           </w:p>
@@ -5547,9 +5670,9 @@
           <w:noProof/>
         </w:rPr>
         <w:drawing>
-          <wp:inline distT="0" distB="0" distL="0" distR="0" wp14:anchorId="1D530C54" wp14:editId="5E7DFB83">
+          <wp:inline distT="0" distB="0" distL="0" distR="0" wp14:anchorId="1D530C54" wp14:editId="4B573837">
             <wp:extent cx="5486400" cy="3514725"/>
-            <wp:effectExtent l="0" t="0" r="0" b="9525"/>
+            <wp:effectExtent l="19050" t="19050" r="19050" b="28575"/>
             <wp:docPr id="1823949565" name="Picture 1"/>
             <wp:cNvGraphicFramePr>
               <a:graphicFrameLocks xmlns:a="http://schemas.openxmlformats.org/drawingml/2006/main" noChangeAspect="1"/>
@@ -5562,7 +5685,7 @@
                     <pic:cNvPicPr/>
                   </pic:nvPicPr>
                   <pic:blipFill rotWithShape="1">
-                    <a:blip r:embed="rId13"/>
+                    <a:blip r:embed="rId14"/>
                     <a:srcRect l="2155" r="2376" b="2053"/>
                     <a:stretch>
                       <a:fillRect/>
@@ -5577,7 +5700,11 @@
                       <a:avLst/>
                     </a:prstGeom>
                     <a:ln>
-                      <a:noFill/>
+                      <a:solidFill>
+                        <a:schemeClr val="bg1">
+                          <a:lumMod val="85000"/>
+                        </a:schemeClr>
+                      </a:solidFill>
                     </a:ln>
                     <a:extLst>
                       <a:ext uri="{53640926-AAD7-44D8-BBD7-CCE9431645EC}">
@@ -5591,6 +5718,58 @@
           </wp:inline>
         </w:drawing>
       </w:r>
+    </w:p>
+    <w:p>
+      <w:pPr>
+        <w:jc w:val="center"/>
+        <w:rPr>
+          <w:i/>
+          <w:iCs/>
+        </w:rPr>
+      </w:pPr>
+      <w:r>
+        <w:rPr>
+          <w:i/>
+          <w:iCs/>
+        </w:rPr>
+        <w:t>Figure 1.2.</w:t>
+      </w:r>
+      <w:r>
+        <w:rPr>
+          <w:i/>
+          <w:iCs/>
+        </w:rPr>
+        <w:t>3.1</w:t>
+      </w:r>
+      <w:r>
+        <w:rPr>
+          <w:i/>
+          <w:iCs/>
+        </w:rPr>
+        <w:t xml:space="preserve"> </w:t>
+      </w:r>
+      <w:r>
+        <w:rPr>
+          <w:i/>
+          <w:iCs/>
+        </w:rPr>
+        <w:t>UCs for Parents</w:t>
+      </w:r>
+      <w:r>
+        <w:rPr>
+          <w:i/>
+          <w:iCs/>
+        </w:rPr>
+        <w:t xml:space="preserve"> Diagrams</w:t>
+      </w:r>
+    </w:p>
+    <w:p>
+      <w:pPr>
+        <w:jc w:val="center"/>
+        <w:rPr>
+          <w:i/>
+        </w:rPr>
+      </w:pPr>
     </w:p>
     <w:p/>
     <w:p>
@@ -5624,9 +5803,9 @@
           <w:noProof/>
         </w:rPr>
         <w:drawing>
-          <wp:inline distT="0" distB="0" distL="0" distR="0" wp14:anchorId="4F4B7E1C" wp14:editId="0AC5DBBC">
+          <wp:inline distT="0" distB="0" distL="0" distR="0" wp14:anchorId="4F4B7E1C" wp14:editId="3128AD9F">
             <wp:extent cx="5746750" cy="3153410"/>
-            <wp:effectExtent l="0" t="0" r="6350" b="8890"/>
+            <wp:effectExtent l="19050" t="19050" r="25400" b="27940"/>
             <wp:docPr id="497829677" name="Picture 1"/>
             <wp:cNvGraphicFramePr>
               <a:graphicFrameLocks xmlns:a="http://schemas.openxmlformats.org/drawingml/2006/main" noChangeAspect="1"/>
@@ -5639,7 +5818,7 @@
                     <pic:cNvPicPr/>
                   </pic:nvPicPr>
                   <pic:blipFill>
-                    <a:blip r:embed="rId14"/>
+                    <a:blip r:embed="rId15"/>
                     <a:stretch>
                       <a:fillRect/>
                     </a:stretch>
@@ -5652,12 +5831,49 @@
                     <a:prstGeom prst="rect">
                       <a:avLst/>
                     </a:prstGeom>
+                    <a:ln>
+                      <a:solidFill>
+                        <a:schemeClr val="bg1">
+                          <a:lumMod val="85000"/>
+                        </a:schemeClr>
+                      </a:solidFill>
+                    </a:ln>
                   </pic:spPr>
                 </pic:pic>
               </a:graphicData>
             </a:graphic>
           </wp:inline>
         </w:drawing>
+      </w:r>
+    </w:p>
+    <w:p>
+      <w:pPr>
+        <w:jc w:val="center"/>
+        <w:rPr>
+          <w:i/>
+          <w:iCs/>
+        </w:rPr>
+      </w:pPr>
+      <w:r>
+        <w:rPr>
+          <w:i/>
+          <w:iCs/>
+        </w:rPr>
+        <w:t xml:space="preserve">Figure 1.2.3.2 </w:t>
+      </w:r>
+      <w:r>
+        <w:rPr>
+          <w:i/>
+          <w:iCs/>
+        </w:rPr>
+        <w:t xml:space="preserve">UCs for Receptionist </w:t>
+      </w:r>
+      <w:r>
+        <w:rPr>
+          <w:i/>
+          <w:iCs/>
+        </w:rPr>
+        <w:t>Diagrams</w:t>
       </w:r>
     </w:p>
     <w:p>
@@ -5683,9 +5899,9 @@
           <w:noProof/>
         </w:rPr>
         <w:drawing>
-          <wp:inline distT="0" distB="0" distL="0" distR="0" wp14:anchorId="5216246C" wp14:editId="7F6D5F4C">
+          <wp:inline distT="0" distB="0" distL="0" distR="0" wp14:anchorId="5216246C" wp14:editId="42DBB387">
             <wp:extent cx="5746750" cy="3382010"/>
-            <wp:effectExtent l="0" t="0" r="6350" b="8890"/>
+            <wp:effectExtent l="19050" t="19050" r="25400" b="27940"/>
             <wp:docPr id="1373666755" name="Picture 1"/>
             <wp:cNvGraphicFramePr>
               <a:graphicFrameLocks xmlns:a="http://schemas.openxmlformats.org/drawingml/2006/main" noChangeAspect="1"/>
@@ -5698,7 +5914,7 @@
                     <pic:cNvPicPr/>
                   </pic:nvPicPr>
                   <pic:blipFill>
-                    <a:blip r:embed="rId15"/>
+                    <a:blip r:embed="rId16"/>
                     <a:stretch>
                       <a:fillRect/>
                     </a:stretch>
@@ -5711,6 +5927,13 @@
                     <a:prstGeom prst="rect">
                       <a:avLst/>
                     </a:prstGeom>
+                    <a:ln>
+                      <a:solidFill>
+                        <a:schemeClr val="bg1">
+                          <a:lumMod val="85000"/>
+                        </a:schemeClr>
+                      </a:solidFill>
+                    </a:ln>
                   </pic:spPr>
                 </pic:pic>
               </a:graphicData>
@@ -5719,6 +5942,37 @@
         </w:drawing>
       </w:r>
     </w:p>
+    <w:p>
+      <w:pPr>
+        <w:jc w:val="center"/>
+        <w:rPr>
+          <w:i/>
+          <w:iCs/>
+        </w:rPr>
+      </w:pPr>
+      <w:r>
+        <w:rPr>
+          <w:i/>
+          <w:iCs/>
+        </w:rPr>
+        <w:t xml:space="preserve">Figure 1.2.3.2 </w:t>
+      </w:r>
+      <w:r>
+        <w:rPr>
+          <w:i/>
+          <w:iCs/>
+        </w:rPr>
+        <w:t xml:space="preserve">UCs for Doctors </w:t>
+      </w:r>
+      <w:r>
+        <w:rPr>
+          <w:i/>
+          <w:iCs/>
+        </w:rPr>
+        <w:t>Diagrams</w:t>
+      </w:r>
+    </w:p>
+    <w:p/>
     <w:p/>
     <w:p>
       <w:pPr>
@@ -5748,9 +6002,9 @@
           <w:noProof/>
         </w:rPr>
         <w:drawing>
-          <wp:inline distT="0" distB="0" distL="0" distR="0" wp14:anchorId="6750E613" wp14:editId="1F62B073">
+          <wp:inline distT="0" distB="0" distL="0" distR="0" wp14:anchorId="6750E613" wp14:editId="613587DB">
             <wp:extent cx="6098098" cy="1578634"/>
-            <wp:effectExtent l="0" t="0" r="0" b="2540"/>
+            <wp:effectExtent l="19050" t="19050" r="17145" b="21590"/>
             <wp:docPr id="1425770865" name="Picture 1"/>
             <wp:cNvGraphicFramePr>
               <a:graphicFrameLocks xmlns:a="http://schemas.openxmlformats.org/drawingml/2006/main" noChangeAspect="1"/>
@@ -5763,7 +6017,7 @@
                     <pic:cNvPicPr/>
                   </pic:nvPicPr>
                   <pic:blipFill rotWithShape="1">
-                    <a:blip r:embed="rId16"/>
+                    <a:blip r:embed="rId17"/>
                     <a:srcRect l="2253" t="-1" r="4379" b="5756"/>
                     <a:stretch>
                       <a:fillRect/>
@@ -5778,7 +6032,11 @@
                       <a:avLst/>
                     </a:prstGeom>
                     <a:ln>
-                      <a:noFill/>
+                      <a:solidFill>
+                        <a:schemeClr val="bg1">
+                          <a:lumMod val="85000"/>
+                        </a:schemeClr>
+                      </a:solidFill>
                     </a:ln>
                     <a:extLst>
                       <a:ext uri="{53640926-AAD7-44D8-BBD7-CCE9431645EC}">
@@ -5802,9 +6060,9 @@
           <w:noProof/>
         </w:rPr>
         <w:drawing>
-          <wp:inline distT="0" distB="0" distL="0" distR="0" wp14:anchorId="3FFCE791" wp14:editId="3625525B">
-            <wp:extent cx="5961825" cy="3001993"/>
-            <wp:effectExtent l="0" t="0" r="1270" b="8255"/>
+          <wp:inline distT="0" distB="0" distL="0" distR="0" wp14:anchorId="3FFCE791" wp14:editId="346BFDED">
+            <wp:extent cx="6091025" cy="3067050"/>
+            <wp:effectExtent l="19050" t="19050" r="24130" b="19050"/>
             <wp:docPr id="2054810808" name="Picture 1"/>
             <wp:cNvGraphicFramePr>
               <a:graphicFrameLocks xmlns:a="http://schemas.openxmlformats.org/drawingml/2006/main" noChangeAspect="1"/>
@@ -5817,7 +6075,7 @@
                     <pic:cNvPicPr/>
                   </pic:nvPicPr>
                   <pic:blipFill>
-                    <a:blip r:embed="rId17"/>
+                    <a:blip r:embed="rId18"/>
                     <a:stretch>
                       <a:fillRect/>
                     </a:stretch>
@@ -5825,11 +6083,18 @@
                   <pic:spPr>
                     <a:xfrm>
                       <a:off x="0" y="0"/>
-                      <a:ext cx="5964822" cy="3003502"/>
+                      <a:ext cx="6095652" cy="3069380"/>
                     </a:xfrm>
                     <a:prstGeom prst="rect">
                       <a:avLst/>
                     </a:prstGeom>
+                    <a:ln>
+                      <a:solidFill>
+                        <a:schemeClr val="bg1">
+                          <a:lumMod val="85000"/>
+                        </a:schemeClr>
+                      </a:solidFill>
+                    </a:ln>
                   </pic:spPr>
                 </pic:pic>
               </a:graphicData>
@@ -5847,9 +6112,9 @@
           <w:noProof/>
         </w:rPr>
         <w:drawing>
-          <wp:inline distT="0" distB="0" distL="0" distR="0" wp14:anchorId="6D5CEC33" wp14:editId="2E946351">
-            <wp:extent cx="5911081" cy="2622430"/>
-            <wp:effectExtent l="0" t="0" r="0" b="6985"/>
+          <wp:inline distT="0" distB="0" distL="0" distR="0" wp14:anchorId="6D5CEC33" wp14:editId="622CD907">
+            <wp:extent cx="6097425" cy="2705100"/>
+            <wp:effectExtent l="19050" t="19050" r="17780" b="19050"/>
             <wp:docPr id="1079355304" name="Picture 1"/>
             <wp:cNvGraphicFramePr>
               <a:graphicFrameLocks xmlns:a="http://schemas.openxmlformats.org/drawingml/2006/main" noChangeAspect="1"/>
@@ -5862,7 +6127,7 @@
                     <pic:cNvPicPr/>
                   </pic:nvPicPr>
                   <pic:blipFill>
-                    <a:blip r:embed="rId18"/>
+                    <a:blip r:embed="rId19"/>
                     <a:stretch>
                       <a:fillRect/>
                     </a:stretch>
@@ -5870,11 +6135,18 @@
                   <pic:spPr>
                     <a:xfrm>
                       <a:off x="0" y="0"/>
-                      <a:ext cx="5915906" cy="2624570"/>
+                      <a:ext cx="6105121" cy="2708514"/>
                     </a:xfrm>
                     <a:prstGeom prst="rect">
                       <a:avLst/>
                     </a:prstGeom>
+                    <a:ln>
+                      <a:solidFill>
+                        <a:schemeClr val="bg1">
+                          <a:lumMod val="75000"/>
+                        </a:schemeClr>
+                      </a:solidFill>
+                    </a:ln>
                   </pic:spPr>
                 </pic:pic>
               </a:graphicData>
@@ -5887,6 +6159,16 @@
       <w:pPr>
         <w:pStyle w:val="Heading4"/>
       </w:pPr>
+    </w:p>
+    <w:p>
+      <w:pPr>
+        <w:pStyle w:val="Heading4"/>
+      </w:pPr>
+    </w:p>
+    <w:p>
+      <w:pPr>
+        <w:pStyle w:val="Heading4"/>
+      </w:pPr>
       <w:r>
         <w:t>1.4.2 Screen Authorization</w:t>
       </w:r>
@@ -5894,7 +6176,7 @@
     <w:tbl>
       <w:tblPr>
         <w:tblStyle w:val="a1"/>
-        <w:tblW w:w="9214" w:type="dxa"/>
+        <w:tblW w:w="9209" w:type="dxa"/>
         <w:tblInd w:w="-5" w:type="dxa"/>
         <w:tblBorders>
           <w:top w:val="single" w:sz="8" w:space="0" w:color="000000"/>
@@ -5908,11 +6190,10 @@
         <w:tblLook w:val="0400" w:firstRow="0" w:lastRow="0" w:firstColumn="0" w:lastColumn="0" w:noHBand="0" w:noVBand="1"/>
       </w:tblPr>
       <w:tblGrid>
-        <w:gridCol w:w="3119"/>
-        <w:gridCol w:w="1417"/>
-        <w:gridCol w:w="1418"/>
-        <w:gridCol w:w="1559"/>
-        <w:gridCol w:w="1701"/>
+        <w:gridCol w:w="3539"/>
+        <w:gridCol w:w="1843"/>
+        <w:gridCol w:w="1843"/>
+        <w:gridCol w:w="1984"/>
       </w:tblGrid>
       <w:tr>
         <w:trPr>
@@ -5920,7 +6201,7 @@
         </w:trPr>
         <w:tc>
           <w:tcPr>
-            <w:tcW w:w="3119" w:type="dxa"/>
+            <w:tcW w:w="3539" w:type="dxa"/>
             <w:shd w:val="clear" w:color="auto" w:fill="FFE8E1"/>
             <w:vAlign w:val="bottom"/>
           </w:tcPr>
@@ -5941,7 +6222,7 @@
         </w:tc>
         <w:tc>
           <w:tcPr>
-            <w:tcW w:w="1417" w:type="dxa"/>
+            <w:tcW w:w="1843" w:type="dxa"/>
             <w:shd w:val="clear" w:color="auto" w:fill="FFE8E1"/>
             <w:vAlign w:val="bottom"/>
           </w:tcPr>
@@ -5957,13 +6238,13 @@
               <w:rPr>
                 <w:b/>
               </w:rPr>
-              <w:t>Role-Name1</w:t>
-            </w:r>
-          </w:p>
-        </w:tc>
-        <w:tc>
-          <w:tcPr>
-            <w:tcW w:w="1418" w:type="dxa"/>
+              <w:t>Doctor</w:t>
+            </w:r>
+          </w:p>
+        </w:tc>
+        <w:tc>
+          <w:tcPr>
+            <w:tcW w:w="1843" w:type="dxa"/>
             <w:shd w:val="clear" w:color="auto" w:fill="FFE8E1"/>
           </w:tcPr>
           <w:p>
@@ -5978,13 +6259,13 @@
               <w:rPr>
                 <w:b/>
               </w:rPr>
-              <w:t>Role-Name2</w:t>
-            </w:r>
-          </w:p>
-        </w:tc>
-        <w:tc>
-          <w:tcPr>
-            <w:tcW w:w="1559" w:type="dxa"/>
+              <w:t>Receptionist</w:t>
+            </w:r>
+          </w:p>
+        </w:tc>
+        <w:tc>
+          <w:tcPr>
+            <w:tcW w:w="1984" w:type="dxa"/>
             <w:shd w:val="clear" w:color="auto" w:fill="FFE8E1"/>
           </w:tcPr>
           <w:p>
@@ -5999,301 +6280,719 @@
               <w:rPr>
                 <w:b/>
               </w:rPr>
-              <w:t>Role-Name3</w:t>
-            </w:r>
-          </w:p>
-        </w:tc>
-        <w:tc>
-          <w:tcPr>
-            <w:tcW w:w="1701" w:type="dxa"/>
-            <w:shd w:val="clear" w:color="auto" w:fill="FFE8E1"/>
+              <w:t>Parents</w:t>
+            </w:r>
+          </w:p>
+        </w:tc>
+      </w:tr>
+      <w:tr>
+        <w:tc>
+          <w:tcPr>
+            <w:tcW w:w="3539" w:type="dxa"/>
+          </w:tcPr>
+          <w:p>
+            <w:r>
+              <w:t>System Landing Page</w:t>
+            </w:r>
+          </w:p>
+        </w:tc>
+        <w:tc>
+          <w:tcPr>
+            <w:tcW w:w="1843" w:type="dxa"/>
+          </w:tcPr>
+          <w:p/>
+        </w:tc>
+        <w:tc>
+          <w:tcPr>
+            <w:tcW w:w="1843" w:type="dxa"/>
+          </w:tcPr>
+          <w:p/>
+        </w:tc>
+        <w:tc>
+          <w:tcPr>
+            <w:tcW w:w="1984" w:type="dxa"/>
           </w:tcPr>
           <w:p>
             <w:pPr>
-              <w:spacing w:after="0"/>
               <w:jc w:val="center"/>
-              <w:rPr>
-                <w:b/>
-              </w:rPr>
             </w:pPr>
             <w:r>
-              <w:rPr>
-                <w:b/>
-              </w:rPr>
-              <w:t>…</w:t>
-            </w:r>
-          </w:p>
-        </w:tc>
-      </w:tr>
-      <w:tr>
-        <w:trPr>
-          <w:trHeight w:val="288"/>
-        </w:trPr>
-        <w:tc>
-          <w:tcPr>
-            <w:tcW w:w="3119" w:type="dxa"/>
-            <w:vAlign w:val="bottom"/>
+              <w:t>X</w:t>
+            </w:r>
+          </w:p>
+        </w:tc>
+      </w:tr>
+      <w:tr>
+        <w:tc>
+          <w:tcPr>
+            <w:tcW w:w="3539" w:type="dxa"/>
+          </w:tcPr>
+          <w:p>
+            <w:r>
+              <w:t>Parent Login / Register</w:t>
+            </w:r>
+          </w:p>
+        </w:tc>
+        <w:tc>
+          <w:tcPr>
+            <w:tcW w:w="1843" w:type="dxa"/>
+          </w:tcPr>
+          <w:p/>
+        </w:tc>
+        <w:tc>
+          <w:tcPr>
+            <w:tcW w:w="1843" w:type="dxa"/>
+          </w:tcPr>
+          <w:p/>
+        </w:tc>
+        <w:tc>
+          <w:tcPr>
+            <w:tcW w:w="1984" w:type="dxa"/>
           </w:tcPr>
           <w:p>
             <w:pPr>
-              <w:spacing w:after="0"/>
-              <w:rPr>
-                <w:color w:val="000000"/>
-              </w:rPr>
+              <w:jc w:val="center"/>
             </w:pPr>
             <w:r>
-              <w:rPr>
-                <w:color w:val="000000"/>
-              </w:rPr>
-              <w:t>&lt;&lt;Screen Name1&gt;&gt;</w:t>
-            </w:r>
-          </w:p>
-        </w:tc>
-        <w:tc>
-          <w:tcPr>
-            <w:tcW w:w="1417" w:type="dxa"/>
-            <w:vAlign w:val="bottom"/>
+              <w:t>X</w:t>
+            </w:r>
+          </w:p>
+        </w:tc>
+      </w:tr>
+      <w:tr>
+        <w:tc>
+          <w:tcPr>
+            <w:tcW w:w="3539" w:type="dxa"/>
+          </w:tcPr>
+          <w:p>
+            <w:r>
+              <w:t>Parent Dashboard</w:t>
+            </w:r>
+          </w:p>
+        </w:tc>
+        <w:tc>
+          <w:tcPr>
+            <w:tcW w:w="1843" w:type="dxa"/>
+          </w:tcPr>
+          <w:p/>
+        </w:tc>
+        <w:tc>
+          <w:tcPr>
+            <w:tcW w:w="1843" w:type="dxa"/>
+          </w:tcPr>
+          <w:p/>
+        </w:tc>
+        <w:tc>
+          <w:tcPr>
+            <w:tcW w:w="1984" w:type="dxa"/>
           </w:tcPr>
           <w:p>
             <w:pPr>
-              <w:spacing w:after="0"/>
               <w:jc w:val="center"/>
-              <w:rPr>
-                <w:color w:val="000000"/>
-              </w:rPr>
             </w:pPr>
             <w:r>
-              <w:rPr>
-                <w:color w:val="000000"/>
-              </w:rPr>
               <w:t>X</w:t>
             </w:r>
           </w:p>
         </w:tc>
-        <w:tc>
-          <w:tcPr>
-            <w:tcW w:w="1418" w:type="dxa"/>
+      </w:tr>
+      <w:tr>
+        <w:tc>
+          <w:tcPr>
+            <w:tcW w:w="3539" w:type="dxa"/>
+          </w:tcPr>
+          <w:p>
+            <w:r>
+              <w:t>Booking Portal</w:t>
+            </w:r>
+          </w:p>
+        </w:tc>
+        <w:tc>
+          <w:tcPr>
+            <w:tcW w:w="1843" w:type="dxa"/>
+          </w:tcPr>
+          <w:p/>
+        </w:tc>
+        <w:tc>
+          <w:tcPr>
+            <w:tcW w:w="1843" w:type="dxa"/>
+          </w:tcPr>
+          <w:p/>
+        </w:tc>
+        <w:tc>
+          <w:tcPr>
+            <w:tcW w:w="1984" w:type="dxa"/>
           </w:tcPr>
           <w:p>
             <w:pPr>
-              <w:spacing w:after="0"/>
               <w:jc w:val="center"/>
-              <w:rPr>
-                <w:color w:val="000000"/>
-              </w:rPr>
             </w:pPr>
-          </w:p>
-        </w:tc>
-        <w:tc>
-          <w:tcPr>
-            <w:tcW w:w="1559" w:type="dxa"/>
+            <w:r>
+              <w:t>X</w:t>
+            </w:r>
+          </w:p>
+        </w:tc>
+      </w:tr>
+      <w:tr>
+        <w:tc>
+          <w:tcPr>
+            <w:tcW w:w="3539" w:type="dxa"/>
+          </w:tcPr>
+          <w:p>
+            <w:r>
+              <w:t>Patient Demographics</w:t>
+            </w:r>
+          </w:p>
+        </w:tc>
+        <w:tc>
+          <w:tcPr>
+            <w:tcW w:w="1843" w:type="dxa"/>
+          </w:tcPr>
+          <w:p/>
+        </w:tc>
+        <w:tc>
+          <w:tcPr>
+            <w:tcW w:w="1843" w:type="dxa"/>
+          </w:tcPr>
+          <w:p/>
+        </w:tc>
+        <w:tc>
+          <w:tcPr>
+            <w:tcW w:w="1984" w:type="dxa"/>
           </w:tcPr>
           <w:p>
             <w:pPr>
-              <w:spacing w:after="0"/>
               <w:jc w:val="center"/>
-              <w:rPr>
-                <w:color w:val="000000"/>
-              </w:rPr>
             </w:pPr>
             <w:r>
-              <w:rPr>
-                <w:color w:val="000000"/>
-              </w:rPr>
               <w:t>X</w:t>
             </w:r>
           </w:p>
         </w:tc>
-        <w:tc>
-          <w:tcPr>
-            <w:tcW w:w="1701" w:type="dxa"/>
+      </w:tr>
+      <w:tr>
+        <w:tc>
+          <w:tcPr>
+            <w:tcW w:w="3539" w:type="dxa"/>
+          </w:tcPr>
+          <w:p>
+            <w:r>
+              <w:t>Appointment Confirmed</w:t>
+            </w:r>
+          </w:p>
+        </w:tc>
+        <w:tc>
+          <w:tcPr>
+            <w:tcW w:w="1843" w:type="dxa"/>
+          </w:tcPr>
+          <w:p/>
+        </w:tc>
+        <w:tc>
+          <w:tcPr>
+            <w:tcW w:w="1843" w:type="dxa"/>
+          </w:tcPr>
+          <w:p/>
+        </w:tc>
+        <w:tc>
+          <w:tcPr>
+            <w:tcW w:w="1984" w:type="dxa"/>
           </w:tcPr>
           <w:p>
             <w:pPr>
-              <w:spacing w:after="0"/>
               <w:jc w:val="center"/>
-              <w:rPr>
-                <w:color w:val="000000"/>
-              </w:rPr>
             </w:pPr>
             <w:r>
-              <w:rPr>
-                <w:color w:val="000000"/>
-              </w:rPr>
               <w:t>X</w:t>
             </w:r>
           </w:p>
         </w:tc>
       </w:tr>
       <w:tr>
-        <w:trPr>
-          <w:trHeight w:val="288"/>
-        </w:trPr>
-        <w:tc>
-          <w:tcPr>
-            <w:tcW w:w="3119" w:type="dxa"/>
-            <w:vAlign w:val="bottom"/>
+        <w:tc>
+          <w:tcPr>
+            <w:tcW w:w="3539" w:type="dxa"/>
+          </w:tcPr>
+          <w:p>
+            <w:r>
+              <w:t>Visit History</w:t>
+            </w:r>
+          </w:p>
+        </w:tc>
+        <w:tc>
+          <w:tcPr>
+            <w:tcW w:w="1843" w:type="dxa"/>
+          </w:tcPr>
+          <w:p/>
+        </w:tc>
+        <w:tc>
+          <w:tcPr>
+            <w:tcW w:w="1843" w:type="dxa"/>
+          </w:tcPr>
+          <w:p/>
+        </w:tc>
+        <w:tc>
+          <w:tcPr>
+            <w:tcW w:w="1984" w:type="dxa"/>
           </w:tcPr>
           <w:p>
             <w:pPr>
-              <w:spacing w:after="0"/>
-              <w:rPr>
-                <w:color w:val="000000"/>
-              </w:rPr>
+              <w:jc w:val="center"/>
             </w:pPr>
             <w:r>
-              <w:rPr>
-                <w:color w:val="000000"/>
-              </w:rPr>
-              <w:lastRenderedPageBreak/>
-              <w:t>&lt;&lt;Screen Name2&gt;&gt;</w:t>
-            </w:r>
-          </w:p>
-        </w:tc>
-        <w:tc>
-          <w:tcPr>
-            <w:tcW w:w="1417" w:type="dxa"/>
-            <w:vAlign w:val="bottom"/>
+              <w:t>X</w:t>
+            </w:r>
+          </w:p>
+        </w:tc>
+      </w:tr>
+      <w:tr>
+        <w:tc>
+          <w:tcPr>
+            <w:tcW w:w="3539" w:type="dxa"/>
+          </w:tcPr>
+          <w:p>
+            <w:r>
+              <w:t>Clinical Notes &amp; Rx</w:t>
+            </w:r>
+          </w:p>
+        </w:tc>
+        <w:tc>
+          <w:tcPr>
+            <w:tcW w:w="1843" w:type="dxa"/>
+          </w:tcPr>
+          <w:p/>
+        </w:tc>
+        <w:tc>
+          <w:tcPr>
+            <w:tcW w:w="1843" w:type="dxa"/>
+          </w:tcPr>
+          <w:p/>
+        </w:tc>
+        <w:tc>
+          <w:tcPr>
+            <w:tcW w:w="1984" w:type="dxa"/>
           </w:tcPr>
           <w:p>
             <w:pPr>
-              <w:spacing w:after="0"/>
               <w:jc w:val="center"/>
-              <w:rPr>
-                <w:color w:val="000000"/>
-              </w:rPr>
             </w:pPr>
-          </w:p>
-        </w:tc>
-        <w:tc>
-          <w:tcPr>
-            <w:tcW w:w="1418" w:type="dxa"/>
+            <w:r>
+              <w:t>X</w:t>
+            </w:r>
+          </w:p>
+        </w:tc>
+      </w:tr>
+      <w:tr>
+        <w:tc>
+          <w:tcPr>
+            <w:tcW w:w="3539" w:type="dxa"/>
+          </w:tcPr>
+          <w:p>
+            <w:r>
+              <w:t>Staff Login</w:t>
+            </w:r>
+          </w:p>
+        </w:tc>
+        <w:tc>
+          <w:tcPr>
+            <w:tcW w:w="1843" w:type="dxa"/>
           </w:tcPr>
           <w:p>
             <w:pPr>
-              <w:spacing w:after="0"/>
               <w:jc w:val="center"/>
-              <w:rPr>
-                <w:color w:val="000000"/>
-              </w:rPr>
             </w:pPr>
             <w:r>
-              <w:rPr>
-                <w:color w:val="000000"/>
-              </w:rPr>
               <w:t>X</w:t>
             </w:r>
           </w:p>
         </w:tc>
         <w:tc>
           <w:tcPr>
-            <w:tcW w:w="1559" w:type="dxa"/>
+            <w:tcW w:w="1843" w:type="dxa"/>
           </w:tcPr>
           <w:p>
             <w:pPr>
-              <w:spacing w:after="0"/>
               <w:jc w:val="center"/>
-              <w:rPr>
-                <w:color w:val="000000"/>
-              </w:rPr>
             </w:pPr>
-          </w:p>
-        </w:tc>
-        <w:tc>
-          <w:tcPr>
-            <w:tcW w:w="1701" w:type="dxa"/>
+            <w:r>
+              <w:t>X</w:t>
+            </w:r>
+          </w:p>
+        </w:tc>
+        <w:tc>
+          <w:tcPr>
+            <w:tcW w:w="1984" w:type="dxa"/>
+          </w:tcPr>
+          <w:p/>
+        </w:tc>
+      </w:tr>
+      <w:tr>
+        <w:tc>
+          <w:tcPr>
+            <w:tcW w:w="3539" w:type="dxa"/>
+          </w:tcPr>
+          <w:p>
+            <w:r>
+              <w:t>Appointment Dashboard</w:t>
+            </w:r>
+          </w:p>
+        </w:tc>
+        <w:tc>
+          <w:tcPr>
+            <w:tcW w:w="1843" w:type="dxa"/>
+          </w:tcPr>
+          <w:p/>
+        </w:tc>
+        <w:tc>
+          <w:tcPr>
+            <w:tcW w:w="1843" w:type="dxa"/>
           </w:tcPr>
           <w:p>
             <w:pPr>
-              <w:spacing w:after="0"/>
               <w:jc w:val="center"/>
-              <w:rPr>
-                <w:color w:val="000000"/>
-              </w:rPr>
             </w:pPr>
-          </w:p>
-        </w:tc>
-      </w:tr>
-      <w:tr>
-        <w:trPr>
-          <w:trHeight w:val="288"/>
-        </w:trPr>
-        <w:tc>
-          <w:tcPr>
-            <w:tcW w:w="3119" w:type="dxa"/>
-            <w:vAlign w:val="bottom"/>
+            <w:r>
+              <w:t>X</w:t>
+            </w:r>
+          </w:p>
+        </w:tc>
+        <w:tc>
+          <w:tcPr>
+            <w:tcW w:w="1984" w:type="dxa"/>
+          </w:tcPr>
+          <w:p/>
+        </w:tc>
+      </w:tr>
+      <w:tr>
+        <w:tc>
+          <w:tcPr>
+            <w:tcW w:w="3539" w:type="dxa"/>
+          </w:tcPr>
+          <w:p>
+            <w:r>
+              <w:t>Register Walk-in</w:t>
+            </w:r>
+          </w:p>
+        </w:tc>
+        <w:tc>
+          <w:tcPr>
+            <w:tcW w:w="1843" w:type="dxa"/>
+          </w:tcPr>
+          <w:p/>
+        </w:tc>
+        <w:tc>
+          <w:tcPr>
+            <w:tcW w:w="1843" w:type="dxa"/>
           </w:tcPr>
           <w:p>
             <w:pPr>
-              <w:spacing w:after="0"/>
-              <w:rPr>
-                <w:color w:val="000000"/>
-              </w:rPr>
+              <w:jc w:val="center"/>
             </w:pPr>
             <w:r>
-              <w:rPr>
-                <w:color w:val="000000"/>
-              </w:rPr>
-              <w:t xml:space="preserve">    …</w:t>
-            </w:r>
-          </w:p>
-        </w:tc>
-        <w:tc>
-          <w:tcPr>
-            <w:tcW w:w="1417" w:type="dxa"/>
-            <w:vAlign w:val="bottom"/>
+              <w:t>X</w:t>
+            </w:r>
+          </w:p>
+        </w:tc>
+        <w:tc>
+          <w:tcPr>
+            <w:tcW w:w="1984" w:type="dxa"/>
+          </w:tcPr>
+          <w:p/>
+        </w:tc>
+      </w:tr>
+      <w:tr>
+        <w:tc>
+          <w:tcPr>
+            <w:tcW w:w="3539" w:type="dxa"/>
+          </w:tcPr>
+          <w:p>
+            <w:r>
+              <w:t>View Billing Invoice</w:t>
+            </w:r>
+          </w:p>
+        </w:tc>
+        <w:tc>
+          <w:tcPr>
+            <w:tcW w:w="1843" w:type="dxa"/>
+          </w:tcPr>
+          <w:p/>
+        </w:tc>
+        <w:tc>
+          <w:tcPr>
+            <w:tcW w:w="1843" w:type="dxa"/>
           </w:tcPr>
           <w:p>
             <w:pPr>
-              <w:spacing w:after="0"/>
               <w:jc w:val="center"/>
-              <w:rPr>
-                <w:color w:val="000000"/>
-              </w:rPr>
             </w:pPr>
-          </w:p>
-        </w:tc>
-        <w:tc>
-          <w:tcPr>
-            <w:tcW w:w="1418" w:type="dxa"/>
+            <w:r>
+              <w:t>X</w:t>
+            </w:r>
+          </w:p>
+        </w:tc>
+        <w:tc>
+          <w:tcPr>
+            <w:tcW w:w="1984" w:type="dxa"/>
+          </w:tcPr>
+          <w:p/>
+        </w:tc>
+      </w:tr>
+      <w:tr>
+        <w:tc>
+          <w:tcPr>
+            <w:tcW w:w="3539" w:type="dxa"/>
+          </w:tcPr>
+          <w:p>
+            <w:r>
+              <w:t>Confirm Appointment</w:t>
+            </w:r>
+          </w:p>
+        </w:tc>
+        <w:tc>
+          <w:tcPr>
+            <w:tcW w:w="1843" w:type="dxa"/>
+          </w:tcPr>
+          <w:p/>
+        </w:tc>
+        <w:tc>
+          <w:tcPr>
+            <w:tcW w:w="1843" w:type="dxa"/>
           </w:tcPr>
           <w:p>
             <w:pPr>
-              <w:spacing w:after="0"/>
               <w:jc w:val="center"/>
-              <w:rPr>
-                <w:color w:val="000000"/>
-              </w:rPr>
             </w:pPr>
-          </w:p>
-        </w:tc>
-        <w:tc>
-          <w:tcPr>
-            <w:tcW w:w="1559" w:type="dxa"/>
+            <w:r>
+              <w:t>X</w:t>
+            </w:r>
+          </w:p>
+        </w:tc>
+        <w:tc>
+          <w:tcPr>
+            <w:tcW w:w="1984" w:type="dxa"/>
+          </w:tcPr>
+          <w:p/>
+        </w:tc>
+      </w:tr>
+      <w:tr>
+        <w:tc>
+          <w:tcPr>
+            <w:tcW w:w="3539" w:type="dxa"/>
+          </w:tcPr>
+          <w:p>
+            <w:r>
+              <w:t>1-Click Mark Paid</w:t>
+            </w:r>
+          </w:p>
+        </w:tc>
+        <w:tc>
+          <w:tcPr>
+            <w:tcW w:w="1843" w:type="dxa"/>
+          </w:tcPr>
+          <w:p/>
+        </w:tc>
+        <w:tc>
+          <w:tcPr>
+            <w:tcW w:w="1843" w:type="dxa"/>
           </w:tcPr>
           <w:p>
             <w:pPr>
-              <w:spacing w:after="0"/>
               <w:jc w:val="center"/>
-              <w:rPr>
-                <w:color w:val="000000"/>
-              </w:rPr>
             </w:pPr>
-          </w:p>
-        </w:tc>
-        <w:tc>
-          <w:tcPr>
-            <w:tcW w:w="1701" w:type="dxa"/>
+            <w:r>
+              <w:t>X</w:t>
+            </w:r>
+          </w:p>
+        </w:tc>
+        <w:tc>
+          <w:tcPr>
+            <w:tcW w:w="1984" w:type="dxa"/>
+          </w:tcPr>
+          <w:p/>
+        </w:tc>
+      </w:tr>
+      <w:tr>
+        <w:tc>
+          <w:tcPr>
+            <w:tcW w:w="3539" w:type="dxa"/>
+          </w:tcPr>
+          <w:p>
+            <w:r>
+              <w:t>Patient Queue Dashboard</w:t>
+            </w:r>
+          </w:p>
+        </w:tc>
+        <w:tc>
+          <w:tcPr>
+            <w:tcW w:w="1843" w:type="dxa"/>
           </w:tcPr>
           <w:p>
             <w:pPr>
-              <w:spacing w:after="0"/>
               <w:jc w:val="center"/>
-              <w:rPr>
-                <w:color w:val="000000"/>
-              </w:rPr>
             </w:pPr>
-          </w:p>
+            <w:r>
+              <w:t>X</w:t>
+            </w:r>
+          </w:p>
+        </w:tc>
+        <w:tc>
+          <w:tcPr>
+            <w:tcW w:w="1843" w:type="dxa"/>
+          </w:tcPr>
+          <w:p/>
+        </w:tc>
+        <w:tc>
+          <w:tcPr>
+            <w:tcW w:w="1984" w:type="dxa"/>
+          </w:tcPr>
+          <w:p/>
+        </w:tc>
+      </w:tr>
+      <w:tr>
+        <w:tc>
+          <w:tcPr>
+            <w:tcW w:w="3539" w:type="dxa"/>
+          </w:tcPr>
+          <w:p>
+            <w:r>
+              <w:t>Medical History (EMR)</w:t>
+            </w:r>
+          </w:p>
+        </w:tc>
+        <w:tc>
+          <w:tcPr>
+            <w:tcW w:w="1843" w:type="dxa"/>
+          </w:tcPr>
+          <w:p>
+            <w:pPr>
+              <w:jc w:val="center"/>
+            </w:pPr>
+            <w:r>
+              <w:t>X</w:t>
+            </w:r>
+          </w:p>
+        </w:tc>
+        <w:tc>
+          <w:tcPr>
+            <w:tcW w:w="1843" w:type="dxa"/>
+          </w:tcPr>
+          <w:p/>
+        </w:tc>
+        <w:tc>
+          <w:tcPr>
+            <w:tcW w:w="1984" w:type="dxa"/>
+          </w:tcPr>
+          <w:p/>
+        </w:tc>
+      </w:tr>
+      <w:tr>
+        <w:tc>
+          <w:tcPr>
+            <w:tcW w:w="3539" w:type="dxa"/>
+          </w:tcPr>
+          <w:p>
+            <w:r>
+              <w:t>Manage Patient Profile</w:t>
+            </w:r>
+          </w:p>
+        </w:tc>
+        <w:tc>
+          <w:tcPr>
+            <w:tcW w:w="1843" w:type="dxa"/>
+          </w:tcPr>
+          <w:p>
+            <w:pPr>
+              <w:jc w:val="center"/>
+            </w:pPr>
+            <w:r>
+              <w:t>X</w:t>
+            </w:r>
+          </w:p>
+        </w:tc>
+        <w:tc>
+          <w:tcPr>
+            <w:tcW w:w="1843" w:type="dxa"/>
+          </w:tcPr>
+          <w:p/>
+        </w:tc>
+        <w:tc>
+          <w:tcPr>
+            <w:tcW w:w="1984" w:type="dxa"/>
+          </w:tcPr>
+          <w:p/>
+        </w:tc>
+      </w:tr>
+      <w:tr>
+        <w:tc>
+          <w:tcPr>
+            <w:tcW w:w="3539" w:type="dxa"/>
+          </w:tcPr>
+          <w:p>
+            <w:r>
+              <w:t>Record VISIT</w:t>
+            </w:r>
+          </w:p>
+        </w:tc>
+        <w:tc>
+          <w:tcPr>
+            <w:tcW w:w="1843" w:type="dxa"/>
+          </w:tcPr>
+          <w:p>
+            <w:pPr>
+              <w:jc w:val="center"/>
+            </w:pPr>
+            <w:r>
+              <w:t>X</w:t>
+            </w:r>
+          </w:p>
+        </w:tc>
+        <w:tc>
+          <w:tcPr>
+            <w:tcW w:w="1843" w:type="dxa"/>
+          </w:tcPr>
+          <w:p/>
+        </w:tc>
+        <w:tc>
+          <w:tcPr>
+            <w:tcW w:w="1984" w:type="dxa"/>
+          </w:tcPr>
+          <w:p/>
+        </w:tc>
+      </w:tr>
+      <w:tr>
+        <w:tc>
+          <w:tcPr>
+            <w:tcW w:w="3539" w:type="dxa"/>
+          </w:tcPr>
+          <w:p>
+            <w:r>
+              <w:t>Issue e-Prescription</w:t>
+            </w:r>
+          </w:p>
+        </w:tc>
+        <w:tc>
+          <w:tcPr>
+            <w:tcW w:w="1843" w:type="dxa"/>
+          </w:tcPr>
+          <w:p>
+            <w:pPr>
+              <w:jc w:val="center"/>
+            </w:pPr>
+            <w:r>
+              <w:t>X</w:t>
+            </w:r>
+          </w:p>
+        </w:tc>
+        <w:tc>
+          <w:tcPr>
+            <w:tcW w:w="1843" w:type="dxa"/>
+          </w:tcPr>
+          <w:p/>
+        </w:tc>
+        <w:tc>
+          <w:tcPr>
+            <w:tcW w:w="1984" w:type="dxa"/>
+          </w:tcPr>
+          <w:p/>
         </w:tc>
       </w:tr>
     </w:tbl>
@@ -6428,9 +7127,6 @@
             <w:tcW w:w="362" w:type="dxa"/>
           </w:tcPr>
           <w:p>
-            <w:pPr>
-              <w:spacing w:after="0"/>
-            </w:pPr>
             <w:r>
               <w:t>1</w:t>
             </w:r>
@@ -6441,11 +7137,8 @@
             <w:tcW w:w="2043" w:type="dxa"/>
           </w:tcPr>
           <w:p>
-            <w:pPr>
-              <w:spacing w:after="0"/>
-            </w:pPr>
-            <w:r>
-              <w:t>&lt;&lt;Feature Name&gt;&gt;</w:t>
+            <w:r>
+              <w:t>Authentication</w:t>
             </w:r>
           </w:p>
         </w:tc>
@@ -6454,11 +7147,8 @@
             <w:tcW w:w="2268" w:type="dxa"/>
           </w:tcPr>
           <w:p>
-            <w:pPr>
-              <w:spacing w:after="0"/>
-            </w:pPr>
-            <w:r>
-              <w:t>&lt;&lt;Function Name1&gt;&gt;</w:t>
+            <w:r>
+              <w:t>JWT Token Management</w:t>
             </w:r>
           </w:p>
         </w:tc>
@@ -6467,11 +7157,8 @@
             <w:tcW w:w="4530" w:type="dxa"/>
           </w:tcPr>
           <w:p>
-            <w:pPr>
-              <w:spacing w:after="0"/>
-            </w:pPr>
-            <w:r>
-              <w:t>&lt;&lt;Function Name1 Description&gt;&gt;</w:t>
+            <w:r>
+              <w:t>Generates and validates JSON Web Tokens to authorize access for Doctors and Receptionists.</w:t>
             </w:r>
           </w:p>
         </w:tc>
@@ -6482,9 +7169,6 @@
             <w:tcW w:w="362" w:type="dxa"/>
           </w:tcPr>
           <w:p>
-            <w:pPr>
-              <w:spacing w:after="0"/>
-            </w:pPr>
             <w:r>
               <w:t>2</w:t>
             </w:r>
@@ -6495,11 +7179,8 @@
             <w:tcW w:w="2043" w:type="dxa"/>
           </w:tcPr>
           <w:p>
-            <w:pPr>
-              <w:spacing w:after="0"/>
-            </w:pPr>
-            <w:r>
-              <w:t>…</w:t>
+            <w:r>
+              <w:t>Authentication</w:t>
             </w:r>
           </w:p>
         </w:tc>
@@ -6508,9 +7189,9 @@
             <w:tcW w:w="2268" w:type="dxa"/>
           </w:tcPr>
           <w:p>
-            <w:pPr>
-              <w:spacing w:after="0"/>
-            </w:pPr>
+            <w:r>
+              <w:t>OTP Engine</w:t>
+            </w:r>
           </w:p>
         </w:tc>
         <w:tc>
@@ -6518,9 +7199,304 @@
             <w:tcW w:w="4530" w:type="dxa"/>
           </w:tcPr>
           <w:p>
-            <w:pPr>
-              <w:spacing w:after="0"/>
-            </w:pPr>
+            <w:r>
+              <w:t>Generates and verifies One-Time Passwords sent to parents' phones for secure EMR Portal access.</w:t>
+            </w:r>
+          </w:p>
+        </w:tc>
+      </w:tr>
+      <w:tr>
+        <w:tc>
+          <w:tcPr>
+            <w:tcW w:w="362" w:type="dxa"/>
+          </w:tcPr>
+          <w:p>
+            <w:r>
+              <w:lastRenderedPageBreak/>
+              <w:t>3</w:t>
+            </w:r>
+          </w:p>
+        </w:tc>
+        <w:tc>
+          <w:tcPr>
+            <w:tcW w:w="2043" w:type="dxa"/>
+          </w:tcPr>
+          <w:p>
+            <w:r>
+              <w:t>Booking</w:t>
+            </w:r>
+          </w:p>
+        </w:tc>
+        <w:tc>
+          <w:tcPr>
+            <w:tcW w:w="2268" w:type="dxa"/>
+          </w:tcPr>
+          <w:p>
+            <w:r>
+              <w:t>Appointment Slot Holding</w:t>
+            </w:r>
+          </w:p>
+        </w:tc>
+        <w:tc>
+          <w:tcPr>
+            <w:tcW w:w="4530" w:type="dxa"/>
+          </w:tcPr>
+          <w:p>
+            <w:r>
+              <w:t>Temporarily locks a selected time slot for 10-15 minutes during the online booking process to prevent double-booking.</w:t>
+            </w:r>
+          </w:p>
+        </w:tc>
+      </w:tr>
+      <w:tr>
+        <w:tc>
+          <w:tcPr>
+            <w:tcW w:w="362" w:type="dxa"/>
+          </w:tcPr>
+          <w:p>
+            <w:r>
+              <w:t>4</w:t>
+            </w:r>
+          </w:p>
+        </w:tc>
+        <w:tc>
+          <w:tcPr>
+            <w:tcW w:w="2043" w:type="dxa"/>
+          </w:tcPr>
+          <w:p>
+            <w:r>
+              <w:t>Booking</w:t>
+            </w:r>
+          </w:p>
+        </w:tc>
+        <w:tc>
+          <w:tcPr>
+            <w:tcW w:w="2268" w:type="dxa"/>
+          </w:tcPr>
+          <w:p>
+            <w:r>
+              <w:t>Dashboard Synchronization</w:t>
+            </w:r>
+          </w:p>
+        </w:tc>
+        <w:tc>
+          <w:tcPr>
+            <w:tcW w:w="4530" w:type="dxa"/>
+          </w:tcPr>
+          <w:p>
+            <w:r>
+              <w:t>Automatically pushes updates to the Receptionist and Doctor dashboards when appointment statuses change.</w:t>
+            </w:r>
+          </w:p>
+        </w:tc>
+      </w:tr>
+      <w:tr>
+        <w:tc>
+          <w:tcPr>
+            <w:tcW w:w="362" w:type="dxa"/>
+          </w:tcPr>
+          <w:p>
+            <w:r>
+              <w:t>5</w:t>
+            </w:r>
+          </w:p>
+        </w:tc>
+        <w:tc>
+          <w:tcPr>
+            <w:tcW w:w="2043" w:type="dxa"/>
+          </w:tcPr>
+          <w:p>
+            <w:r>
+              <w:t>Notification</w:t>
+            </w:r>
+          </w:p>
+        </w:tc>
+        <w:tc>
+          <w:tcPr>
+            <w:tcW w:w="2268" w:type="dxa"/>
+          </w:tcPr>
+          <w:p>
+            <w:r>
+              <w:t>SMS/Email Automation</w:t>
+            </w:r>
+          </w:p>
+        </w:tc>
+        <w:tc>
+          <w:tcPr>
+            <w:tcW w:w="4530" w:type="dxa"/>
+          </w:tcPr>
+          <w:p>
+            <w:r>
+              <w:t>Triggers automated messages for appointment confirmations, cancellations, and EMR access links.</w:t>
+            </w:r>
+          </w:p>
+        </w:tc>
+      </w:tr>
+      <w:tr>
+        <w:tc>
+          <w:tcPr>
+            <w:tcW w:w="362" w:type="dxa"/>
+          </w:tcPr>
+          <w:p>
+            <w:r>
+              <w:t>6</w:t>
+            </w:r>
+          </w:p>
+        </w:tc>
+        <w:tc>
+          <w:tcPr>
+            <w:tcW w:w="2043" w:type="dxa"/>
+          </w:tcPr>
+          <w:p>
+            <w:r>
+              <w:t>Billing</w:t>
+            </w:r>
+          </w:p>
+        </w:tc>
+        <w:tc>
+          <w:tcPr>
+            <w:tcW w:w="2268" w:type="dxa"/>
+          </w:tcPr>
+          <w:p>
+            <w:r>
+              <w:t>Automated Billing Generation</w:t>
+            </w:r>
+          </w:p>
+        </w:tc>
+        <w:tc>
+          <w:tcPr>
+            <w:tcW w:w="4530" w:type="dxa"/>
+          </w:tcPr>
+          <w:p>
+            <w:r>
+              <w:t>Automatically calculates consultation fees and drug costs to create a pending billing invoice when a visit is finalized.</w:t>
+            </w:r>
+          </w:p>
+        </w:tc>
+      </w:tr>
+      <w:tr>
+        <w:tc>
+          <w:tcPr>
+            <w:tcW w:w="362" w:type="dxa"/>
+          </w:tcPr>
+          <w:p>
+            <w:r>
+              <w:t>7</w:t>
+            </w:r>
+          </w:p>
+        </w:tc>
+        <w:tc>
+          <w:tcPr>
+            <w:tcW w:w="2043" w:type="dxa"/>
+          </w:tcPr>
+          <w:p>
+            <w:r>
+              <w:t>EMR</w:t>
+            </w:r>
+          </w:p>
+        </w:tc>
+        <w:tc>
+          <w:tcPr>
+            <w:tcW w:w="2268" w:type="dxa"/>
+          </w:tcPr>
+          <w:p>
+            <w:r>
+              <w:t>History Timeline Indexing</w:t>
+            </w:r>
+          </w:p>
+        </w:tc>
+        <w:tc>
+          <w:tcPr>
+            <w:tcW w:w="4530" w:type="dxa"/>
+          </w:tcPr>
+          <w:p>
+            <w:r>
+              <w:t>Queries and organizes historical patient visits and prescriptions into a chronological timeline for doctor review.</w:t>
+            </w:r>
+          </w:p>
+        </w:tc>
+      </w:tr>
+      <w:tr>
+        <w:tc>
+          <w:tcPr>
+            <w:tcW w:w="362" w:type="dxa"/>
+          </w:tcPr>
+          <w:p>
+            <w:r>
+              <w:t>8</w:t>
+            </w:r>
+          </w:p>
+        </w:tc>
+        <w:tc>
+          <w:tcPr>
+            <w:tcW w:w="2043" w:type="dxa"/>
+          </w:tcPr>
+          <w:p>
+            <w:r>
+              <w:t>EMR</w:t>
+            </w:r>
+          </w:p>
+        </w:tc>
+        <w:tc>
+          <w:tcPr>
+            <w:tcW w:w="2268" w:type="dxa"/>
+          </w:tcPr>
+          <w:p>
+            <w:r>
+              <w:t>Medication Autocomplete</w:t>
+            </w:r>
+          </w:p>
+        </w:tc>
+        <w:tc>
+          <w:tcPr>
+            <w:tcW w:w="4530" w:type="dxa"/>
+          </w:tcPr>
+          <w:p>
+            <w:r>
+              <w:t>Provides real-time drug suggestions from the medical dictionary database during the prescription entry process.</w:t>
+            </w:r>
+          </w:p>
+        </w:tc>
+      </w:tr>
+      <w:tr>
+        <w:tc>
+          <w:tcPr>
+            <w:tcW w:w="362" w:type="dxa"/>
+          </w:tcPr>
+          <w:p>
+            <w:r>
+              <w:t>9</w:t>
+            </w:r>
+          </w:p>
+        </w:tc>
+        <w:tc>
+          <w:tcPr>
+            <w:tcW w:w="2043" w:type="dxa"/>
+          </w:tcPr>
+          <w:p>
+            <w:r>
+              <w:t>Data Validation</w:t>
+            </w:r>
+          </w:p>
+        </w:tc>
+        <w:tc>
+          <w:tcPr>
+            <w:tcW w:w="2268" w:type="dxa"/>
+          </w:tcPr>
+          <w:p>
+            <w:r>
+              <w:t>Business Rule Engine</w:t>
+            </w:r>
+          </w:p>
+        </w:tc>
+        <w:tc>
+          <w:tcPr>
+            <w:tcW w:w="4530" w:type="dxa"/>
+          </w:tcPr>
+          <w:p>
+            <w:r>
+              <w:t>Enforces data integrity and business logic (e.g., BR-01, BR-02) across all system modules before data persistence.</w:t>
+            </w:r>
           </w:p>
         </w:tc>
       </w:tr>
@@ -6532,6 +7508,7 @@
       </w:pPr>
       <w:bookmarkStart w:id="7" w:name="_Toc187341937"/>
       <w:r>
+        <w:lastRenderedPageBreak/>
         <w:t>1.5 Entity Relationship Diagram</w:t>
       </w:r>
       <w:bookmarkEnd w:id="7"/>
@@ -6545,10 +7522,10 @@
           <w:noProof/>
         </w:rPr>
         <w:drawing>
-          <wp:inline distT="0" distB="0" distL="0" distR="0" wp14:anchorId="543CF779" wp14:editId="66794E09">
-            <wp:extent cx="5746750" cy="3658235"/>
-            <wp:effectExtent l="0" t="0" r="6350" b="0"/>
-            <wp:docPr id="227748167" name="Picture 1"/>
+          <wp:inline distT="0" distB="0" distL="0" distR="0" wp14:anchorId="6C27D016" wp14:editId="42500EEB">
+            <wp:extent cx="5746750" cy="4430395"/>
+            <wp:effectExtent l="19050" t="19050" r="25400" b="27305"/>
+            <wp:docPr id="134586767" name="Picture 1"/>
             <wp:cNvGraphicFramePr>
               <a:graphicFrameLocks xmlns:a="http://schemas.openxmlformats.org/drawingml/2006/main" noChangeAspect="1"/>
             </wp:cNvGraphicFramePr>
@@ -6556,11 +7533,11 @@
               <a:graphicData uri="http://schemas.openxmlformats.org/drawingml/2006/picture">
                 <pic:pic xmlns:pic="http://schemas.openxmlformats.org/drawingml/2006/picture">
                   <pic:nvPicPr>
-                    <pic:cNvPr id="227748167" name=""/>
+                    <pic:cNvPr id="134586767" name=""/>
                     <pic:cNvPicPr/>
                   </pic:nvPicPr>
                   <pic:blipFill>
-                    <a:blip r:embed="rId19"/>
+                    <a:blip r:embed="rId20"/>
                     <a:stretch>
                       <a:fillRect/>
                     </a:stretch>
@@ -6568,11 +7545,18 @@
                   <pic:spPr>
                     <a:xfrm>
                       <a:off x="0" y="0"/>
-                      <a:ext cx="5746750" cy="3658235"/>
+                      <a:ext cx="5746750" cy="4430395"/>
                     </a:xfrm>
                     <a:prstGeom prst="rect">
                       <a:avLst/>
                     </a:prstGeom>
+                    <a:ln>
+                      <a:solidFill>
+                        <a:schemeClr val="bg1">
+                          <a:lumMod val="85000"/>
+                        </a:schemeClr>
+                      </a:solidFill>
+                    </a:ln>
                   </pic:spPr>
                 </pic:pic>
               </a:graphicData>
@@ -6956,25 +7940,14 @@
         </w:tc>
       </w:tr>
     </w:tbl>
-    <w:p/>
     <w:p>
-      <w:pPr>
-        <w:pStyle w:val="Heading2"/>
-      </w:pPr>
       <w:bookmarkStart w:id="8" w:name="_Toc187341938"/>
     </w:p>
     <w:p>
       <w:pPr>
         <w:pStyle w:val="Heading2"/>
       </w:pPr>
-    </w:p>
-    <w:p/>
-    <w:p>
-      <w:pPr>
-        <w:pStyle w:val="Heading2"/>
-      </w:pPr>
       <w:r>
-        <w:lastRenderedPageBreak/>
         <w:t>2. Use Case Specifications</w:t>
       </w:r>
       <w:bookmarkEnd w:id="8"/>
@@ -7022,8 +7995,8 @@
         <w:tblLook w:val="04A0" w:firstRow="1" w:lastRow="0" w:firstColumn="1" w:lastColumn="0" w:noHBand="0" w:noVBand="1"/>
       </w:tblPr>
       <w:tblGrid>
-        <w:gridCol w:w="2262"/>
-        <w:gridCol w:w="2259"/>
+        <w:gridCol w:w="2261"/>
+        <w:gridCol w:w="2260"/>
         <w:gridCol w:w="2260"/>
         <w:gridCol w:w="2259"/>
       </w:tblGrid>
@@ -7074,15 +8047,7 @@
           <w:tcPr>
             <w:tcW w:w="2262" w:type="dxa"/>
           </w:tcPr>
-          <w:p>
-            <w:r>
-              <w:rPr>
-                <w:rFonts w:ascii="Arial" w:hAnsi="Arial"/>
-                <w:sz w:val="20"/>
-              </w:rPr>
-              <w:t>HCMS System</w:t>
-            </w:r>
-          </w:p>
+          <w:p/>
         </w:tc>
       </w:tr>
       <w:tr>
@@ -7244,7 +8209,15 @@
                 <w:sz w:val="20"/>
               </w:rPr>
               <w:tab/>
-              <w:t>Parent accesses the Self-Service Booking Portal via web or mobile browser.</w:t>
+              <w:t xml:space="preserve">Parent accesses the Self-Service Booking Portal via web or </w:t>
+            </w:r>
+            <w:r>
+              <w:rPr>
+                <w:rFonts w:ascii="Arial" w:hAnsi="Arial"/>
+                <w:sz w:val="20"/>
+              </w:rPr>
+              <w:lastRenderedPageBreak/>
+              <w:t>mobile browser.</w:t>
             </w:r>
             <w:r>
               <w:rPr>
@@ -7340,6 +8313,7 @@
                 <w:rFonts w:ascii="Arial" w:hAnsi="Arial"/>
                 <w:sz w:val="20"/>
               </w:rPr>
+              <w:lastRenderedPageBreak/>
               <w:t>Alternative Sequences/Flows</w:t>
             </w:r>
           </w:p>
@@ -7466,8 +8440,8 @@
         <w:tblLook w:val="04A0" w:firstRow="1" w:lastRow="0" w:firstColumn="1" w:lastColumn="0" w:noHBand="0" w:noVBand="1"/>
       </w:tblPr>
       <w:tblGrid>
-        <w:gridCol w:w="2262"/>
-        <w:gridCol w:w="2259"/>
+        <w:gridCol w:w="2261"/>
+        <w:gridCol w:w="2260"/>
         <w:gridCol w:w="2260"/>
         <w:gridCol w:w="2259"/>
       </w:tblGrid>
@@ -7518,15 +8492,7 @@
           <w:tcPr>
             <w:tcW w:w="2262" w:type="dxa"/>
           </w:tcPr>
-          <w:p>
-            <w:r>
-              <w:rPr>
-                <w:rFonts w:ascii="Arial" w:hAnsi="Arial"/>
-                <w:sz w:val="20"/>
-              </w:rPr>
-              <w:t>HCMS System</w:t>
-            </w:r>
-          </w:p>
+          <w:p/>
         </w:tc>
       </w:tr>
       <w:tr>
@@ -7932,7 +8898,6 @@
           <w:sz w:val="24"/>
           <w:szCs w:val="24"/>
         </w:rPr>
-        <w:lastRenderedPageBreak/>
         <w:t>2.2 Appointment Notification</w:t>
       </w:r>
     </w:p>
@@ -8223,6 +9188,13 @@
                 <w:sz w:val="20"/>
               </w:rPr>
               <w:br/>
+            </w:r>
+            <w:r>
+              <w:rPr>
+                <w:rFonts w:ascii="Arial" w:hAnsi="Arial"/>
+                <w:sz w:val="20"/>
+              </w:rPr>
+              <w:lastRenderedPageBreak/>
               <w:t>3.</w:t>
             </w:r>
             <w:r>
@@ -8263,6 +9235,7 @@
                 <w:rFonts w:ascii="Arial" w:hAnsi="Arial"/>
                 <w:sz w:val="20"/>
               </w:rPr>
+              <w:lastRenderedPageBreak/>
               <w:t>Alternative Sequences/Flows</w:t>
             </w:r>
           </w:p>
@@ -8391,8 +9364,8 @@
         <w:tblLook w:val="04A0" w:firstRow="1" w:lastRow="0" w:firstColumn="1" w:lastColumn="0" w:noHBand="0" w:noVBand="1"/>
       </w:tblPr>
       <w:tblGrid>
-        <w:gridCol w:w="2262"/>
-        <w:gridCol w:w="2259"/>
+        <w:gridCol w:w="2261"/>
+        <w:gridCol w:w="2260"/>
         <w:gridCol w:w="2260"/>
         <w:gridCol w:w="2259"/>
       </w:tblGrid>
@@ -8443,15 +9416,7 @@
           <w:tcPr>
             <w:tcW w:w="2262" w:type="dxa"/>
           </w:tcPr>
-          <w:p>
-            <w:r>
-              <w:rPr>
-                <w:rFonts w:ascii="Arial" w:hAnsi="Arial"/>
-                <w:sz w:val="20"/>
-              </w:rPr>
-              <w:t>HCMS System</w:t>
-            </w:r>
-          </w:p>
+          <w:p/>
         </w:tc>
       </w:tr>
       <w:tr>
@@ -8837,10 +9802,10 @@
         <w:tblLook w:val="04A0" w:firstRow="1" w:lastRow="0" w:firstColumn="1" w:lastColumn="0" w:noHBand="0" w:noVBand="1"/>
       </w:tblPr>
       <w:tblGrid>
-        <w:gridCol w:w="2261"/>
+        <w:gridCol w:w="2262"/>
         <w:gridCol w:w="2260"/>
         <w:gridCol w:w="2260"/>
-        <w:gridCol w:w="2259"/>
+        <w:gridCol w:w="2258"/>
       </w:tblGrid>
       <w:tr>
         <w:tc>
@@ -8889,15 +9854,7 @@
           <w:tcPr>
             <w:tcW w:w="2262" w:type="dxa"/>
           </w:tcPr>
-          <w:p>
-            <w:r>
-              <w:rPr>
-                <w:rFonts w:ascii="Arial" w:hAnsi="Arial"/>
-                <w:sz w:val="20"/>
-              </w:rPr>
-              <w:t>HCMS System</w:t>
-            </w:r>
-          </w:p>
+          <w:p/>
         </w:tc>
       </w:tr>
       <w:tr>
@@ -8973,7 +9930,6 @@
                 <w:rFonts w:ascii="Arial" w:hAnsi="Arial"/>
                 <w:sz w:val="20"/>
               </w:rPr>
-              <w:lastRenderedPageBreak/>
               <w:t>Postconditions</w:t>
             </w:r>
           </w:p>
@@ -9176,6 +10132,7 @@
           <w:sz w:val="22"/>
           <w:szCs w:val="22"/>
         </w:rPr>
+        <w:lastRenderedPageBreak/>
         <w:t>2.4.2 UC-06 Confirm Appointment</w:t>
       </w:r>
     </w:p>
@@ -9186,10 +10143,10 @@
         <w:tblLook w:val="04A0" w:firstRow="1" w:lastRow="0" w:firstColumn="1" w:lastColumn="0" w:noHBand="0" w:noVBand="1"/>
       </w:tblPr>
       <w:tblGrid>
-        <w:gridCol w:w="2261"/>
+        <w:gridCol w:w="2262"/>
         <w:gridCol w:w="2260"/>
         <w:gridCol w:w="2260"/>
-        <w:gridCol w:w="2259"/>
+        <w:gridCol w:w="2258"/>
       </w:tblGrid>
       <w:tr>
         <w:tc>
@@ -9238,15 +10195,7 @@
           <w:tcPr>
             <w:tcW w:w="2262" w:type="dxa"/>
           </w:tcPr>
-          <w:p>
-            <w:r>
-              <w:rPr>
-                <w:rFonts w:ascii="Arial" w:hAnsi="Arial"/>
-                <w:sz w:val="20"/>
-              </w:rPr>
-              <w:t>HCMS System</w:t>
-            </w:r>
-          </w:p>
+          <w:p/>
         </w:tc>
       </w:tr>
       <w:tr>
@@ -9630,10 +10579,10 @@
         <w:tblLook w:val="04A0" w:firstRow="1" w:lastRow="0" w:firstColumn="1" w:lastColumn="0" w:noHBand="0" w:noVBand="1"/>
       </w:tblPr>
       <w:tblGrid>
-        <w:gridCol w:w="2261"/>
+        <w:gridCol w:w="2262"/>
         <w:gridCol w:w="2260"/>
         <w:gridCol w:w="2260"/>
-        <w:gridCol w:w="2259"/>
+        <w:gridCol w:w="2258"/>
       </w:tblGrid>
       <w:tr>
         <w:tc>
@@ -9682,15 +10631,7 @@
           <w:tcPr>
             <w:tcW w:w="2262" w:type="dxa"/>
           </w:tcPr>
-          <w:p>
-            <w:r>
-              <w:rPr>
-                <w:rFonts w:ascii="Arial" w:hAnsi="Arial"/>
-                <w:sz w:val="20"/>
-              </w:rPr>
-              <w:t>HCMS System</w:t>
-            </w:r>
-          </w:p>
+          <w:p/>
         </w:tc>
       </w:tr>
       <w:tr>
@@ -10035,13 +10976,6 @@
                 <w:sz w:val="20"/>
               </w:rPr>
               <w:br/>
-            </w:r>
-            <w:r>
-              <w:rPr>
-                <w:rFonts w:ascii="Arial" w:hAnsi="Arial"/>
-                <w:sz w:val="20"/>
-              </w:rPr>
-              <w:lastRenderedPageBreak/>
               <w:t>3.</w:t>
             </w:r>
             <w:r>
@@ -10082,7 +11016,6 @@
                 <w:rFonts w:ascii="Arial" w:hAnsi="Arial"/>
                 <w:sz w:val="20"/>
               </w:rPr>
-              <w:lastRenderedPageBreak/>
               <w:t>Business rule</w:t>
             </w:r>
           </w:p>
@@ -10284,6 +11217,7 @@
                 <w:rFonts w:ascii="Arial" w:hAnsi="Arial"/>
                 <w:sz w:val="20"/>
               </w:rPr>
+              <w:lastRenderedPageBreak/>
               <w:t>Postconditions</w:t>
             </w:r>
           </w:p>
@@ -10942,8 +11876,8 @@
         <w:tblLook w:val="04A0" w:firstRow="1" w:lastRow="0" w:firstColumn="1" w:lastColumn="0" w:noHBand="0" w:noVBand="1"/>
       </w:tblPr>
       <w:tblGrid>
-        <w:gridCol w:w="2262"/>
-        <w:gridCol w:w="2259"/>
+        <w:gridCol w:w="2261"/>
+        <w:gridCol w:w="2260"/>
         <w:gridCol w:w="2260"/>
         <w:gridCol w:w="2259"/>
       </w:tblGrid>
@@ -10994,15 +11928,7 @@
           <w:tcPr>
             <w:tcW w:w="2262" w:type="dxa"/>
           </w:tcPr>
-          <w:p>
-            <w:r>
-              <w:rPr>
-                <w:rFonts w:ascii="Arial" w:hAnsi="Arial"/>
-                <w:sz w:val="20"/>
-              </w:rPr>
-              <w:t>HCMS System</w:t>
-            </w:r>
-          </w:p>
+          <w:p/>
         </w:tc>
       </w:tr>
       <w:tr>
@@ -11133,7 +12059,6 @@
                 <w:rFonts w:ascii="Arial" w:hAnsi="Arial"/>
                 <w:sz w:val="20"/>
               </w:rPr>
-              <w:lastRenderedPageBreak/>
               <w:t>Normal Sequence/Flow</w:t>
             </w:r>
           </w:p>
@@ -11313,6 +12238,7 @@
           <w:sz w:val="22"/>
           <w:szCs w:val="22"/>
         </w:rPr>
+        <w:lastRenderedPageBreak/>
         <w:t>2.7 EMR Access</w:t>
       </w:r>
     </w:p>
@@ -11341,8 +12267,8 @@
         <w:tblLook w:val="04A0" w:firstRow="1" w:lastRow="0" w:firstColumn="1" w:lastColumn="0" w:noHBand="0" w:noVBand="1"/>
       </w:tblPr>
       <w:tblGrid>
-        <w:gridCol w:w="2262"/>
-        <w:gridCol w:w="2259"/>
+        <w:gridCol w:w="2261"/>
+        <w:gridCol w:w="2260"/>
         <w:gridCol w:w="2260"/>
         <w:gridCol w:w="2259"/>
       </w:tblGrid>
@@ -11393,15 +12319,7 @@
           <w:tcPr>
             <w:tcW w:w="2262" w:type="dxa"/>
           </w:tcPr>
-          <w:p>
-            <w:r>
-              <w:rPr>
-                <w:rFonts w:ascii="Arial" w:hAnsi="Arial"/>
-                <w:sz w:val="20"/>
-              </w:rPr>
-              <w:t>HCMS System</w:t>
-            </w:r>
-          </w:p>
+          <w:p/>
         </w:tc>
       </w:tr>
       <w:tr>
@@ -11707,8 +12625,8 @@
         <w:tblLook w:val="04A0" w:firstRow="1" w:lastRow="0" w:firstColumn="1" w:lastColumn="0" w:noHBand="0" w:noVBand="1"/>
       </w:tblPr>
       <w:tblGrid>
-        <w:gridCol w:w="2262"/>
-        <w:gridCol w:w="2259"/>
+        <w:gridCol w:w="2261"/>
+        <w:gridCol w:w="2260"/>
         <w:gridCol w:w="2260"/>
         <w:gridCol w:w="2259"/>
       </w:tblGrid>
@@ -11759,15 +12677,7 @@
           <w:tcPr>
             <w:tcW w:w="2262" w:type="dxa"/>
           </w:tcPr>
-          <w:p>
-            <w:r>
-              <w:rPr>
-                <w:rFonts w:ascii="Arial" w:hAnsi="Arial"/>
-                <w:sz w:val="20"/>
-              </w:rPr>
-              <w:t>HCMS System</w:t>
-            </w:r>
-          </w:p>
+          <w:p/>
         </w:tc>
       </w:tr>
       <w:tr>
@@ -12125,7 +13035,6 @@
           <w:sz w:val="22"/>
           <w:szCs w:val="22"/>
         </w:rPr>
-        <w:lastRenderedPageBreak/>
         <w:t>2.8.2 UC-13 Issue Electronic Prescription</w:t>
       </w:r>
     </w:p>
@@ -12136,8 +13045,8 @@
         <w:tblLook w:val="04A0" w:firstRow="1" w:lastRow="0" w:firstColumn="1" w:lastColumn="0" w:noHBand="0" w:noVBand="1"/>
       </w:tblPr>
       <w:tblGrid>
-        <w:gridCol w:w="2262"/>
-        <w:gridCol w:w="2259"/>
+        <w:gridCol w:w="2261"/>
+        <w:gridCol w:w="2260"/>
         <w:gridCol w:w="2260"/>
         <w:gridCol w:w="2259"/>
       </w:tblGrid>
@@ -12188,15 +13097,7 @@
           <w:tcPr>
             <w:tcW w:w="2262" w:type="dxa"/>
           </w:tcPr>
-          <w:p>
-            <w:r>
-              <w:rPr>
-                <w:rFonts w:ascii="Arial" w:hAnsi="Arial"/>
-                <w:sz w:val="20"/>
-              </w:rPr>
-              <w:t>HCMS System</w:t>
-            </w:r>
-          </w:p>
+          <w:p/>
         </w:tc>
       </w:tr>
       <w:tr>
@@ -12398,6 +13299,13 @@
                 <w:sz w:val="20"/>
               </w:rPr>
               <w:br/>
+            </w:r>
+            <w:r>
+              <w:rPr>
+                <w:rFonts w:ascii="Arial" w:hAnsi="Arial"/>
+                <w:sz w:val="20"/>
+              </w:rPr>
+              <w:lastRenderedPageBreak/>
               <w:t>4.</w:t>
             </w:r>
             <w:r>
@@ -12502,6 +13410,7 @@
                 <w:rFonts w:ascii="Arial" w:hAnsi="Arial"/>
                 <w:sz w:val="20"/>
               </w:rPr>
+              <w:lastRenderedPageBreak/>
               <w:t>Alternative Sequences/Flows</w:t>
             </w:r>
           </w:p>
@@ -12646,8 +13555,8 @@
         <w:tblLook w:val="04A0" w:firstRow="1" w:lastRow="0" w:firstColumn="1" w:lastColumn="0" w:noHBand="0" w:noVBand="1"/>
       </w:tblPr>
       <w:tblGrid>
-        <w:gridCol w:w="2262"/>
-        <w:gridCol w:w="2259"/>
+        <w:gridCol w:w="2261"/>
+        <w:gridCol w:w="2260"/>
         <w:gridCol w:w="2260"/>
         <w:gridCol w:w="2259"/>
       </w:tblGrid>
@@ -12698,15 +13607,7 @@
           <w:tcPr>
             <w:tcW w:w="2262" w:type="dxa"/>
           </w:tcPr>
-          <w:p>
-            <w:r>
-              <w:rPr>
-                <w:rFonts w:ascii="Arial" w:hAnsi="Arial"/>
-                <w:sz w:val="20"/>
-              </w:rPr>
-              <w:t>HCMS System</w:t>
-            </w:r>
-          </w:p>
+          <w:p/>
         </w:tc>
       </w:tr>
       <w:tr>
@@ -13071,7 +13972,7 @@
                     <pic:cNvPicPr/>
                   </pic:nvPicPr>
                   <pic:blipFill>
-                    <a:blip r:embed="rId20"/>
+                    <a:blip r:embed="rId21"/>
                     <a:stretch>
                       <a:fillRect/>
                     </a:stretch>
@@ -13256,7 +14157,7 @@
                     <pic:cNvPicPr/>
                   </pic:nvPicPr>
                   <pic:blipFill rotWithShape="1">
-                    <a:blip r:embed="rId21"/>
+                    <a:blip r:embed="rId22"/>
                     <a:srcRect l="2001" t="2763" r="1966" b="2030"/>
                     <a:stretch>
                       <a:fillRect/>
@@ -13464,7 +14365,7 @@
                     <pic:cNvPicPr/>
                   </pic:nvPicPr>
                   <pic:blipFill rotWithShape="1">
-                    <a:blip r:embed="rId22"/>
+                    <a:blip r:embed="rId23"/>
                     <a:srcRect b="1221"/>
                     <a:stretch>
                       <a:fillRect/>
@@ -13658,7 +14559,7 @@
                     <pic:cNvPicPr/>
                   </pic:nvPicPr>
                   <pic:blipFill>
-                    <a:blip r:embed="rId23"/>
+                    <a:blip r:embed="rId24"/>
                     <a:stretch>
                       <a:fillRect/>
                     </a:stretch>
@@ -13835,7 +14736,7 @@
                     <pic:cNvPicPr/>
                   </pic:nvPicPr>
                   <pic:blipFill rotWithShape="1">
-                    <a:blip r:embed="rId24"/>
+                    <a:blip r:embed="rId25"/>
                     <a:srcRect t="1741"/>
                     <a:stretch>
                       <a:fillRect/>
@@ -14034,7 +14935,7 @@
                     <pic:cNvPicPr/>
                   </pic:nvPicPr>
                   <pic:blipFill>
-                    <a:blip r:embed="rId25"/>
+                    <a:blip r:embed="rId26"/>
                     <a:stretch>
                       <a:fillRect/>
                     </a:stretch>
@@ -14254,7 +15155,7 @@
                     <pic:cNvPicPr/>
                   </pic:nvPicPr>
                   <pic:blipFill rotWithShape="1">
-                    <a:blip r:embed="rId26"/>
+                    <a:blip r:embed="rId27"/>
                     <a:srcRect t="988" b="2164"/>
                     <a:stretch>
                       <a:fillRect/>
@@ -14462,7 +15363,7 @@
                     <pic:cNvPicPr/>
                   </pic:nvPicPr>
                   <pic:blipFill rotWithShape="1">
-                    <a:blip r:embed="rId27"/>
+                    <a:blip r:embed="rId28"/>
                     <a:srcRect l="1635" t="2093" r="2445"/>
                     <a:stretch>
                       <a:fillRect/>
@@ -14656,7 +15557,7 @@
                     <pic:cNvPicPr/>
                   </pic:nvPicPr>
                   <pic:blipFill rotWithShape="1">
-                    <a:blip r:embed="rId28"/>
+                    <a:blip r:embed="rId29"/>
                     <a:srcRect t="2531" b="1585"/>
                     <a:stretch>
                       <a:fillRect/>
@@ -14887,7 +15788,7 @@
                     <pic:cNvPicPr/>
                   </pic:nvPicPr>
                   <pic:blipFill rotWithShape="1">
-                    <a:blip r:embed="rId29"/>
+                    <a:blip r:embed="rId30"/>
                     <a:srcRect t="1982"/>
                     <a:stretch>
                       <a:fillRect/>
@@ -15078,7 +15979,7 @@
                     <pic:cNvPicPr/>
                   </pic:nvPicPr>
                   <pic:blipFill rotWithShape="1">
-                    <a:blip r:embed="rId30"/>
+                    <a:blip r:embed="rId31"/>
                     <a:srcRect t="1648"/>
                     <a:stretch>
                       <a:fillRect/>
@@ -15258,6 +16159,12 @@
         <w:rPr>
           <w:noProof/>
         </w:rPr>
+        <w:t xml:space="preserve"> </w:t>
+      </w:r>
+      <w:r>
+        <w:rPr>
+          <w:noProof/>
+        </w:rPr>
         <w:drawing>
           <wp:inline distT="0" distB="0" distL="0" distR="0" wp14:anchorId="00090561" wp14:editId="6130A8AC">
             <wp:extent cx="5746750" cy="3529644"/>
@@ -15274,7 +16181,7 @@
                     <pic:cNvPicPr/>
                   </pic:nvPicPr>
                   <pic:blipFill rotWithShape="1">
-                    <a:blip r:embed="rId31"/>
+                    <a:blip r:embed="rId32"/>
                     <a:srcRect t="1654"/>
                     <a:stretch>
                       <a:fillRect/>
@@ -15863,7 +16770,23 @@
                 <w:rFonts w:ascii="Arial" w:hAnsi="Arial"/>
                 <w:sz w:val="20"/>
               </w:rPr>
-              <w:t>Transition from 'Pending' to 'Confirmed' status requires manual verification by a Receptionist.</w:t>
+              <w:t xml:space="preserve">Transition from 'Pending' to 'Confirmed' status requires manual verification by a </w:t>
+            </w:r>
+            <w:proofErr w:type="gramStart"/>
+            <w:r>
+              <w:rPr>
+                <w:rFonts w:ascii="Arial" w:hAnsi="Arial"/>
+                <w:sz w:val="20"/>
+              </w:rPr>
+              <w:t>Receptionist</w:t>
+            </w:r>
+            <w:proofErr w:type="gramEnd"/>
+            <w:r>
+              <w:rPr>
+                <w:rFonts w:ascii="Arial" w:hAnsi="Arial"/>
+                <w:sz w:val="20"/>
+              </w:rPr>
+              <w:t>.</w:t>
             </w:r>
           </w:p>
         </w:tc>
@@ -15953,7 +16876,23 @@
                 <w:rFonts w:ascii="Arial" w:hAnsi="Arial"/>
                 <w:sz w:val="20"/>
               </w:rPr>
-              <w:t>Billing invoices are automatically calculated as: Consultation Fee + Sum(Medication Price * Qty).</w:t>
+              <w:t xml:space="preserve">Billing invoices are automatically calculated as: Consultation Fee + </w:t>
+            </w:r>
+            <w:proofErr w:type="gramStart"/>
+            <w:r>
+              <w:rPr>
+                <w:rFonts w:ascii="Arial" w:hAnsi="Arial"/>
+                <w:sz w:val="20"/>
+              </w:rPr>
+              <w:t>Sum(</w:t>
+            </w:r>
+            <w:proofErr w:type="gramEnd"/>
+            <w:r>
+              <w:rPr>
+                <w:rFonts w:ascii="Arial" w:hAnsi="Arial"/>
+                <w:sz w:val="20"/>
+              </w:rPr>
+              <w:t>Medication Price * Qty).</w:t>
             </w:r>
           </w:p>
         </w:tc>
@@ -17094,7 +18033,12 @@
       </w:pPr>
     </w:p>
     <w:sectPr>
-      <w:footerReference w:type="default" r:id="rId32"/>
+      <w:headerReference w:type="even" r:id="rId33"/>
+      <w:headerReference w:type="default" r:id="rId34"/>
+      <w:footerReference w:type="even" r:id="rId35"/>
+      <w:footerReference w:type="default" r:id="rId36"/>
+      <w:headerReference w:type="first" r:id="rId37"/>
+      <w:footerReference w:type="first" r:id="rId38"/>
       <w:pgSz w:w="11906" w:h="16838"/>
       <w:pgMar w:top="1440" w:right="1416" w:bottom="1440" w:left="1440" w:header="708" w:footer="708" w:gutter="0"/>
       <w:pgNumType w:start="1"/>
@@ -17131,6 +18075,16 @@
 </file>
 
 <file path=word/footer1.xml><?xml version="1.0" encoding="utf-8"?>
+<w:ftr xmlns:wpc="http://schemas.microsoft.com/office/word/2010/wordprocessingCanvas" xmlns:cx="http://schemas.microsoft.com/office/drawing/2014/chartex" xmlns:cx1="http://schemas.microsoft.com/office/drawing/2015/9/8/chartex" xmlns:cx2="http://schemas.microsoft.com/office/drawing/2015/10/21/chartex" xmlns:cx3="http://schemas.microsoft.com/office/drawing/2016/5/9/chartex" xmlns:cx4="http://schemas.microsoft.com/office/drawing/2016/5/10/chartex" xmlns:cx5="http://schemas.microsoft.com/office/drawing/2016/5/11/chartex" xmlns:cx6="http://schemas.microsoft.com/office/drawing/2016/5/12/chartex" xmlns:cx7="http://schemas.microsoft.com/office/drawing/2016/5/13/chartex" xmlns:cx8="http://schemas.microsoft.com/office/drawing/2016/5/14/chartex" xmlns:mc="http://schemas.openxmlformats.org/markup-compatibility/2006" xmlns:aink="http://schemas.microsoft.com/office/drawing/2016/ink" xmlns:am3d="http://schemas.microsoft.com/office/drawing/2017/model3d" xmlns:o="urn:schemas-microsoft-com:office:office" xmlns:oel="http://schemas.microsoft.com/office/2019/extlst" xmlns:r="http://schemas.openxmlformats.org/officeDocument/2006/relationships" xmlns:m="http://schemas.openxmlformats.org/officeDocument/2006/math" xmlns:v="urn:schemas-microsoft-com:vml" xmlns:wp14="http://schemas.microsoft.com/office/word/2010/wordprocessingDrawing" xmlns:wp="http://schemas.openxmlformats.org/drawingml/2006/wordprocessingDrawing" xmlns:w10="urn:schemas-microsoft-com:office:word" xmlns:w="http://schemas.openxmlformats.org/wordprocessingml/2006/main" xmlns:w14="http://schemas.microsoft.com/office/word/2010/wordml" xmlns:w15="http://schemas.microsoft.com/office/word/2012/wordml" xmlns:w16cex="http://schemas.microsoft.com/office/word/2018/wordml/cex" xmlns:w16cid="http://schemas.microsoft.com/office/word/2016/wordml/cid" xmlns:w16="http://schemas.microsoft.com/office/word/2018/wordml" xmlns:w16du="http://schemas.microsoft.com/office/word/2023/wordml/word16du" xmlns:w16sdtdh="http://schemas.microsoft.com/office/word/2020/wordml/sdtdatahash" xmlns:w16sdtfl="http://schemas.microsoft.com/office/word/2024/wordml/sdtformatlock" xmlns:w16se="http://schemas.microsoft.com/office/word/2015/wordml/symex" xmlns:wpg="http://schemas.microsoft.com/office/word/2010/wordprocessingGroup" xmlns:wpi="http://schemas.microsoft.com/office/word/2010/wordprocessingInk" xmlns:wne="http://schemas.microsoft.com/office/word/2006/wordml" xmlns:wps="http://schemas.microsoft.com/office/word/2010/wordprocessingShape" mc:Ignorable="w14 w15 w16se w16cid w16 w16cex w16sdtdh w16sdtfl w16du wp14">
+  <w:p>
+    <w:pPr>
+      <w:pStyle w:val="Footer"/>
+    </w:pPr>
+  </w:p>
+</w:ftr>
+</file>
+
+<file path=word/footer2.xml><?xml version="1.0" encoding="utf-8"?>
 <w:ftr xmlns:wpc="http://schemas.microsoft.com/office/word/2010/wordprocessingCanvas" xmlns:cx="http://schemas.microsoft.com/office/drawing/2014/chartex" xmlns:cx1="http://schemas.microsoft.com/office/drawing/2015/9/8/chartex" xmlns:cx2="http://schemas.microsoft.com/office/drawing/2015/10/21/chartex" xmlns:cx3="http://schemas.microsoft.com/office/drawing/2016/5/9/chartex" xmlns:cx4="http://schemas.microsoft.com/office/drawing/2016/5/10/chartex" xmlns:cx5="http://schemas.microsoft.com/office/drawing/2016/5/11/chartex" xmlns:cx6="http://schemas.microsoft.com/office/drawing/2016/5/12/chartex" xmlns:cx7="http://schemas.microsoft.com/office/drawing/2016/5/13/chartex" xmlns:cx8="http://schemas.microsoft.com/office/drawing/2016/5/14/chartex" xmlns:mc="http://schemas.openxmlformats.org/markup-compatibility/2006" xmlns:aink="http://schemas.microsoft.com/office/drawing/2016/ink" xmlns:am3d="http://schemas.microsoft.com/office/drawing/2017/model3d" xmlns:o="urn:schemas-microsoft-com:office:office" xmlns:oel="http://schemas.microsoft.com/office/2019/extlst" xmlns:r="http://schemas.openxmlformats.org/officeDocument/2006/relationships" xmlns:m="http://schemas.openxmlformats.org/officeDocument/2006/math" xmlns:v="urn:schemas-microsoft-com:vml" xmlns:wp14="http://schemas.microsoft.com/office/word/2010/wordprocessingDrawing" xmlns:wp="http://schemas.openxmlformats.org/drawingml/2006/wordprocessingDrawing" xmlns:w10="urn:schemas-microsoft-com:office:word" xmlns:w="http://schemas.openxmlformats.org/wordprocessingml/2006/main" xmlns:w14="http://schemas.microsoft.com/office/word/2010/wordml" xmlns:w15="http://schemas.microsoft.com/office/word/2012/wordml" xmlns:w16cex="http://schemas.microsoft.com/office/word/2018/wordml/cex" xmlns:w16cid="http://schemas.microsoft.com/office/word/2016/wordml/cid" xmlns:w16="http://schemas.microsoft.com/office/word/2018/wordml" xmlns:w16du="http://schemas.microsoft.com/office/word/2023/wordml/word16du" xmlns:w16sdtdh="http://schemas.microsoft.com/office/word/2020/wordml/sdtdatahash" xmlns:w16sdtfl="http://schemas.microsoft.com/office/word/2024/wordml/sdtformatlock" xmlns:w16se="http://schemas.microsoft.com/office/word/2015/wordml/symex" xmlns:wpg="http://schemas.microsoft.com/office/word/2010/wordprocessingGroup" xmlns:wpi="http://schemas.microsoft.com/office/word/2010/wordprocessingInk" xmlns:wne="http://schemas.microsoft.com/office/word/2006/wordml" xmlns:wps="http://schemas.microsoft.com/office/word/2010/wordprocessingShape" mc:Ignorable="w14 w15 w16se w16cid w16 w16cex w16sdtdh w16sdtfl w16du wp14">
   <w:p>
     <w:pPr>
@@ -17189,7 +18143,6 @@
               <w:szCs w:val="22"/>
             </w:rPr>
           </w:pPr>
-          <w:proofErr w:type="spellStart"/>
           <w:r>
             <w:rPr>
               <w:rFonts w:ascii="Calibri" w:eastAsia="Calibri" w:hAnsi="Calibri" w:cs="Calibri"/>
@@ -17197,9 +18150,8 @@
               <w:sz w:val="22"/>
               <w:szCs w:val="22"/>
             </w:rPr>
-            <w:t>ProjectCode</w:t>
+            <w:t>HCMS</w:t>
           </w:r>
-          <w:proofErr w:type="spellEnd"/>
           <w:r>
             <w:rPr>
               <w:rFonts w:ascii="Calibri" w:eastAsia="Calibri" w:hAnsi="Calibri" w:cs="Calibri"/>
@@ -17337,6 +18289,16 @@
 </w:ftr>
 </file>
 
+<file path=word/footer3.xml><?xml version="1.0" encoding="utf-8"?>
+<w:ftr xmlns:wpc="http://schemas.microsoft.com/office/word/2010/wordprocessingCanvas" xmlns:cx="http://schemas.microsoft.com/office/drawing/2014/chartex" xmlns:cx1="http://schemas.microsoft.com/office/drawing/2015/9/8/chartex" xmlns:cx2="http://schemas.microsoft.com/office/drawing/2015/10/21/chartex" xmlns:cx3="http://schemas.microsoft.com/office/drawing/2016/5/9/chartex" xmlns:cx4="http://schemas.microsoft.com/office/drawing/2016/5/10/chartex" xmlns:cx5="http://schemas.microsoft.com/office/drawing/2016/5/11/chartex" xmlns:cx6="http://schemas.microsoft.com/office/drawing/2016/5/12/chartex" xmlns:cx7="http://schemas.microsoft.com/office/drawing/2016/5/13/chartex" xmlns:cx8="http://schemas.microsoft.com/office/drawing/2016/5/14/chartex" xmlns:mc="http://schemas.openxmlformats.org/markup-compatibility/2006" xmlns:aink="http://schemas.microsoft.com/office/drawing/2016/ink" xmlns:am3d="http://schemas.microsoft.com/office/drawing/2017/model3d" xmlns:o="urn:schemas-microsoft-com:office:office" xmlns:oel="http://schemas.microsoft.com/office/2019/extlst" xmlns:r="http://schemas.openxmlformats.org/officeDocument/2006/relationships" xmlns:m="http://schemas.openxmlformats.org/officeDocument/2006/math" xmlns:v="urn:schemas-microsoft-com:vml" xmlns:wp14="http://schemas.microsoft.com/office/word/2010/wordprocessingDrawing" xmlns:wp="http://schemas.openxmlformats.org/drawingml/2006/wordprocessingDrawing" xmlns:w10="urn:schemas-microsoft-com:office:word" xmlns:w="http://schemas.openxmlformats.org/wordprocessingml/2006/main" xmlns:w14="http://schemas.microsoft.com/office/word/2010/wordml" xmlns:w15="http://schemas.microsoft.com/office/word/2012/wordml" xmlns:w16cex="http://schemas.microsoft.com/office/word/2018/wordml/cex" xmlns:w16cid="http://schemas.microsoft.com/office/word/2016/wordml/cid" xmlns:w16="http://schemas.microsoft.com/office/word/2018/wordml" xmlns:w16du="http://schemas.microsoft.com/office/word/2023/wordml/word16du" xmlns:w16sdtdh="http://schemas.microsoft.com/office/word/2020/wordml/sdtdatahash" xmlns:w16sdtfl="http://schemas.microsoft.com/office/word/2024/wordml/sdtformatlock" xmlns:w16se="http://schemas.microsoft.com/office/word/2015/wordml/symex" xmlns:wpg="http://schemas.microsoft.com/office/word/2010/wordprocessingGroup" xmlns:wpi="http://schemas.microsoft.com/office/word/2010/wordprocessingInk" xmlns:wne="http://schemas.microsoft.com/office/word/2006/wordml" xmlns:wps="http://schemas.microsoft.com/office/word/2010/wordprocessingShape" mc:Ignorable="w14 w15 w16se w16cid w16 w16cex w16sdtdh w16sdtfl w16du wp14">
+  <w:p>
+    <w:pPr>
+      <w:pStyle w:val="Footer"/>
+    </w:pPr>
+  </w:p>
+</w:ftr>
+</file>
+
 <file path=word/footnotes.xml><?xml version="1.0" encoding="utf-8"?>
 <w:footnotes xmlns:wpc="http://schemas.microsoft.com/office/word/2010/wordprocessingCanvas" xmlns:cx="http://schemas.microsoft.com/office/drawing/2014/chartex" xmlns:cx1="http://schemas.microsoft.com/office/drawing/2015/9/8/chartex" xmlns:cx2="http://schemas.microsoft.com/office/drawing/2015/10/21/chartex" xmlns:cx3="http://schemas.microsoft.com/office/drawing/2016/5/9/chartex" xmlns:cx4="http://schemas.microsoft.com/office/drawing/2016/5/10/chartex" xmlns:cx5="http://schemas.microsoft.com/office/drawing/2016/5/11/chartex" xmlns:cx6="http://schemas.microsoft.com/office/drawing/2016/5/12/chartex" xmlns:cx7="http://schemas.microsoft.com/office/drawing/2016/5/13/chartex" xmlns:cx8="http://schemas.microsoft.com/office/drawing/2016/5/14/chartex" xmlns:mc="http://schemas.openxmlformats.org/markup-compatibility/2006" xmlns:aink="http://schemas.microsoft.com/office/drawing/2016/ink" xmlns:am3d="http://schemas.microsoft.com/office/drawing/2017/model3d" xmlns:o="urn:schemas-microsoft-com:office:office" xmlns:oel="http://schemas.microsoft.com/office/2019/extlst" xmlns:r="http://schemas.openxmlformats.org/officeDocument/2006/relationships" xmlns:m="http://schemas.openxmlformats.org/officeDocument/2006/math" xmlns:v="urn:schemas-microsoft-com:vml" xmlns:wp14="http://schemas.microsoft.com/office/word/2010/wordprocessingDrawing" xmlns:wp="http://schemas.openxmlformats.org/drawingml/2006/wordprocessingDrawing" xmlns:w10="urn:schemas-microsoft-com:office:word" xmlns:w="http://schemas.openxmlformats.org/wordprocessingml/2006/main" xmlns:w14="http://schemas.microsoft.com/office/word/2010/wordml" xmlns:w15="http://schemas.microsoft.com/office/word/2012/wordml" xmlns:w16cex="http://schemas.microsoft.com/office/word/2018/wordml/cex" xmlns:w16cid="http://schemas.microsoft.com/office/word/2016/wordml/cid" xmlns:w16="http://schemas.microsoft.com/office/word/2018/wordml" xmlns:w16du="http://schemas.microsoft.com/office/word/2023/wordml/word16du" xmlns:w16sdtdh="http://schemas.microsoft.com/office/word/2020/wordml/sdtdatahash" xmlns:w16sdtfl="http://schemas.microsoft.com/office/word/2024/wordml/sdtformatlock" xmlns:w16se="http://schemas.microsoft.com/office/word/2015/wordml/symex" xmlns:wpg="http://schemas.microsoft.com/office/word/2010/wordprocessingGroup" xmlns:wpi="http://schemas.microsoft.com/office/word/2010/wordprocessingInk" xmlns:wne="http://schemas.microsoft.com/office/word/2006/wordml" xmlns:wps="http://schemas.microsoft.com/office/word/2010/wordprocessingShape" mc:Ignorable="w14 w15 w16se w16cid w16 w16cex w16sdtdh w16sdtfl w16du wp14">
   <w:footnote w:type="separator" w:id="-1">
@@ -17360,6 +18322,36 @@
     </w:p>
   </w:footnote>
 </w:footnotes>
+</file>
+
+<file path=word/header1.xml><?xml version="1.0" encoding="utf-8"?>
+<w:hdr xmlns:wpc="http://schemas.microsoft.com/office/word/2010/wordprocessingCanvas" xmlns:cx="http://schemas.microsoft.com/office/drawing/2014/chartex" xmlns:cx1="http://schemas.microsoft.com/office/drawing/2015/9/8/chartex" xmlns:cx2="http://schemas.microsoft.com/office/drawing/2015/10/21/chartex" xmlns:cx3="http://schemas.microsoft.com/office/drawing/2016/5/9/chartex" xmlns:cx4="http://schemas.microsoft.com/office/drawing/2016/5/10/chartex" xmlns:cx5="http://schemas.microsoft.com/office/drawing/2016/5/11/chartex" xmlns:cx6="http://schemas.microsoft.com/office/drawing/2016/5/12/chartex" xmlns:cx7="http://schemas.microsoft.com/office/drawing/2016/5/13/chartex" xmlns:cx8="http://schemas.microsoft.com/office/drawing/2016/5/14/chartex" xmlns:mc="http://schemas.openxmlformats.org/markup-compatibility/2006" xmlns:aink="http://schemas.microsoft.com/office/drawing/2016/ink" xmlns:am3d="http://schemas.microsoft.com/office/drawing/2017/model3d" xmlns:o="urn:schemas-microsoft-com:office:office" xmlns:oel="http://schemas.microsoft.com/office/2019/extlst" xmlns:r="http://schemas.openxmlformats.org/officeDocument/2006/relationships" xmlns:m="http://schemas.openxmlformats.org/officeDocument/2006/math" xmlns:v="urn:schemas-microsoft-com:vml" xmlns:wp14="http://schemas.microsoft.com/office/word/2010/wordprocessingDrawing" xmlns:wp="http://schemas.openxmlformats.org/drawingml/2006/wordprocessingDrawing" xmlns:w10="urn:schemas-microsoft-com:office:word" xmlns:w="http://schemas.openxmlformats.org/wordprocessingml/2006/main" xmlns:w14="http://schemas.microsoft.com/office/word/2010/wordml" xmlns:w15="http://schemas.microsoft.com/office/word/2012/wordml" xmlns:w16cex="http://schemas.microsoft.com/office/word/2018/wordml/cex" xmlns:w16cid="http://schemas.microsoft.com/office/word/2016/wordml/cid" xmlns:w16="http://schemas.microsoft.com/office/word/2018/wordml" xmlns:w16du="http://schemas.microsoft.com/office/word/2023/wordml/word16du" xmlns:w16sdtdh="http://schemas.microsoft.com/office/word/2020/wordml/sdtdatahash" xmlns:w16sdtfl="http://schemas.microsoft.com/office/word/2024/wordml/sdtformatlock" xmlns:w16se="http://schemas.microsoft.com/office/word/2015/wordml/symex" xmlns:wpg="http://schemas.microsoft.com/office/word/2010/wordprocessingGroup" xmlns:wpi="http://schemas.microsoft.com/office/word/2010/wordprocessingInk" xmlns:wne="http://schemas.microsoft.com/office/word/2006/wordml" xmlns:wps="http://schemas.microsoft.com/office/word/2010/wordprocessingShape" mc:Ignorable="w14 w15 w16se w16cid w16 w16cex w16sdtdh w16sdtfl w16du wp14">
+  <w:p>
+    <w:pPr>
+      <w:pStyle w:val="Header"/>
+    </w:pPr>
+  </w:p>
+</w:hdr>
+</file>
+
+<file path=word/header2.xml><?xml version="1.0" encoding="utf-8"?>
+<w:hdr xmlns:wpc="http://schemas.microsoft.com/office/word/2010/wordprocessingCanvas" xmlns:cx="http://schemas.microsoft.com/office/drawing/2014/chartex" xmlns:cx1="http://schemas.microsoft.com/office/drawing/2015/9/8/chartex" xmlns:cx2="http://schemas.microsoft.com/office/drawing/2015/10/21/chartex" xmlns:cx3="http://schemas.microsoft.com/office/drawing/2016/5/9/chartex" xmlns:cx4="http://schemas.microsoft.com/office/drawing/2016/5/10/chartex" xmlns:cx5="http://schemas.microsoft.com/office/drawing/2016/5/11/chartex" xmlns:cx6="http://schemas.microsoft.com/office/drawing/2016/5/12/chartex" xmlns:cx7="http://schemas.microsoft.com/office/drawing/2016/5/13/chartex" xmlns:cx8="http://schemas.microsoft.com/office/drawing/2016/5/14/chartex" xmlns:mc="http://schemas.openxmlformats.org/markup-compatibility/2006" xmlns:aink="http://schemas.microsoft.com/office/drawing/2016/ink" xmlns:am3d="http://schemas.microsoft.com/office/drawing/2017/model3d" xmlns:o="urn:schemas-microsoft-com:office:office" xmlns:oel="http://schemas.microsoft.com/office/2019/extlst" xmlns:r="http://schemas.openxmlformats.org/officeDocument/2006/relationships" xmlns:m="http://schemas.openxmlformats.org/officeDocument/2006/math" xmlns:v="urn:schemas-microsoft-com:vml" xmlns:wp14="http://schemas.microsoft.com/office/word/2010/wordprocessingDrawing" xmlns:wp="http://schemas.openxmlformats.org/drawingml/2006/wordprocessingDrawing" xmlns:w10="urn:schemas-microsoft-com:office:word" xmlns:w="http://schemas.openxmlformats.org/wordprocessingml/2006/main" xmlns:w14="http://schemas.microsoft.com/office/word/2010/wordml" xmlns:w15="http://schemas.microsoft.com/office/word/2012/wordml" xmlns:w16cex="http://schemas.microsoft.com/office/word/2018/wordml/cex" xmlns:w16cid="http://schemas.microsoft.com/office/word/2016/wordml/cid" xmlns:w16="http://schemas.microsoft.com/office/word/2018/wordml" xmlns:w16du="http://schemas.microsoft.com/office/word/2023/wordml/word16du" xmlns:w16sdtdh="http://schemas.microsoft.com/office/word/2020/wordml/sdtdatahash" xmlns:w16sdtfl="http://schemas.microsoft.com/office/word/2024/wordml/sdtformatlock" xmlns:w16se="http://schemas.microsoft.com/office/word/2015/wordml/symex" xmlns:wpg="http://schemas.microsoft.com/office/word/2010/wordprocessingGroup" xmlns:wpi="http://schemas.microsoft.com/office/word/2010/wordprocessingInk" xmlns:wne="http://schemas.microsoft.com/office/word/2006/wordml" xmlns:wps="http://schemas.microsoft.com/office/word/2010/wordprocessingShape" mc:Ignorable="w14 w15 w16se w16cid w16 w16cex w16sdtdh w16sdtfl w16du wp14">
+  <w:p>
+    <w:pPr>
+      <w:pStyle w:val="Header"/>
+    </w:pPr>
+  </w:p>
+</w:hdr>
+</file>
+
+<file path=word/header3.xml><?xml version="1.0" encoding="utf-8"?>
+<w:hdr xmlns:wpc="http://schemas.microsoft.com/office/word/2010/wordprocessingCanvas" xmlns:cx="http://schemas.microsoft.com/office/drawing/2014/chartex" xmlns:cx1="http://schemas.microsoft.com/office/drawing/2015/9/8/chartex" xmlns:cx2="http://schemas.microsoft.com/office/drawing/2015/10/21/chartex" xmlns:cx3="http://schemas.microsoft.com/office/drawing/2016/5/9/chartex" xmlns:cx4="http://schemas.microsoft.com/office/drawing/2016/5/10/chartex" xmlns:cx5="http://schemas.microsoft.com/office/drawing/2016/5/11/chartex" xmlns:cx6="http://schemas.microsoft.com/office/drawing/2016/5/12/chartex" xmlns:cx7="http://schemas.microsoft.com/office/drawing/2016/5/13/chartex" xmlns:cx8="http://schemas.microsoft.com/office/drawing/2016/5/14/chartex" xmlns:mc="http://schemas.openxmlformats.org/markup-compatibility/2006" xmlns:aink="http://schemas.microsoft.com/office/drawing/2016/ink" xmlns:am3d="http://schemas.microsoft.com/office/drawing/2017/model3d" xmlns:o="urn:schemas-microsoft-com:office:office" xmlns:oel="http://schemas.microsoft.com/office/2019/extlst" xmlns:r="http://schemas.openxmlformats.org/officeDocument/2006/relationships" xmlns:m="http://schemas.openxmlformats.org/officeDocument/2006/math" xmlns:v="urn:schemas-microsoft-com:vml" xmlns:wp14="http://schemas.microsoft.com/office/word/2010/wordprocessingDrawing" xmlns:wp="http://schemas.openxmlformats.org/drawingml/2006/wordprocessingDrawing" xmlns:w10="urn:schemas-microsoft-com:office:word" xmlns:w="http://schemas.openxmlformats.org/wordprocessingml/2006/main" xmlns:w14="http://schemas.microsoft.com/office/word/2010/wordml" xmlns:w15="http://schemas.microsoft.com/office/word/2012/wordml" xmlns:w16cex="http://schemas.microsoft.com/office/word/2018/wordml/cex" xmlns:w16cid="http://schemas.microsoft.com/office/word/2016/wordml/cid" xmlns:w16="http://schemas.microsoft.com/office/word/2018/wordml" xmlns:w16du="http://schemas.microsoft.com/office/word/2023/wordml/word16du" xmlns:w16sdtdh="http://schemas.microsoft.com/office/word/2020/wordml/sdtdatahash" xmlns:w16sdtfl="http://schemas.microsoft.com/office/word/2024/wordml/sdtformatlock" xmlns:w16se="http://schemas.microsoft.com/office/word/2015/wordml/symex" xmlns:wpg="http://schemas.microsoft.com/office/word/2010/wordprocessingGroup" xmlns:wpi="http://schemas.microsoft.com/office/word/2010/wordprocessingInk" xmlns:wne="http://schemas.microsoft.com/office/word/2006/wordml" xmlns:wps="http://schemas.microsoft.com/office/word/2010/wordprocessingShape" mc:Ignorable="w14 w15 w16se w16cid w16 w16cex w16sdtdh w16sdtfl w16du wp14">
+  <w:p>
+    <w:pPr>
+      <w:pStyle w:val="Header"/>
+    </w:pPr>
+  </w:p>
+</w:hdr>
 </file>
 
 <file path=word/numbering.xml><?xml version="1.0" encoding="utf-8"?>
@@ -18862,7 +19854,7 @@
   <w:style w:type="paragraph" w:default="1" w:styleId="Normal">
     <w:name w:val="Normal"/>
     <w:qFormat/>
-    <w:rsid w:val="00491BA2"/>
+    <w:rsid w:val="001C7255"/>
   </w:style>
   <w:style w:type="paragraph" w:styleId="Heading1">
     <w:name w:val="heading 1"/>
@@ -20161,6 +21153,10 @@
 </go:gDocsCustomXmlDataStorage>
 </file>
 
+<file path=customXml/item2.xml><?xml version="1.0" encoding="utf-8"?>
+<b:Sources xmlns:b="http://schemas.openxmlformats.org/officeDocument/2006/bibliography" xmlns="http://schemas.openxmlformats.org/officeDocument/2006/bibliography" SelectedStyle="\APASixthEditionOfficeOnline.xsl" StyleName="APA" Version="6"/>
+</file>
+
 <file path=customXml/itemProps1.xml><?xml version="1.0" encoding="utf-8"?>
 <ds:datastoreItem xmlns:ds="http://schemas.openxmlformats.org/officeDocument/2006/customXml" ds:itemID="{11111111-1234-1234-1234-123412341234}">
   <ds:schemaRefs>
@@ -20168,4 +21164,12 @@
     <ds:schemaRef ds:uri="http://schemas.openxmlformats.org/officeDocument/2006/relationships"/>
   </ds:schemaRefs>
 </ds:datastoreItem>
+</file>
+
+<file path=customXml/itemProps2.xml><?xml version="1.0" encoding="utf-8"?>
+<ds:datastoreItem xmlns:ds="http://schemas.openxmlformats.org/officeDocument/2006/customXml" ds:itemID="{DB5EEE78-B84D-4213-BCBA-0B7A87049D6E}">
+  <ds:schemaRefs>
+    <ds:schemaRef ds:uri="http://schemas.openxmlformats.org/officeDocument/2006/bibliography"/>
+  </ds:schemaRefs>
+</ds:datastoreItem>
 </file>